--- a/manual-aplicativo-validador-consistencias-rem-ver-3.0.docx
+++ b/manual-aplicativo-validador-consistencias-rem-ver-3.0.docx
@@ -2082,9 +2082,9 @@
           <w:szCs w:val="20"/>
         </w:rPr>
       </w:pPr>
-      <w:bookmarkStart w:id="1" w:name="_Toc201653894"/>
-      <w:bookmarkStart w:id="2" w:name="_Toc213764890"/>
-      <w:bookmarkStart w:id="3" w:name="_Toc234333574"/>
+      <w:bookmarkStart w:id="1" w:name="_Toc234333574"/>
+      <w:bookmarkStart w:id="2" w:name="_Toc201653894"/>
+      <w:bookmarkStart w:id="3" w:name="_Toc213764890"/>
       <w:r>
         <w:rPr>
           <w:rFonts w:ascii="Segoe UI Light" w:hAnsi="Segoe UI Light" w:cs="Segoe UI Light"/>
@@ -2095,7 +2095,7 @@
         </w:rPr>
         <w:t>INTRODUCCIÓN</w:t>
       </w:r>
-      <w:bookmarkEnd w:id="3"/>
+      <w:bookmarkEnd w:id="1"/>
     </w:p>
     <w:p>
       <w:pPr>
@@ -2212,7 +2212,15 @@
           <w:sz w:val="20"/>
           <w:szCs w:val="20"/>
         </w:rPr>
-        <w:t>Así mismo es una herramienta que será utilizada para analizar y monitorear los datos desde el Subdepartamento de Estadística y Registros del Servicio de Salud Metropolitano Central una vez recibidos los archivos tanto en el periodo estadístico en curso como en correcciones REM.</w:t>
+        <w:t xml:space="preserve">Así mismo es una herramienta que será utilizada para analizar y monitorear los datos desde el Subdepartamento de Estadística y Registros del Servicio de Salud Metropolitano Central una vez recibidos </w:t>
+      </w:r>
+      <w:r>
+        <w:rPr>
+          <w:rFonts w:ascii="Segoe UI Light" w:hAnsi="Segoe UI Light" w:cs="Segoe UI Light"/>
+          <w:sz w:val="20"/>
+          <w:szCs w:val="20"/>
+        </w:rPr>
+        <w:t>los archivos tanto en el periodo estadístico en curso como en correcciones REM.</w:t>
       </w:r>
     </w:p>
     <w:p>
@@ -2262,11 +2270,17 @@
           <w:numId w:val="12"/>
         </w:numPr>
         <w:rPr>
+          <w:rFonts w:ascii="Segoe UI Light" w:hAnsi="Segoe UI Light" w:cs="Segoe UI Light"/>
+          <w:sz w:val="20"/>
+          <w:szCs w:val="20"/>
           <w:u w:val="single"/>
         </w:rPr>
       </w:pPr>
       <w:r>
         <w:rPr>
+          <w:rFonts w:ascii="Segoe UI Light" w:hAnsi="Segoe UI Light" w:cs="Segoe UI Light"/>
+          <w:sz w:val="20"/>
+          <w:szCs w:val="20"/>
           <w:u w:val="single"/>
         </w:rPr>
         <w:t>OBJETIVOS:</w:t>
@@ -2276,6 +2290,9 @@
       <w:pPr>
         <w:pStyle w:val="Prrafodelista"/>
         <w:rPr>
+          <w:rFonts w:ascii="Segoe UI Light" w:hAnsi="Segoe UI Light" w:cs="Segoe UI Light"/>
+          <w:sz w:val="20"/>
+          <w:szCs w:val="20"/>
           <w:u w:val="single"/>
         </w:rPr>
       </w:pPr>
@@ -2288,15 +2305,19 @@
           <w:numId w:val="10"/>
         </w:numPr>
         <w:spacing w:after="160" w:line="278" w:lineRule="auto"/>
-      </w:pPr>
-      <w:r>
-        <w:t>Detectar las modificaciones en los documentos REM</w:t>
-      </w:r>
-      <w:r>
-        <w:t xml:space="preserve"> (comparando dos documentos)</w:t>
-      </w:r>
-      <w:r>
-        <w:t>.</w:t>
+        <w:rPr>
+          <w:rFonts w:ascii="Segoe UI Light" w:hAnsi="Segoe UI Light" w:cs="Segoe UI Light"/>
+          <w:sz w:val="20"/>
+          <w:szCs w:val="20"/>
+        </w:rPr>
+      </w:pPr>
+      <w:r>
+        <w:rPr>
+          <w:rFonts w:ascii="Segoe UI Light" w:hAnsi="Segoe UI Light" w:cs="Segoe UI Light"/>
+          <w:sz w:val="20"/>
+          <w:szCs w:val="20"/>
+        </w:rPr>
+        <w:t>Detectar las modificaciones en los documentos REM (comparando dos documentos).</w:t>
       </w:r>
     </w:p>
     <w:p>
@@ -2307,8 +2328,18 @@
           <w:numId w:val="10"/>
         </w:numPr>
         <w:spacing w:after="160" w:line="278" w:lineRule="auto"/>
-      </w:pPr>
-      <w:r>
+        <w:rPr>
+          <w:rFonts w:ascii="Segoe UI Light" w:hAnsi="Segoe UI Light" w:cs="Segoe UI Light"/>
+          <w:sz w:val="20"/>
+          <w:szCs w:val="20"/>
+        </w:rPr>
+      </w:pPr>
+      <w:r>
+        <w:rPr>
+          <w:rFonts w:ascii="Segoe UI Light" w:hAnsi="Segoe UI Light" w:cs="Segoe UI Light"/>
+          <w:sz w:val="20"/>
+          <w:szCs w:val="20"/>
+        </w:rPr>
         <w:t>Validar formatos de celdas.</w:t>
       </w:r>
     </w:p>
@@ -2320,8 +2351,18 @@
           <w:numId w:val="10"/>
         </w:numPr>
         <w:spacing w:after="160" w:line="278" w:lineRule="auto"/>
-      </w:pPr>
-      <w:r>
+        <w:rPr>
+          <w:rFonts w:ascii="Segoe UI Light" w:hAnsi="Segoe UI Light" w:cs="Segoe UI Light"/>
+          <w:sz w:val="20"/>
+          <w:szCs w:val="20"/>
+        </w:rPr>
+      </w:pPr>
+      <w:r>
+        <w:rPr>
+          <w:rFonts w:ascii="Segoe UI Light" w:hAnsi="Segoe UI Light" w:cs="Segoe UI Light"/>
+          <w:sz w:val="20"/>
+          <w:szCs w:val="20"/>
+        </w:rPr>
         <w:t>Validar las portadas de cada documento.</w:t>
       </w:r>
     </w:p>
@@ -2333,65 +2374,124 @@
           <w:numId w:val="10"/>
         </w:numPr>
         <w:spacing w:after="160" w:line="278" w:lineRule="auto"/>
-      </w:pPr>
-      <w:r>
+        <w:rPr>
+          <w:rFonts w:ascii="Segoe UI Light" w:hAnsi="Segoe UI Light" w:cs="Segoe UI Light"/>
+          <w:sz w:val="20"/>
+          <w:szCs w:val="20"/>
+        </w:rPr>
+      </w:pPr>
+      <w:r>
+        <w:rPr>
+          <w:rFonts w:ascii="Segoe UI Light" w:hAnsi="Segoe UI Light" w:cs="Segoe UI Light"/>
+          <w:sz w:val="20"/>
+          <w:szCs w:val="20"/>
+        </w:rPr>
         <w:t xml:space="preserve">Validar reglas de consistencias. </w:t>
       </w:r>
     </w:p>
     <w:p>
       <w:pPr>
         <w:rPr>
+          <w:rFonts w:ascii="Segoe UI Light" w:hAnsi="Segoe UI Light" w:cs="Segoe UI Light"/>
           <w:b/>
           <w:bCs/>
           <w:i/>
           <w:iCs/>
-        </w:rPr>
-      </w:pPr>
-      <w:r>
+          <w:sz w:val="20"/>
+          <w:szCs w:val="20"/>
+        </w:rPr>
+      </w:pPr>
+      <w:r>
+        <w:rPr>
+          <w:rFonts w:ascii="Segoe UI Light" w:hAnsi="Segoe UI Light" w:cs="Segoe UI Light"/>
+          <w:sz w:val="20"/>
+          <w:szCs w:val="20"/>
+        </w:rPr>
         <w:t xml:space="preserve">La ejecución del sistema se realiza mediante el archivo ejecutable denominado </w:t>
       </w:r>
       <w:r>
         <w:rPr>
+          <w:rFonts w:ascii="Segoe UI Light" w:hAnsi="Segoe UI Light" w:cs="Segoe UI Light"/>
           <w:b/>
           <w:bCs/>
+          <w:sz w:val="20"/>
+          <w:szCs w:val="20"/>
         </w:rPr>
         <w:t>“</w:t>
       </w:r>
       <w:r>
         <w:rPr>
+          <w:rFonts w:ascii="Segoe UI Light" w:hAnsi="Segoe UI Light" w:cs="Segoe UI Light"/>
           <w:b/>
           <w:bCs/>
           <w:i/>
           <w:iCs/>
-        </w:rPr>
-        <w:t>validador-consistencias-rem-ver.</w:t>
-      </w:r>
-      <w:r>
-        <w:rPr>
+          <w:sz w:val="20"/>
+          <w:szCs w:val="20"/>
+        </w:rPr>
+        <w:t>validador-consistencias-rem-</w:t>
+      </w:r>
+      <w:proofErr w:type="gramStart"/>
+      <w:r>
+        <w:rPr>
+          <w:rFonts w:ascii="Segoe UI Light" w:hAnsi="Segoe UI Light" w:cs="Segoe UI Light"/>
           <w:b/>
           <w:bCs/>
           <w:i/>
           <w:iCs/>
-        </w:rPr>
-        <w:t>&lt;número_de_versión&gt;</w:t>
-      </w:r>
-      <w:r>
-        <w:rPr>
+          <w:sz w:val="20"/>
+          <w:szCs w:val="20"/>
+        </w:rPr>
+        <w:t>ver.&lt;</w:t>
+      </w:r>
+      <w:proofErr w:type="spellStart"/>
+      <w:proofErr w:type="gramEnd"/>
+      <w:r>
+        <w:rPr>
+          <w:rFonts w:ascii="Segoe UI Light" w:hAnsi="Segoe UI Light" w:cs="Segoe UI Light"/>
           <w:b/>
           <w:bCs/>
           <w:i/>
           <w:iCs/>
-        </w:rPr>
-        <w:t>.exe”.</w:t>
-      </w:r>
-    </w:p>
-    <w:p>
-      <w:pPr>
-        <w:rPr>
+          <w:sz w:val="20"/>
+          <w:szCs w:val="20"/>
+        </w:rPr>
+        <w:t>número_de_versión</w:t>
+      </w:r>
+      <w:proofErr w:type="spellEnd"/>
+      <w:r>
+        <w:rPr>
+          <w:rFonts w:ascii="Segoe UI Light" w:hAnsi="Segoe UI Light" w:cs="Segoe UI Light"/>
           <w:b/>
           <w:bCs/>
-          <w:sz w:val="28"/>
-          <w:szCs w:val="28"/>
+          <w:i/>
+          <w:iCs/>
+          <w:sz w:val="20"/>
+          <w:szCs w:val="20"/>
+        </w:rPr>
+        <w:t>&gt;</w:t>
+      </w:r>
+      <w:r>
+        <w:rPr>
+          <w:rFonts w:ascii="Segoe UI Light" w:hAnsi="Segoe UI Light" w:cs="Segoe UI Light"/>
+          <w:b/>
+          <w:bCs/>
+          <w:i/>
+          <w:iCs/>
+          <w:sz w:val="20"/>
+          <w:szCs w:val="20"/>
+        </w:rPr>
+        <w:t>.exe”.</w:t>
+      </w:r>
+    </w:p>
+    <w:p>
+      <w:pPr>
+        <w:rPr>
+          <w:rFonts w:ascii="Segoe UI Light" w:hAnsi="Segoe UI Light" w:cs="Segoe UI Light"/>
+          <w:b/>
+          <w:bCs/>
+          <w:sz w:val="20"/>
+          <w:szCs w:val="20"/>
         </w:rPr>
       </w:pPr>
     </w:p>
@@ -2403,11 +2503,17 @@
           <w:numId w:val="12"/>
         </w:numPr>
         <w:rPr>
+          <w:rFonts w:ascii="Segoe UI Light" w:hAnsi="Segoe UI Light" w:cs="Segoe UI Light"/>
+          <w:sz w:val="20"/>
+          <w:szCs w:val="20"/>
           <w:u w:val="single"/>
         </w:rPr>
       </w:pPr>
       <w:r>
         <w:rPr>
+          <w:rFonts w:ascii="Segoe UI Light" w:hAnsi="Segoe UI Light" w:cs="Segoe UI Light"/>
+          <w:sz w:val="20"/>
+          <w:szCs w:val="20"/>
           <w:u w:val="single"/>
         </w:rPr>
         <w:t>FUNCIONALIDADES:</w:t>
@@ -2417,6 +2523,9 @@
       <w:pPr>
         <w:pStyle w:val="Prrafodelista"/>
         <w:rPr>
+          <w:rFonts w:ascii="Segoe UI Light" w:hAnsi="Segoe UI Light" w:cs="Segoe UI Light"/>
+          <w:sz w:val="20"/>
+          <w:szCs w:val="20"/>
           <w:u w:val="single"/>
         </w:rPr>
       </w:pPr>
@@ -2429,8 +2538,18 @@
           <w:numId w:val="10"/>
         </w:numPr>
         <w:spacing w:after="160" w:line="278" w:lineRule="auto"/>
-      </w:pPr>
-      <w:r>
+        <w:rPr>
+          <w:rFonts w:ascii="Segoe UI Light" w:hAnsi="Segoe UI Light" w:cs="Segoe UI Light"/>
+          <w:sz w:val="20"/>
+          <w:szCs w:val="20"/>
+        </w:rPr>
+      </w:pPr>
+      <w:r>
+        <w:rPr>
+          <w:rFonts w:ascii="Segoe UI Light" w:hAnsi="Segoe UI Light" w:cs="Segoe UI Light"/>
+          <w:sz w:val="20"/>
+          <w:szCs w:val="20"/>
+        </w:rPr>
         <w:t>Validación de archivos corruptos.</w:t>
       </w:r>
     </w:p>
@@ -2442,8 +2561,18 @@
           <w:numId w:val="10"/>
         </w:numPr>
         <w:spacing w:after="160" w:line="278" w:lineRule="auto"/>
-      </w:pPr>
-      <w:r>
+        <w:rPr>
+          <w:rFonts w:ascii="Segoe UI Light" w:hAnsi="Segoe UI Light" w:cs="Segoe UI Light"/>
+          <w:sz w:val="20"/>
+          <w:szCs w:val="20"/>
+        </w:rPr>
+      </w:pPr>
+      <w:r>
+        <w:rPr>
+          <w:rFonts w:ascii="Segoe UI Light" w:hAnsi="Segoe UI Light" w:cs="Segoe UI Light"/>
+          <w:sz w:val="20"/>
+          <w:szCs w:val="20"/>
+        </w:rPr>
         <w:t>Validar los tipos de datos y caracteres no numéricos de acuerdo a lo aceptado por cada celda.</w:t>
       </w:r>
     </w:p>
@@ -2455,9 +2584,18 @@
           <w:numId w:val="10"/>
         </w:numPr>
         <w:spacing w:after="160" w:line="278" w:lineRule="auto"/>
-      </w:pPr>
-      <w:r>
-        <w:lastRenderedPageBreak/>
+        <w:rPr>
+          <w:rFonts w:ascii="Segoe UI Light" w:hAnsi="Segoe UI Light" w:cs="Segoe UI Light"/>
+          <w:sz w:val="20"/>
+          <w:szCs w:val="20"/>
+        </w:rPr>
+      </w:pPr>
+      <w:r>
+        <w:rPr>
+          <w:rFonts w:ascii="Segoe UI Light" w:hAnsi="Segoe UI Light" w:cs="Segoe UI Light"/>
+          <w:sz w:val="20"/>
+          <w:szCs w:val="20"/>
+        </w:rPr>
         <w:t>Verificación de los cambios en las portadas, considerando la coherencia entre:</w:t>
       </w:r>
     </w:p>
@@ -2469,12 +2607,19 @@
           <w:numId w:val="11"/>
         </w:numPr>
         <w:spacing w:after="160" w:line="278" w:lineRule="auto"/>
-      </w:pPr>
-      <w:r>
-        <w:t>La composición del nombre del archivo</w:t>
-      </w:r>
-      <w:r>
-        <w:t>.</w:t>
+        <w:rPr>
+          <w:rFonts w:ascii="Segoe UI Light" w:hAnsi="Segoe UI Light" w:cs="Segoe UI Light"/>
+          <w:sz w:val="20"/>
+          <w:szCs w:val="20"/>
+        </w:rPr>
+      </w:pPr>
+      <w:r>
+        <w:rPr>
+          <w:rFonts w:ascii="Segoe UI Light" w:hAnsi="Segoe UI Light" w:cs="Segoe UI Light"/>
+          <w:sz w:val="20"/>
+          <w:szCs w:val="20"/>
+        </w:rPr>
+        <w:t>La composición del nombre del archivo.</w:t>
       </w:r>
     </w:p>
     <w:p>
@@ -2485,12 +2630,20 @@
           <w:numId w:val="11"/>
         </w:numPr>
         <w:spacing w:after="160" w:line="278" w:lineRule="auto"/>
-      </w:pPr>
-      <w:r>
-        <w:t>El archivo de establecimientos oficiales de la red de salud</w:t>
-      </w:r>
-      <w:r>
-        <w:t xml:space="preserve"> según documento oficial en DEIS.</w:t>
+        <w:rPr>
+          <w:rFonts w:ascii="Segoe UI Light" w:hAnsi="Segoe UI Light" w:cs="Segoe UI Light"/>
+          <w:sz w:val="20"/>
+          <w:szCs w:val="20"/>
+        </w:rPr>
+      </w:pPr>
+      <w:r>
+        <w:rPr>
+          <w:rFonts w:ascii="Segoe UI Light" w:hAnsi="Segoe UI Light" w:cs="Segoe UI Light"/>
+          <w:sz w:val="20"/>
+          <w:szCs w:val="20"/>
+        </w:rPr>
+        <w:lastRenderedPageBreak/>
+        <w:t>El archivo de establecimientos oficiales de la red de salud según documento oficial en DEIS.</w:t>
       </w:r>
     </w:p>
     <w:p>
@@ -2501,85 +2654,37 @@
           <w:numId w:val="11"/>
         </w:numPr>
         <w:spacing w:after="160" w:line="278" w:lineRule="auto"/>
-      </w:pPr>
-      <w:r>
-        <w:t>Un consolidado de nombres “no oficiales” usados por cada establecimiento</w:t>
-      </w:r>
-      <w:r>
-        <w:t xml:space="preserve"> y</w:t>
-      </w:r>
-      <w:r>
-        <w:t xml:space="preserve"> l</w:t>
-      </w:r>
-      <w:r>
-        <w:t xml:space="preserve">a hoja </w:t>
-      </w:r>
-      <w:r>
-        <w:t>“</w:t>
-      </w:r>
-      <w:r>
-        <w:rPr>
+        <w:rPr>
+          <w:rFonts w:ascii="Segoe UI Light" w:hAnsi="Segoe UI Light" w:cs="Segoe UI Light"/>
+          <w:sz w:val="20"/>
+          <w:szCs w:val="20"/>
+        </w:rPr>
+      </w:pPr>
+      <w:r>
+        <w:rPr>
+          <w:rFonts w:ascii="Segoe UI Light" w:hAnsi="Segoe UI Light" w:cs="Segoe UI Light"/>
+          <w:sz w:val="20"/>
+          <w:szCs w:val="20"/>
+        </w:rPr>
+        <w:t>Un consolidado de nombres “no oficiales” usados por cada establecimiento y la hoja “</w:t>
+      </w:r>
+      <w:r>
+        <w:rPr>
+          <w:rFonts w:ascii="Segoe UI Light" w:hAnsi="Segoe UI Light" w:cs="Segoe UI Light"/>
           <w:i/>
           <w:iCs/>
+          <w:sz w:val="20"/>
+          <w:szCs w:val="20"/>
         </w:rPr>
         <w:t>NOMBRE”</w:t>
       </w:r>
       <w:r>
-        <w:t xml:space="preserve"> de cada REM.</w:t>
-      </w:r>
-      <w:r>
-        <w:t xml:space="preserve"> </w:t>
-      </w:r>
-      <w:r>
-        <w:t xml:space="preserve">Esta verificación incluye la comparación de los valores y códigos de las variables </w:t>
-      </w:r>
-      <w:r>
-        <w:t>“</w:t>
-      </w:r>
-      <w:r>
-        <w:t>comuna</w:t>
-      </w:r>
-      <w:r>
-        <w:t>”</w:t>
-      </w:r>
-      <w:r>
-        <w:t xml:space="preserve">, </w:t>
-      </w:r>
-      <w:r>
-        <w:t>“</w:t>
-      </w:r>
-      <w:r>
-        <w:t>establecimiento</w:t>
-      </w:r>
-      <w:r>
-        <w:t>”</w:t>
-      </w:r>
-      <w:r>
-        <w:t xml:space="preserve"> y </w:t>
-      </w:r>
-      <w:r>
-        <w:t>“</w:t>
-      </w:r>
-      <w:r>
-        <w:t>mes</w:t>
-      </w:r>
-      <w:r>
-        <w:t>”</w:t>
-      </w:r>
-      <w:r>
-        <w:t xml:space="preserve">, así como la validación de la versión de la </w:t>
-      </w:r>
-      <w:r>
-        <w:t>“</w:t>
-      </w:r>
-      <w:r>
-        <w:t>serie</w:t>
-      </w:r>
-      <w:r>
-        <w:t>”</w:t>
-      </w:r>
-      <w:r>
-        <w:t>.</w:t>
+        <w:rPr>
+          <w:rFonts w:ascii="Segoe UI Light" w:hAnsi="Segoe UI Light" w:cs="Segoe UI Light"/>
+          <w:sz w:val="20"/>
+          <w:szCs w:val="20"/>
+        </w:rPr>
+        <w:t xml:space="preserve"> de cada REM. Esta verificación incluye la comparación de los valores y códigos de las variables “comuna”, “establecimiento” y “mes”, así como la validación de la versión de la “serie”.</w:t>
       </w:r>
     </w:p>
     <w:p>
@@ -2590,8 +2695,18 @@
           <w:numId w:val="11"/>
         </w:numPr>
         <w:spacing w:after="160" w:line="278" w:lineRule="auto"/>
-      </w:pPr>
-      <w:r>
+        <w:rPr>
+          <w:rFonts w:ascii="Segoe UI Light" w:hAnsi="Segoe UI Light" w:cs="Segoe UI Light"/>
+          <w:sz w:val="20"/>
+          <w:szCs w:val="20"/>
+        </w:rPr>
+      </w:pPr>
+      <w:r>
+        <w:rPr>
+          <w:rFonts w:ascii="Segoe UI Light" w:hAnsi="Segoe UI Light" w:cs="Segoe UI Light"/>
+          <w:sz w:val="20"/>
+          <w:szCs w:val="20"/>
+        </w:rPr>
         <w:t>Detección de cualquier modificación en las celdas que conforman las hojas de los REM de cada serie.</w:t>
       </w:r>
     </w:p>
@@ -2603,14 +2718,29 @@
           <w:numId w:val="10"/>
         </w:numPr>
         <w:spacing w:after="160" w:line="278" w:lineRule="auto"/>
-      </w:pPr>
-      <w:r>
+        <w:rPr>
+          <w:rFonts w:ascii="Segoe UI Light" w:hAnsi="Segoe UI Light" w:cs="Segoe UI Light"/>
+          <w:sz w:val="20"/>
+          <w:szCs w:val="20"/>
+        </w:rPr>
+      </w:pPr>
+      <w:r>
+        <w:rPr>
+          <w:rFonts w:ascii="Segoe UI Light" w:hAnsi="Segoe UI Light" w:cs="Segoe UI Light"/>
+          <w:sz w:val="20"/>
+          <w:szCs w:val="20"/>
+        </w:rPr>
         <w:t xml:space="preserve">Cálculo de reglas de consistencias en una misma o diferentes series. </w:t>
       </w:r>
     </w:p>
     <w:p>
       <w:pPr>
         <w:spacing w:after="160" w:line="278" w:lineRule="auto"/>
+        <w:rPr>
+          <w:rFonts w:ascii="Segoe UI Light" w:hAnsi="Segoe UI Light" w:cs="Segoe UI Light"/>
+          <w:sz w:val="20"/>
+          <w:szCs w:val="20"/>
+        </w:rPr>
       </w:pPr>
     </w:p>
     <w:p>
@@ -2622,73 +2752,127 @@
         </w:numPr>
         <w:spacing w:after="160" w:line="278" w:lineRule="auto"/>
         <w:rPr>
+          <w:rFonts w:ascii="Segoe UI Light" w:hAnsi="Segoe UI Light" w:cs="Segoe UI Light"/>
+          <w:sz w:val="20"/>
+          <w:szCs w:val="20"/>
           <w:u w:val="single"/>
         </w:rPr>
       </w:pPr>
       <w:r>
         <w:rPr>
+          <w:rFonts w:ascii="Segoe UI Light" w:hAnsi="Segoe UI Light" w:cs="Segoe UI Light"/>
+          <w:sz w:val="20"/>
+          <w:szCs w:val="20"/>
           <w:u w:val="single"/>
         </w:rPr>
         <w:t>REQUISITOS:</w:t>
       </w:r>
     </w:p>
     <w:p>
-      <w:r>
+      <w:pPr>
+        <w:rPr>
+          <w:rFonts w:ascii="Segoe UI Light" w:hAnsi="Segoe UI Light" w:cs="Segoe UI Light"/>
+          <w:sz w:val="20"/>
+          <w:szCs w:val="20"/>
+        </w:rPr>
+      </w:pPr>
+      <w:r>
+        <w:rPr>
+          <w:rFonts w:ascii="Segoe UI Light" w:hAnsi="Segoe UI Light" w:cs="Segoe UI Light"/>
+          <w:sz w:val="20"/>
+          <w:szCs w:val="20"/>
+        </w:rPr>
         <w:t>Para ejecutar el aplicativo, es necesario contar con un directorio principal</w:t>
       </w:r>
       <w:r>
         <w:rPr>
+          <w:rFonts w:ascii="Segoe UI Light" w:hAnsi="Segoe UI Light" w:cs="Segoe UI Light"/>
           <w:b/>
           <w:bCs/>
+          <w:sz w:val="20"/>
+          <w:szCs w:val="20"/>
         </w:rPr>
         <w:t xml:space="preserve"> </w:t>
       </w:r>
       <w:r>
-        <w:t>el cual puede ser nombrado libremente por el usuario</w:t>
-      </w:r>
-      <w:r>
-        <w:t xml:space="preserve">, </w:t>
-      </w:r>
-      <w:r>
-        <w:t xml:space="preserve">por ejemplo: </w:t>
-      </w:r>
-      <w:r>
-        <w:rPr>
+        <w:rPr>
+          <w:rFonts w:ascii="Segoe UI Light" w:hAnsi="Segoe UI Light" w:cs="Segoe UI Light"/>
+          <w:sz w:val="20"/>
+          <w:szCs w:val="20"/>
+        </w:rPr>
+        <w:t xml:space="preserve">el cual puede ser nombrado libremente por el usuario, por ejemplo: </w:t>
+      </w:r>
+      <w:r>
+        <w:rPr>
+          <w:rFonts w:ascii="Segoe UI Light" w:hAnsi="Segoe UI Light" w:cs="Segoe UI Light"/>
           <w:i/>
           <w:iCs/>
+          <w:sz w:val="20"/>
+          <w:szCs w:val="20"/>
         </w:rPr>
         <w:t>“</w:t>
       </w:r>
       <w:r>
         <w:rPr>
+          <w:rFonts w:ascii="Segoe UI Light" w:hAnsi="Segoe UI Light" w:cs="Segoe UI Light"/>
           <w:i/>
           <w:iCs/>
+          <w:sz w:val="20"/>
+          <w:szCs w:val="20"/>
         </w:rPr>
         <w:t>validador-consistencias-rem</w:t>
       </w:r>
       <w:r>
         <w:rPr>
+          <w:rFonts w:ascii="Segoe UI Light" w:hAnsi="Segoe UI Light" w:cs="Segoe UI Light"/>
           <w:i/>
           <w:iCs/>
+          <w:sz w:val="20"/>
+          <w:szCs w:val="20"/>
         </w:rPr>
         <w:t>”.</w:t>
       </w:r>
       <w:r>
+        <w:rPr>
+          <w:rFonts w:ascii="Segoe UI Light" w:hAnsi="Segoe UI Light" w:cs="Segoe UI Light"/>
+          <w:sz w:val="20"/>
+          <w:szCs w:val="20"/>
+        </w:rPr>
         <w:t xml:space="preserve"> “</w:t>
       </w:r>
       <w:r>
         <w:rPr>
+          <w:rFonts w:ascii="Segoe UI Light" w:hAnsi="Segoe UI Light" w:cs="Segoe UI Light"/>
           <w:i/>
           <w:iCs/>
+          <w:sz w:val="20"/>
+          <w:szCs w:val="20"/>
         </w:rPr>
         <w:t>Figura 1: Directorio del aplicativo</w:t>
       </w:r>
       <w:r>
+        <w:rPr>
+          <w:rFonts w:ascii="Segoe UI Light" w:hAnsi="Segoe UI Light" w:cs="Segoe UI Light"/>
+          <w:sz w:val="20"/>
+          <w:szCs w:val="20"/>
+        </w:rPr>
         <w:t>.”</w:t>
       </w:r>
     </w:p>
     <w:p>
-      <w:r>
+      <w:pPr>
+        <w:rPr>
+          <w:rFonts w:ascii="Segoe UI Light" w:hAnsi="Segoe UI Light" w:cs="Segoe UI Light"/>
+          <w:sz w:val="20"/>
+          <w:szCs w:val="20"/>
+        </w:rPr>
+      </w:pPr>
+      <w:r>
+        <w:rPr>
+          <w:rFonts w:ascii="Segoe UI Light" w:hAnsi="Segoe UI Light" w:cs="Segoe UI Light"/>
+          <w:sz w:val="20"/>
+          <w:szCs w:val="20"/>
+        </w:rPr>
         <w:t>Dentro de este directorio principal deben existir los siguientes elementos:</w:t>
       </w:r>
     </w:p>
@@ -2700,22 +2884,29 @@
           <w:numId w:val="13"/>
         </w:numPr>
         <w:spacing w:after="160" w:line="278" w:lineRule="auto"/>
-      </w:pPr>
-      <w:r>
-        <w:rPr>
+        <w:rPr>
+          <w:rFonts w:ascii="Segoe UI Light" w:hAnsi="Segoe UI Light" w:cs="Segoe UI Light"/>
+          <w:sz w:val="20"/>
+          <w:szCs w:val="20"/>
+        </w:rPr>
+      </w:pPr>
+      <w:r>
+        <w:rPr>
+          <w:rFonts w:ascii="Segoe UI Light" w:hAnsi="Segoe UI Light" w:cs="Segoe UI Light"/>
           <w:b/>
           <w:bCs/>
+          <w:sz w:val="20"/>
+          <w:szCs w:val="20"/>
         </w:rPr>
         <w:t>Validador:</w:t>
       </w:r>
       <w:r>
-        <w:t xml:space="preserve"> Directorio </w:t>
-      </w:r>
-      <w:r>
-        <w:t xml:space="preserve">principal </w:t>
-      </w:r>
-      <w:r>
-        <w:t>donde se ejecutará el aplicativo y se alojará toda la estructura necesaria para su funcionamiento.</w:t>
+        <w:rPr>
+          <w:rFonts w:ascii="Segoe UI Light" w:hAnsi="Segoe UI Light" w:cs="Segoe UI Light"/>
+          <w:sz w:val="20"/>
+          <w:szCs w:val="20"/>
+        </w:rPr>
+        <w:t xml:space="preserve"> Directorio principal donde se ejecutará el aplicativo y se alojará toda la estructura necesaria para su funcionamiento.</w:t>
       </w:r>
     </w:p>
     <w:p>
@@ -2726,32 +2917,29 @@
           <w:numId w:val="13"/>
         </w:numPr>
         <w:spacing w:after="160" w:line="278" w:lineRule="auto"/>
-      </w:pPr>
-      <w:r>
-        <w:rPr>
+        <w:rPr>
+          <w:rFonts w:ascii="Segoe UI Light" w:hAnsi="Segoe UI Light" w:cs="Segoe UI Light"/>
+          <w:sz w:val="20"/>
+          <w:szCs w:val="20"/>
+        </w:rPr>
+      </w:pPr>
+      <w:r>
+        <w:rPr>
+          <w:rFonts w:ascii="Segoe UI Light" w:hAnsi="Segoe UI Light" w:cs="Segoe UI Light"/>
           <w:b/>
           <w:bCs/>
-        </w:rPr>
-        <w:t>C</w:t>
-      </w:r>
-      <w:r>
-        <w:rPr>
-          <w:b/>
-          <w:bCs/>
-        </w:rPr>
-        <w:t>ontrol:</w:t>
-      </w:r>
-      <w:r>
-        <w:t xml:space="preserve"> </w:t>
-      </w:r>
-      <w:r>
-        <w:t>Subd</w:t>
-      </w:r>
-      <w:r>
-        <w:t xml:space="preserve">irectorio </w:t>
-      </w:r>
-      <w:r>
-        <w:t>que contiene los archivos de configuración esenciales para el funcionamiento del aplicativo. Incluye:</w:t>
+          <w:sz w:val="20"/>
+          <w:szCs w:val="20"/>
+        </w:rPr>
+        <w:t>Control:</w:t>
+      </w:r>
+      <w:r>
+        <w:rPr>
+          <w:rFonts w:ascii="Segoe UI Light" w:hAnsi="Segoe UI Light" w:cs="Segoe UI Light"/>
+          <w:sz w:val="20"/>
+          <w:szCs w:val="20"/>
+        </w:rPr>
+        <w:t xml:space="preserve"> Subdirectorio que contiene los archivos de configuración esenciales para el funcionamiento del aplicativo. Incluye:</w:t>
       </w:r>
     </w:p>
     <w:p>
@@ -2763,22 +2951,30 @@
         </w:numPr>
         <w:spacing w:after="160" w:line="278" w:lineRule="auto"/>
         <w:rPr>
+          <w:rFonts w:ascii="Segoe UI Light" w:hAnsi="Segoe UI Light" w:cs="Segoe UI Light"/>
           <w:b/>
           <w:bCs/>
-        </w:rPr>
-      </w:pPr>
-      <w:r>
-        <w:rPr>
+          <w:sz w:val="20"/>
+          <w:szCs w:val="20"/>
+        </w:rPr>
+      </w:pPr>
+      <w:r>
+        <w:rPr>
+          <w:rFonts w:ascii="Segoe UI Light" w:hAnsi="Segoe UI Light" w:cs="Segoe UI Light"/>
           <w:b/>
           <w:bCs/>
+          <w:sz w:val="20"/>
+          <w:szCs w:val="20"/>
         </w:rPr>
         <w:t>alerta_fin.wav:</w:t>
       </w:r>
       <w:r>
-        <w:t xml:space="preserve"> </w:t>
-      </w:r>
-      <w:r>
-        <w:t>Archivo de sonido que indica la finalización del proceso.</w:t>
+        <w:rPr>
+          <w:rFonts w:ascii="Segoe UI Light" w:hAnsi="Segoe UI Light" w:cs="Segoe UI Light"/>
+          <w:sz w:val="20"/>
+          <w:szCs w:val="20"/>
+        </w:rPr>
+        <w:t xml:space="preserve"> Archivo de sonido que indica la finalización del proceso.</w:t>
       </w:r>
     </w:p>
     <w:p>
@@ -2790,22 +2986,44 @@
         </w:numPr>
         <w:spacing w:after="160" w:line="278" w:lineRule="auto"/>
         <w:rPr>
+          <w:rFonts w:ascii="Segoe UI Light" w:hAnsi="Segoe UI Light" w:cs="Segoe UI Light"/>
           <w:b/>
           <w:bCs/>
-        </w:rPr>
-      </w:pPr>
-      <w:r>
-        <w:rPr>
+          <w:sz w:val="20"/>
+          <w:szCs w:val="20"/>
+        </w:rPr>
+      </w:pPr>
+      <w:proofErr w:type="spellStart"/>
+      <w:proofErr w:type="gramStart"/>
+      <w:r>
+        <w:rPr>
+          <w:rFonts w:ascii="Segoe UI Light" w:hAnsi="Segoe UI Light" w:cs="Segoe UI Light"/>
           <w:b/>
           <w:bCs/>
-        </w:rPr>
-        <w:t>control.json:</w:t>
-      </w:r>
-      <w:r>
-        <w:t xml:space="preserve"> </w:t>
-      </w:r>
-      <w:r>
-        <w:t>Archivo que define las coordenadas específicas de cada REM, incluyendo secciones y series.</w:t>
+          <w:sz w:val="20"/>
+          <w:szCs w:val="20"/>
+        </w:rPr>
+        <w:t>control.json</w:t>
+      </w:r>
+      <w:proofErr w:type="spellEnd"/>
+      <w:proofErr w:type="gramEnd"/>
+      <w:r>
+        <w:rPr>
+          <w:rFonts w:ascii="Segoe UI Light" w:hAnsi="Segoe UI Light" w:cs="Segoe UI Light"/>
+          <w:b/>
+          <w:bCs/>
+          <w:sz w:val="20"/>
+          <w:szCs w:val="20"/>
+        </w:rPr>
+        <w:t>:</w:t>
+      </w:r>
+      <w:r>
+        <w:rPr>
+          <w:rFonts w:ascii="Segoe UI Light" w:hAnsi="Segoe UI Light" w:cs="Segoe UI Light"/>
+          <w:sz w:val="20"/>
+          <w:szCs w:val="20"/>
+        </w:rPr>
+        <w:t xml:space="preserve"> Archivo que define las coordenadas específicas de cada REM, incluyendo secciones y series.</w:t>
       </w:r>
     </w:p>
     <w:p>
@@ -2817,22 +3035,54 @@
         </w:numPr>
         <w:spacing w:after="160" w:line="278" w:lineRule="auto"/>
         <w:rPr>
+          <w:rFonts w:ascii="Segoe UI Light" w:hAnsi="Segoe UI Light" w:cs="Segoe UI Light"/>
           <w:b/>
           <w:bCs/>
-        </w:rPr>
-      </w:pPr>
-      <w:r>
-        <w:rPr>
+          <w:sz w:val="20"/>
+          <w:szCs w:val="20"/>
+        </w:rPr>
+      </w:pPr>
+      <w:r>
+        <w:rPr>
+          <w:rFonts w:ascii="Segoe UI Light" w:hAnsi="Segoe UI Light" w:cs="Segoe UI Light"/>
           <w:b/>
           <w:bCs/>
-        </w:rPr>
-        <w:t>control-versiones.json:</w:t>
-      </w:r>
-      <w:r>
-        <w:t xml:space="preserve"> </w:t>
-      </w:r>
-      <w:r>
-        <w:t>Archivo que contiene el detalle de las versiones correspondientes a cada serie del año en curso.</w:t>
+          <w:sz w:val="20"/>
+          <w:szCs w:val="20"/>
+        </w:rPr>
+        <w:t>control-</w:t>
+      </w:r>
+      <w:proofErr w:type="spellStart"/>
+      <w:proofErr w:type="gramStart"/>
+      <w:r>
+        <w:rPr>
+          <w:rFonts w:ascii="Segoe UI Light" w:hAnsi="Segoe UI Light" w:cs="Segoe UI Light"/>
+          <w:b/>
+          <w:bCs/>
+          <w:sz w:val="20"/>
+          <w:szCs w:val="20"/>
+        </w:rPr>
+        <w:t>versiones.json</w:t>
+      </w:r>
+      <w:proofErr w:type="spellEnd"/>
+      <w:proofErr w:type="gramEnd"/>
+      <w:r>
+        <w:rPr>
+          <w:rFonts w:ascii="Segoe UI Light" w:hAnsi="Segoe UI Light" w:cs="Segoe UI Light"/>
+          <w:b/>
+          <w:bCs/>
+          <w:sz w:val="20"/>
+          <w:szCs w:val="20"/>
+        </w:rPr>
+        <w:t>:</w:t>
+      </w:r>
+      <w:r>
+        <w:rPr>
+          <w:rFonts w:ascii="Segoe UI Light" w:hAnsi="Segoe UI Light" w:cs="Segoe UI Light"/>
+          <w:sz w:val="20"/>
+          <w:szCs w:val="20"/>
+        </w:rPr>
+        <w:t xml:space="preserve"> Archivo que contiene el detalle de las versiones correspondientes a cada serie del año en curso.</w:t>
       </w:r>
     </w:p>
     <w:p>
@@ -2843,33 +3093,48 @@
           <w:numId w:val="11"/>
         </w:numPr>
         <w:spacing w:after="160" w:line="278" w:lineRule="auto"/>
-      </w:pPr>
-      <w:r>
-        <w:rPr>
+        <w:rPr>
+          <w:rFonts w:ascii="Segoe UI Light" w:hAnsi="Segoe UI Light" w:cs="Segoe UI Light"/>
+          <w:sz w:val="20"/>
+          <w:szCs w:val="20"/>
+        </w:rPr>
+      </w:pPr>
+      <w:r>
+        <w:rPr>
+          <w:rFonts w:ascii="Segoe UI Light" w:hAnsi="Segoe UI Light" w:cs="Segoe UI Light"/>
           <w:b/>
           <w:bCs/>
+          <w:sz w:val="20"/>
+          <w:szCs w:val="20"/>
         </w:rPr>
         <w:t xml:space="preserve">establecimientos-deis-minsal.xlsx: </w:t>
       </w:r>
       <w:r>
-        <w:t>Archivo con los datos oficiales de los establecimientos de salud del país. Estos datos son públicos y se obtienen desde el sitio oficial del DEIS del MINSAL,</w:t>
-      </w:r>
-      <w:r>
-        <w:t xml:space="preserve"> sección “DATOS ABIERTOS” “Establecimientos de Salud”.  </w:t>
+        <w:rPr>
+          <w:rFonts w:ascii="Segoe UI Light" w:hAnsi="Segoe UI Light" w:cs="Segoe UI Light"/>
+          <w:sz w:val="20"/>
+          <w:szCs w:val="20"/>
+        </w:rPr>
+        <w:t xml:space="preserve">Archivo con los datos oficiales de los establecimientos de salud del país. Estos datos son públicos y se obtienen desde el sitio oficial del DEIS del MINSAL, sección “DATOS ABIERTOS” “Establecimientos de Salud”.  </w:t>
       </w:r>
       <w:hyperlink r:id="rId9" w:history="1">
         <w:r>
           <w:rPr>
             <w:rStyle w:val="Hipervnculo"/>
+            <w:rFonts w:ascii="Segoe UI Light" w:hAnsi="Segoe UI Light" w:cs="Segoe UI Light"/>
+            <w:sz w:val="20"/>
+            <w:szCs w:val="20"/>
           </w:rPr>
           <w:t>https://deis.minsal.cl/</w:t>
         </w:r>
       </w:hyperlink>
       <w:r>
-        <w:t xml:space="preserve">. Además, contiene el consolidado de nombres “no oficiales” </w:t>
-      </w:r>
-      <w:r>
-        <w:t>usados por cada establecimiento.</w:t>
+        <w:rPr>
+          <w:rFonts w:ascii="Segoe UI Light" w:hAnsi="Segoe UI Light" w:cs="Segoe UI Light"/>
+          <w:sz w:val="20"/>
+          <w:szCs w:val="20"/>
+        </w:rPr>
+        <w:t>. Además, contiene el consolidado de nombres “no oficiales” usados por cada establecimiento.</w:t>
       </w:r>
     </w:p>
     <w:p>
@@ -2880,15 +3145,28 @@
           <w:numId w:val="11"/>
         </w:numPr>
         <w:spacing w:after="160" w:line="278" w:lineRule="auto"/>
-      </w:pPr>
-      <w:r>
-        <w:rPr>
+        <w:rPr>
+          <w:rFonts w:ascii="Segoe UI Light" w:hAnsi="Segoe UI Light" w:cs="Segoe UI Light"/>
+          <w:sz w:val="20"/>
+          <w:szCs w:val="20"/>
+        </w:rPr>
+      </w:pPr>
+      <w:r>
+        <w:rPr>
+          <w:rFonts w:ascii="Segoe UI Light" w:hAnsi="Segoe UI Light" w:cs="Segoe UI Light"/>
           <w:b/>
           <w:bCs/>
+          <w:sz w:val="20"/>
+          <w:szCs w:val="20"/>
         </w:rPr>
         <w:t xml:space="preserve">control-consistencias.csv: </w:t>
       </w:r>
       <w:r>
+        <w:rPr>
+          <w:rFonts w:ascii="Segoe UI Light" w:hAnsi="Segoe UI Light" w:cs="Segoe UI Light"/>
+          <w:sz w:val="20"/>
+          <w:szCs w:val="20"/>
+        </w:rPr>
         <w:t>Archivo de configuración que almacena las reglas de validación de consistencia entre los distintos REM. Define qué datos se comparan, cómo se obtienen los valores y qué condición lógica debe cumplirse para que la validación sea satisfactoria.</w:t>
       </w:r>
     </w:p>
@@ -2901,58 +3179,56 @@
         </w:numPr>
         <w:spacing w:after="160" w:line="278" w:lineRule="auto"/>
         <w:rPr>
+          <w:rFonts w:ascii="Segoe UI Light" w:hAnsi="Segoe UI Light" w:cs="Segoe UI Light"/>
           <w:i/>
           <w:iCs/>
-          <w:sz w:val="28"/>
-          <w:szCs w:val="28"/>
-        </w:rPr>
-      </w:pPr>
-      <w:r>
-        <w:rPr>
+          <w:sz w:val="20"/>
+          <w:szCs w:val="20"/>
+        </w:rPr>
+      </w:pPr>
+      <w:r>
+        <w:rPr>
+          <w:rFonts w:ascii="Segoe UI Light" w:hAnsi="Segoe UI Light" w:cs="Segoe UI Light"/>
           <w:b/>
           <w:bCs/>
-        </w:rPr>
-        <w:lastRenderedPageBreak/>
+          <w:sz w:val="20"/>
+          <w:szCs w:val="20"/>
+        </w:rPr>
         <w:t>rem:</w:t>
       </w:r>
       <w:r>
-        <w:t xml:space="preserve"> </w:t>
-      </w:r>
-      <w:r>
-        <w:t>Subd</w:t>
-      </w:r>
-      <w:r>
-        <w:t>irectorio en el cual el usuario debe depositar los archivos REM que se desea validar y comparar.</w:t>
-      </w:r>
-      <w:r>
-        <w:t xml:space="preserve"> </w:t>
-      </w:r>
-      <w:r>
-        <w:t>Los archivos deben seguir estrictamente el siguiente formato de nombre:</w:t>
-      </w:r>
-      <w:r>
-        <w:t xml:space="preserve"> </w:t>
-      </w:r>
-      <w:r>
-        <w:t>“111100A01V1.xlsm”</w:t>
-      </w:r>
-      <w:r>
-        <w:t xml:space="preserve">, </w:t>
-      </w:r>
-      <w:r>
-        <w:rPr>
+        <w:rPr>
+          <w:rFonts w:ascii="Segoe UI Light" w:hAnsi="Segoe UI Light" w:cs="Segoe UI Light"/>
+          <w:sz w:val="20"/>
+          <w:szCs w:val="20"/>
+        </w:rPr>
+        <w:t xml:space="preserve"> Subdirectorio en el cual el usuario debe depositar los archivos REM que se desea validar y comparar. Los archivos deben seguir estrictamente el siguiente formato de nombre: “111100A01V1.xlsm”, </w:t>
+      </w:r>
+      <w:r>
+        <w:rPr>
+          <w:rFonts w:ascii="Segoe UI Light" w:hAnsi="Segoe UI Light" w:cs="Segoe UI Light"/>
           <w:b/>
           <w:bCs/>
+          <w:sz w:val="20"/>
+          <w:szCs w:val="20"/>
         </w:rPr>
         <w:t>Todo el nombre debe estar en mayúsculas</w:t>
       </w:r>
       <w:r>
+        <w:rPr>
+          <w:rFonts w:ascii="Segoe UI Light" w:hAnsi="Segoe UI Light" w:cs="Segoe UI Light"/>
+          <w:sz w:val="20"/>
+          <w:szCs w:val="20"/>
+        </w:rPr>
         <w:t xml:space="preserve">, y su estructura se detalla en </w:t>
       </w:r>
       <w:r>
         <w:rPr>
+          <w:rFonts w:ascii="Segoe UI Light" w:hAnsi="Segoe UI Light" w:cs="Segoe UI Light"/>
           <w:i/>
           <w:iCs/>
+          <w:sz w:val="20"/>
+          <w:szCs w:val="20"/>
         </w:rPr>
         <w:t>“Figura 2: Tabla desglose del nombre del archivo REM.”</w:t>
       </w:r>
@@ -2966,40 +3242,49 @@
         </w:numPr>
         <w:spacing w:after="160" w:line="278" w:lineRule="auto"/>
         <w:rPr>
+          <w:rFonts w:ascii="Segoe UI Light" w:hAnsi="Segoe UI Light" w:cs="Segoe UI Light"/>
           <w:b/>
           <w:bCs/>
-        </w:rPr>
-      </w:pPr>
-      <w:r>
-        <w:rPr>
+          <w:sz w:val="20"/>
+          <w:szCs w:val="20"/>
+        </w:rPr>
+      </w:pPr>
+      <w:r>
+        <w:rPr>
+          <w:rFonts w:ascii="Segoe UI Light" w:hAnsi="Segoe UI Light" w:cs="Segoe UI Light"/>
           <w:b/>
           <w:bCs/>
+          <w:sz w:val="20"/>
+          <w:szCs w:val="20"/>
         </w:rPr>
         <w:t>validador.exe:</w:t>
       </w:r>
       <w:r>
-        <w:t xml:space="preserve"> </w:t>
-      </w:r>
-      <w:r>
-        <w:t>Archivo ejecutable principal del aplicativo.</w:t>
+        <w:rPr>
+          <w:rFonts w:ascii="Segoe UI Light" w:hAnsi="Segoe UI Light" w:cs="Segoe UI Light"/>
+          <w:sz w:val="20"/>
+          <w:szCs w:val="20"/>
+        </w:rPr>
+        <w:t xml:space="preserve"> Archivo ejecutable principal del aplicativo.</w:t>
       </w:r>
     </w:p>
     <w:p>
       <w:pPr>
         <w:jc w:val="center"/>
         <w:rPr>
-          <w:sz w:val="28"/>
-          <w:szCs w:val="28"/>
+          <w:sz w:val="20"/>
+          <w:szCs w:val="20"/>
           <w:vertAlign w:val="superscript"/>
         </w:rPr>
       </w:pPr>
       <w:r>
         <w:rPr>
           <w:noProof/>
-          <w:sz w:val="28"/>
-          <w:szCs w:val="28"/>
+          <w:sz w:val="20"/>
+          <w:szCs w:val="20"/>
           <w:vertAlign w:val="superscript"/>
         </w:rPr>
+        <w:lastRenderedPageBreak/>
         <w:drawing>
           <wp:inline distT="0" distB="0" distL="0" distR="0" wp14:anchorId="46B7D799" wp14:editId="4E1B0FDC">
             <wp:extent cx="2819794" cy="3296110"/>
@@ -3052,35 +3337,35 @@
       <w:pPr>
         <w:jc w:val="center"/>
         <w:rPr>
-          <w:sz w:val="28"/>
-          <w:szCs w:val="28"/>
+          <w:rFonts w:ascii="Segoe UI Light" w:hAnsi="Segoe UI Light" w:cs="Segoe UI Light"/>
+          <w:sz w:val="24"/>
+          <w:szCs w:val="24"/>
           <w:vertAlign w:val="superscript"/>
         </w:rPr>
       </w:pPr>
       <w:r>
         <w:rPr>
-          <w:sz w:val="28"/>
-          <w:szCs w:val="28"/>
+          <w:rFonts w:ascii="Segoe UI Light" w:hAnsi="Segoe UI Light" w:cs="Segoe UI Light"/>
+          <w:sz w:val="24"/>
+          <w:szCs w:val="24"/>
           <w:vertAlign w:val="superscript"/>
         </w:rPr>
-        <w:t>Figura 1: Directorio del aplicativo</w:t>
-      </w:r>
-      <w:r>
-        <w:rPr>
-          <w:sz w:val="28"/>
-          <w:szCs w:val="28"/>
-          <w:vertAlign w:val="superscript"/>
-        </w:rPr>
-        <w:t>.</w:t>
+        <w:t>Figura 1: Directorio del aplicativo.</w:t>
       </w:r>
     </w:p>
     <w:p>
       <w:pPr>
         <w:jc w:val="center"/>
+        <w:rPr>
+          <w:sz w:val="20"/>
+          <w:szCs w:val="20"/>
+        </w:rPr>
       </w:pPr>
       <w:r>
         <w:rPr>
           <w:noProof/>
+          <w:sz w:val="20"/>
+          <w:szCs w:val="20"/>
         </w:rPr>
         <w:drawing>
           <wp:inline distT="0" distB="0" distL="0" distR="0" wp14:anchorId="62129D1F" wp14:editId="7F22A971">
@@ -3123,34 +3408,20 @@
       <w:pPr>
         <w:jc w:val="center"/>
         <w:rPr>
-          <w:sz w:val="28"/>
-          <w:szCs w:val="28"/>
+          <w:rFonts w:ascii="Segoe UI Light" w:hAnsi="Segoe UI Light" w:cs="Segoe UI Light"/>
+          <w:sz w:val="24"/>
+          <w:szCs w:val="24"/>
           <w:vertAlign w:val="superscript"/>
         </w:rPr>
       </w:pPr>
       <w:r>
         <w:rPr>
-          <w:sz w:val="28"/>
-          <w:szCs w:val="28"/>
+          <w:rFonts w:ascii="Segoe UI Light" w:hAnsi="Segoe UI Light" w:cs="Segoe UI Light"/>
+          <w:sz w:val="24"/>
+          <w:szCs w:val="24"/>
           <w:vertAlign w:val="superscript"/>
         </w:rPr>
-        <w:t xml:space="preserve">Figura </w:t>
-      </w:r>
-      <w:r>
-        <w:rPr>
-          <w:sz w:val="28"/>
-          <w:szCs w:val="28"/>
-          <w:vertAlign w:val="superscript"/>
-        </w:rPr>
-        <w:t>2</w:t>
-      </w:r>
-      <w:r>
-        <w:rPr>
-          <w:sz w:val="28"/>
-          <w:szCs w:val="28"/>
-          <w:vertAlign w:val="superscript"/>
-        </w:rPr>
-        <w:t>: Tabla desglose formato de nombre de REM.</w:t>
+        <w:t>Figura 2: Tabla desglose formato de nombre de REM.</w:t>
       </w:r>
     </w:p>
     <w:p>
@@ -3158,8 +3429,8 @@
         <w:rPr>
           <w:b/>
           <w:bCs/>
-          <w:sz w:val="28"/>
-          <w:szCs w:val="28"/>
+          <w:sz w:val="20"/>
+          <w:szCs w:val="20"/>
         </w:rPr>
       </w:pPr>
     </w:p>
@@ -3200,7 +3471,6 @@
           <w:sz w:val="20"/>
           <w:szCs w:val="20"/>
         </w:rPr>
-        <w:lastRenderedPageBreak/>
         <w:t>EJECUCIÓN DEL APLICATIVO DE VALIDACIÓN REM: Inicio del Proceso</w:t>
       </w:r>
       <w:bookmarkEnd w:id="7"/>
@@ -3209,96 +3479,162 @@
     <w:p>
       <w:pPr>
         <w:jc w:val="both"/>
-      </w:pPr>
-      <w:r>
+        <w:rPr>
+          <w:rFonts w:ascii="Segoe UI Light" w:hAnsi="Segoe UI Light" w:cs="Segoe UI Light"/>
+          <w:sz w:val="20"/>
+          <w:szCs w:val="20"/>
+        </w:rPr>
+      </w:pPr>
+      <w:r>
+        <w:rPr>
+          <w:rFonts w:ascii="Segoe UI Light" w:hAnsi="Segoe UI Light" w:cs="Segoe UI Light"/>
+          <w:sz w:val="20"/>
+          <w:szCs w:val="20"/>
+        </w:rPr>
         <w:t xml:space="preserve">Antes de ejecutar el aplicativo, </w:t>
       </w:r>
       <w:r>
         <w:rPr>
+          <w:rFonts w:ascii="Segoe UI Light" w:hAnsi="Segoe UI Light" w:cs="Segoe UI Light"/>
           <w:b/>
           <w:bCs/>
+          <w:sz w:val="20"/>
+          <w:szCs w:val="20"/>
         </w:rPr>
         <w:t>el usuario debe asegurarse de</w:t>
       </w:r>
       <w:r>
+        <w:rPr>
+          <w:rFonts w:ascii="Segoe UI Light" w:hAnsi="Segoe UI Light" w:cs="Segoe UI Light"/>
+          <w:sz w:val="20"/>
+          <w:szCs w:val="20"/>
+        </w:rPr>
         <w:t xml:space="preserve"> </w:t>
       </w:r>
       <w:r>
         <w:rPr>
+          <w:rFonts w:ascii="Segoe UI Light" w:hAnsi="Segoe UI Light" w:cs="Segoe UI Light"/>
           <w:b/>
           <w:bCs/>
+          <w:sz w:val="20"/>
+          <w:szCs w:val="20"/>
         </w:rPr>
         <w:t>cerrar todos los archivos</w:t>
       </w:r>
       <w:r>
+        <w:rPr>
+          <w:rFonts w:ascii="Segoe UI Light" w:hAnsi="Segoe UI Light" w:cs="Segoe UI Light"/>
+          <w:sz w:val="20"/>
+          <w:szCs w:val="20"/>
+        </w:rPr>
         <w:t xml:space="preserve"> que pertenezcan al directorio del aplicativo y que hayan sido utilizados en procesos anteriores.</w:t>
       </w:r>
     </w:p>
     <w:p>
       <w:pPr>
         <w:jc w:val="both"/>
-      </w:pPr>
-      <w:r>
-        <w:t>En caso de requerir acceso a dichos archivos mientras el aplicativo está en uso, se recomienda copiarlos y utilizarlos desde un directorio distinto, para evitar conflictos en la</w:t>
-      </w:r>
-      <w:r>
-        <w:t xml:space="preserve"> </w:t>
-      </w:r>
-      <w:r>
-        <w:t>ejecución</w:t>
-      </w:r>
-      <w:r>
-        <w:t xml:space="preserve"> y generación de reportes</w:t>
-      </w:r>
-      <w:r>
-        <w:t>.</w:t>
+        <w:rPr>
+          <w:rFonts w:ascii="Segoe UI Light" w:hAnsi="Segoe UI Light" w:cs="Segoe UI Light"/>
+          <w:sz w:val="20"/>
+          <w:szCs w:val="20"/>
+        </w:rPr>
+      </w:pPr>
+      <w:r>
+        <w:rPr>
+          <w:rFonts w:ascii="Segoe UI Light" w:hAnsi="Segoe UI Light" w:cs="Segoe UI Light"/>
+          <w:sz w:val="20"/>
+          <w:szCs w:val="20"/>
+        </w:rPr>
+        <w:t>En caso de requerir acceso a dichos archivos mientras el aplicativo está en uso, se recomienda copiarlos y utilizarlos desde un directorio distinto, para evitar conflictos en la ejecución y generación de reportes.</w:t>
       </w:r>
     </w:p>
     <w:p>
       <w:pPr>
         <w:jc w:val="both"/>
-      </w:pPr>
-      <w:r>
-        <w:t xml:space="preserve">Una vez </w:t>
-      </w:r>
-      <w:r>
-        <w:t>verificada la existencia y correcta organización de la estructura descrita en el apartado</w:t>
-      </w:r>
-      <w:r>
-        <w:rPr>
+        <w:rPr>
+          <w:rFonts w:ascii="Segoe UI Light" w:hAnsi="Segoe UI Light" w:cs="Segoe UI Light"/>
+          <w:sz w:val="20"/>
+          <w:szCs w:val="20"/>
+        </w:rPr>
+      </w:pPr>
+      <w:r>
+        <w:rPr>
+          <w:rFonts w:ascii="Segoe UI Light" w:hAnsi="Segoe UI Light" w:cs="Segoe UI Light"/>
+          <w:sz w:val="20"/>
+          <w:szCs w:val="20"/>
+        </w:rPr>
+        <w:lastRenderedPageBreak/>
+        <w:t>Una vez verificada la existencia y correcta organización de la estructura descrita en el apartado</w:t>
+      </w:r>
+      <w:r>
+        <w:rPr>
+          <w:rFonts w:ascii="Segoe UI Light" w:hAnsi="Segoe UI Light" w:cs="Segoe UI Light"/>
           <w:b/>
           <w:bCs/>
+          <w:sz w:val="20"/>
+          <w:szCs w:val="20"/>
         </w:rPr>
         <w:t xml:space="preserve"> "Requisitos para la ejecución del aplicativo",</w:t>
       </w:r>
       <w:r>
+        <w:rPr>
+          <w:rFonts w:ascii="Segoe UI Light" w:hAnsi="Segoe UI Light" w:cs="Segoe UI Light"/>
+          <w:sz w:val="20"/>
+          <w:szCs w:val="20"/>
+        </w:rPr>
         <w:t xml:space="preserve"> </w:t>
       </w:r>
       <w:r>
+        <w:rPr>
+          <w:rFonts w:ascii="Segoe UI Light" w:hAnsi="Segoe UI Light" w:cs="Segoe UI Light"/>
+          <w:sz w:val="20"/>
+          <w:szCs w:val="20"/>
+        </w:rPr>
         <w:t xml:space="preserve">el usuario debe cargar en el directorio </w:t>
       </w:r>
       <w:r>
         <w:rPr>
+          <w:rFonts w:ascii="Segoe UI Light" w:hAnsi="Segoe UI Light" w:cs="Segoe UI Light"/>
           <w:b/>
           <w:bCs/>
+          <w:sz w:val="20"/>
+          <w:szCs w:val="20"/>
         </w:rPr>
         <w:t>rem</w:t>
       </w:r>
       <w:r>
+        <w:rPr>
+          <w:rFonts w:ascii="Segoe UI Light" w:hAnsi="Segoe UI Light" w:cs="Segoe UI Light"/>
+          <w:sz w:val="20"/>
+          <w:szCs w:val="20"/>
+        </w:rPr>
         <w:t xml:space="preserve"> los archivos REM que serán analizados.</w:t>
       </w:r>
     </w:p>
     <w:p>
       <w:pPr>
         <w:jc w:val="both"/>
-      </w:pPr>
-      <w:r>
+        <w:rPr>
+          <w:rFonts w:ascii="Segoe UI Light" w:hAnsi="Segoe UI Light" w:cs="Segoe UI Light"/>
+          <w:sz w:val="20"/>
+          <w:szCs w:val="20"/>
+        </w:rPr>
+      </w:pPr>
+      <w:r>
+        <w:rPr>
+          <w:rFonts w:ascii="Segoe UI Light" w:hAnsi="Segoe UI Light" w:cs="Segoe UI Light"/>
+          <w:sz w:val="20"/>
+          <w:szCs w:val="20"/>
+        </w:rPr>
         <w:t xml:space="preserve">Para los archivos correspondientes al año estadístico en curso, el nombre del archivo debe mantener la estructura descrita en la </w:t>
       </w:r>
       <w:r>
         <w:rPr>
+          <w:rFonts w:ascii="Segoe UI Light" w:hAnsi="Segoe UI Light" w:cs="Segoe UI Light"/>
           <w:i/>
           <w:iCs/>
+          <w:sz w:val="20"/>
+          <w:szCs w:val="20"/>
         </w:rPr>
         <w:t>“Figura 2: Tabla desglose formato de nombre de REM.”</w:t>
       </w:r>
@@ -3306,117 +3642,291 @@
     <w:p>
       <w:pPr>
         <w:jc w:val="both"/>
-      </w:pPr>
-      <w:r>
+        <w:rPr>
+          <w:rFonts w:ascii="Segoe UI Light" w:hAnsi="Segoe UI Light" w:cs="Segoe UI Light"/>
+          <w:sz w:val="20"/>
+          <w:szCs w:val="20"/>
+        </w:rPr>
+      </w:pPr>
+      <w:r>
+        <w:rPr>
+          <w:rFonts w:ascii="Segoe UI Light" w:hAnsi="Segoe UI Light" w:cs="Segoe UI Light"/>
+          <w:sz w:val="20"/>
+          <w:szCs w:val="20"/>
+        </w:rPr>
         <w:t>Cuando se requiera validar archivos REM correspondientes a años anteriores, el nombre del archivo deberá incorporar el año de la serie al final del nombre, antes de la extensión, utilizando la siguiente estructura: [Nombre base del archivo]-[AÑO].xlsm</w:t>
       </w:r>
     </w:p>
     <w:p>
       <w:pPr>
         <w:jc w:val="both"/>
-      </w:pPr>
-      <w:r>
+        <w:rPr>
+          <w:rFonts w:ascii="Segoe UI Light" w:hAnsi="Segoe UI Light" w:cs="Segoe UI Light"/>
+          <w:sz w:val="20"/>
+          <w:szCs w:val="20"/>
+        </w:rPr>
+      </w:pPr>
+      <w:r>
+        <w:rPr>
+          <w:rFonts w:ascii="Segoe UI Light" w:hAnsi="Segoe UI Light" w:cs="Segoe UI Light"/>
+          <w:sz w:val="20"/>
+          <w:szCs w:val="20"/>
+        </w:rPr>
         <w:t>Por ejemplo: 111783BM06V1-2025.xlsm</w:t>
       </w:r>
     </w:p>
     <w:p>
-      <w:r>
-        <w:t xml:space="preserve">Este sufijo permite al aplicativo identificar correctamente el año de la serie que será utilizada durante el proceso de validación. Si el archivo no incorpora este formato cuando corresponda, el </w:t>
-      </w:r>
-      <w:r>
-        <w:t>aplicativo lo clasificará como inválido y no será considerado para las validaciones correspondientes.</w:t>
-      </w:r>
-    </w:p>
-    <w:p>
-      <w:r>
-        <w:t>Posteriormente, el usuario podrá ejecutar el archivo "validador-consistencias-rem-ver&lt;número_de_versión&gt;.exe".</w:t>
-      </w:r>
-    </w:p>
-    <w:p>
-      <w:r>
+      <w:pPr>
+        <w:rPr>
+          <w:rFonts w:ascii="Segoe UI Light" w:hAnsi="Segoe UI Light" w:cs="Segoe UI Light"/>
+          <w:sz w:val="20"/>
+          <w:szCs w:val="20"/>
+        </w:rPr>
+      </w:pPr>
+      <w:r>
+        <w:rPr>
+          <w:rFonts w:ascii="Segoe UI Light" w:hAnsi="Segoe UI Light" w:cs="Segoe UI Light"/>
+          <w:sz w:val="20"/>
+          <w:szCs w:val="20"/>
+        </w:rPr>
+        <w:t>Este sufijo permite al aplicativo identificar correctamente el año de la serie que será utilizada durante el proceso de validación. Si el archivo no incorpora este formato cuando corresponda, el aplicativo lo clasificará como inválido y no será considerado para las validaciones correspondientes.</w:t>
+      </w:r>
+    </w:p>
+    <w:p>
+      <w:pPr>
+        <w:rPr>
+          <w:rFonts w:ascii="Segoe UI Light" w:hAnsi="Segoe UI Light" w:cs="Segoe UI Light"/>
+          <w:sz w:val="20"/>
+          <w:szCs w:val="20"/>
+        </w:rPr>
+      </w:pPr>
+      <w:r>
+        <w:rPr>
+          <w:rFonts w:ascii="Segoe UI Light" w:hAnsi="Segoe UI Light" w:cs="Segoe UI Light"/>
+          <w:sz w:val="20"/>
+          <w:szCs w:val="20"/>
+        </w:rPr>
+        <w:t>Posteriormente, el usuario podrá ejecutar el archivo "validador-consistencias-rem-ver&lt;</w:t>
+      </w:r>
+      <w:proofErr w:type="spellStart"/>
+      <w:r>
+        <w:rPr>
+          <w:rFonts w:ascii="Segoe UI Light" w:hAnsi="Segoe UI Light" w:cs="Segoe UI Light"/>
+          <w:sz w:val="20"/>
+          <w:szCs w:val="20"/>
+        </w:rPr>
+        <w:t>número_de_versión</w:t>
+      </w:r>
+      <w:proofErr w:type="spellEnd"/>
+      <w:r>
+        <w:rPr>
+          <w:rFonts w:ascii="Segoe UI Light" w:hAnsi="Segoe UI Light" w:cs="Segoe UI Light"/>
+          <w:sz w:val="20"/>
+          <w:szCs w:val="20"/>
+        </w:rPr>
+        <w:t>&gt;.exe".</w:t>
+      </w:r>
+    </w:p>
+    <w:p>
+      <w:pPr>
+        <w:rPr>
+          <w:rFonts w:ascii="Segoe UI Light" w:hAnsi="Segoe UI Light" w:cs="Segoe UI Light"/>
+          <w:sz w:val="20"/>
+          <w:szCs w:val="20"/>
+        </w:rPr>
+      </w:pPr>
+      <w:r>
+        <w:rPr>
+          <w:rFonts w:ascii="Segoe UI Light" w:hAnsi="Segoe UI Light" w:cs="Segoe UI Light"/>
+          <w:sz w:val="20"/>
+          <w:szCs w:val="20"/>
+        </w:rPr>
         <w:t>Al iniciar la ejecución, el aplicativo realizará las validaciones preliminares de los archivos REM, verificando, entre otros aspectos, la estructura del nombre de los archivos, la integridad de los documentos y la información contenida en las portadas.</w:t>
       </w:r>
     </w:p>
     <w:p>
-      <w:r>
+      <w:pPr>
+        <w:rPr>
+          <w:rFonts w:ascii="Segoe UI Light" w:hAnsi="Segoe UI Light" w:cs="Segoe UI Light"/>
+          <w:sz w:val="20"/>
+          <w:szCs w:val="20"/>
+        </w:rPr>
+      </w:pPr>
+      <w:r>
+        <w:rPr>
+          <w:rFonts w:ascii="Segoe UI Light" w:hAnsi="Segoe UI Light" w:cs="Segoe UI Light"/>
+          <w:sz w:val="20"/>
+          <w:szCs w:val="20"/>
+        </w:rPr>
         <w:t>Para las series correspondientes hasta el año 2025, la validación del establecimiento considera tanto el nombre oficial como los nombres alternativos (alias) registrados para cada establecimiento.</w:t>
       </w:r>
     </w:p>
     <w:p>
-      <w:r>
+      <w:pPr>
+        <w:rPr>
+          <w:rFonts w:ascii="Segoe UI Light" w:hAnsi="Segoe UI Light" w:cs="Segoe UI Light"/>
+          <w:sz w:val="20"/>
+          <w:szCs w:val="20"/>
+        </w:rPr>
+      </w:pPr>
+      <w:r>
+        <w:rPr>
+          <w:rFonts w:ascii="Segoe UI Light" w:hAnsi="Segoe UI Light" w:cs="Segoe UI Light"/>
+          <w:sz w:val="20"/>
+          <w:szCs w:val="20"/>
+        </w:rPr>
         <w:t xml:space="preserve">Para las series correspondientes desde el año 2026, la validación del establecimiento se realiza exclusivamente utilizando el nombre oficial, obtenido mediante el botón </w:t>
       </w:r>
       <w:r>
         <w:rPr>
+          <w:rFonts w:ascii="Segoe UI Light" w:hAnsi="Segoe UI Light" w:cs="Segoe UI Light"/>
           <w:i/>
           <w:iCs/>
+          <w:sz w:val="20"/>
+          <w:szCs w:val="20"/>
         </w:rPr>
         <w:t>"Buscar Establecimiento"</w:t>
       </w:r>
       <w:r>
+        <w:rPr>
+          <w:rFonts w:ascii="Segoe UI Light" w:hAnsi="Segoe UI Light" w:cs="Segoe UI Light"/>
+          <w:sz w:val="20"/>
+          <w:szCs w:val="20"/>
+        </w:rPr>
         <w:t xml:space="preserve"> de la hoja </w:t>
       </w:r>
       <w:r>
         <w:rPr>
+          <w:rFonts w:ascii="Segoe UI Light" w:hAnsi="Segoe UI Light" w:cs="Segoe UI Light"/>
           <w:i/>
           <w:iCs/>
+          <w:sz w:val="20"/>
+          <w:szCs w:val="20"/>
         </w:rPr>
         <w:t>"NOMBRE"</w:t>
       </w:r>
       <w:r>
+        <w:rPr>
+          <w:rFonts w:ascii="Segoe UI Light" w:hAnsi="Segoe UI Light" w:cs="Segoe UI Light"/>
+          <w:sz w:val="20"/>
+          <w:szCs w:val="20"/>
+        </w:rPr>
         <w:t xml:space="preserve"> de cada serie REM.</w:t>
       </w:r>
     </w:p>
     <w:p>
-      <w:r>
+      <w:pPr>
+        <w:rPr>
+          <w:rFonts w:ascii="Segoe UI Light" w:hAnsi="Segoe UI Light" w:cs="Segoe UI Light"/>
+          <w:sz w:val="20"/>
+          <w:szCs w:val="20"/>
+        </w:rPr>
+      </w:pPr>
+      <w:r>
+        <w:rPr>
+          <w:rFonts w:ascii="Segoe UI Light" w:hAnsi="Segoe UI Light" w:cs="Segoe UI Light"/>
+          <w:sz w:val="20"/>
+          <w:szCs w:val="20"/>
+        </w:rPr>
         <w:t>Tras unos segundos, el sistema iniciará el procesamiento de los archivos REM y se mostrará en la terminal CMD una breve descripción del registro de ejecución.</w:t>
       </w:r>
     </w:p>
     <w:p>
       <w:pPr>
         <w:rPr>
+          <w:rFonts w:ascii="Segoe UI Light" w:hAnsi="Segoe UI Light" w:cs="Segoe UI Light"/>
           <w:i/>
           <w:iCs/>
-        </w:rPr>
-      </w:pPr>
-      <w:r>
+          <w:sz w:val="20"/>
+          <w:szCs w:val="20"/>
+        </w:rPr>
+      </w:pPr>
+      <w:r>
+        <w:rPr>
+          <w:rFonts w:ascii="Segoe UI Light" w:hAnsi="Segoe UI Light" w:cs="Segoe UI Light"/>
+          <w:sz w:val="20"/>
+          <w:szCs w:val="20"/>
+        </w:rPr>
         <w:t xml:space="preserve">Esta salida se ejemplifica en la </w:t>
       </w:r>
       <w:r>
         <w:rPr>
+          <w:rFonts w:ascii="Segoe UI Light" w:hAnsi="Segoe UI Light" w:cs="Segoe UI Light"/>
           <w:i/>
           <w:iCs/>
+          <w:sz w:val="20"/>
+          <w:szCs w:val="20"/>
         </w:rPr>
         <w:t>"Figura 3: Registro en la terminal CMD".</w:t>
       </w:r>
     </w:p>
     <w:p>
-      <w:r>
+      <w:pPr>
+        <w:rPr>
+          <w:rFonts w:ascii="Segoe UI Light" w:hAnsi="Segoe UI Light" w:cs="Segoe UI Light"/>
+          <w:sz w:val="20"/>
+          <w:szCs w:val="20"/>
+        </w:rPr>
+      </w:pPr>
+      <w:r>
+        <w:rPr>
+          <w:rFonts w:ascii="Segoe UI Light" w:hAnsi="Segoe UI Light" w:cs="Segoe UI Light"/>
+          <w:sz w:val="20"/>
+          <w:szCs w:val="20"/>
+        </w:rPr>
         <w:t>Al finalizar el procesamiento, el aplicativo emitirá un sonido de alerta para indicar que ha concluido.</w:t>
       </w:r>
     </w:p>
     <w:p>
-      <w:r>
-        <w:rPr>
+      <w:pPr>
+        <w:rPr>
+          <w:rFonts w:ascii="Segoe UI Light" w:hAnsi="Segoe UI Light" w:cs="Segoe UI Light"/>
+          <w:sz w:val="20"/>
+          <w:szCs w:val="20"/>
+        </w:rPr>
+      </w:pPr>
+      <w:r>
+        <w:rPr>
+          <w:rFonts w:ascii="Segoe UI Light" w:hAnsi="Segoe UI Light" w:cs="Segoe UI Light"/>
           <w:b/>
           <w:bCs/>
+          <w:sz w:val="20"/>
+          <w:szCs w:val="20"/>
+        </w:rPr>
+        <w:t>La terminal permanecerá abierta hasta que el usuario presione cualquier tecla o cierre manualmente la ventana</w:t>
+      </w:r>
+      <w:r>
+        <w:rPr>
+          <w:rFonts w:ascii="Segoe UI Light" w:hAnsi="Segoe UI Light" w:cs="Segoe UI Light"/>
+          <w:sz w:val="20"/>
+          <w:szCs w:val="20"/>
+        </w:rPr>
+        <w:t>.</w:t>
+      </w:r>
+    </w:p>
+    <w:p>
+      <w:pPr>
+        <w:rPr>
+          <w:sz w:val="20"/>
+          <w:szCs w:val="20"/>
+        </w:rPr>
+      </w:pPr>
+    </w:p>
+    <w:p>
+      <w:pPr>
+        <w:jc w:val="center"/>
+        <w:rPr>
+          <w:sz w:val="20"/>
+          <w:szCs w:val="20"/>
+        </w:rPr>
+      </w:pPr>
+      <w:r>
+        <w:rPr>
+          <w:noProof/>
+          <w:sz w:val="20"/>
+          <w:szCs w:val="20"/>
         </w:rPr>
         <w:lastRenderedPageBreak/>
-        <w:t>La terminal permanecerá abierta hasta que el usuario presione cualquier tecla o cierre manualmente la ventana</w:t>
-      </w:r>
-      <w:r>
-        <w:t>.</w:t>
-      </w:r>
-    </w:p>
-    <w:p/>
-    <w:p>
-      <w:pPr>
-        <w:jc w:val="center"/>
-      </w:pPr>
-      <w:r>
-        <w:rPr>
-          <w:noProof/>
-        </w:rPr>
         <w:drawing>
           <wp:inline distT="0" distB="0" distL="0" distR="0" wp14:anchorId="6FCB4591" wp14:editId="6438ACB5">
             <wp:extent cx="5612130" cy="3116580"/>
@@ -3464,14 +3974,18 @@
       <w:pPr>
         <w:jc w:val="center"/>
         <w:rPr>
+          <w:rFonts w:ascii="Segoe UI Light" w:hAnsi="Segoe UI Light" w:cs="Segoe UI Light"/>
           <w:b/>
           <w:bCs/>
-        </w:rPr>
-      </w:pPr>
-      <w:r>
-        <w:rPr>
-          <w:sz w:val="28"/>
-          <w:szCs w:val="28"/>
+          <w:sz w:val="24"/>
+          <w:szCs w:val="24"/>
+        </w:rPr>
+      </w:pPr>
+      <w:r>
+        <w:rPr>
+          <w:rFonts w:ascii="Segoe UI Light" w:hAnsi="Segoe UI Light" w:cs="Segoe UI Light"/>
+          <w:sz w:val="24"/>
+          <w:szCs w:val="24"/>
           <w:vertAlign w:val="superscript"/>
         </w:rPr>
         <w:t>Figura 3: Registro en la terminal CMD.</w:t>
@@ -3482,6 +3996,8 @@
         <w:rPr>
           <w:b/>
           <w:bCs/>
+          <w:sz w:val="20"/>
+          <w:szCs w:val="20"/>
         </w:rPr>
       </w:pPr>
     </w:p>
@@ -3534,137 +4050,243 @@
       <w:bookmarkEnd w:id="10"/>
     </w:p>
     <w:p>
-      <w:r>
+      <w:pPr>
+        <w:rPr>
+          <w:rFonts w:ascii="Segoe UI Light" w:hAnsi="Segoe UI Light" w:cs="Segoe UI Light"/>
+          <w:sz w:val="20"/>
+          <w:szCs w:val="20"/>
+        </w:rPr>
+      </w:pPr>
+      <w:r>
+        <w:rPr>
+          <w:rFonts w:ascii="Segoe UI Light" w:hAnsi="Segoe UI Light" w:cs="Segoe UI Light"/>
+          <w:sz w:val="20"/>
+          <w:szCs w:val="20"/>
+        </w:rPr>
         <w:t>Una vez finalizado el proceso, el aplicativo genera los directorios y archivos de salida de forma estructurada, permitiendo una revisión ordenada de los resultados.</w:t>
       </w:r>
     </w:p>
     <w:p>
-      <w:r>
-        <w:t xml:space="preserve">Todos los reportes generados por el </w:t>
-      </w:r>
-      <w:r>
-        <w:t>aplicativo</w:t>
-      </w:r>
-      <w:r>
-        <w:t xml:space="preserve"> se almacenan en un nuevo directorio llamado </w:t>
-      </w:r>
-      <w:r>
-        <w:rPr>
+      <w:pPr>
+        <w:rPr>
+          <w:rFonts w:ascii="Segoe UI Light" w:hAnsi="Segoe UI Light" w:cs="Segoe UI Light"/>
+          <w:sz w:val="20"/>
+          <w:szCs w:val="20"/>
+        </w:rPr>
+      </w:pPr>
+      <w:r>
+        <w:rPr>
+          <w:rFonts w:ascii="Segoe UI Light" w:hAnsi="Segoe UI Light" w:cs="Segoe UI Light"/>
+          <w:sz w:val="20"/>
+          <w:szCs w:val="20"/>
+        </w:rPr>
+        <w:t xml:space="preserve">Todos los reportes generados por el aplicativo se almacenan en un nuevo directorio llamado </w:t>
+      </w:r>
+      <w:r>
+        <w:rPr>
+          <w:rFonts w:ascii="Segoe UI Light" w:hAnsi="Segoe UI Light" w:cs="Segoe UI Light"/>
           <w:i/>
           <w:iCs/>
+          <w:sz w:val="20"/>
+          <w:szCs w:val="20"/>
         </w:rPr>
         <w:t>“resultados”</w:t>
       </w:r>
       <w:r>
-        <w:t>,</w:t>
-      </w:r>
-      <w:r>
-        <w:t xml:space="preserve"> ubicado dentro del directorio </w:t>
-      </w:r>
-      <w:r>
-        <w:t>principal</w:t>
-      </w:r>
-      <w:r>
-        <w:t xml:space="preserve"> del aplicativo.</w:t>
-      </w:r>
-      <w:r>
+        <w:rPr>
+          <w:rFonts w:ascii="Segoe UI Light" w:hAnsi="Segoe UI Light" w:cs="Segoe UI Light"/>
+          <w:sz w:val="20"/>
+          <w:szCs w:val="20"/>
+        </w:rPr>
+        <w:t>, ubicado dentro del directorio principal del aplicativo.</w:t>
+      </w:r>
+      <w:r>
+        <w:rPr>
+          <w:rFonts w:ascii="Segoe UI Light" w:hAnsi="Segoe UI Light" w:cs="Segoe UI Light"/>
+          <w:sz w:val="20"/>
+          <w:szCs w:val="20"/>
+        </w:rPr>
         <w:br/>
-        <w:t xml:space="preserve">La estructura de este directorio se muestra en la </w:t>
-      </w:r>
-      <w:r>
-        <w:t>“</w:t>
-      </w:r>
-      <w:r>
-        <w:rPr>
+        <w:t>La estructura de este directorio se muestra en la “</w:t>
+      </w:r>
+      <w:r>
+        <w:rPr>
+          <w:rFonts w:ascii="Segoe UI Light" w:hAnsi="Segoe UI Light" w:cs="Segoe UI Light"/>
           <w:i/>
           <w:iCs/>
+          <w:sz w:val="20"/>
+          <w:szCs w:val="20"/>
         </w:rPr>
         <w:t>Figura 4: Directorio resultados</w:t>
       </w:r>
       <w:r>
-        <w:t>.</w:t>
-      </w:r>
-      <w:r>
-        <w:t>”</w:t>
-      </w:r>
-    </w:p>
-    <w:p>
-      <w:r>
+        <w:rPr>
+          <w:rFonts w:ascii="Segoe UI Light" w:hAnsi="Segoe UI Light" w:cs="Segoe UI Light"/>
+          <w:sz w:val="20"/>
+          <w:szCs w:val="20"/>
+        </w:rPr>
+        <w:t>.”</w:t>
+      </w:r>
+    </w:p>
+    <w:p>
+      <w:pPr>
+        <w:rPr>
+          <w:rFonts w:ascii="Segoe UI Light" w:hAnsi="Segoe UI Light" w:cs="Segoe UI Light"/>
+          <w:sz w:val="20"/>
+          <w:szCs w:val="20"/>
+        </w:rPr>
+      </w:pPr>
+      <w:r>
+        <w:rPr>
+          <w:rFonts w:ascii="Segoe UI Light" w:hAnsi="Segoe UI Light" w:cs="Segoe UI Light"/>
+          <w:sz w:val="20"/>
+          <w:szCs w:val="20"/>
+        </w:rPr>
         <w:t>En este directorio se almacena</w:t>
       </w:r>
       <w:r>
+        <w:rPr>
+          <w:rFonts w:ascii="Segoe UI Light" w:hAnsi="Segoe UI Light" w:cs="Segoe UI Light"/>
+          <w:sz w:val="20"/>
+          <w:szCs w:val="20"/>
+        </w:rPr>
         <w:t>n</w:t>
       </w:r>
       <w:r>
+        <w:rPr>
+          <w:rFonts w:ascii="Segoe UI Light" w:hAnsi="Segoe UI Light" w:cs="Segoe UI Light"/>
+          <w:sz w:val="20"/>
+          <w:szCs w:val="20"/>
+        </w:rPr>
         <w:t xml:space="preserve"> </w:t>
       </w:r>
       <w:r>
+        <w:rPr>
+          <w:rFonts w:ascii="Segoe UI Light" w:hAnsi="Segoe UI Light" w:cs="Segoe UI Light"/>
+          <w:sz w:val="20"/>
+          <w:szCs w:val="20"/>
+        </w:rPr>
         <w:t>los</w:t>
       </w:r>
       <w:r>
+        <w:rPr>
+          <w:rFonts w:ascii="Segoe UI Light" w:hAnsi="Segoe UI Light" w:cs="Segoe UI Light"/>
+          <w:sz w:val="20"/>
+          <w:szCs w:val="20"/>
+        </w:rPr>
         <w:t xml:space="preserve"> informe</w:t>
       </w:r>
       <w:r>
+        <w:rPr>
+          <w:rFonts w:ascii="Segoe UI Light" w:hAnsi="Segoe UI Light" w:cs="Segoe UI Light"/>
+          <w:sz w:val="20"/>
+          <w:szCs w:val="20"/>
+        </w:rPr>
         <w:t>s</w:t>
       </w:r>
       <w:r>
+        <w:rPr>
+          <w:rFonts w:ascii="Segoe UI Light" w:hAnsi="Segoe UI Light" w:cs="Segoe UI Light"/>
+          <w:sz w:val="20"/>
+          <w:szCs w:val="20"/>
+        </w:rPr>
         <w:t xml:space="preserve"> </w:t>
       </w:r>
       <w:r>
         <w:rPr>
+          <w:rFonts w:ascii="Segoe UI Light" w:hAnsi="Segoe UI Light" w:cs="Segoe UI Light"/>
           <w:i/>
           <w:iCs/>
+          <w:sz w:val="20"/>
+          <w:szCs w:val="20"/>
         </w:rPr>
         <w:t>“Resultado</w:t>
       </w:r>
       <w:r>
         <w:rPr>
+          <w:rFonts w:ascii="Segoe UI Light" w:hAnsi="Segoe UI Light" w:cs="Segoe UI Light"/>
           <w:i/>
           <w:iCs/>
+          <w:sz w:val="20"/>
+          <w:szCs w:val="20"/>
         </w:rPr>
         <w:t>s</w:t>
       </w:r>
       <w:r>
         <w:rPr>
+          <w:rFonts w:ascii="Segoe UI Light" w:hAnsi="Segoe UI Light" w:cs="Segoe UI Light"/>
           <w:i/>
           <w:iCs/>
+          <w:sz w:val="20"/>
+          <w:szCs w:val="20"/>
         </w:rPr>
         <w:t>-Validación.xlsx”</w:t>
       </w:r>
       <w:r>
         <w:rPr>
+          <w:rFonts w:ascii="Segoe UI Light" w:hAnsi="Segoe UI Light" w:cs="Segoe UI Light"/>
           <w:i/>
           <w:iCs/>
+          <w:sz w:val="20"/>
+          <w:szCs w:val="20"/>
         </w:rPr>
         <w:t xml:space="preserve"> y “Errores-Consistencias-REM.xlsx”</w:t>
       </w:r>
       <w:r>
-        <w:t xml:space="preserve"> correspondientes a las validaciones realizadas, permitiendo identificar de forma clara los cambios detectados, errores en las portadas,</w:t>
-      </w:r>
-      <w:r>
-        <w:t xml:space="preserve"> errores en los tipos de valores por cada celda, </w:t>
-      </w:r>
-      <w:r>
-        <w:t>archivos corruptos</w:t>
-      </w:r>
-      <w:r>
+        <w:rPr>
+          <w:rFonts w:ascii="Segoe UI Light" w:hAnsi="Segoe UI Light" w:cs="Segoe UI Light"/>
+          <w:sz w:val="20"/>
+          <w:szCs w:val="20"/>
+        </w:rPr>
+        <w:t xml:space="preserve"> correspondientes a las validaciones realizadas, permitiendo identificar de forma clara los cambios detectados, errores en las portadas, errores en los tipos de valores por cada celda, archivos corruptos</w:t>
+      </w:r>
+      <w:r>
+        <w:rPr>
+          <w:rFonts w:ascii="Segoe UI Light" w:hAnsi="Segoe UI Light" w:cs="Segoe UI Light"/>
+          <w:sz w:val="20"/>
+          <w:szCs w:val="20"/>
+        </w:rPr>
         <w:t>, reglas de validación</w:t>
       </w:r>
       <w:r>
+        <w:rPr>
+          <w:rFonts w:ascii="Segoe UI Light" w:hAnsi="Segoe UI Light" w:cs="Segoe UI Light"/>
+          <w:sz w:val="20"/>
+          <w:szCs w:val="20"/>
+        </w:rPr>
         <w:t xml:space="preserve"> u otros hallazgos relevantes</w:t>
       </w:r>
       <w:r>
+        <w:rPr>
+          <w:rFonts w:ascii="Segoe UI Light" w:hAnsi="Segoe UI Light" w:cs="Segoe UI Light"/>
+          <w:sz w:val="20"/>
+          <w:szCs w:val="20"/>
+        </w:rPr>
         <w:t>.</w:t>
       </w:r>
     </w:p>
-    <w:p/>
+    <w:p>
+      <w:pPr>
+        <w:rPr>
+          <w:rFonts w:ascii="Segoe UI Light" w:hAnsi="Segoe UI Light" w:cs="Segoe UI Light"/>
+          <w:sz w:val="20"/>
+          <w:szCs w:val="20"/>
+        </w:rPr>
+      </w:pPr>
+    </w:p>
     <w:p>
       <w:pPr>
         <w:jc w:val="center"/>
+        <w:rPr>
+          <w:sz w:val="20"/>
+          <w:szCs w:val="20"/>
+        </w:rPr>
       </w:pPr>
       <w:r>
         <w:rPr>
           <w:noProof/>
+          <w:sz w:val="20"/>
+          <w:szCs w:val="20"/>
         </w:rPr>
         <w:lastRenderedPageBreak/>
         <w:drawing>
@@ -3719,14 +4341,18 @@
       <w:pPr>
         <w:jc w:val="center"/>
         <w:rPr>
-          <w:sz w:val="18"/>
-          <w:szCs w:val="18"/>
-        </w:rPr>
-      </w:pPr>
-      <w:r>
-        <w:rPr>
-          <w:sz w:val="18"/>
-          <w:szCs w:val="18"/>
+          <w:rFonts w:ascii="Segoe UI Light" w:hAnsi="Segoe UI Light" w:cs="Segoe UI Light"/>
+          <w:sz w:val="24"/>
+          <w:szCs w:val="24"/>
+          <w:vertAlign w:val="superscript"/>
+        </w:rPr>
+      </w:pPr>
+      <w:r>
+        <w:rPr>
+          <w:rFonts w:ascii="Segoe UI Light" w:hAnsi="Segoe UI Light" w:cs="Segoe UI Light"/>
+          <w:sz w:val="24"/>
+          <w:szCs w:val="24"/>
+          <w:vertAlign w:val="superscript"/>
         </w:rPr>
         <w:t>Figura 4: Directorio resultados.</w:t>
       </w:r>
@@ -3735,17 +4361,27 @@
     <w:p>
       <w:pPr>
         <w:jc w:val="both"/>
+        <w:rPr>
+          <w:sz w:val="20"/>
+          <w:szCs w:val="20"/>
+        </w:rPr>
       </w:pPr>
     </w:p>
     <w:p>
       <w:pPr>
         <w:jc w:val="both"/>
         <w:rPr>
+          <w:rFonts w:ascii="Segoe UI Light" w:hAnsi="Segoe UI Light" w:cs="Segoe UI Light"/>
+          <w:sz w:val="20"/>
+          <w:szCs w:val="20"/>
           <w:u w:val="single"/>
         </w:rPr>
       </w:pPr>
       <w:r>
         <w:rPr>
+          <w:rFonts w:ascii="Segoe UI Light" w:hAnsi="Segoe UI Light" w:cs="Segoe UI Light"/>
+          <w:sz w:val="20"/>
+          <w:szCs w:val="20"/>
           <w:u w:val="single"/>
         </w:rPr>
         <w:t>Estructura reporte Resultados-Validación.xlsx:</w:t>
@@ -3755,14 +4391,25 @@
       <w:pPr>
         <w:jc w:val="both"/>
         <w:rPr>
-          <w:sz w:val="18"/>
-          <w:szCs w:val="18"/>
-        </w:rPr>
-      </w:pPr>
-      <w:r>
+          <w:rFonts w:ascii="Segoe UI Light" w:hAnsi="Segoe UI Light" w:cs="Segoe UI Light"/>
+          <w:sz w:val="20"/>
+          <w:szCs w:val="20"/>
+        </w:rPr>
+      </w:pPr>
+      <w:r>
+        <w:rPr>
+          <w:rFonts w:ascii="Segoe UI Light" w:hAnsi="Segoe UI Light" w:cs="Segoe UI Light"/>
+          <w:sz w:val="20"/>
+          <w:szCs w:val="20"/>
+        </w:rPr>
         <w:t>Este a</w:t>
       </w:r>
       <w:r>
+        <w:rPr>
+          <w:rFonts w:ascii="Segoe UI Light" w:hAnsi="Segoe UI Light" w:cs="Segoe UI Light"/>
+          <w:sz w:val="20"/>
+          <w:szCs w:val="20"/>
+        </w:rPr>
         <w:t>nálisis tendrá cuatro hojas:</w:t>
       </w:r>
     </w:p>
@@ -3775,47 +4422,72 @@
         </w:numPr>
         <w:spacing w:after="160" w:line="278" w:lineRule="auto"/>
         <w:rPr>
-          <w:sz w:val="28"/>
-          <w:szCs w:val="28"/>
+          <w:rFonts w:ascii="Segoe UI Light" w:hAnsi="Segoe UI Light" w:cs="Segoe UI Light"/>
+          <w:sz w:val="20"/>
+          <w:szCs w:val="20"/>
           <w:vertAlign w:val="superscript"/>
         </w:rPr>
       </w:pPr>
       <w:r>
         <w:rPr>
+          <w:rFonts w:ascii="Segoe UI Light" w:hAnsi="Segoe UI Light" w:cs="Segoe UI Light"/>
           <w:b/>
           <w:bCs/>
+          <w:sz w:val="20"/>
+          <w:szCs w:val="20"/>
         </w:rPr>
         <w:t xml:space="preserve">Inválidos: </w:t>
       </w:r>
       <w:r>
+        <w:rPr>
+          <w:rFonts w:ascii="Segoe UI Light" w:hAnsi="Segoe UI Light" w:cs="Segoe UI Light"/>
+          <w:sz w:val="20"/>
+          <w:szCs w:val="20"/>
+        </w:rPr>
         <w:t>La estructura de esta hoja se aprecia en la “</w:t>
       </w:r>
       <w:r>
         <w:rPr>
+          <w:rFonts w:ascii="Segoe UI Light" w:hAnsi="Segoe UI Light" w:cs="Segoe UI Light"/>
           <w:i/>
           <w:iCs/>
-        </w:rPr>
-        <w:t>Figura 5: Diccionario hoja 1. Inválidos</w:t>
-      </w:r>
-      <w:r>
-        <w:rPr>
-          <w:i/>
-          <w:iCs/>
-        </w:rPr>
-        <w:t>”.</w:t>
-      </w:r>
-      <w:r>
+          <w:sz w:val="20"/>
+          <w:szCs w:val="20"/>
+        </w:rPr>
+        <w:t>Figura 5: Diccionario hoja 1. Inválidos”.</w:t>
+      </w:r>
+      <w:r>
+        <w:rPr>
+          <w:rFonts w:ascii="Segoe UI Light" w:hAnsi="Segoe UI Light" w:cs="Segoe UI Light"/>
+          <w:sz w:val="20"/>
+          <w:szCs w:val="20"/>
+        </w:rPr>
         <w:t xml:space="preserve"> E</w:t>
       </w:r>
       <w:r>
+        <w:rPr>
+          <w:rFonts w:ascii="Segoe UI Light" w:hAnsi="Segoe UI Light" w:cs="Segoe UI Light"/>
+          <w:sz w:val="20"/>
+          <w:szCs w:val="20"/>
+        </w:rPr>
         <w:t>sta hoja contiene los archivos que han sido clasificados como inválidos</w:t>
       </w:r>
       <w:ins w:id="12" w:author="Karina Stapfer Jara" w:date="2025-11-11T14:41:00Z" w16du:dateUtc="2025-11-11T17:41:00Z">
         <w:r>
+          <w:rPr>
+            <w:rFonts w:ascii="Segoe UI Light" w:hAnsi="Segoe UI Light" w:cs="Segoe UI Light"/>
+            <w:sz w:val="20"/>
+            <w:szCs w:val="20"/>
+          </w:rPr>
           <w:t xml:space="preserve"> (no impide que el proceso se ejecute)</w:t>
         </w:r>
       </w:ins>
       <w:r>
+        <w:rPr>
+          <w:rFonts w:ascii="Segoe UI Light" w:hAnsi="Segoe UI Light" w:cs="Segoe UI Light"/>
+          <w:sz w:val="20"/>
+          <w:szCs w:val="20"/>
+        </w:rPr>
         <w:t xml:space="preserve"> por alguna de las siguientes razones:</w:t>
       </w:r>
       <w:bookmarkEnd w:id="11"/>
@@ -3828,26 +4500,38 @@
           <w:numId w:val="13"/>
         </w:numPr>
         <w:spacing w:after="160" w:line="278" w:lineRule="auto"/>
-      </w:pPr>
-      <w:r>
-        <w:rPr>
+        <w:rPr>
+          <w:rFonts w:ascii="Segoe UI Light" w:hAnsi="Segoe UI Light" w:cs="Segoe UI Light"/>
+          <w:sz w:val="20"/>
+          <w:szCs w:val="20"/>
+        </w:rPr>
+      </w:pPr>
+      <w:r>
+        <w:rPr>
+          <w:rFonts w:ascii="Segoe UI Light" w:hAnsi="Segoe UI Light" w:cs="Segoe UI Light"/>
           <w:b/>
           <w:bCs/>
+          <w:sz w:val="20"/>
+          <w:szCs w:val="20"/>
         </w:rPr>
         <w:t>Error en nombre de documento</w:t>
       </w:r>
       <w:r>
+        <w:rPr>
+          <w:rFonts w:ascii="Segoe UI Light" w:hAnsi="Segoe UI Light" w:cs="Segoe UI Light"/>
+          <w:sz w:val="20"/>
+          <w:szCs w:val="20"/>
+        </w:rPr>
         <w:t>:</w:t>
       </w:r>
       <w:r>
+        <w:rPr>
+          <w:rFonts w:ascii="Segoe UI Light" w:hAnsi="Segoe UI Light" w:cs="Segoe UI Light"/>
+          <w:sz w:val="20"/>
+          <w:szCs w:val="20"/>
+        </w:rPr>
         <w:br/>
-        <w:t xml:space="preserve">Archivos cuyo nombre </w:t>
-      </w:r>
-      <w:r>
-        <w:t>no cumple con el formato esperado</w:t>
-      </w:r>
-      <w:r>
-        <w:t>, el cual debe incluir, en el orden correspondiente:</w:t>
+        <w:t>Archivos cuyo nombre no cumple con el formato esperado, el cual debe incluir, en el orden correspondiente:</w:t>
       </w:r>
     </w:p>
     <w:p>
@@ -3858,15 +4542,19 @@
           <w:numId w:val="11"/>
         </w:numPr>
         <w:spacing w:after="160" w:line="278" w:lineRule="auto"/>
-      </w:pPr>
-      <w:r>
-        <w:t>C</w:t>
-      </w:r>
-      <w:r>
-        <w:t>ódigo del servicio</w:t>
-      </w:r>
-      <w:r>
-        <w:t>.</w:t>
+        <w:rPr>
+          <w:rFonts w:ascii="Segoe UI Light" w:hAnsi="Segoe UI Light" w:cs="Segoe UI Light"/>
+          <w:sz w:val="20"/>
+          <w:szCs w:val="20"/>
+        </w:rPr>
+      </w:pPr>
+      <w:r>
+        <w:rPr>
+          <w:rFonts w:ascii="Segoe UI Light" w:hAnsi="Segoe UI Light" w:cs="Segoe UI Light"/>
+          <w:sz w:val="20"/>
+          <w:szCs w:val="20"/>
+        </w:rPr>
+        <w:t>Código del servicio.</w:t>
       </w:r>
     </w:p>
     <w:p>
@@ -3877,12 +4565,19 @@
           <w:numId w:val="11"/>
         </w:numPr>
         <w:spacing w:after="160" w:line="278" w:lineRule="auto"/>
-      </w:pPr>
-      <w:r>
-        <w:t>Código del establecimiento</w:t>
-      </w:r>
-      <w:r>
-        <w:t>.</w:t>
+        <w:rPr>
+          <w:rFonts w:ascii="Segoe UI Light" w:hAnsi="Segoe UI Light" w:cs="Segoe UI Light"/>
+          <w:sz w:val="20"/>
+          <w:szCs w:val="20"/>
+        </w:rPr>
+      </w:pPr>
+      <w:r>
+        <w:rPr>
+          <w:rFonts w:ascii="Segoe UI Light" w:hAnsi="Segoe UI Light" w:cs="Segoe UI Light"/>
+          <w:sz w:val="20"/>
+          <w:szCs w:val="20"/>
+        </w:rPr>
+        <w:t>Código del establecimiento.</w:t>
       </w:r>
     </w:p>
     <w:p>
@@ -3893,13 +4588,20 @@
           <w:numId w:val="11"/>
         </w:numPr>
         <w:spacing w:after="160" w:line="278" w:lineRule="auto"/>
-      </w:pPr>
-      <w:r>
+        <w:rPr>
+          <w:rFonts w:ascii="Segoe UI Light" w:hAnsi="Segoe UI Light" w:cs="Segoe UI Light"/>
+          <w:sz w:val="20"/>
+          <w:szCs w:val="20"/>
+        </w:rPr>
+      </w:pPr>
+      <w:r>
+        <w:rPr>
+          <w:rFonts w:ascii="Segoe UI Light" w:hAnsi="Segoe UI Light" w:cs="Segoe UI Light"/>
+          <w:sz w:val="20"/>
+          <w:szCs w:val="20"/>
+        </w:rPr>
         <w:lastRenderedPageBreak/>
-        <w:t>Serie</w:t>
-      </w:r>
-      <w:r>
-        <w:t>.</w:t>
+        <w:t>Serie.</w:t>
       </w:r>
     </w:p>
     <w:p>
@@ -3910,12 +4612,19 @@
           <w:numId w:val="11"/>
         </w:numPr>
         <w:spacing w:after="160" w:line="278" w:lineRule="auto"/>
-      </w:pPr>
-      <w:r>
-        <w:t>Mes del período</w:t>
-      </w:r>
-      <w:r>
-        <w:t>.</w:t>
+        <w:rPr>
+          <w:rFonts w:ascii="Segoe UI Light" w:hAnsi="Segoe UI Light" w:cs="Segoe UI Light"/>
+          <w:sz w:val="20"/>
+          <w:szCs w:val="20"/>
+        </w:rPr>
+      </w:pPr>
+      <w:r>
+        <w:rPr>
+          <w:rFonts w:ascii="Segoe UI Light" w:hAnsi="Segoe UI Light" w:cs="Segoe UI Light"/>
+          <w:sz w:val="20"/>
+          <w:szCs w:val="20"/>
+        </w:rPr>
+        <w:t>Mes del período.</w:t>
       </w:r>
     </w:p>
     <w:p>
@@ -3926,8 +4635,18 @@
           <w:numId w:val="11"/>
         </w:numPr>
         <w:spacing w:after="160" w:line="278" w:lineRule="auto"/>
-      </w:pPr>
-      <w:r>
+        <w:rPr>
+          <w:rFonts w:ascii="Segoe UI Light" w:hAnsi="Segoe UI Light" w:cs="Segoe UI Light"/>
+          <w:sz w:val="20"/>
+          <w:szCs w:val="20"/>
+        </w:rPr>
+      </w:pPr>
+      <w:r>
+        <w:rPr>
+          <w:rFonts w:ascii="Segoe UI Light" w:hAnsi="Segoe UI Light" w:cs="Segoe UI Light"/>
+          <w:sz w:val="20"/>
+          <w:szCs w:val="20"/>
+        </w:rPr>
         <w:t>Versión</w:t>
       </w:r>
     </w:p>
@@ -3935,23 +4654,31 @@
       <w:pPr>
         <w:ind w:left="720"/>
         <w:rPr>
+          <w:rFonts w:ascii="Segoe UI Light" w:hAnsi="Segoe UI Light" w:cs="Segoe UI Light"/>
           <w:b/>
           <w:bCs/>
           <w:i/>
           <w:iCs/>
+          <w:sz w:val="20"/>
+          <w:szCs w:val="20"/>
           <w:u w:val="single"/>
         </w:rPr>
       </w:pPr>
       <w:r>
-        <w:t>Este formato está descrito en la</w:t>
-      </w:r>
-      <w:r>
-        <w:t xml:space="preserve"> “</w:t>
-      </w:r>
-      <w:r>
-        <w:rPr>
+        <w:rPr>
+          <w:rFonts w:ascii="Segoe UI Light" w:hAnsi="Segoe UI Light" w:cs="Segoe UI Light"/>
+          <w:sz w:val="20"/>
+          <w:szCs w:val="20"/>
+        </w:rPr>
+        <w:t>Este formato está descrito en la “</w:t>
+      </w:r>
+      <w:r>
+        <w:rPr>
+          <w:rFonts w:ascii="Segoe UI Light" w:hAnsi="Segoe UI Light" w:cs="Segoe UI Light"/>
           <w:i/>
           <w:iCs/>
+          <w:sz w:val="20"/>
+          <w:szCs w:val="20"/>
         </w:rPr>
         <w:t>Figura 2: Tabla desglose formato de nombre de REM.”</w:t>
       </w:r>
@@ -3965,101 +4692,50 @@
         </w:numPr>
         <w:spacing w:after="160" w:line="278" w:lineRule="auto"/>
         <w:jc w:val="both"/>
+        <w:rPr>
+          <w:rFonts w:ascii="Segoe UI Light" w:hAnsi="Segoe UI Light" w:cs="Segoe UI Light"/>
+          <w:sz w:val="20"/>
+          <w:szCs w:val="20"/>
+        </w:rPr>
       </w:pPr>
       <w:ins w:id="13" w:author="Karina Stapfer Jara" w:date="2025-11-11T14:40:00Z" w16du:dateUtc="2025-11-11T17:40:00Z">
         <w:r>
           <w:rPr>
+            <w:rFonts w:ascii="Segoe UI Light" w:hAnsi="Segoe UI Light" w:cs="Segoe UI Light"/>
             <w:b/>
             <w:bCs/>
+            <w:sz w:val="20"/>
+            <w:szCs w:val="20"/>
           </w:rPr>
           <w:t>Al comparar archivos</w:t>
         </w:r>
       </w:ins>
       <w:r>
         <w:rPr>
+          <w:rFonts w:ascii="Segoe UI Light" w:hAnsi="Segoe UI Light" w:cs="Segoe UI Light"/>
           <w:b/>
           <w:bCs/>
+          <w:sz w:val="20"/>
+          <w:szCs w:val="20"/>
         </w:rPr>
         <w:t>:</w:t>
       </w:r>
       <w:r>
-        <w:t xml:space="preserve"> </w:t>
-      </w:r>
-      <w:r>
-        <w:t>Archivos que tienen una pareja válida</w:t>
-      </w:r>
-      <w:r>
-        <w:t xml:space="preserve">, </w:t>
-      </w:r>
-      <w:r>
-        <w:t>otro archivo con el mismo nombre base, pero diferente número de versión, y pertenecen a una versión anterior dentro del mismo grupo.</w:t>
-      </w:r>
-      <w:r>
+        <w:rPr>
+          <w:rFonts w:ascii="Segoe UI Light" w:hAnsi="Segoe UI Light" w:cs="Segoe UI Light"/>
+          <w:sz w:val="20"/>
+          <w:szCs w:val="20"/>
+        </w:rPr>
+        <w:t xml:space="preserve"> Archivos que tienen una pareja válida, otro archivo con el mismo nombre base, pero diferente número de versión, y pertenecen a una versión anterior dentro del mismo grupo.</w:t>
+      </w:r>
+      <w:r>
+        <w:rPr>
+          <w:rFonts w:ascii="Segoe UI Light" w:hAnsi="Segoe UI Light" w:cs="Segoe UI Light"/>
+          <w:sz w:val="20"/>
+          <w:szCs w:val="20"/>
+        </w:rPr>
         <w:br/>
-        <w:t xml:space="preserve">Por ejemplo, si existen los archivos </w:t>
-      </w:r>
-      <w:r>
-        <w:t>“</w:t>
-      </w:r>
-      <w:r>
-        <w:t>111100A01V1.xlsm</w:t>
-      </w:r>
-      <w:r>
-        <w:t>”</w:t>
-      </w:r>
-      <w:r>
-        <w:t xml:space="preserve">, </w:t>
-      </w:r>
-      <w:r>
-        <w:t>“</w:t>
-      </w:r>
-      <w:r>
-        <w:t>111100A01V2.xlsm</w:t>
-      </w:r>
-      <w:r>
-        <w:t>”</w:t>
-      </w:r>
-      <w:r>
-        <w:t xml:space="preserve">, </w:t>
-      </w:r>
-      <w:r>
-        <w:t>“</w:t>
-      </w:r>
-      <w:r>
-        <w:t>111100A01V3.xlsm</w:t>
-      </w:r>
-      <w:r>
-        <w:t>”</w:t>
-      </w:r>
-      <w:r>
-        <w:t xml:space="preserve"> y </w:t>
-      </w:r>
-      <w:r>
-        <w:t>“</w:t>
-      </w:r>
-      <w:r>
-        <w:t>111100A01V4.xlsm</w:t>
-      </w:r>
-      <w:r>
-        <w:t>”</w:t>
-      </w:r>
-      <w:r>
-        <w:t>, solo se compararán las dos últimas versiones más recientes</w:t>
-      </w:r>
-      <w:r>
-        <w:t xml:space="preserve">, </w:t>
-      </w:r>
-      <w:r>
-        <w:t>V3 y V4. Las versiones anteriores</w:t>
-      </w:r>
-      <w:r>
-        <w:t xml:space="preserve">, </w:t>
-      </w:r>
-      <w:r>
-        <w:t>V1 y V2 serán reportadas como inválidas</w:t>
-      </w:r>
-      <w:r>
-        <w:t>.</w:t>
+        <w:t>Por ejemplo, si existen los archivos “111100A01V1.xlsm”, “111100A01V2.xlsm”, “111100A01V3.xlsm” y “111100A01V4.xlsm”, solo se compararán las dos últimas versiones más recientes, V3 y V4. Las versiones anteriores, V1 y V2 serán reportadas como inválidas.</w:t>
       </w:r>
     </w:p>
     <w:p>
@@ -4071,19 +4747,29 @@
         </w:numPr>
         <w:spacing w:after="160" w:line="278" w:lineRule="auto"/>
         <w:jc w:val="both"/>
-      </w:pPr>
-      <w:r>
-        <w:rPr>
+        <w:rPr>
+          <w:rFonts w:ascii="Segoe UI Light" w:hAnsi="Segoe UI Light" w:cs="Segoe UI Light"/>
+          <w:sz w:val="20"/>
+          <w:szCs w:val="20"/>
+        </w:rPr>
+      </w:pPr>
+      <w:r>
+        <w:rPr>
+          <w:rFonts w:ascii="Segoe UI Light" w:hAnsi="Segoe UI Light" w:cs="Segoe UI Light"/>
           <w:b/>
           <w:bCs/>
+          <w:sz w:val="20"/>
+          <w:szCs w:val="20"/>
         </w:rPr>
         <w:t>No cuenta con un segundo documento para ser comparado:</w:t>
       </w:r>
       <w:r>
-        <w:t xml:space="preserve"> </w:t>
-      </w:r>
-      <w:r>
-        <w:t>Archivos que no tienen una pareja correspondiente con el mismo nombre base y distinta versión, lo que imposibilita realizar una comparación válida.</w:t>
+        <w:rPr>
+          <w:rFonts w:ascii="Segoe UI Light" w:hAnsi="Segoe UI Light" w:cs="Segoe UI Light"/>
+          <w:sz w:val="20"/>
+          <w:szCs w:val="20"/>
+        </w:rPr>
+        <w:t xml:space="preserve"> Archivos que no tienen una pareja correspondiente con el mismo nombre base y distinta versión, lo que imposibilita realizar una comparación válida.</w:t>
       </w:r>
     </w:p>
     <w:p>
@@ -4095,15 +4781,28 @@
         </w:numPr>
         <w:spacing w:after="160" w:line="278" w:lineRule="auto"/>
         <w:jc w:val="both"/>
-      </w:pPr>
-      <w:r>
-        <w:rPr>
+        <w:rPr>
+          <w:rFonts w:ascii="Segoe UI Light" w:hAnsi="Segoe UI Light" w:cs="Segoe UI Light"/>
+          <w:sz w:val="20"/>
+          <w:szCs w:val="20"/>
+        </w:rPr>
+      </w:pPr>
+      <w:r>
+        <w:rPr>
+          <w:rFonts w:ascii="Segoe UI Light" w:hAnsi="Segoe UI Light" w:cs="Segoe UI Light"/>
           <w:b/>
           <w:bCs/>
+          <w:sz w:val="20"/>
+          <w:szCs w:val="20"/>
         </w:rPr>
         <w:t xml:space="preserve">El documento está dañado: </w:t>
       </w:r>
       <w:r>
+        <w:rPr>
+          <w:rFonts w:ascii="Segoe UI Light" w:hAnsi="Segoe UI Light" w:cs="Segoe UI Light"/>
+          <w:sz w:val="20"/>
+          <w:szCs w:val="20"/>
+        </w:rPr>
         <w:t>Archivos que presentan errores al intentar abrirlos o cargar su contenido, ya sea por estar corruptos o por contener estructuras no compatibles con el proceso.</w:t>
       </w:r>
     </w:p>
@@ -4116,15 +4815,28 @@
         </w:numPr>
         <w:spacing w:after="160" w:line="278" w:lineRule="auto"/>
         <w:jc w:val="both"/>
-      </w:pPr>
-      <w:r>
-        <w:rPr>
+        <w:rPr>
+          <w:rFonts w:ascii="Segoe UI Light" w:hAnsi="Segoe UI Light" w:cs="Segoe UI Light"/>
+          <w:sz w:val="20"/>
+          <w:szCs w:val="20"/>
+        </w:rPr>
+      </w:pPr>
+      <w:r>
+        <w:rPr>
+          <w:rFonts w:ascii="Segoe UI Light" w:hAnsi="Segoe UI Light" w:cs="Segoe UI Light"/>
           <w:b/>
           <w:bCs/>
+          <w:sz w:val="20"/>
+          <w:szCs w:val="20"/>
         </w:rPr>
         <w:t>No se encontraron registros:</w:t>
       </w:r>
       <w:r>
+        <w:rPr>
+          <w:rFonts w:ascii="Segoe UI Light" w:hAnsi="Segoe UI Light" w:cs="Segoe UI Light"/>
+          <w:sz w:val="20"/>
+          <w:szCs w:val="20"/>
+        </w:rPr>
         <w:t xml:space="preserve"> Si el aplicativo no detecta alguno de estos errores mostrará esta observación.</w:t>
       </w:r>
     </w:p>
@@ -4132,16 +4844,26 @@
       <w:pPr>
         <w:spacing w:after="160" w:line="278" w:lineRule="auto"/>
         <w:jc w:val="both"/>
+        <w:rPr>
+          <w:sz w:val="20"/>
+          <w:szCs w:val="20"/>
+        </w:rPr>
       </w:pPr>
     </w:p>
     <w:p>
       <w:pPr>
         <w:spacing w:after="160" w:line="278" w:lineRule="auto"/>
         <w:jc w:val="both"/>
+        <w:rPr>
+          <w:sz w:val="20"/>
+          <w:szCs w:val="20"/>
+        </w:rPr>
       </w:pPr>
       <w:r>
         <w:rPr>
           <w:noProof/>
+          <w:sz w:val="20"/>
+          <w:szCs w:val="20"/>
         </w:rPr>
         <w:drawing>
           <wp:inline distT="0" distB="0" distL="0" distR="0" wp14:anchorId="13CB0B82" wp14:editId="5BE006DC">
@@ -4183,25 +4905,30 @@
     <w:p>
       <w:pPr>
         <w:jc w:val="center"/>
-      </w:pPr>
-      <w:r>
-        <w:rPr>
-          <w:sz w:val="20"/>
-          <w:szCs w:val="20"/>
-        </w:rPr>
-        <w:t xml:space="preserve">Figura 5: Diccionario </w:t>
-      </w:r>
-      <w:r>
-        <w:rPr>
-          <w:sz w:val="20"/>
-          <w:szCs w:val="20"/>
-        </w:rPr>
-        <w:t>hoja 1. Inválidos.</w:t>
+        <w:rPr>
+          <w:rFonts w:ascii="Segoe UI Light" w:hAnsi="Segoe UI Light" w:cs="Segoe UI Light"/>
+          <w:sz w:val="24"/>
+          <w:szCs w:val="24"/>
+          <w:vertAlign w:val="superscript"/>
+        </w:rPr>
+      </w:pPr>
+      <w:r>
+        <w:rPr>
+          <w:rFonts w:ascii="Segoe UI Light" w:hAnsi="Segoe UI Light" w:cs="Segoe UI Light"/>
+          <w:sz w:val="24"/>
+          <w:szCs w:val="24"/>
+          <w:vertAlign w:val="superscript"/>
+        </w:rPr>
+        <w:t>Figura 5: Diccionario hoja 1. Inválidos.</w:t>
       </w:r>
     </w:p>
     <w:p>
       <w:pPr>
         <w:pStyle w:val="Prrafodelista"/>
+        <w:rPr>
+          <w:sz w:val="20"/>
+          <w:szCs w:val="20"/>
+        </w:rPr>
       </w:pPr>
     </w:p>
     <w:p>
@@ -4213,107 +4940,125 @@
         </w:numPr>
         <w:spacing w:after="160" w:line="278" w:lineRule="auto"/>
         <w:jc w:val="both"/>
-      </w:pPr>
-      <w:r>
-        <w:rPr>
+        <w:rPr>
+          <w:rFonts w:ascii="Segoe UI Light" w:hAnsi="Segoe UI Light" w:cs="Segoe UI Light"/>
+          <w:sz w:val="20"/>
+          <w:szCs w:val="20"/>
+        </w:rPr>
+      </w:pPr>
+      <w:r>
+        <w:rPr>
+          <w:rFonts w:ascii="Segoe UI Light" w:hAnsi="Segoe UI Light" w:cs="Segoe UI Light"/>
           <w:b/>
           <w:bCs/>
+          <w:sz w:val="20"/>
+          <w:szCs w:val="20"/>
         </w:rPr>
         <w:lastRenderedPageBreak/>
         <w:t>Portadas:</w:t>
       </w:r>
       <w:r>
-        <w:t xml:space="preserve"> </w:t>
-      </w:r>
-      <w:r>
-        <w:t>Esta hoja</w:t>
-      </w:r>
-      <w:r>
-        <w:t xml:space="preserve"> contiene el reporte de validación de portadas de los archivos REM procesados. La estructura de este reporte se detalla en </w:t>
-      </w:r>
-      <w:r>
-        <w:t>la</w:t>
-      </w:r>
-      <w:r>
-        <w:rPr>
+        <w:rPr>
+          <w:rFonts w:ascii="Segoe UI Light" w:hAnsi="Segoe UI Light" w:cs="Segoe UI Light"/>
+          <w:sz w:val="20"/>
+          <w:szCs w:val="20"/>
+        </w:rPr>
+        <w:t xml:space="preserve"> Esta hoja contiene el reporte de validación de portadas de los archivos REM procesados. La estructura de este reporte se detalla en la</w:t>
+      </w:r>
+      <w:r>
+        <w:rPr>
+          <w:rFonts w:ascii="Segoe UI Light" w:hAnsi="Segoe UI Light" w:cs="Segoe UI Light"/>
           <w:i/>
           <w:iCs/>
+          <w:sz w:val="20"/>
+          <w:szCs w:val="20"/>
         </w:rPr>
         <w:t xml:space="preserve"> “Figura </w:t>
       </w:r>
       <w:r>
         <w:rPr>
+          <w:rFonts w:ascii="Segoe UI Light" w:hAnsi="Segoe UI Light" w:cs="Segoe UI Light"/>
           <w:i/>
           <w:iCs/>
+          <w:sz w:val="20"/>
+          <w:szCs w:val="20"/>
         </w:rPr>
         <w:t>6</w:t>
       </w:r>
       <w:r>
         <w:rPr>
+          <w:rFonts w:ascii="Segoe UI Light" w:hAnsi="Segoe UI Light" w:cs="Segoe UI Light"/>
           <w:i/>
           <w:iCs/>
+          <w:sz w:val="20"/>
+          <w:szCs w:val="20"/>
         </w:rPr>
         <w:t xml:space="preserve">: Diccionario </w:t>
       </w:r>
       <w:r>
         <w:rPr>
+          <w:rFonts w:ascii="Segoe UI Light" w:hAnsi="Segoe UI Light" w:cs="Segoe UI Light"/>
           <w:i/>
           <w:iCs/>
+          <w:sz w:val="20"/>
+          <w:szCs w:val="20"/>
         </w:rPr>
         <w:t>hoja 2. P</w:t>
       </w:r>
       <w:r>
         <w:rPr>
+          <w:rFonts w:ascii="Segoe UI Light" w:hAnsi="Segoe UI Light" w:cs="Segoe UI Light"/>
           <w:i/>
           <w:iCs/>
+          <w:sz w:val="20"/>
+          <w:szCs w:val="20"/>
         </w:rPr>
         <w:t>ortadas”</w:t>
       </w:r>
       <w:r>
-        <w:t xml:space="preserve">, donde se </w:t>
-      </w:r>
-      <w:r>
-        <w:t>detallan</w:t>
-      </w:r>
-      <w:r>
-        <w:t xml:space="preserve"> los campos </w:t>
-      </w:r>
-      <w:r>
-        <w:t>incluidos</w:t>
-      </w:r>
-      <w:r>
-        <w:t xml:space="preserve">, sus </w:t>
-      </w:r>
-      <w:r>
-        <w:t xml:space="preserve">definiciones </w:t>
-      </w:r>
-      <w:r>
-        <w:t>y valores posibles.</w:t>
+        <w:rPr>
+          <w:rFonts w:ascii="Segoe UI Light" w:hAnsi="Segoe UI Light" w:cs="Segoe UI Light"/>
+          <w:sz w:val="20"/>
+          <w:szCs w:val="20"/>
+        </w:rPr>
+        <w:t>, donde se detallan los campos incluidos, sus definiciones y valores posibles.</w:t>
       </w:r>
     </w:p>
     <w:p>
       <w:pPr>
         <w:pStyle w:val="Prrafodelista"/>
         <w:jc w:val="both"/>
-      </w:pPr>
-      <w:r>
+        <w:rPr>
+          <w:rFonts w:ascii="Segoe UI Light" w:hAnsi="Segoe UI Light" w:cs="Segoe UI Light"/>
+          <w:sz w:val="20"/>
+          <w:szCs w:val="20"/>
+        </w:rPr>
+      </w:pPr>
+      <w:r>
+        <w:rPr>
+          <w:rFonts w:ascii="Segoe UI Light" w:hAnsi="Segoe UI Light" w:cs="Segoe UI Light"/>
+          <w:sz w:val="20"/>
+          <w:szCs w:val="20"/>
+        </w:rPr>
         <w:t xml:space="preserve">El objetivo principal de este reporte es identificar inconsistencias entre los datos declarados en la hoja </w:t>
       </w:r>
       <w:r>
         <w:rPr>
+          <w:rFonts w:ascii="Segoe UI Light" w:hAnsi="Segoe UI Light" w:cs="Segoe UI Light"/>
           <w:i/>
           <w:iCs/>
+          <w:sz w:val="20"/>
+          <w:szCs w:val="20"/>
         </w:rPr>
         <w:t>“NOMBRE”</w:t>
       </w:r>
       <w:r>
-        <w:t xml:space="preserve"> de cada archivo REM</w:t>
-      </w:r>
-      <w:r>
-        <w:t xml:space="preserve">, el consolidado de nombres usados por cada establecimiento </w:t>
-      </w:r>
-      <w:r>
-        <w:t>y las referencias oficiales, incluyendo:</w:t>
+        <w:rPr>
+          <w:rFonts w:ascii="Segoe UI Light" w:hAnsi="Segoe UI Light" w:cs="Segoe UI Light"/>
+          <w:sz w:val="20"/>
+          <w:szCs w:val="20"/>
+        </w:rPr>
+        <w:t xml:space="preserve"> de cada archivo REM, el consolidado de nombres usados por cada establecimiento y las referencias oficiales, incluyendo:</w:t>
       </w:r>
     </w:p>
     <w:p>
@@ -4325,8 +5070,18 @@
         </w:numPr>
         <w:spacing w:after="160" w:line="278" w:lineRule="auto"/>
         <w:jc w:val="both"/>
-      </w:pPr>
-      <w:r>
+        <w:rPr>
+          <w:rFonts w:ascii="Segoe UI Light" w:hAnsi="Segoe UI Light" w:cs="Segoe UI Light"/>
+          <w:sz w:val="20"/>
+          <w:szCs w:val="20"/>
+        </w:rPr>
+      </w:pPr>
+      <w:r>
+        <w:rPr>
+          <w:rFonts w:ascii="Segoe UI Light" w:hAnsi="Segoe UI Light" w:cs="Segoe UI Light"/>
+          <w:sz w:val="20"/>
+          <w:szCs w:val="20"/>
+        </w:rPr>
         <w:t>Coincidencia entre el nombre del archivo y la información contenida en la portada.</w:t>
       </w:r>
     </w:p>
@@ -4339,8 +5094,18 @@
         </w:numPr>
         <w:spacing w:after="160" w:line="278" w:lineRule="auto"/>
         <w:jc w:val="both"/>
-      </w:pPr>
-      <w:r>
+        <w:rPr>
+          <w:rFonts w:ascii="Segoe UI Light" w:hAnsi="Segoe UI Light" w:cs="Segoe UI Light"/>
+          <w:sz w:val="20"/>
+          <w:szCs w:val="20"/>
+        </w:rPr>
+      </w:pPr>
+      <w:r>
+        <w:rPr>
+          <w:rFonts w:ascii="Segoe UI Light" w:hAnsi="Segoe UI Light" w:cs="Segoe UI Light"/>
+          <w:sz w:val="20"/>
+          <w:szCs w:val="20"/>
+        </w:rPr>
         <w:t>Verificación del código y nombre del establecimiento.</w:t>
       </w:r>
     </w:p>
@@ -4353,15 +5118,19 @@
         </w:numPr>
         <w:spacing w:after="160" w:line="278" w:lineRule="auto"/>
         <w:jc w:val="both"/>
-      </w:pPr>
-      <w:r>
-        <w:t>Validación de la comuna y el mes del período</w:t>
-      </w:r>
-      <w:r>
-        <w:t xml:space="preserve"> informado</w:t>
-      </w:r>
-      <w:r>
-        <w:t>.</w:t>
+        <w:rPr>
+          <w:rFonts w:ascii="Segoe UI Light" w:hAnsi="Segoe UI Light" w:cs="Segoe UI Light"/>
+          <w:sz w:val="20"/>
+          <w:szCs w:val="20"/>
+        </w:rPr>
+      </w:pPr>
+      <w:r>
+        <w:rPr>
+          <w:rFonts w:ascii="Segoe UI Light" w:hAnsi="Segoe UI Light" w:cs="Segoe UI Light"/>
+          <w:sz w:val="20"/>
+          <w:szCs w:val="20"/>
+        </w:rPr>
+        <w:t>Validación de la comuna y el mes del período informado.</w:t>
       </w:r>
     </w:p>
     <w:p>
@@ -4373,32 +5142,76 @@
         </w:numPr>
         <w:spacing w:after="160" w:line="278" w:lineRule="auto"/>
         <w:jc w:val="both"/>
-      </w:pPr>
-      <w:r>
-        <w:t xml:space="preserve">Revisión de la versión de la serie, </w:t>
-      </w:r>
-      <w:r>
-        <w:t xml:space="preserve">conforme a </w:t>
-      </w:r>
-      <w:r>
-        <w:t>los archivos de control del aplicativo.</w:t>
+        <w:rPr>
+          <w:rFonts w:ascii="Segoe UI Light" w:hAnsi="Segoe UI Light" w:cs="Segoe UI Light"/>
+          <w:sz w:val="20"/>
+          <w:szCs w:val="20"/>
+        </w:rPr>
+      </w:pPr>
+      <w:r>
+        <w:rPr>
+          <w:rFonts w:ascii="Segoe UI Light" w:hAnsi="Segoe UI Light" w:cs="Segoe UI Light"/>
+          <w:sz w:val="20"/>
+          <w:szCs w:val="20"/>
+        </w:rPr>
+        <w:t>Revisión de la versión de la serie, conforme a los archivos de control del aplicativo.</w:t>
       </w:r>
     </w:p>
     <w:p>
       <w:pPr>
         <w:ind w:left="360"/>
-      </w:pPr>
-      <w:r>
+        <w:rPr>
+          <w:rFonts w:ascii="Segoe UI Light" w:hAnsi="Segoe UI Light" w:cs="Segoe UI Light"/>
+          <w:sz w:val="20"/>
+          <w:szCs w:val="20"/>
+        </w:rPr>
+      </w:pPr>
+      <w:r>
+        <w:rPr>
+          <w:rFonts w:ascii="Segoe UI Light" w:hAnsi="Segoe UI Light" w:cs="Segoe UI Light"/>
+          <w:sz w:val="20"/>
+          <w:szCs w:val="20"/>
+        </w:rPr>
         <w:t xml:space="preserve">En la columna </w:t>
       </w:r>
       <w:r>
         <w:rPr>
+          <w:rFonts w:ascii="Segoe UI Light" w:hAnsi="Segoe UI Light" w:cs="Segoe UI Light"/>
           <w:i/>
           <w:iCs/>
-        </w:rPr>
-        <w:t xml:space="preserve">“estado_final” </w:t>
-      </w:r>
-      <w:r>
+          <w:sz w:val="20"/>
+          <w:szCs w:val="20"/>
+        </w:rPr>
+        <w:t>“</w:t>
+      </w:r>
+      <w:proofErr w:type="spellStart"/>
+      <w:r>
+        <w:rPr>
+          <w:rFonts w:ascii="Segoe UI Light" w:hAnsi="Segoe UI Light" w:cs="Segoe UI Light"/>
+          <w:i/>
+          <w:iCs/>
+          <w:sz w:val="20"/>
+          <w:szCs w:val="20"/>
+        </w:rPr>
+        <w:t>estado_final</w:t>
+      </w:r>
+      <w:proofErr w:type="spellEnd"/>
+      <w:r>
+        <w:rPr>
+          <w:rFonts w:ascii="Segoe UI Light" w:hAnsi="Segoe UI Light" w:cs="Segoe UI Light"/>
+          <w:i/>
+          <w:iCs/>
+          <w:sz w:val="20"/>
+          <w:szCs w:val="20"/>
+        </w:rPr>
+        <w:t xml:space="preserve">” </w:t>
+      </w:r>
+      <w:r>
+        <w:rPr>
+          <w:rFonts w:ascii="Segoe UI Light" w:hAnsi="Segoe UI Light" w:cs="Segoe UI Light"/>
+          <w:sz w:val="20"/>
+          <w:szCs w:val="20"/>
+        </w:rPr>
         <w:t>se presenta el resultado global de todas las validaciones incluidas en esta hoja:</w:t>
       </w:r>
     </w:p>
@@ -4410,18 +5223,36 @@
           <w:numId w:val="13"/>
         </w:numPr>
         <w:spacing w:after="160" w:line="278" w:lineRule="auto"/>
-      </w:pPr>
-      <w:r>
+        <w:rPr>
+          <w:rFonts w:ascii="Segoe UI Light" w:hAnsi="Segoe UI Light" w:cs="Segoe UI Light"/>
+          <w:sz w:val="20"/>
+          <w:szCs w:val="20"/>
+        </w:rPr>
+      </w:pPr>
+      <w:r>
+        <w:rPr>
+          <w:rFonts w:ascii="Segoe UI Light" w:hAnsi="Segoe UI Light" w:cs="Segoe UI Light"/>
+          <w:sz w:val="20"/>
+          <w:szCs w:val="20"/>
+        </w:rPr>
         <w:t xml:space="preserve">Se mostrará </w:t>
       </w:r>
       <w:r>
         <w:rPr>
+          <w:rFonts w:ascii="Segoe UI Light" w:hAnsi="Segoe UI Light" w:cs="Segoe UI Light"/>
           <w:i/>
           <w:iCs/>
+          <w:sz w:val="20"/>
+          <w:szCs w:val="20"/>
         </w:rPr>
         <w:t>“OK”</w:t>
       </w:r>
       <w:r>
+        <w:rPr>
+          <w:rFonts w:ascii="Segoe UI Light" w:hAnsi="Segoe UI Light" w:cs="Segoe UI Light"/>
+          <w:sz w:val="20"/>
+          <w:szCs w:val="20"/>
+        </w:rPr>
         <w:t xml:space="preserve"> cuando todas las verificaciones sean correctas.</w:t>
       </w:r>
     </w:p>
@@ -4433,89 +5264,206 @@
           <w:numId w:val="13"/>
         </w:numPr>
         <w:spacing w:after="160" w:line="278" w:lineRule="auto"/>
-      </w:pPr>
-      <w:r>
+        <w:rPr>
+          <w:rFonts w:ascii="Segoe UI Light" w:hAnsi="Segoe UI Light" w:cs="Segoe UI Light"/>
+          <w:sz w:val="20"/>
+          <w:szCs w:val="20"/>
+        </w:rPr>
+      </w:pPr>
+      <w:r>
+        <w:rPr>
+          <w:rFonts w:ascii="Segoe UI Light" w:hAnsi="Segoe UI Light" w:cs="Segoe UI Light"/>
+          <w:sz w:val="20"/>
+          <w:szCs w:val="20"/>
+        </w:rPr>
         <w:t xml:space="preserve">Se mostrará </w:t>
       </w:r>
       <w:r>
         <w:rPr>
+          <w:rFonts w:ascii="Segoe UI Light" w:hAnsi="Segoe UI Light" w:cs="Segoe UI Light"/>
           <w:i/>
           <w:iCs/>
+          <w:sz w:val="20"/>
+          <w:szCs w:val="20"/>
         </w:rPr>
         <w:t>“ERROR”</w:t>
       </w:r>
       <w:r>
+        <w:rPr>
+          <w:rFonts w:ascii="Segoe UI Light" w:hAnsi="Segoe UI Light" w:cs="Segoe UI Light"/>
+          <w:sz w:val="20"/>
+          <w:szCs w:val="20"/>
+        </w:rPr>
         <w:t xml:space="preserve"> si al menos una validación contiene una observación incorrecta.</w:t>
       </w:r>
     </w:p>
     <w:p>
       <w:pPr>
         <w:ind w:left="360"/>
-      </w:pPr>
-      <w:r>
-        <w:rPr>
+        <w:rPr>
+          <w:rFonts w:ascii="Segoe UI Light" w:hAnsi="Segoe UI Light" w:cs="Segoe UI Light"/>
+          <w:sz w:val="20"/>
+          <w:szCs w:val="20"/>
+        </w:rPr>
+      </w:pPr>
+      <w:r>
+        <w:rPr>
+          <w:rFonts w:ascii="Segoe UI Light" w:hAnsi="Segoe UI Light" w:cs="Segoe UI Light"/>
           <w:b/>
           <w:bCs/>
+          <w:sz w:val="20"/>
+          <w:szCs w:val="20"/>
         </w:rPr>
         <w:t>Nota:</w:t>
       </w:r>
       <w:r>
+        <w:rPr>
+          <w:rFonts w:ascii="Segoe UI Light" w:hAnsi="Segoe UI Light" w:cs="Segoe UI Light"/>
+          <w:sz w:val="20"/>
+          <w:szCs w:val="20"/>
+        </w:rPr>
         <w:t xml:space="preserve"> Para las columnas </w:t>
       </w:r>
       <w:r>
         <w:rPr>
+          <w:rFonts w:ascii="Segoe UI Light" w:hAnsi="Segoe UI Light" w:cs="Segoe UI Light"/>
           <w:i/>
           <w:iCs/>
-        </w:rPr>
-        <w:t xml:space="preserve">“valida_establecimiento_nombre_oficial” </w:t>
-      </w:r>
-      <w:r>
-        <w:t xml:space="preserve">y </w:t>
-      </w:r>
-      <w:r>
-        <w:rPr>
+          <w:sz w:val="20"/>
+          <w:szCs w:val="20"/>
+        </w:rPr>
+        <w:t>“</w:t>
+      </w:r>
+      <w:proofErr w:type="spellStart"/>
+      <w:r>
+        <w:rPr>
+          <w:rFonts w:ascii="Segoe UI Light" w:hAnsi="Segoe UI Light" w:cs="Segoe UI Light"/>
           <w:i/>
           <w:iCs/>
-        </w:rPr>
-        <w:t xml:space="preserve">“valida_establecimiento_nombre_alias” </w:t>
-      </w:r>
-      <w:r>
-        <w:t>se validarán de manera conjunta</w:t>
-      </w:r>
-      <w:r>
-        <w:rPr>
+          <w:sz w:val="20"/>
+          <w:szCs w:val="20"/>
+        </w:rPr>
+        <w:t>valida_establecimiento_nombre_oficial</w:t>
+      </w:r>
+      <w:proofErr w:type="spellEnd"/>
+      <w:r>
+        <w:rPr>
+          <w:rFonts w:ascii="Segoe UI Light" w:hAnsi="Segoe UI Light" w:cs="Segoe UI Light"/>
           <w:i/>
           <w:iCs/>
-        </w:rPr>
-        <w:t>,</w:t>
-      </w:r>
-      <w:r>
-        <w:t xml:space="preserve"> el resultado será </w:t>
-      </w:r>
-      <w:r>
-        <w:rPr>
+          <w:sz w:val="20"/>
+          <w:szCs w:val="20"/>
+        </w:rPr>
+        <w:t xml:space="preserve">” </w:t>
+      </w:r>
+      <w:r>
+        <w:rPr>
+          <w:rFonts w:ascii="Segoe UI Light" w:hAnsi="Segoe UI Light" w:cs="Segoe UI Light"/>
+          <w:sz w:val="20"/>
+          <w:szCs w:val="20"/>
+        </w:rPr>
+        <w:t xml:space="preserve">y </w:t>
+      </w:r>
+      <w:r>
+        <w:rPr>
+          <w:rFonts w:ascii="Segoe UI Light" w:hAnsi="Segoe UI Light" w:cs="Segoe UI Light"/>
           <w:i/>
           <w:iCs/>
-        </w:rPr>
-        <w:t>“OK”</w:t>
-      </w:r>
-      <w:r>
-        <w:t xml:space="preserve"> si al menos una de ellas posee el estado </w:t>
-      </w:r>
-      <w:r>
-        <w:rPr>
+          <w:sz w:val="20"/>
+          <w:szCs w:val="20"/>
+        </w:rPr>
+        <w:t>“</w:t>
+      </w:r>
+      <w:proofErr w:type="spellStart"/>
+      <w:r>
+        <w:rPr>
+          <w:rFonts w:ascii="Segoe UI Light" w:hAnsi="Segoe UI Light" w:cs="Segoe UI Light"/>
           <w:i/>
           <w:iCs/>
+          <w:sz w:val="20"/>
+          <w:szCs w:val="20"/>
+        </w:rPr>
+        <w:t>valida_establecimiento_nombre_alias</w:t>
+      </w:r>
+      <w:proofErr w:type="spellEnd"/>
+      <w:r>
+        <w:rPr>
+          <w:rFonts w:ascii="Segoe UI Light" w:hAnsi="Segoe UI Light" w:cs="Segoe UI Light"/>
+          <w:i/>
+          <w:iCs/>
+          <w:sz w:val="20"/>
+          <w:szCs w:val="20"/>
+        </w:rPr>
+        <w:t xml:space="preserve">” </w:t>
+      </w:r>
+      <w:r>
+        <w:rPr>
+          <w:rFonts w:ascii="Segoe UI Light" w:hAnsi="Segoe UI Light" w:cs="Segoe UI Light"/>
+          <w:sz w:val="20"/>
+          <w:szCs w:val="20"/>
+        </w:rPr>
+        <w:t>se validarán de manera conjunta</w:t>
+      </w:r>
+      <w:r>
+        <w:rPr>
+          <w:rFonts w:ascii="Segoe UI Light" w:hAnsi="Segoe UI Light" w:cs="Segoe UI Light"/>
+          <w:i/>
+          <w:iCs/>
+          <w:sz w:val="20"/>
+          <w:szCs w:val="20"/>
+        </w:rPr>
+        <w:t>,</w:t>
+      </w:r>
+      <w:r>
+        <w:rPr>
+          <w:rFonts w:ascii="Segoe UI Light" w:hAnsi="Segoe UI Light" w:cs="Segoe UI Light"/>
+          <w:sz w:val="20"/>
+          <w:szCs w:val="20"/>
+        </w:rPr>
+        <w:t xml:space="preserve"> el resultado será </w:t>
+      </w:r>
+      <w:r>
+        <w:rPr>
+          <w:rFonts w:ascii="Segoe UI Light" w:hAnsi="Segoe UI Light" w:cs="Segoe UI Light"/>
+          <w:i/>
+          <w:iCs/>
+          <w:sz w:val="20"/>
+          <w:szCs w:val="20"/>
+        </w:rPr>
+        <w:t>“OK”</w:t>
+      </w:r>
+      <w:r>
+        <w:rPr>
+          <w:rFonts w:ascii="Segoe UI Light" w:hAnsi="Segoe UI Light" w:cs="Segoe UI Light"/>
+          <w:sz w:val="20"/>
+          <w:szCs w:val="20"/>
+        </w:rPr>
+        <w:t xml:space="preserve"> si al menos una de ellas posee el estado </w:t>
+      </w:r>
+      <w:r>
+        <w:rPr>
+          <w:rFonts w:ascii="Segoe UI Light" w:hAnsi="Segoe UI Light" w:cs="Segoe UI Light"/>
+          <w:i/>
+          <w:iCs/>
+          <w:sz w:val="20"/>
+          <w:szCs w:val="20"/>
         </w:rPr>
         <w:t>“OK”.</w:t>
       </w:r>
     </w:p>
-    <w:p/>
-    <w:p>
-      <w:pPr>
-        <w:rPr>
-          <w:sz w:val="28"/>
-          <w:szCs w:val="28"/>
+    <w:p>
+      <w:pPr>
+        <w:rPr>
+          <w:sz w:val="20"/>
+          <w:szCs w:val="20"/>
+        </w:rPr>
+      </w:pPr>
+    </w:p>
+    <w:p>
+      <w:pPr>
+        <w:rPr>
+          <w:sz w:val="20"/>
+          <w:szCs w:val="20"/>
           <w:vertAlign w:val="superscript"/>
         </w:rPr>
       </w:pPr>
@@ -4523,8 +5471,8 @@
       <w:r>
         <w:rPr>
           <w:noProof/>
-          <w:sz w:val="28"/>
-          <w:szCs w:val="28"/>
+          <w:sz w:val="20"/>
+          <w:szCs w:val="20"/>
           <w:vertAlign w:val="superscript"/>
         </w:rPr>
         <w:lastRenderedPageBreak/>
@@ -4569,42 +5517,54 @@
       <w:pPr>
         <w:jc w:val="center"/>
         <w:rPr>
-          <w:sz w:val="20"/>
-          <w:szCs w:val="20"/>
-        </w:rPr>
-      </w:pPr>
-      <w:r>
-        <w:rPr>
-          <w:sz w:val="20"/>
-          <w:szCs w:val="20"/>
+          <w:rFonts w:ascii="Segoe UI Light" w:hAnsi="Segoe UI Light" w:cs="Segoe UI Light"/>
+          <w:sz w:val="24"/>
+          <w:szCs w:val="24"/>
+          <w:vertAlign w:val="superscript"/>
+        </w:rPr>
+      </w:pPr>
+      <w:r>
+        <w:rPr>
+          <w:rFonts w:ascii="Segoe UI Light" w:hAnsi="Segoe UI Light" w:cs="Segoe UI Light"/>
+          <w:sz w:val="24"/>
+          <w:szCs w:val="24"/>
+          <w:vertAlign w:val="superscript"/>
         </w:rPr>
         <w:t xml:space="preserve">Figura </w:t>
       </w:r>
       <w:r>
         <w:rPr>
-          <w:sz w:val="20"/>
-          <w:szCs w:val="20"/>
+          <w:rFonts w:ascii="Segoe UI Light" w:hAnsi="Segoe UI Light" w:cs="Segoe UI Light"/>
+          <w:sz w:val="24"/>
+          <w:szCs w:val="24"/>
+          <w:vertAlign w:val="superscript"/>
         </w:rPr>
         <w:t>6</w:t>
       </w:r>
       <w:r>
         <w:rPr>
-          <w:sz w:val="20"/>
-          <w:szCs w:val="20"/>
+          <w:rFonts w:ascii="Segoe UI Light" w:hAnsi="Segoe UI Light" w:cs="Segoe UI Light"/>
+          <w:sz w:val="24"/>
+          <w:szCs w:val="24"/>
+          <w:vertAlign w:val="superscript"/>
         </w:rPr>
         <w:t xml:space="preserve">: Diccionario </w:t>
       </w:r>
       <w:r>
         <w:rPr>
-          <w:sz w:val="20"/>
-          <w:szCs w:val="20"/>
+          <w:rFonts w:ascii="Segoe UI Light" w:hAnsi="Segoe UI Light" w:cs="Segoe UI Light"/>
+          <w:sz w:val="24"/>
+          <w:szCs w:val="24"/>
+          <w:vertAlign w:val="superscript"/>
         </w:rPr>
         <w:t>hoja 2. P</w:t>
       </w:r>
       <w:r>
         <w:rPr>
-          <w:sz w:val="20"/>
-          <w:szCs w:val="20"/>
+          <w:rFonts w:ascii="Segoe UI Light" w:hAnsi="Segoe UI Light" w:cs="Segoe UI Light"/>
+          <w:sz w:val="24"/>
+          <w:szCs w:val="24"/>
+          <w:vertAlign w:val="superscript"/>
         </w:rPr>
         <w:t>ortadas.</w:t>
       </w:r>
@@ -4615,6 +5575,8 @@
         <w:rPr>
           <w:b/>
           <w:bCs/>
+          <w:sz w:val="20"/>
+          <w:szCs w:val="20"/>
         </w:rPr>
       </w:pPr>
     </w:p>
@@ -4627,39 +5589,47 @@
         </w:numPr>
         <w:spacing w:after="160" w:line="278" w:lineRule="auto"/>
         <w:jc w:val="both"/>
-      </w:pPr>
-      <w:r>
-        <w:rPr>
+        <w:rPr>
+          <w:rFonts w:ascii="Segoe UI Light" w:hAnsi="Segoe UI Light" w:cs="Segoe UI Light"/>
+          <w:sz w:val="20"/>
+          <w:szCs w:val="20"/>
+        </w:rPr>
+      </w:pPr>
+      <w:r>
+        <w:rPr>
+          <w:rFonts w:ascii="Segoe UI Light" w:hAnsi="Segoe UI Light" w:cs="Segoe UI Light"/>
           <w:b/>
           <w:bCs/>
-        </w:rPr>
-        <w:t>Error Formato de Celda</w:t>
-      </w:r>
-      <w:r>
-        <w:rPr>
-          <w:b/>
-          <w:bCs/>
-        </w:rPr>
-        <w:t>:</w:t>
-      </w:r>
-      <w:r>
-        <w:t xml:space="preserve"> </w:t>
-      </w:r>
-      <w:r>
-        <w:t xml:space="preserve">Esta hoja presenta el reporte </w:t>
-      </w:r>
-      <w:r>
-        <w:rPr>
+          <w:sz w:val="20"/>
+          <w:szCs w:val="20"/>
+        </w:rPr>
+        <w:t>Error Formato de Celda:</w:t>
+      </w:r>
+      <w:r>
+        <w:rPr>
+          <w:rFonts w:ascii="Segoe UI Light" w:hAnsi="Segoe UI Light" w:cs="Segoe UI Light"/>
+          <w:sz w:val="20"/>
+          <w:szCs w:val="20"/>
+        </w:rPr>
+        <w:t xml:space="preserve"> Esta hoja presenta el reporte </w:t>
+      </w:r>
+      <w:r>
+        <w:rPr>
+          <w:rFonts w:ascii="Segoe UI Light" w:hAnsi="Segoe UI Light" w:cs="Segoe UI Light"/>
           <w:i/>
           <w:iCs/>
+          <w:sz w:val="20"/>
+          <w:szCs w:val="20"/>
         </w:rPr>
         <w:t>“Error Formato de Celdas”</w:t>
       </w:r>
       <w:r>
-        <w:t xml:space="preserve"> para las series REM analizadas. </w:t>
-      </w:r>
-      <w:r>
-        <w:t>Su propósito es verificar que los valores contenidos en las celdas cumplan con los tipos de formato admitidos, asegurando que:</w:t>
+        <w:rPr>
+          <w:rFonts w:ascii="Segoe UI Light" w:hAnsi="Segoe UI Light" w:cs="Segoe UI Light"/>
+          <w:sz w:val="20"/>
+          <w:szCs w:val="20"/>
+        </w:rPr>
+        <w:t xml:space="preserve"> para las series REM analizadas. Su propósito es verificar que los valores contenidos en las celdas cumplan con los tipos de formato admitidos, asegurando que:</w:t>
       </w:r>
     </w:p>
     <w:p>
@@ -4671,8 +5641,18 @@
         </w:numPr>
         <w:spacing w:after="160" w:line="278" w:lineRule="auto"/>
         <w:jc w:val="both"/>
-      </w:pPr>
-      <w:r>
+        <w:rPr>
+          <w:rFonts w:ascii="Segoe UI Light" w:hAnsi="Segoe UI Light" w:cs="Segoe UI Light"/>
+          <w:sz w:val="20"/>
+          <w:szCs w:val="20"/>
+        </w:rPr>
+      </w:pPr>
+      <w:r>
+        <w:rPr>
+          <w:rFonts w:ascii="Segoe UI Light" w:hAnsi="Segoe UI Light" w:cs="Segoe UI Light"/>
+          <w:sz w:val="20"/>
+          <w:szCs w:val="20"/>
+        </w:rPr>
         <w:t>No existan valores no numéricos en celdas que exigen datos numéricos.</w:t>
       </w:r>
     </w:p>
@@ -4685,8 +5665,18 @@
         </w:numPr>
         <w:spacing w:after="160" w:line="278" w:lineRule="auto"/>
         <w:jc w:val="both"/>
-      </w:pPr>
-      <w:r>
+        <w:rPr>
+          <w:rFonts w:ascii="Segoe UI Light" w:hAnsi="Segoe UI Light" w:cs="Segoe UI Light"/>
+          <w:sz w:val="20"/>
+          <w:szCs w:val="20"/>
+        </w:rPr>
+      </w:pPr>
+      <w:r>
+        <w:rPr>
+          <w:rFonts w:ascii="Segoe UI Light" w:hAnsi="Segoe UI Light" w:cs="Segoe UI Light"/>
+          <w:sz w:val="20"/>
+          <w:szCs w:val="20"/>
+        </w:rPr>
         <w:t>No se registren números negativos en campos donde no están permitidos.</w:t>
       </w:r>
     </w:p>
@@ -4699,8 +5689,18 @@
         </w:numPr>
         <w:spacing w:after="160" w:line="278" w:lineRule="auto"/>
         <w:jc w:val="both"/>
-      </w:pPr>
-      <w:r>
+        <w:rPr>
+          <w:rFonts w:ascii="Segoe UI Light" w:hAnsi="Segoe UI Light" w:cs="Segoe UI Light"/>
+          <w:sz w:val="20"/>
+          <w:szCs w:val="20"/>
+        </w:rPr>
+      </w:pPr>
+      <w:r>
+        <w:rPr>
+          <w:rFonts w:ascii="Segoe UI Light" w:hAnsi="Segoe UI Light" w:cs="Segoe UI Light"/>
+          <w:sz w:val="20"/>
+          <w:szCs w:val="20"/>
+        </w:rPr>
         <w:t>Las celdas que permiten la imputación de valores decimales los acepten correctamente.</w:t>
       </w:r>
     </w:p>
@@ -4708,53 +5708,91 @@
       <w:pPr>
         <w:ind w:left="360"/>
         <w:jc w:val="both"/>
-      </w:pPr>
-      <w:r>
+        <w:rPr>
+          <w:rFonts w:ascii="Segoe UI Light" w:hAnsi="Segoe UI Light" w:cs="Segoe UI Light"/>
+          <w:sz w:val="20"/>
+          <w:szCs w:val="20"/>
+        </w:rPr>
+      </w:pPr>
+      <w:r>
+        <w:rPr>
+          <w:rFonts w:ascii="Segoe UI Light" w:hAnsi="Segoe UI Light" w:cs="Segoe UI Light"/>
+          <w:sz w:val="20"/>
+          <w:szCs w:val="20"/>
+        </w:rPr>
         <w:t xml:space="preserve">La estructura de este reporte se detalla en la </w:t>
       </w:r>
       <w:r>
         <w:rPr>
+          <w:rFonts w:ascii="Segoe UI Light" w:hAnsi="Segoe UI Light" w:cs="Segoe UI Light"/>
           <w:i/>
           <w:iCs/>
+          <w:sz w:val="20"/>
+          <w:szCs w:val="20"/>
         </w:rPr>
         <w:t xml:space="preserve">“Figura </w:t>
       </w:r>
       <w:r>
         <w:rPr>
+          <w:rFonts w:ascii="Segoe UI Light" w:hAnsi="Segoe UI Light" w:cs="Segoe UI Light"/>
           <w:i/>
           <w:iCs/>
+          <w:sz w:val="20"/>
+          <w:szCs w:val="20"/>
         </w:rPr>
         <w:t>7</w:t>
       </w:r>
       <w:r>
         <w:rPr>
+          <w:rFonts w:ascii="Segoe UI Light" w:hAnsi="Segoe UI Light" w:cs="Segoe UI Light"/>
           <w:i/>
           <w:iCs/>
+          <w:sz w:val="20"/>
+          <w:szCs w:val="20"/>
         </w:rPr>
         <w:t xml:space="preserve">: Diccionario </w:t>
       </w:r>
       <w:r>
         <w:rPr>
+          <w:rFonts w:ascii="Segoe UI Light" w:hAnsi="Segoe UI Light" w:cs="Segoe UI Light"/>
           <w:i/>
           <w:iCs/>
+          <w:sz w:val="20"/>
+          <w:szCs w:val="20"/>
         </w:rPr>
         <w:t>hoja 3.</w:t>
       </w:r>
       <w:r>
         <w:rPr>
+          <w:rFonts w:ascii="Segoe UI Light" w:hAnsi="Segoe UI Light" w:cs="Segoe UI Light"/>
           <w:i/>
           <w:iCs/>
+          <w:sz w:val="20"/>
+          <w:szCs w:val="20"/>
         </w:rPr>
         <w:t xml:space="preserve"> Error Formato de Celda”</w:t>
       </w:r>
       <w:r>
+        <w:rPr>
+          <w:rFonts w:ascii="Segoe UI Light" w:hAnsi="Segoe UI Light" w:cs="Segoe UI Light"/>
+          <w:sz w:val="20"/>
+          <w:szCs w:val="20"/>
+        </w:rPr>
         <w:t>, donde se describen los campos incluidos, su significado y los valores posibles.</w:t>
       </w:r>
     </w:p>
     <w:p>
+      <w:pPr>
+        <w:rPr>
+          <w:sz w:val="20"/>
+          <w:szCs w:val="20"/>
+        </w:rPr>
+      </w:pPr>
       <w:r>
         <w:rPr>
           <w:noProof/>
+          <w:sz w:val="20"/>
+          <w:szCs w:val="20"/>
         </w:rPr>
         <w:lastRenderedPageBreak/>
         <w:drawing>
@@ -4798,56 +5836,72 @@
       <w:pPr>
         <w:jc w:val="center"/>
         <w:rPr>
-          <w:sz w:val="20"/>
-          <w:szCs w:val="20"/>
-        </w:rPr>
-      </w:pPr>
-      <w:r>
-        <w:rPr>
-          <w:sz w:val="20"/>
-          <w:szCs w:val="20"/>
+          <w:rFonts w:ascii="Segoe UI Light" w:hAnsi="Segoe UI Light" w:cs="Segoe UI Light"/>
+          <w:sz w:val="24"/>
+          <w:szCs w:val="24"/>
+          <w:vertAlign w:val="superscript"/>
+        </w:rPr>
+      </w:pPr>
+      <w:r>
+        <w:rPr>
+          <w:rFonts w:ascii="Segoe UI Light" w:hAnsi="Segoe UI Light" w:cs="Segoe UI Light"/>
+          <w:sz w:val="24"/>
+          <w:szCs w:val="24"/>
+          <w:vertAlign w:val="superscript"/>
         </w:rPr>
         <w:t xml:space="preserve">Figura </w:t>
       </w:r>
       <w:r>
         <w:rPr>
-          <w:sz w:val="20"/>
-          <w:szCs w:val="20"/>
+          <w:rFonts w:ascii="Segoe UI Light" w:hAnsi="Segoe UI Light" w:cs="Segoe UI Light"/>
+          <w:sz w:val="24"/>
+          <w:szCs w:val="24"/>
+          <w:vertAlign w:val="superscript"/>
         </w:rPr>
         <w:t>7</w:t>
       </w:r>
       <w:r>
         <w:rPr>
-          <w:sz w:val="20"/>
-          <w:szCs w:val="20"/>
+          <w:rFonts w:ascii="Segoe UI Light" w:hAnsi="Segoe UI Light" w:cs="Segoe UI Light"/>
+          <w:sz w:val="24"/>
+          <w:szCs w:val="24"/>
+          <w:vertAlign w:val="superscript"/>
         </w:rPr>
         <w:t xml:space="preserve">: Diccionario </w:t>
       </w:r>
       <w:r>
         <w:rPr>
-          <w:sz w:val="20"/>
-          <w:szCs w:val="20"/>
+          <w:rFonts w:ascii="Segoe UI Light" w:hAnsi="Segoe UI Light" w:cs="Segoe UI Light"/>
+          <w:sz w:val="24"/>
+          <w:szCs w:val="24"/>
+          <w:vertAlign w:val="superscript"/>
         </w:rPr>
         <w:t>hoja 3.</w:t>
       </w:r>
       <w:r>
         <w:rPr>
-          <w:sz w:val="20"/>
-          <w:szCs w:val="20"/>
+          <w:rFonts w:ascii="Segoe UI Light" w:hAnsi="Segoe UI Light" w:cs="Segoe UI Light"/>
+          <w:sz w:val="24"/>
+          <w:szCs w:val="24"/>
+          <w:vertAlign w:val="superscript"/>
         </w:rPr>
         <w:t xml:space="preserve"> </w:t>
       </w:r>
       <w:r>
         <w:rPr>
-          <w:sz w:val="20"/>
-          <w:szCs w:val="20"/>
+          <w:rFonts w:ascii="Segoe UI Light" w:hAnsi="Segoe UI Light" w:cs="Segoe UI Light"/>
+          <w:sz w:val="24"/>
+          <w:szCs w:val="24"/>
+          <w:vertAlign w:val="superscript"/>
         </w:rPr>
         <w:t>E</w:t>
       </w:r>
       <w:r>
         <w:rPr>
-          <w:sz w:val="20"/>
-          <w:szCs w:val="20"/>
+          <w:rFonts w:ascii="Segoe UI Light" w:hAnsi="Segoe UI Light" w:cs="Segoe UI Light"/>
+          <w:sz w:val="24"/>
+          <w:szCs w:val="24"/>
+          <w:vertAlign w:val="superscript"/>
         </w:rPr>
         <w:t>rror formato de celda.</w:t>
       </w:r>
@@ -4862,11 +5916,20 @@
       </w:pPr>
     </w:p>
     <w:p>
-      <w:r>
-        <w:t xml:space="preserve">En las </w:t>
-      </w:r>
-      <w:r>
-        <w:t>observaciones del reporte pueden identificarse las siguientes situaciones:</w:t>
+      <w:pPr>
+        <w:rPr>
+          <w:rFonts w:ascii="Segoe UI Light" w:hAnsi="Segoe UI Light" w:cs="Segoe UI Light"/>
+          <w:sz w:val="20"/>
+          <w:szCs w:val="20"/>
+        </w:rPr>
+      </w:pPr>
+      <w:r>
+        <w:rPr>
+          <w:rFonts w:ascii="Segoe UI Light" w:hAnsi="Segoe UI Light" w:cs="Segoe UI Light"/>
+          <w:sz w:val="20"/>
+          <w:szCs w:val="20"/>
+        </w:rPr>
+        <w:t>En las observaciones del reporte pueden identificarse las siguientes situaciones:</w:t>
       </w:r>
     </w:p>
     <w:p>
@@ -4877,8 +5940,18 @@
           <w:numId w:val="13"/>
         </w:numPr>
         <w:spacing w:after="160" w:line="278" w:lineRule="auto"/>
-      </w:pPr>
-      <w:r>
+        <w:rPr>
+          <w:rFonts w:ascii="Segoe UI Light" w:hAnsi="Segoe UI Light" w:cs="Segoe UI Light"/>
+          <w:sz w:val="20"/>
+          <w:szCs w:val="20"/>
+        </w:rPr>
+      </w:pPr>
+      <w:r>
+        <w:rPr>
+          <w:rFonts w:ascii="Segoe UI Light" w:hAnsi="Segoe UI Light" w:cs="Segoe UI Light"/>
+          <w:sz w:val="20"/>
+          <w:szCs w:val="20"/>
+        </w:rPr>
         <w:t>La celda contiene un valor negativo.</w:t>
       </w:r>
     </w:p>
@@ -4890,8 +5963,18 @@
           <w:numId w:val="13"/>
         </w:numPr>
         <w:spacing w:after="160" w:line="278" w:lineRule="auto"/>
-      </w:pPr>
-      <w:r>
+        <w:rPr>
+          <w:rFonts w:ascii="Segoe UI Light" w:hAnsi="Segoe UI Light" w:cs="Segoe UI Light"/>
+          <w:sz w:val="20"/>
+          <w:szCs w:val="20"/>
+        </w:rPr>
+      </w:pPr>
+      <w:r>
+        <w:rPr>
+          <w:rFonts w:ascii="Segoe UI Light" w:hAnsi="Segoe UI Light" w:cs="Segoe UI Light"/>
+          <w:sz w:val="20"/>
+          <w:szCs w:val="20"/>
+        </w:rPr>
         <w:t>La celda no tiene permitido imputar un valor Decimal y además contiene un valor negativo.</w:t>
       </w:r>
     </w:p>
@@ -4904,11 +5987,17 @@
         </w:numPr>
         <w:spacing w:after="160" w:line="278" w:lineRule="auto"/>
         <w:rPr>
-          <w:sz w:val="28"/>
-          <w:szCs w:val="28"/>
-        </w:rPr>
-      </w:pPr>
-      <w:r>
+          <w:rFonts w:ascii="Segoe UI Light" w:hAnsi="Segoe UI Light" w:cs="Segoe UI Light"/>
+          <w:sz w:val="20"/>
+          <w:szCs w:val="20"/>
+        </w:rPr>
+      </w:pPr>
+      <w:r>
+        <w:rPr>
+          <w:rFonts w:ascii="Segoe UI Light" w:hAnsi="Segoe UI Light" w:cs="Segoe UI Light"/>
+          <w:sz w:val="20"/>
+          <w:szCs w:val="20"/>
+        </w:rPr>
         <w:t>La celda no tiene permitido imputar un valor Decimal.</w:t>
       </w:r>
     </w:p>
@@ -4921,15 +6010,29 @@
         </w:numPr>
         <w:spacing w:after="160" w:line="278" w:lineRule="auto"/>
         <w:rPr>
-          <w:sz w:val="28"/>
-          <w:szCs w:val="28"/>
-        </w:rPr>
-      </w:pPr>
-      <w:r>
+          <w:rFonts w:ascii="Segoe UI Light" w:hAnsi="Segoe UI Light" w:cs="Segoe UI Light"/>
+          <w:sz w:val="20"/>
+          <w:szCs w:val="20"/>
+        </w:rPr>
+      </w:pPr>
+      <w:r>
+        <w:rPr>
+          <w:rFonts w:ascii="Segoe UI Light" w:hAnsi="Segoe UI Light" w:cs="Segoe UI Light"/>
+          <w:sz w:val="20"/>
+          <w:szCs w:val="20"/>
+        </w:rPr>
         <w:t>La celda contiene valores de tipo no numéricos inválidos.</w:t>
       </w:r>
     </w:p>
-    <w:p/>
+    <w:p>
+      <w:pPr>
+        <w:rPr>
+          <w:rFonts w:ascii="Segoe UI Light" w:hAnsi="Segoe UI Light" w:cs="Segoe UI Light"/>
+          <w:sz w:val="20"/>
+          <w:szCs w:val="20"/>
+        </w:rPr>
+      </w:pPr>
+    </w:p>
     <w:p>
       <w:pPr>
         <w:pStyle w:val="Prrafodelista"/>
@@ -4938,67 +6041,67 @@
           <w:numId w:val="14"/>
         </w:numPr>
         <w:spacing w:after="160" w:line="278" w:lineRule="auto"/>
-      </w:pPr>
-      <w:r>
-        <w:rPr>
+        <w:rPr>
+          <w:rFonts w:ascii="Segoe UI Light" w:hAnsi="Segoe UI Light" w:cs="Segoe UI Light"/>
+          <w:sz w:val="20"/>
+          <w:szCs w:val="20"/>
+        </w:rPr>
+      </w:pPr>
+      <w:r>
+        <w:rPr>
+          <w:rFonts w:ascii="Segoe UI Light" w:hAnsi="Segoe UI Light" w:cs="Segoe UI Light"/>
           <w:b/>
           <w:bCs/>
+          <w:sz w:val="20"/>
+          <w:szCs w:val="20"/>
         </w:rPr>
         <w:t>Cambios:</w:t>
       </w:r>
       <w:r>
-        <w:t xml:space="preserve"> </w:t>
-      </w:r>
-      <w:r>
-        <w:t>E</w:t>
-      </w:r>
-      <w:r>
-        <w:t>n e</w:t>
-      </w:r>
-      <w:r>
-        <w:t>st</w:t>
-      </w:r>
-      <w:r>
-        <w:t>a hoja de</w:t>
-      </w:r>
-      <w:r>
-        <w:t xml:space="preserve"> reporte </w:t>
-      </w:r>
-      <w:r>
-        <w:t xml:space="preserve">se </w:t>
-      </w:r>
-      <w:r>
-        <w:t>identifica</w:t>
-      </w:r>
-      <w:r>
-        <w:t>n</w:t>
-      </w:r>
-      <w:r>
-        <w:t xml:space="preserve"> todas las modificaciones detectadas en los valor</w:t>
-      </w:r>
-      <w:r>
-        <w:t xml:space="preserve">es </w:t>
-      </w:r>
-      <w:r>
-        <w:t xml:space="preserve">entre </w:t>
+        <w:rPr>
+          <w:rFonts w:ascii="Segoe UI Light" w:hAnsi="Segoe UI Light" w:cs="Segoe UI Light"/>
+          <w:sz w:val="20"/>
+          <w:szCs w:val="20"/>
+        </w:rPr>
+        <w:t xml:space="preserve"> En esta hoja de reporte se identifican todas las modificaciones detectadas en los valores entre </w:t>
       </w:r>
       <w:del w:id="15" w:author="Karina Stapfer Jara" w:date="2025-11-11T14:44:00Z" w16du:dateUtc="2025-11-11T17:44:00Z">
         <w:r>
+          <w:rPr>
+            <w:rFonts w:ascii="Segoe UI Light" w:hAnsi="Segoe UI Light" w:cs="Segoe UI Light"/>
+            <w:sz w:val="20"/>
+            <w:szCs w:val="20"/>
+          </w:rPr>
           <w:delText>los archivos emparejados</w:delText>
         </w:r>
       </w:del>
       <w:ins w:id="16" w:author="Karina Stapfer Jara" w:date="2025-11-11T14:44:00Z" w16du:dateUtc="2025-11-11T17:44:00Z">
         <w:r>
+          <w:rPr>
+            <w:rFonts w:ascii="Segoe UI Light" w:hAnsi="Segoe UI Light" w:cs="Segoe UI Light"/>
+            <w:sz w:val="20"/>
+            <w:szCs w:val="20"/>
+          </w:rPr>
           <w:t>dos archivos,</w:t>
         </w:r>
       </w:ins>
       <w:ins w:id="17" w:author="Karina Stapfer Jara" w:date="2025-11-11T14:45:00Z" w16du:dateUtc="2025-11-11T17:45:00Z">
         <w:r>
+          <w:rPr>
+            <w:rFonts w:ascii="Segoe UI Light" w:hAnsi="Segoe UI Light" w:cs="Segoe UI Light"/>
+            <w:sz w:val="20"/>
+            <w:szCs w:val="20"/>
+          </w:rPr>
           <w:t xml:space="preserve"> es decir al comparar dos archivos de un </w:t>
         </w:r>
       </w:ins>
       <w:ins w:id="18" w:author="Karina Stapfer Jara" w:date="2025-11-11T14:44:00Z" w16du:dateUtc="2025-11-11T17:44:00Z">
         <w:r>
+          <w:rPr>
+            <w:rFonts w:ascii="Segoe UI Light" w:hAnsi="Segoe UI Light" w:cs="Segoe UI Light"/>
+            <w:sz w:val="20"/>
+            <w:szCs w:val="20"/>
+          </w:rPr>
           <w:t>mismo mes.</w:t>
         </w:r>
       </w:ins>
@@ -5006,45 +6109,67 @@
     <w:p>
       <w:pPr>
         <w:pStyle w:val="Prrafodelista"/>
-      </w:pPr>
-      <w:r>
-        <w:t xml:space="preserve">La estructura del reporte es </w:t>
-      </w:r>
-      <w:r>
-        <w:t xml:space="preserve">como se muestra en la </w:t>
-      </w:r>
-      <w:r>
-        <w:rPr>
+        <w:rPr>
+          <w:rFonts w:ascii="Segoe UI Light" w:hAnsi="Segoe UI Light" w:cs="Segoe UI Light"/>
+          <w:sz w:val="20"/>
+          <w:szCs w:val="20"/>
+        </w:rPr>
+      </w:pPr>
+      <w:r>
+        <w:rPr>
+          <w:rFonts w:ascii="Segoe UI Light" w:hAnsi="Segoe UI Light" w:cs="Segoe UI Light"/>
+          <w:sz w:val="20"/>
+          <w:szCs w:val="20"/>
+        </w:rPr>
+        <w:t xml:space="preserve">La estructura del reporte es como se muestra en la </w:t>
+      </w:r>
+      <w:r>
+        <w:rPr>
+          <w:rFonts w:ascii="Segoe UI Light" w:hAnsi="Segoe UI Light" w:cs="Segoe UI Light"/>
           <w:i/>
           <w:iCs/>
+          <w:sz w:val="20"/>
+          <w:szCs w:val="20"/>
         </w:rPr>
         <w:t xml:space="preserve">“Figura </w:t>
       </w:r>
       <w:r>
         <w:rPr>
+          <w:rFonts w:ascii="Segoe UI Light" w:hAnsi="Segoe UI Light" w:cs="Segoe UI Light"/>
           <w:i/>
           <w:iCs/>
+          <w:sz w:val="20"/>
+          <w:szCs w:val="20"/>
         </w:rPr>
         <w:t>8</w:t>
       </w:r>
       <w:r>
         <w:rPr>
+          <w:rFonts w:ascii="Segoe UI Light" w:hAnsi="Segoe UI Light" w:cs="Segoe UI Light"/>
           <w:i/>
           <w:iCs/>
+          <w:sz w:val="20"/>
+          <w:szCs w:val="20"/>
         </w:rPr>
         <w:t xml:space="preserve">: Diccionario </w:t>
       </w:r>
       <w:r>
         <w:rPr>
+          <w:rFonts w:ascii="Segoe UI Light" w:hAnsi="Segoe UI Light" w:cs="Segoe UI Light"/>
           <w:i/>
           <w:iCs/>
+          <w:sz w:val="20"/>
+          <w:szCs w:val="20"/>
         </w:rPr>
         <w:t>hoja 4. Cambios”</w:t>
       </w:r>
       <w:r>
         <w:rPr>
+          <w:rFonts w:ascii="Segoe UI Light" w:hAnsi="Segoe UI Light" w:cs="Segoe UI Light"/>
           <w:i/>
           <w:iCs/>
+          <w:sz w:val="20"/>
+          <w:szCs w:val="20"/>
         </w:rPr>
         <w:t>.</w:t>
       </w:r>
@@ -5108,36 +6233,46 @@
       </w:r>
       <w:r>
         <w:rPr>
-          <w:sz w:val="20"/>
-          <w:szCs w:val="20"/>
+          <w:rFonts w:ascii="Segoe UI Light" w:hAnsi="Segoe UI Light" w:cs="Segoe UI Light"/>
+          <w:sz w:val="24"/>
+          <w:szCs w:val="24"/>
+          <w:vertAlign w:val="superscript"/>
         </w:rPr>
         <w:t xml:space="preserve">Figura </w:t>
       </w:r>
       <w:r>
         <w:rPr>
-          <w:sz w:val="20"/>
-          <w:szCs w:val="20"/>
+          <w:rFonts w:ascii="Segoe UI Light" w:hAnsi="Segoe UI Light" w:cs="Segoe UI Light"/>
+          <w:sz w:val="24"/>
+          <w:szCs w:val="24"/>
+          <w:vertAlign w:val="superscript"/>
         </w:rPr>
         <w:t>8</w:t>
       </w:r>
       <w:r>
         <w:rPr>
-          <w:sz w:val="20"/>
-          <w:szCs w:val="20"/>
+          <w:rFonts w:ascii="Segoe UI Light" w:hAnsi="Segoe UI Light" w:cs="Segoe UI Light"/>
+          <w:sz w:val="24"/>
+          <w:szCs w:val="24"/>
+          <w:vertAlign w:val="superscript"/>
         </w:rPr>
         <w:t xml:space="preserve">: Diccionario </w:t>
       </w:r>
       <w:r>
         <w:rPr>
-          <w:sz w:val="20"/>
-          <w:szCs w:val="20"/>
+          <w:rFonts w:ascii="Segoe UI Light" w:hAnsi="Segoe UI Light" w:cs="Segoe UI Light"/>
+          <w:sz w:val="24"/>
+          <w:szCs w:val="24"/>
+          <w:vertAlign w:val="superscript"/>
         </w:rPr>
         <w:t>hoja 4. C</w:t>
       </w:r>
       <w:r>
         <w:rPr>
-          <w:sz w:val="20"/>
-          <w:szCs w:val="20"/>
+          <w:rFonts w:ascii="Segoe UI Light" w:hAnsi="Segoe UI Light" w:cs="Segoe UI Light"/>
+          <w:sz w:val="24"/>
+          <w:szCs w:val="24"/>
+          <w:vertAlign w:val="superscript"/>
         </w:rPr>
         <w:t>ambios</w:t>
       </w:r>
@@ -5146,6 +6281,8 @@
       <w:pPr>
         <w:jc w:val="both"/>
         <w:rPr>
+          <w:sz w:val="20"/>
+          <w:szCs w:val="20"/>
           <w:u w:val="single"/>
         </w:rPr>
       </w:pPr>
@@ -5154,11 +6291,17 @@
       <w:pPr>
         <w:jc w:val="both"/>
         <w:rPr>
+          <w:rFonts w:ascii="Segoe UI Light" w:hAnsi="Segoe UI Light" w:cs="Segoe UI Light"/>
+          <w:sz w:val="20"/>
+          <w:szCs w:val="20"/>
           <w:u w:val="single"/>
         </w:rPr>
       </w:pPr>
       <w:r>
         <w:rPr>
+          <w:rFonts w:ascii="Segoe UI Light" w:hAnsi="Segoe UI Light" w:cs="Segoe UI Light"/>
+          <w:sz w:val="20"/>
+          <w:szCs w:val="20"/>
           <w:u w:val="single"/>
         </w:rPr>
         <w:lastRenderedPageBreak/>
@@ -5169,54 +6312,70 @@
       <w:pPr>
         <w:jc w:val="both"/>
         <w:rPr>
-          <w:rFonts w:ascii="Calibri Light" w:hAnsi="Calibri Light"/>
-        </w:rPr>
-      </w:pPr>
-      <w:r>
-        <w:rPr>
-          <w:rFonts w:ascii="Calibri Light" w:hAnsi="Calibri Light"/>
+          <w:rFonts w:ascii="Segoe UI Light" w:hAnsi="Segoe UI Light" w:cs="Segoe UI Light"/>
+          <w:sz w:val="20"/>
+          <w:szCs w:val="20"/>
+        </w:rPr>
+      </w:pPr>
+      <w:r>
+        <w:rPr>
+          <w:rFonts w:ascii="Segoe UI Light" w:hAnsi="Segoe UI Light" w:cs="Segoe UI Light"/>
+          <w:sz w:val="20"/>
+          <w:szCs w:val="20"/>
         </w:rPr>
         <w:t xml:space="preserve">El reporte </w:t>
       </w:r>
       <w:r>
         <w:rPr>
-          <w:rFonts w:ascii="Calibri Light" w:hAnsi="Calibri Light"/>
+          <w:rFonts w:ascii="Segoe UI Light" w:hAnsi="Segoe UI Light" w:cs="Segoe UI Light"/>
           <w:i/>
           <w:iCs/>
+          <w:sz w:val="20"/>
+          <w:szCs w:val="20"/>
         </w:rPr>
         <w:t>“</w:t>
       </w:r>
       <w:r>
         <w:rPr>
-          <w:rFonts w:ascii="Calibri Light" w:hAnsi="Calibri Light"/>
+          <w:rFonts w:ascii="Segoe UI Light" w:hAnsi="Segoe UI Light" w:cs="Segoe UI Light"/>
           <w:i/>
           <w:iCs/>
+          <w:sz w:val="20"/>
+          <w:szCs w:val="20"/>
         </w:rPr>
         <w:t>Errores-Consistencias-REM.xlsx</w:t>
       </w:r>
       <w:r>
         <w:rPr>
-          <w:rFonts w:ascii="Calibri Light" w:hAnsi="Calibri Light"/>
+          <w:rFonts w:ascii="Segoe UI Light" w:hAnsi="Segoe UI Light" w:cs="Segoe UI Light"/>
           <w:i/>
           <w:iCs/>
+          <w:sz w:val="20"/>
+          <w:szCs w:val="20"/>
         </w:rPr>
         <w:t>”</w:t>
       </w:r>
       <w:r>
         <w:rPr>
-          <w:rFonts w:ascii="Calibri Light" w:hAnsi="Calibri Light"/>
+          <w:rFonts w:ascii="Segoe UI Light" w:hAnsi="Segoe UI Light" w:cs="Segoe UI Light"/>
+          <w:sz w:val="20"/>
+          <w:szCs w:val="20"/>
         </w:rPr>
         <w:t xml:space="preserve"> contiene el resultado de la validación de las reglas de consistencia</w:t>
       </w:r>
       <w:r>
         <w:rPr>
-          <w:rFonts w:ascii="Calibri Light" w:hAnsi="Calibri Light"/>
+          <w:rFonts w:ascii="Segoe UI Light" w:hAnsi="Segoe UI Light" w:cs="Segoe UI Light"/>
+          <w:sz w:val="20"/>
+          <w:szCs w:val="20"/>
         </w:rPr>
         <w:t xml:space="preserve"> </w:t>
       </w:r>
       <w:r>
         <w:rPr>
-          <w:rFonts w:ascii="Calibri Light" w:hAnsi="Calibri Light"/>
+          <w:rFonts w:ascii="Segoe UI Light" w:hAnsi="Segoe UI Light" w:cs="Segoe UI Light"/>
+          <w:sz w:val="20"/>
+          <w:szCs w:val="20"/>
         </w:rPr>
         <w:t>aplicadas a los archivos REM procesados.</w:t>
       </w:r>
@@ -5225,32 +6384,34 @@
       <w:pPr>
         <w:jc w:val="both"/>
         <w:rPr>
-          <w:rFonts w:ascii="Calibri Light" w:hAnsi="Calibri Light"/>
-        </w:rPr>
-      </w:pPr>
-      <w:r>
-        <w:rPr>
-          <w:rFonts w:ascii="Calibri Light" w:hAnsi="Calibri Light"/>
-        </w:rPr>
-        <w:t>Para la ejecución de estas validaciones, el aplicativo considera únicamente la versión más reciente de cada serie REM correspondiente a un mismo establecimiento, mes y año. Las versiones anteriores de una misma serie no son incluidas en la evaluación de las reglas de consistencia</w:t>
-      </w:r>
-      <w:r>
-        <w:rPr>
-          <w:rFonts w:ascii="Calibri Light" w:hAnsi="Calibri Light"/>
-        </w:rPr>
-        <w:t>.</w:t>
+          <w:rFonts w:ascii="Segoe UI Light" w:hAnsi="Segoe UI Light" w:cs="Segoe UI Light"/>
+          <w:sz w:val="20"/>
+          <w:szCs w:val="20"/>
+        </w:rPr>
+      </w:pPr>
+      <w:r>
+        <w:rPr>
+          <w:rFonts w:ascii="Segoe UI Light" w:hAnsi="Segoe UI Light" w:cs="Segoe UI Light"/>
+          <w:sz w:val="20"/>
+          <w:szCs w:val="20"/>
+        </w:rPr>
+        <w:t>Para la ejecución de estas validaciones, el aplicativo considera únicamente la versión más reciente de cada serie REM correspondiente a un mismo establecimiento, mes y año. Las versiones anteriores de una misma serie no son incluidas en la evaluación de las reglas de consistencia.</w:t>
       </w:r>
     </w:p>
     <w:p>
       <w:pPr>
         <w:jc w:val="both"/>
         <w:rPr>
-          <w:rFonts w:ascii="Calibri Light" w:hAnsi="Calibri Light"/>
-        </w:rPr>
-      </w:pPr>
-      <w:r>
-        <w:rPr>
-          <w:rFonts w:ascii="Calibri Light" w:hAnsi="Calibri Light"/>
+          <w:rFonts w:ascii="Segoe UI Light" w:hAnsi="Segoe UI Light" w:cs="Segoe UI Light"/>
+          <w:sz w:val="20"/>
+          <w:szCs w:val="20"/>
+        </w:rPr>
+      </w:pPr>
+      <w:r>
+        <w:rPr>
+          <w:rFonts w:ascii="Segoe UI Light" w:hAnsi="Segoe UI Light" w:cs="Segoe UI Light"/>
+          <w:sz w:val="20"/>
+          <w:szCs w:val="20"/>
         </w:rPr>
         <w:t>Por ejemplo, si para un mismo establecimiento y período existen los archivos 111100A01V1.xlsm, 111100A01V2.xlsm y 111100A01V3.xlsm, el aplicativo utilizará únicamente la versión V3 para la evaluación de las reglas de consistencia.</w:t>
       </w:r>
@@ -5259,340 +6420,390 @@
       <w:pPr>
         <w:jc w:val="both"/>
         <w:rPr>
-          <w:rFonts w:ascii="Calibri Light" w:hAnsi="Calibri Light"/>
-        </w:rPr>
-      </w:pPr>
-      <w:r>
-        <w:rPr>
-          <w:rFonts w:ascii="Calibri Light" w:hAnsi="Calibri Light"/>
+          <w:rFonts w:ascii="Segoe UI Light" w:hAnsi="Segoe UI Light" w:cs="Segoe UI Light"/>
+          <w:sz w:val="20"/>
+          <w:szCs w:val="20"/>
+        </w:rPr>
+      </w:pPr>
+      <w:r>
+        <w:rPr>
+          <w:rFonts w:ascii="Segoe UI Light" w:hAnsi="Segoe UI Light" w:cs="Segoe UI Light"/>
+          <w:sz w:val="20"/>
+          <w:szCs w:val="20"/>
         </w:rPr>
         <w:t xml:space="preserve">Asimismo, solo serán evaluadas las reglas de consistencia de aquellas series REM que no presenten observaciones en la hoja </w:t>
       </w:r>
       <w:r>
         <w:rPr>
-          <w:rFonts w:ascii="Calibri Light" w:hAnsi="Calibri Light"/>
+          <w:rFonts w:ascii="Segoe UI Light" w:hAnsi="Segoe UI Light" w:cs="Segoe UI Light"/>
           <w:i/>
           <w:iCs/>
-        </w:rPr>
-        <w:t>"</w:t>
-      </w:r>
-      <w:r>
-        <w:rPr>
-          <w:rFonts w:ascii="Calibri Light" w:hAnsi="Calibri Light"/>
+          <w:sz w:val="20"/>
+          <w:szCs w:val="20"/>
+        </w:rPr>
+        <w:t>"3. Error Formato de Celdas"</w:t>
+      </w:r>
+      <w:r>
+        <w:rPr>
+          <w:rFonts w:ascii="Segoe UI Light" w:hAnsi="Segoe UI Light" w:cs="Segoe UI Light"/>
+          <w:sz w:val="20"/>
+          <w:szCs w:val="20"/>
+        </w:rPr>
+        <w:t xml:space="preserve"> del reporte </w:t>
+      </w:r>
+      <w:r>
+        <w:rPr>
+          <w:rFonts w:ascii="Segoe UI Light" w:hAnsi="Segoe UI Light" w:cs="Segoe UI Light"/>
           <w:i/>
           <w:iCs/>
-        </w:rPr>
-        <w:t xml:space="preserve">3. </w:t>
-      </w:r>
-      <w:r>
-        <w:rPr>
-          <w:rFonts w:ascii="Calibri Light" w:hAnsi="Calibri Light"/>
+          <w:sz w:val="20"/>
+          <w:szCs w:val="20"/>
+        </w:rPr>
+        <w:t>"Resultados-Validación.xlsx".</w:t>
+      </w:r>
+      <w:r>
+        <w:rPr>
+          <w:rFonts w:ascii="Segoe UI Light" w:hAnsi="Segoe UI Light" w:cs="Segoe UI Light"/>
+          <w:sz w:val="20"/>
+          <w:szCs w:val="20"/>
+        </w:rPr>
+        <w:t xml:space="preserve"> Si alguna de las series requeridas para la evaluación presenta al menos un error de formato, el aplicativo no ejecutará las reglas de consistencia correspondientes. En estos casos, se generará igualmente la hoja del establecimiento en el reporte </w:t>
+      </w:r>
+      <w:r>
+        <w:rPr>
+          <w:rFonts w:ascii="Segoe UI Light" w:hAnsi="Segoe UI Light" w:cs="Segoe UI Light"/>
           <w:i/>
           <w:iCs/>
-        </w:rPr>
-        <w:t>Error Formato de Celdas"</w:t>
-      </w:r>
-      <w:r>
-        <w:rPr>
-          <w:rFonts w:ascii="Calibri Light" w:hAnsi="Calibri Light"/>
-        </w:rPr>
-        <w:t xml:space="preserve"> del reporte </w:t>
-      </w:r>
-      <w:r>
-        <w:rPr>
-          <w:rFonts w:ascii="Calibri Light" w:hAnsi="Calibri Light"/>
+          <w:sz w:val="20"/>
+          <w:szCs w:val="20"/>
+        </w:rPr>
+        <w:t>"Errores-Consistencias-REM.xlsx",</w:t>
+      </w:r>
+      <w:r>
+        <w:rPr>
+          <w:rFonts w:ascii="Segoe UI Light" w:hAnsi="Segoe UI Light" w:cs="Segoe UI Light"/>
+          <w:sz w:val="20"/>
+          <w:szCs w:val="20"/>
+        </w:rPr>
+        <w:t xml:space="preserve"> la cual contendrá un mensaje informando que la evaluación no fue realizada debido a la existencia de errores de formato en una o más REM.</w:t>
+      </w:r>
+    </w:p>
+    <w:p>
+      <w:pPr>
+        <w:jc w:val="both"/>
+        <w:rPr>
+          <w:rFonts w:ascii="Segoe UI Light" w:hAnsi="Segoe UI Light" w:cs="Segoe UI Light"/>
+          <w:sz w:val="20"/>
+          <w:szCs w:val="20"/>
+        </w:rPr>
+      </w:pPr>
+      <w:r>
+        <w:rPr>
+          <w:rFonts w:ascii="Segoe UI Light" w:hAnsi="Segoe UI Light" w:cs="Segoe UI Light"/>
+          <w:sz w:val="20"/>
+          <w:szCs w:val="20"/>
+        </w:rPr>
+        <w:t>A</w:t>
+      </w:r>
+      <w:r>
+        <w:rPr>
+          <w:rFonts w:ascii="Segoe UI Light" w:hAnsi="Segoe UI Light" w:cs="Segoe UI Light"/>
+          <w:sz w:val="20"/>
+          <w:szCs w:val="20"/>
+        </w:rPr>
+        <w:t xml:space="preserve"> diferencia del reporte </w:t>
+      </w:r>
+      <w:r>
+        <w:rPr>
+          <w:rFonts w:ascii="Segoe UI Light" w:hAnsi="Segoe UI Light" w:cs="Segoe UI Light"/>
           <w:i/>
           <w:iCs/>
-        </w:rPr>
-        <w:t>"Resultados-Validación.xlsx".</w:t>
-      </w:r>
-      <w:r>
-        <w:rPr>
-          <w:rFonts w:ascii="Calibri Light" w:hAnsi="Calibri Light"/>
-        </w:rPr>
-        <w:t xml:space="preserve"> Si alguna de las series requeridas para la evaluación presenta al menos un error de formato, el aplicativo no ejecutará las reglas de consistencia correspondientes. En estos casos, se generará igualmente la hoja del establecimiento en el reporte </w:t>
-      </w:r>
-      <w:r>
-        <w:rPr>
-          <w:rFonts w:ascii="Calibri Light" w:hAnsi="Calibri Light"/>
+          <w:sz w:val="20"/>
+          <w:szCs w:val="20"/>
+        </w:rPr>
+        <w:t>“</w:t>
+      </w:r>
+      <w:r>
+        <w:rPr>
+          <w:rFonts w:ascii="Segoe UI Light" w:hAnsi="Segoe UI Light" w:cs="Segoe UI Light"/>
           <w:i/>
           <w:iCs/>
-        </w:rPr>
-        <w:t>"Errores-Consistencias-REM.xlsx",</w:t>
-      </w:r>
-      <w:r>
-        <w:rPr>
-          <w:rFonts w:ascii="Calibri Light" w:hAnsi="Calibri Light"/>
-        </w:rPr>
-        <w:t xml:space="preserve"> la cual contendrá un mensaje informando que la evaluación no fue realizada debido a la existencia de errores de formato en una o más REM</w:t>
-      </w:r>
-      <w:r>
-        <w:rPr>
-          <w:rFonts w:ascii="Calibri Light" w:hAnsi="Calibri Light"/>
-        </w:rPr>
-        <w:t>.</w:t>
-      </w:r>
-    </w:p>
-    <w:p>
-      <w:pPr>
-        <w:jc w:val="both"/>
-        <w:rPr>
-          <w:rFonts w:ascii="Calibri Light" w:hAnsi="Calibri Light"/>
-        </w:rPr>
-      </w:pPr>
-      <w:r>
-        <w:rPr>
-          <w:rFonts w:ascii="Calibri Light" w:hAnsi="Calibri Light"/>
-        </w:rPr>
-        <w:t>A</w:t>
-      </w:r>
-      <w:r>
-        <w:rPr>
-          <w:rFonts w:ascii="Calibri Light" w:hAnsi="Calibri Light"/>
-        </w:rPr>
-        <w:t xml:space="preserve"> diferencia del reporte </w:t>
-      </w:r>
-      <w:r>
-        <w:rPr>
-          <w:rFonts w:ascii="Calibri Light" w:hAnsi="Calibri Light"/>
+          <w:sz w:val="20"/>
+          <w:szCs w:val="20"/>
+        </w:rPr>
+        <w:t>Resultados-Validación.xlsx</w:t>
+      </w:r>
+      <w:r>
+        <w:rPr>
+          <w:rFonts w:ascii="Segoe UI Light" w:hAnsi="Segoe UI Light" w:cs="Segoe UI Light"/>
           <w:i/>
           <w:iCs/>
-        </w:rPr>
-        <w:t>“</w:t>
-      </w:r>
-      <w:r>
-        <w:rPr>
-          <w:rFonts w:ascii="Calibri Light" w:hAnsi="Calibri Light"/>
+          <w:sz w:val="20"/>
+          <w:szCs w:val="20"/>
+        </w:rPr>
+        <w:t>”</w:t>
+      </w:r>
+      <w:r>
+        <w:rPr>
+          <w:rFonts w:ascii="Segoe UI Light" w:hAnsi="Segoe UI Light" w:cs="Segoe UI Light"/>
           <w:i/>
           <w:iCs/>
-        </w:rPr>
-        <w:t>Resultados-Validación.xlsx</w:t>
-      </w:r>
-      <w:r>
-        <w:rPr>
-          <w:rFonts w:ascii="Calibri Light" w:hAnsi="Calibri Light"/>
+          <w:sz w:val="20"/>
+          <w:szCs w:val="20"/>
+        </w:rPr>
+        <w:t>,</w:t>
+      </w:r>
+      <w:r>
+        <w:rPr>
+          <w:rFonts w:ascii="Segoe UI Light" w:hAnsi="Segoe UI Light" w:cs="Segoe UI Light"/>
+          <w:sz w:val="20"/>
+          <w:szCs w:val="20"/>
+        </w:rPr>
+        <w:t xml:space="preserve"> este archivo no posee una cantidad fija de hojas. El número de hojas dependerá de la cantidad de establecimientos procesados durante la ejecución del aplicativo.</w:t>
+      </w:r>
+    </w:p>
+    <w:p>
+      <w:pPr>
+        <w:jc w:val="both"/>
+        <w:rPr>
+          <w:rFonts w:ascii="Segoe UI Light" w:hAnsi="Segoe UI Light" w:cs="Segoe UI Light"/>
+          <w:sz w:val="20"/>
+          <w:szCs w:val="20"/>
+        </w:rPr>
+      </w:pPr>
+      <w:r>
+        <w:rPr>
+          <w:rFonts w:ascii="Segoe UI Light" w:hAnsi="Segoe UI Light" w:cs="Segoe UI Light"/>
+          <w:sz w:val="20"/>
+          <w:szCs w:val="20"/>
+        </w:rPr>
+        <w:t xml:space="preserve">Cada hoja corresponde a un establecimiento y su nombre sigue la estructura descrita en la </w:t>
+      </w:r>
+      <w:r>
+        <w:rPr>
+          <w:rFonts w:ascii="Segoe UI Light" w:hAnsi="Segoe UI Light" w:cs="Segoe UI Light"/>
           <w:i/>
           <w:iCs/>
-        </w:rPr>
-        <w:t>”</w:t>
-      </w:r>
-      <w:r>
-        <w:rPr>
-          <w:rFonts w:ascii="Calibri Light" w:hAnsi="Calibri Light"/>
+          <w:sz w:val="20"/>
+          <w:szCs w:val="20"/>
+        </w:rPr>
+        <w:t>“</w:t>
+      </w:r>
+      <w:r>
+        <w:rPr>
+          <w:rFonts w:ascii="Segoe UI Light" w:hAnsi="Segoe UI Light" w:cs="Segoe UI Light"/>
           <w:i/>
           <w:iCs/>
-        </w:rPr>
-        <w:t>,</w:t>
-      </w:r>
-      <w:r>
-        <w:rPr>
-          <w:rFonts w:ascii="Calibri Light" w:hAnsi="Calibri Light"/>
-        </w:rPr>
-        <w:t xml:space="preserve"> este archivo no posee una cantidad fija de hojas. El número de hojas dependerá de la cantidad de establecimientos procesados durante la ejecución del aplicativo.</w:t>
-      </w:r>
-    </w:p>
-    <w:p>
-      <w:pPr>
-        <w:jc w:val="both"/>
-        <w:rPr>
-          <w:rFonts w:ascii="Calibri Light" w:hAnsi="Calibri Light"/>
-        </w:rPr>
-      </w:pPr>
-      <w:r>
-        <w:rPr>
-          <w:rFonts w:ascii="Calibri Light" w:hAnsi="Calibri Light"/>
-        </w:rPr>
-        <w:t xml:space="preserve">Cada hoja corresponde a un establecimiento y su nombre sigue la estructura descrita en la </w:t>
-      </w:r>
-      <w:r>
-        <w:rPr>
-          <w:rFonts w:ascii="Calibri Light" w:hAnsi="Calibri Light"/>
+          <w:sz w:val="20"/>
+          <w:szCs w:val="20"/>
+        </w:rPr>
+        <w:t xml:space="preserve">Figura </w:t>
+      </w:r>
+      <w:r>
+        <w:rPr>
+          <w:rFonts w:ascii="Segoe UI Light" w:hAnsi="Segoe UI Light" w:cs="Segoe UI Light"/>
           <w:i/>
           <w:iCs/>
-        </w:rPr>
-        <w:t>“</w:t>
-      </w:r>
-      <w:r>
-        <w:rPr>
-          <w:rFonts w:ascii="Calibri Light" w:hAnsi="Calibri Light"/>
+          <w:sz w:val="20"/>
+          <w:szCs w:val="20"/>
+        </w:rPr>
+        <w:t>9</w:t>
+      </w:r>
+      <w:r>
+        <w:rPr>
+          <w:rFonts w:ascii="Segoe UI Light" w:hAnsi="Segoe UI Light" w:cs="Segoe UI Light"/>
           <w:i/>
           <w:iCs/>
-        </w:rPr>
-        <w:t xml:space="preserve">Figura </w:t>
-      </w:r>
-      <w:r>
-        <w:rPr>
-          <w:rFonts w:ascii="Calibri Light" w:hAnsi="Calibri Light"/>
+          <w:sz w:val="20"/>
+          <w:szCs w:val="20"/>
+        </w:rPr>
+        <w:t>: Tabla desglose del nombre de hoja</w:t>
+      </w:r>
+      <w:r>
+        <w:rPr>
+          <w:rFonts w:ascii="Segoe UI Light" w:hAnsi="Segoe UI Light" w:cs="Segoe UI Light"/>
           <w:i/>
           <w:iCs/>
-        </w:rPr>
-        <w:t>9</w:t>
-      </w:r>
-      <w:r>
-        <w:rPr>
-          <w:rFonts w:ascii="Calibri Light" w:hAnsi="Calibri Light"/>
+          <w:sz w:val="20"/>
+          <w:szCs w:val="20"/>
+        </w:rPr>
+        <w:t>”</w:t>
+      </w:r>
+      <w:r>
+        <w:rPr>
+          <w:rFonts w:ascii="Segoe UI Light" w:hAnsi="Segoe UI Light" w:cs="Segoe UI Light"/>
           <w:i/>
           <w:iCs/>
-        </w:rPr>
-        <w:t>: Tabla desglose del nombre de hoja</w:t>
-      </w:r>
-      <w:r>
-        <w:rPr>
-          <w:rFonts w:ascii="Calibri Light" w:hAnsi="Calibri Light"/>
+          <w:sz w:val="20"/>
+          <w:szCs w:val="20"/>
+        </w:rPr>
+        <w:t>.</w:t>
+      </w:r>
+    </w:p>
+    <w:p>
+      <w:pPr>
+        <w:jc w:val="both"/>
+        <w:rPr>
+          <w:rFonts w:ascii="Segoe UI Light" w:hAnsi="Segoe UI Light" w:cs="Segoe UI Light"/>
+          <w:sz w:val="20"/>
+          <w:szCs w:val="20"/>
+        </w:rPr>
+      </w:pPr>
+      <w:r>
+        <w:rPr>
+          <w:rFonts w:ascii="Segoe UI Light" w:hAnsi="Segoe UI Light" w:cs="Segoe UI Light"/>
+          <w:sz w:val="20"/>
+          <w:szCs w:val="20"/>
+        </w:rPr>
+        <w:t>Dentro de cada hoja se presentan únicamente las reglas de consistencia evaluadas para dicho establecimiento, indicando aquellas que no cumplen con la condición definida en el archivo de configuración control-consistencias.csv.</w:t>
+      </w:r>
+    </w:p>
+    <w:p>
+      <w:pPr>
+        <w:jc w:val="both"/>
+        <w:rPr>
+          <w:rFonts w:ascii="Segoe UI Light" w:hAnsi="Segoe UI Light" w:cs="Segoe UI Light"/>
+          <w:sz w:val="20"/>
+          <w:szCs w:val="20"/>
+        </w:rPr>
+      </w:pPr>
+      <w:r>
+        <w:rPr>
+          <w:rFonts w:ascii="Segoe UI Light" w:hAnsi="Segoe UI Light" w:cs="Segoe UI Light"/>
+          <w:sz w:val="20"/>
+          <w:szCs w:val="20"/>
+        </w:rPr>
+        <w:t>Cuando una regla presenta una inconsistencia, el reporte identifica la información necesaria para facilitar su revisión, incluyendo la descripción de la regla evaluada, las fórmulas utilizadas, los valores obtenidos, el operador de comparación y el resultado de la validación.</w:t>
+      </w:r>
+    </w:p>
+    <w:p>
+      <w:pPr>
+        <w:jc w:val="both"/>
+        <w:rPr>
+          <w:rFonts w:ascii="Segoe UI Light" w:hAnsi="Segoe UI Light" w:cs="Segoe UI Light"/>
+          <w:sz w:val="20"/>
+          <w:szCs w:val="20"/>
+        </w:rPr>
+      </w:pPr>
+      <w:r>
+        <w:rPr>
+          <w:rFonts w:ascii="Segoe UI Light" w:hAnsi="Segoe UI Light" w:cs="Segoe UI Light"/>
+          <w:sz w:val="20"/>
+          <w:szCs w:val="20"/>
+        </w:rPr>
+        <w:t>Si un establecimiento no presenta inconsistencias, la hoja correspondiente mostrará el mensaje:</w:t>
+      </w:r>
+      <w:r>
+        <w:rPr>
+          <w:rFonts w:ascii="Segoe UI Light" w:hAnsi="Segoe UI Light" w:cs="Segoe UI Light"/>
+          <w:sz w:val="20"/>
+          <w:szCs w:val="20"/>
+        </w:rPr>
+        <w:t xml:space="preserve"> “</w:t>
+      </w:r>
+      <w:r>
+        <w:rPr>
+          <w:rFonts w:ascii="Segoe UI Light" w:hAnsi="Segoe UI Light" w:cs="Segoe UI Light"/>
+          <w:b/>
+          <w:bCs/>
+          <w:sz w:val="20"/>
+          <w:szCs w:val="20"/>
+        </w:rPr>
+        <w:t>No se encontraron errores</w:t>
+      </w:r>
+      <w:r>
+        <w:rPr>
+          <w:rFonts w:ascii="Segoe UI Light" w:hAnsi="Segoe UI Light" w:cs="Segoe UI Light"/>
+          <w:b/>
+          <w:bCs/>
+          <w:sz w:val="20"/>
+          <w:szCs w:val="20"/>
+        </w:rPr>
+        <w:t>”</w:t>
+      </w:r>
+      <w:r>
+        <w:rPr>
+          <w:rFonts w:ascii="Segoe UI Light" w:hAnsi="Segoe UI Light" w:cs="Segoe UI Light"/>
+          <w:b/>
+          <w:bCs/>
+          <w:sz w:val="20"/>
+          <w:szCs w:val="20"/>
+        </w:rPr>
+        <w:t>.</w:t>
+      </w:r>
+    </w:p>
+    <w:p>
+      <w:pPr>
+        <w:jc w:val="both"/>
+        <w:rPr>
+          <w:rFonts w:ascii="Segoe UI Light" w:hAnsi="Segoe UI Light" w:cs="Segoe UI Light"/>
+          <w:sz w:val="20"/>
+          <w:szCs w:val="20"/>
+        </w:rPr>
+      </w:pPr>
+      <w:r>
+        <w:rPr>
+          <w:rFonts w:ascii="Segoe UI Light" w:hAnsi="Segoe UI Light" w:cs="Segoe UI Light"/>
+          <w:sz w:val="20"/>
+          <w:szCs w:val="20"/>
+        </w:rPr>
+        <w:t xml:space="preserve">En caso de que no existan establecimientos que puedan ser evaluados mediante reglas de consistencia, el reporte contendrá una única hoja denominada </w:t>
+      </w:r>
+      <w:r>
+        <w:rPr>
+          <w:rFonts w:ascii="Segoe UI Light" w:hAnsi="Segoe UI Light" w:cs="Segoe UI Light"/>
+          <w:b/>
+          <w:bCs/>
+          <w:sz w:val="20"/>
+          <w:szCs w:val="20"/>
+        </w:rPr>
+        <w:t>"Sin Establecimientos"</w:t>
+      </w:r>
+      <w:r>
+        <w:rPr>
+          <w:rFonts w:ascii="Segoe UI Light" w:hAnsi="Segoe UI Light" w:cs="Segoe UI Light"/>
+          <w:sz w:val="20"/>
+          <w:szCs w:val="20"/>
+        </w:rPr>
+        <w:t>, indicando que no fue posible ejecutar este tipo de validaciones.</w:t>
+      </w:r>
+    </w:p>
+    <w:p>
+      <w:pPr>
+        <w:jc w:val="both"/>
+        <w:rPr>
+          <w:rFonts w:ascii="Segoe UI Light" w:hAnsi="Segoe UI Light" w:cs="Segoe UI Light"/>
           <w:i/>
           <w:iCs/>
-        </w:rPr>
-        <w:t>”</w:t>
-      </w:r>
-      <w:r>
-        <w:rPr>
-          <w:rFonts w:ascii="Calibri Light" w:hAnsi="Calibri Light"/>
+          <w:sz w:val="20"/>
+          <w:szCs w:val="20"/>
+        </w:rPr>
+      </w:pPr>
+      <w:r>
+        <w:rPr>
+          <w:rFonts w:ascii="Segoe UI Light" w:hAnsi="Segoe UI Light" w:cs="Segoe UI Light"/>
+          <w:sz w:val="20"/>
+          <w:szCs w:val="20"/>
+        </w:rPr>
+        <w:t xml:space="preserve">La estructura del reporte se describe en la </w:t>
+      </w:r>
+      <w:r>
+        <w:rPr>
+          <w:rFonts w:ascii="Segoe UI Light" w:hAnsi="Segoe UI Light" w:cs="Segoe UI Light"/>
           <w:i/>
           <w:iCs/>
-        </w:rPr>
-        <w:t>.</w:t>
-      </w:r>
-    </w:p>
-    <w:p>
-      <w:pPr>
-        <w:jc w:val="both"/>
-        <w:rPr>
-          <w:rFonts w:ascii="Calibri Light" w:hAnsi="Calibri Light"/>
-        </w:rPr>
-      </w:pPr>
-      <w:r>
-        <w:rPr>
-          <w:rFonts w:ascii="Calibri Light" w:hAnsi="Calibri Light"/>
-        </w:rPr>
-        <w:t>Dentro de cada hoja se presentan únicamente las reglas de consistencia evaluadas para dicho establecimiento, indicando aquellas que no cumplen con la condición definida en el archivo de configuración control-consistencias.csv.</w:t>
-      </w:r>
-    </w:p>
-    <w:p>
-      <w:pPr>
-        <w:jc w:val="both"/>
-        <w:rPr>
-          <w:rFonts w:ascii="Calibri Light" w:hAnsi="Calibri Light"/>
-        </w:rPr>
-      </w:pPr>
-      <w:r>
-        <w:rPr>
-          <w:rFonts w:ascii="Calibri Light" w:hAnsi="Calibri Light"/>
-        </w:rPr>
-        <w:t xml:space="preserve">Cuando una regla presenta una inconsistencia, el reporte identifica la </w:t>
-      </w:r>
-      <w:r>
-        <w:rPr>
-          <w:rFonts w:ascii="Calibri Light" w:hAnsi="Calibri Light"/>
-        </w:rPr>
-        <w:t>información</w:t>
-      </w:r>
-      <w:r>
-        <w:rPr>
-          <w:rFonts w:ascii="Calibri Light" w:hAnsi="Calibri Light"/>
-        </w:rPr>
-        <w:t xml:space="preserve"> necesaria para facilitar su revisión, incluyendo la descripción de la regla evaluada, las fórmulas utilizadas, los valores obtenidos, el operador de comparación y el resultado de la validación.</w:t>
-      </w:r>
-    </w:p>
-    <w:p>
-      <w:pPr>
-        <w:jc w:val="both"/>
-        <w:rPr>
-          <w:rFonts w:ascii="Calibri Light" w:hAnsi="Calibri Light"/>
-        </w:rPr>
-      </w:pPr>
-      <w:r>
-        <w:rPr>
-          <w:rFonts w:ascii="Calibri Light" w:hAnsi="Calibri Light"/>
-        </w:rPr>
-        <w:t>Si un establecimiento no presenta inconsistencias, la hoja correspondiente mostrará el mensaje:</w:t>
-      </w:r>
-      <w:r>
-        <w:rPr>
-          <w:rFonts w:ascii="Calibri Light" w:hAnsi="Calibri Light"/>
-        </w:rPr>
-        <w:t xml:space="preserve"> “</w:t>
-      </w:r>
-      <w:r>
-        <w:rPr>
-          <w:rFonts w:ascii="Calibri Light" w:hAnsi="Calibri Light"/>
-          <w:b/>
-          <w:bCs/>
-        </w:rPr>
-        <w:t>No se encontraron errores</w:t>
-      </w:r>
-      <w:r>
-        <w:rPr>
-          <w:rFonts w:ascii="Calibri Light" w:hAnsi="Calibri Light"/>
-          <w:b/>
-          <w:bCs/>
-        </w:rPr>
-        <w:t>”</w:t>
-      </w:r>
-      <w:r>
-        <w:rPr>
-          <w:rFonts w:ascii="Calibri Light" w:hAnsi="Calibri Light"/>
-          <w:b/>
-          <w:bCs/>
-        </w:rPr>
-        <w:t>.</w:t>
-      </w:r>
-    </w:p>
-    <w:p>
-      <w:pPr>
-        <w:jc w:val="both"/>
-        <w:rPr>
-          <w:rFonts w:ascii="Calibri Light" w:hAnsi="Calibri Light"/>
-        </w:rPr>
-      </w:pPr>
-      <w:r>
-        <w:rPr>
-          <w:rFonts w:ascii="Calibri Light" w:hAnsi="Calibri Light"/>
-        </w:rPr>
-        <w:t xml:space="preserve">En caso de que no existan establecimientos que puedan ser evaluados mediante reglas de consistencia, el reporte contendrá una única hoja denominada </w:t>
-      </w:r>
-      <w:r>
-        <w:rPr>
-          <w:rFonts w:ascii="Calibri Light" w:hAnsi="Calibri Light"/>
-          <w:b/>
-          <w:bCs/>
-        </w:rPr>
-        <w:t>"Sin Establecimientos"</w:t>
-      </w:r>
-      <w:r>
-        <w:rPr>
-          <w:rFonts w:ascii="Calibri Light" w:hAnsi="Calibri Light"/>
-        </w:rPr>
-        <w:t>, indicando que no fue posible ejecutar este tipo de validaciones.</w:t>
-      </w:r>
-    </w:p>
-    <w:p>
-      <w:pPr>
-        <w:jc w:val="both"/>
-        <w:rPr>
-          <w:rFonts w:ascii="Calibri Light" w:hAnsi="Calibri Light"/>
+          <w:sz w:val="20"/>
+          <w:szCs w:val="20"/>
+        </w:rPr>
+        <w:t>“Figura 10: Diccionario reporte Errores-Consistencias-REM.xlsx”</w:t>
+      </w:r>
+      <w:r>
+        <w:rPr>
+          <w:rFonts w:ascii="Segoe UI Light" w:hAnsi="Segoe UI Light" w:cs="Segoe UI Light"/>
           <w:i/>
           <w:iCs/>
-        </w:rPr>
-      </w:pPr>
-      <w:r>
-        <w:rPr>
-          <w:rFonts w:ascii="Calibri Light" w:hAnsi="Calibri Light"/>
-        </w:rPr>
-        <w:t xml:space="preserve">La estructura del reporte se describe en la </w:t>
-      </w:r>
-      <w:r>
-        <w:rPr>
-          <w:rFonts w:ascii="Calibri Light" w:hAnsi="Calibri Light"/>
-          <w:i/>
-          <w:iCs/>
-        </w:rPr>
-        <w:t>“Figura 10: Diccionario reporte Errores-Consistencias-REM.xlsx”</w:t>
-      </w:r>
-      <w:r>
-        <w:rPr>
-          <w:rFonts w:ascii="Calibri Light" w:hAnsi="Calibri Light"/>
-          <w:i/>
-          <w:iCs/>
+          <w:sz w:val="20"/>
+          <w:szCs w:val="20"/>
         </w:rPr>
         <w:t>.</w:t>
       </w:r>
@@ -5601,13 +6812,15 @@
       <w:pPr>
         <w:jc w:val="both"/>
         <w:rPr>
-          <w:rFonts w:ascii="Calibri Light" w:hAnsi="Calibri Light"/>
-        </w:rPr>
-      </w:pPr>
-    </w:p>
-    <w:p>
-      <w:pPr>
-        <w:spacing w:line="240" w:lineRule="auto"/>
+          <w:rFonts w:ascii="Segoe UI Light" w:hAnsi="Segoe UI Light" w:cs="Segoe UI Light"/>
+          <w:sz w:val="20"/>
+          <w:szCs w:val="20"/>
+        </w:rPr>
+      </w:pPr>
+    </w:p>
+    <w:p>
+      <w:pPr>
+        <w:spacing w:line="21" w:lineRule="atLeast"/>
         <w:jc w:val="center"/>
         <w:rPr>
           <w:sz w:val="20"/>
@@ -5617,7 +6830,10 @@
       <w:r>
         <w:rPr>
           <w:noProof/>
-        </w:rPr>
+          <w:sz w:val="20"/>
+          <w:szCs w:val="20"/>
+        </w:rPr>
+        <w:lastRenderedPageBreak/>
         <w:drawing>
           <wp:inline distT="0" distB="0" distL="0" distR="0" wp14:anchorId="4C9A8C10" wp14:editId="5FFC1548">
             <wp:extent cx="2925952" cy="1073427"/>
@@ -5657,6 +6873,54 @@
     </w:p>
     <w:p>
       <w:pPr>
+        <w:spacing w:line="21" w:lineRule="atLeast"/>
+        <w:jc w:val="center"/>
+        <w:rPr>
+          <w:rFonts w:ascii="Segoe UI Light" w:hAnsi="Segoe UI Light" w:cs="Segoe UI Light"/>
+          <w:sz w:val="24"/>
+          <w:szCs w:val="24"/>
+          <w:vertAlign w:val="superscript"/>
+        </w:rPr>
+      </w:pPr>
+      <w:r>
+        <w:rPr>
+          <w:rFonts w:ascii="Segoe UI Light" w:hAnsi="Segoe UI Light" w:cs="Segoe UI Light"/>
+          <w:sz w:val="24"/>
+          <w:szCs w:val="24"/>
+          <w:vertAlign w:val="superscript"/>
+        </w:rPr>
+        <w:t xml:space="preserve">Figura </w:t>
+      </w:r>
+      <w:r>
+        <w:rPr>
+          <w:rFonts w:ascii="Segoe UI Light" w:hAnsi="Segoe UI Light" w:cs="Segoe UI Light"/>
+          <w:sz w:val="24"/>
+          <w:szCs w:val="24"/>
+          <w:vertAlign w:val="superscript"/>
+        </w:rPr>
+        <w:t>9</w:t>
+      </w:r>
+      <w:r>
+        <w:rPr>
+          <w:rFonts w:ascii="Segoe UI Light" w:hAnsi="Segoe UI Light" w:cs="Segoe UI Light"/>
+          <w:sz w:val="24"/>
+          <w:szCs w:val="24"/>
+          <w:vertAlign w:val="superscript"/>
+        </w:rPr>
+        <w:t>: Tabla desglose del nombre de hoja</w:t>
+      </w:r>
+      <w:r>
+        <w:rPr>
+          <w:rFonts w:ascii="Segoe UI Light" w:hAnsi="Segoe UI Light" w:cs="Segoe UI Light"/>
+          <w:sz w:val="24"/>
+          <w:szCs w:val="24"/>
+          <w:vertAlign w:val="superscript"/>
+        </w:rPr>
+        <w:t>.</w:t>
+      </w:r>
+    </w:p>
+    <w:p>
+      <w:pPr>
         <w:spacing w:line="168" w:lineRule="auto"/>
         <w:jc w:val="center"/>
         <w:rPr>
@@ -5664,34 +6928,6 @@
           <w:szCs w:val="20"/>
         </w:rPr>
       </w:pPr>
-      <w:r>
-        <w:rPr>
-          <w:sz w:val="20"/>
-          <w:szCs w:val="20"/>
-        </w:rPr>
-        <w:t xml:space="preserve">Figura </w:t>
-      </w:r>
-      <w:r>
-        <w:rPr>
-          <w:sz w:val="20"/>
-          <w:szCs w:val="20"/>
-        </w:rPr>
-        <w:t>9</w:t>
-      </w:r>
-      <w:r>
-        <w:rPr>
-          <w:sz w:val="20"/>
-          <w:szCs w:val="20"/>
-        </w:rPr>
-        <w:t>: Tabla desglose del nombre de hoja</w:t>
-      </w:r>
-      <w:r>
-        <w:rPr>
-          <w:sz w:val="20"/>
-          <w:szCs w:val="20"/>
-        </w:rPr>
-        <w:t>.</w:t>
-      </w:r>
     </w:p>
     <w:p>
       <w:pPr>
@@ -5705,22 +6941,18 @@
     </w:p>
     <w:p>
       <w:pPr>
-        <w:spacing w:line="168" w:lineRule="auto"/>
-        <w:jc w:val="center"/>
-        <w:rPr>
-          <w:sz w:val="20"/>
-          <w:szCs w:val="20"/>
-        </w:rPr>
-      </w:pPr>
-    </w:p>
-    <w:p>
-      <w:pPr>
         <w:spacing w:line="21" w:lineRule="atLeast"/>
         <w:jc w:val="center"/>
+        <w:rPr>
+          <w:sz w:val="20"/>
+          <w:szCs w:val="20"/>
+        </w:rPr>
       </w:pPr>
       <w:r>
         <w:rPr>
           <w:noProof/>
+          <w:sz w:val="20"/>
+          <w:szCs w:val="20"/>
         </w:rPr>
         <w:drawing>
           <wp:inline distT="0" distB="0" distL="0" distR="0" wp14:anchorId="0F960F87" wp14:editId="3A90037A">
@@ -5761,40 +6993,41 @@
     </w:p>
     <w:p>
       <w:pPr>
-        <w:spacing w:line="168" w:lineRule="auto"/>
+        <w:spacing w:line="21" w:lineRule="atLeast"/>
         <w:jc w:val="center"/>
         <w:rPr>
-          <w:sz w:val="20"/>
-          <w:szCs w:val="20"/>
-        </w:rPr>
-      </w:pPr>
-      <w:r>
-        <w:rPr>
-          <w:sz w:val="20"/>
-          <w:szCs w:val="20"/>
+          <w:rFonts w:ascii="Segoe UI Light" w:hAnsi="Segoe UI Light" w:cs="Segoe UI Light"/>
+          <w:sz w:val="24"/>
+          <w:szCs w:val="24"/>
+          <w:vertAlign w:val="superscript"/>
+        </w:rPr>
+      </w:pPr>
+      <w:r>
+        <w:rPr>
+          <w:rFonts w:ascii="Segoe UI Light" w:hAnsi="Segoe UI Light" w:cs="Segoe UI Light"/>
+          <w:sz w:val="24"/>
+          <w:szCs w:val="24"/>
+          <w:vertAlign w:val="superscript"/>
         </w:rPr>
         <w:t xml:space="preserve">Figura </w:t>
       </w:r>
       <w:r>
         <w:rPr>
-          <w:sz w:val="20"/>
-          <w:szCs w:val="20"/>
+          <w:rFonts w:ascii="Segoe UI Light" w:hAnsi="Segoe UI Light" w:cs="Segoe UI Light"/>
+          <w:sz w:val="24"/>
+          <w:szCs w:val="24"/>
+          <w:vertAlign w:val="superscript"/>
         </w:rPr>
         <w:t>10</w:t>
       </w:r>
       <w:r>
         <w:rPr>
-          <w:sz w:val="20"/>
-          <w:szCs w:val="20"/>
-        </w:rPr>
-        <w:t xml:space="preserve">: </w:t>
-      </w:r>
-      <w:r>
-        <w:rPr>
-          <w:sz w:val="20"/>
-          <w:szCs w:val="20"/>
-        </w:rPr>
-        <w:t>Diccionario reporte Errores-Consistencias-REM.xlsx</w:t>
+          <w:rFonts w:ascii="Segoe UI Light" w:hAnsi="Segoe UI Light" w:cs="Segoe UI Light"/>
+          <w:sz w:val="24"/>
+          <w:szCs w:val="24"/>
+          <w:vertAlign w:val="superscript"/>
+        </w:rPr>
+        <w:t>: Diccionario reporte Errores-Consistencias-REM.xlsx</w:t>
       </w:r>
     </w:p>
     <w:p>
@@ -5804,6 +7037,8 @@
           <w:ins w:id="19" w:author="Karina Stapfer Jara" w:date="2025-11-11T14:46:00Z" w16du:dateUtc="2025-11-11T17:46:00Z"/>
           <w:b/>
           <w:bCs/>
+          <w:sz w:val="20"/>
+          <w:szCs w:val="20"/>
         </w:rPr>
       </w:pPr>
     </w:p>
@@ -5867,181 +7102,233 @@
       </w:r>
     </w:p>
     <w:p>
-      <w:r>
-        <w:t xml:space="preserve">Durante la ejecución, el aplicativo genera en el directorio </w:t>
-      </w:r>
-      <w:r>
-        <w:t>“</w:t>
-      </w:r>
-      <w:r>
-        <w:rPr>
+      <w:pPr>
+        <w:rPr>
+          <w:rFonts w:ascii="Segoe UI Light" w:hAnsi="Segoe UI Light" w:cs="Segoe UI Light"/>
+          <w:sz w:val="20"/>
+          <w:szCs w:val="20"/>
+        </w:rPr>
+      </w:pPr>
+      <w:r>
+        <w:rPr>
+          <w:rFonts w:ascii="Segoe UI Light" w:hAnsi="Segoe UI Light" w:cs="Segoe UI Light"/>
+          <w:sz w:val="20"/>
+          <w:szCs w:val="20"/>
+        </w:rPr>
+        <w:t>Durante la ejecución, el aplicativo genera en el directorio “</w:t>
+      </w:r>
+      <w:r>
+        <w:rPr>
+          <w:rFonts w:ascii="Segoe UI Light" w:hAnsi="Segoe UI Light" w:cs="Segoe UI Light"/>
           <w:i/>
           <w:iCs/>
+          <w:sz w:val="20"/>
+          <w:szCs w:val="20"/>
         </w:rPr>
         <w:t>control”</w:t>
       </w:r>
       <w:r>
+        <w:rPr>
+          <w:rFonts w:ascii="Segoe UI Light" w:hAnsi="Segoe UI Light" w:cs="Segoe UI Light"/>
+          <w:sz w:val="20"/>
+          <w:szCs w:val="20"/>
+        </w:rPr>
         <w:t xml:space="preserve"> un archivo llamado </w:t>
       </w:r>
       <w:r>
         <w:rPr>
+          <w:rFonts w:ascii="Segoe UI Light" w:hAnsi="Segoe UI Light" w:cs="Segoe UI Light"/>
           <w:i/>
           <w:iCs/>
+          <w:sz w:val="20"/>
+          <w:szCs w:val="20"/>
         </w:rPr>
         <w:t>“</w:t>
       </w:r>
       <w:r>
         <w:rPr>
+          <w:rFonts w:ascii="Segoe UI Light" w:hAnsi="Segoe UI Light" w:cs="Segoe UI Light"/>
           <w:i/>
           <w:iCs/>
+          <w:sz w:val="20"/>
+          <w:szCs w:val="20"/>
         </w:rPr>
         <w:t>validador_consistencias.log</w:t>
       </w:r>
       <w:r>
         <w:rPr>
+          <w:rFonts w:ascii="Segoe UI Light" w:hAnsi="Segoe UI Light" w:cs="Segoe UI Light"/>
           <w:i/>
           <w:iCs/>
+          <w:sz w:val="20"/>
+          <w:szCs w:val="20"/>
         </w:rPr>
         <w:t>”,</w:t>
       </w:r>
       <w:r>
-        <w:t xml:space="preserve"> donde se registran todos los errores</w:t>
-      </w:r>
-      <w:r>
-        <w:t xml:space="preserve">, </w:t>
-      </w:r>
-      <w:r>
-        <w:t>en caso de existir</w:t>
-      </w:r>
-      <w:r>
-        <w:t xml:space="preserve"> </w:t>
-      </w:r>
-      <w:r>
-        <w:t>y mensajes informativos relacionados con los procesos y tareas ejecutadas. Este archivo funciona como una bitácora que permite hacer seguimiento y auditoría de la ejecución.</w:t>
-      </w:r>
-    </w:p>
-    <w:p>
-      <w:r>
+        <w:rPr>
+          <w:rFonts w:ascii="Segoe UI Light" w:hAnsi="Segoe UI Light" w:cs="Segoe UI Light"/>
+          <w:sz w:val="20"/>
+          <w:szCs w:val="20"/>
+        </w:rPr>
+        <w:t xml:space="preserve"> donde se registran todos los errores, en caso de existir y mensajes informativos relacionados con los procesos y tareas ejecutadas. Este archivo funciona como una bitácora que permite hacer seguimiento y auditoría de la ejecución.</w:t>
+      </w:r>
+    </w:p>
+    <w:p>
+      <w:pPr>
+        <w:rPr>
+          <w:rFonts w:ascii="Segoe UI Light" w:hAnsi="Segoe UI Light" w:cs="Segoe UI Light"/>
+          <w:sz w:val="20"/>
+          <w:szCs w:val="20"/>
+        </w:rPr>
+      </w:pPr>
+      <w:r>
+        <w:rPr>
+          <w:rFonts w:ascii="Segoe UI Light" w:hAnsi="Segoe UI Light" w:cs="Segoe UI Light"/>
+          <w:sz w:val="20"/>
+          <w:szCs w:val="20"/>
+        </w:rPr>
         <w:t xml:space="preserve">Véase la </w:t>
       </w:r>
       <w:r>
         <w:rPr>
+          <w:rFonts w:ascii="Segoe UI Light" w:hAnsi="Segoe UI Light" w:cs="Segoe UI Light"/>
           <w:i/>
           <w:iCs/>
-        </w:rPr>
-        <w:t xml:space="preserve">“Figura </w:t>
-      </w:r>
-      <w:r>
-        <w:rPr>
+          <w:sz w:val="20"/>
+          <w:szCs w:val="20"/>
+        </w:rPr>
+        <w:t xml:space="preserve">“Figura 11: Directorio de configuración - validador_consistencias.log” </w:t>
+      </w:r>
+      <w:r>
+        <w:rPr>
+          <w:rFonts w:ascii="Segoe UI Light" w:hAnsi="Segoe UI Light" w:cs="Segoe UI Light"/>
+          <w:sz w:val="20"/>
+          <w:szCs w:val="20"/>
+        </w:rPr>
+        <w:t xml:space="preserve">para revisar la estructura del directorio y </w:t>
+      </w:r>
+      <w:r>
+        <w:rPr>
+          <w:rFonts w:ascii="Segoe UI Light" w:hAnsi="Segoe UI Light" w:cs="Segoe UI Light"/>
+          <w:sz w:val="20"/>
+          <w:szCs w:val="20"/>
+        </w:rPr>
+        <w:t>“</w:t>
+      </w:r>
+      <w:r>
+        <w:rPr>
+          <w:rFonts w:ascii="Segoe UI Light" w:hAnsi="Segoe UI Light" w:cs="Segoe UI Light"/>
           <w:i/>
           <w:iCs/>
-        </w:rPr>
-        <w:t>11</w:t>
-      </w:r>
-      <w:r>
-        <w:rPr>
+          <w:sz w:val="20"/>
+          <w:szCs w:val="20"/>
+        </w:rPr>
+        <w:t xml:space="preserve">Figura </w:t>
+      </w:r>
+      <w:r>
+        <w:rPr>
+          <w:rFonts w:ascii="Segoe UI Light" w:hAnsi="Segoe UI Light" w:cs="Segoe UI Light"/>
           <w:i/>
           <w:iCs/>
-        </w:rPr>
-        <w:t xml:space="preserve">: Directorio de configuración - </w:t>
-      </w:r>
-      <w:r>
-        <w:rPr>
+          <w:sz w:val="20"/>
+          <w:szCs w:val="20"/>
+        </w:rPr>
+        <w:t>12</w:t>
+      </w:r>
+      <w:r>
+        <w:rPr>
+          <w:rFonts w:ascii="Segoe UI Light" w:hAnsi="Segoe UI Light" w:cs="Segoe UI Light"/>
           <w:i/>
           <w:iCs/>
-        </w:rPr>
-        <w:t>validador_consistencias.log</w:t>
-      </w:r>
-      <w:r>
-        <w:rPr>
+          <w:sz w:val="20"/>
+          <w:szCs w:val="20"/>
+        </w:rPr>
+        <w:t>: Archivo de configuración validador_consistencias.log</w:t>
+      </w:r>
+      <w:r>
+        <w:rPr>
+          <w:rFonts w:ascii="Segoe UI Light" w:hAnsi="Segoe UI Light" w:cs="Segoe UI Light"/>
           <w:i/>
           <w:iCs/>
-        </w:rPr>
-        <w:t xml:space="preserve">” </w:t>
-      </w:r>
-      <w:r>
-        <w:t>para revisar la estructura del directorio</w:t>
-      </w:r>
-      <w:r>
-        <w:t xml:space="preserve"> y </w:t>
-      </w:r>
-      <w:r>
-        <w:t>“</w:t>
-      </w:r>
-      <w:r>
-        <w:rPr>
+          <w:sz w:val="20"/>
+          <w:szCs w:val="20"/>
+        </w:rPr>
+        <w:t>”</w:t>
+      </w:r>
+      <w:r>
+        <w:rPr>
+          <w:rFonts w:ascii="Segoe UI Light" w:hAnsi="Segoe UI Light" w:cs="Segoe UI Light"/>
+          <w:sz w:val="20"/>
+          <w:szCs w:val="20"/>
+        </w:rPr>
+        <w:t xml:space="preserve"> para una referencia visual.</w:t>
+      </w:r>
+    </w:p>
+    <w:p>
+      <w:pPr>
+        <w:spacing w:after="160" w:line="278" w:lineRule="auto"/>
+        <w:jc w:val="both"/>
+        <w:rPr>
+          <w:rFonts w:ascii="Segoe UI Light" w:hAnsi="Segoe UI Light" w:cs="Segoe UI Light"/>
+          <w:sz w:val="20"/>
+          <w:szCs w:val="20"/>
+        </w:rPr>
+      </w:pPr>
+      <w:r>
+        <w:rPr>
+          <w:rFonts w:ascii="Segoe UI Light" w:hAnsi="Segoe UI Light" w:cs="Segoe UI Light"/>
+          <w:sz w:val="20"/>
+          <w:szCs w:val="20"/>
+        </w:rPr>
+        <w:t xml:space="preserve">Asimismo, el aplicativo crea un nuevo directorio llamado </w:t>
+      </w:r>
+      <w:r>
+        <w:rPr>
+          <w:rFonts w:ascii="Segoe UI Light" w:hAnsi="Segoe UI Light" w:cs="Segoe UI Light"/>
           <w:i/>
           <w:iCs/>
-        </w:rPr>
-        <w:t xml:space="preserve">Figura </w:t>
-      </w:r>
-      <w:r>
-        <w:rPr>
-          <w:i/>
-          <w:iCs/>
-        </w:rPr>
-        <w:t>12</w:t>
-      </w:r>
-      <w:r>
-        <w:rPr>
-          <w:i/>
-          <w:iCs/>
-        </w:rPr>
-        <w:t>: Archivo de configuración validador_consistencias.log</w:t>
-      </w:r>
-      <w:r>
-        <w:rPr>
-          <w:i/>
-          <w:iCs/>
-        </w:rPr>
-        <w:t>”</w:t>
-      </w:r>
-      <w:r>
-        <w:t xml:space="preserve"> para una referencia visual.</w:t>
-      </w:r>
-    </w:p>
-    <w:p>
-      <w:pPr>
-        <w:spacing w:after="160" w:line="278" w:lineRule="auto"/>
-        <w:jc w:val="both"/>
-      </w:pPr>
-      <w:r>
-        <w:t xml:space="preserve">Asimismo, el aplicativo crea un nuevo directorio llamado </w:t>
-      </w:r>
-      <w:r>
-        <w:rPr>
-          <w:i/>
-          <w:iCs/>
+          <w:sz w:val="20"/>
+          <w:szCs w:val="20"/>
         </w:rPr>
         <w:t>“</w:t>
       </w:r>
       <w:r>
         <w:rPr>
+          <w:rFonts w:ascii="Segoe UI Light" w:hAnsi="Segoe UI Light" w:cs="Segoe UI Light"/>
           <w:b/>
           <w:bCs/>
           <w:i/>
           <w:iCs/>
+          <w:sz w:val="20"/>
+          <w:szCs w:val="20"/>
         </w:rPr>
         <w:t>historia”</w:t>
       </w:r>
       <w:r>
-        <w:t xml:space="preserve">, </w:t>
-      </w:r>
-      <w:r>
-        <w:t>si es que no existe previamente</w:t>
-      </w:r>
-      <w:r>
-        <w:t xml:space="preserve">. </w:t>
-      </w:r>
-      <w:r>
-        <w:t>En este directorio se depositan, por cada ejecución</w:t>
+        <w:rPr>
+          <w:rFonts w:ascii="Segoe UI Light" w:hAnsi="Segoe UI Light" w:cs="Segoe UI Light"/>
+          <w:sz w:val="20"/>
+          <w:szCs w:val="20"/>
+        </w:rPr>
+        <w:t>, si es que no existe previamente. En este directorio se depositan, por cada ejecución</w:t>
       </w:r>
       <w:ins w:id="23" w:author="Karina Stapfer Jara" w:date="2025-11-11T14:47:00Z" w16du:dateUtc="2025-11-11T17:47:00Z">
         <w:r>
+          <w:rPr>
+            <w:rFonts w:ascii="Segoe UI Light" w:hAnsi="Segoe UI Light" w:cs="Segoe UI Light"/>
+            <w:sz w:val="20"/>
+            <w:szCs w:val="20"/>
+          </w:rPr>
           <w:t xml:space="preserve"> del aplicativo</w:t>
         </w:r>
       </w:ins>
       <w:r>
+        <w:rPr>
+          <w:rFonts w:ascii="Segoe UI Light" w:hAnsi="Segoe UI Light" w:cs="Segoe UI Light"/>
+          <w:sz w:val="20"/>
+          <w:szCs w:val="20"/>
+        </w:rPr>
         <w:t>, los siguientes elementos:</w:t>
       </w:r>
     </w:p>
@@ -6054,27 +7341,48 @@
         </w:numPr>
         <w:spacing w:after="160" w:line="278" w:lineRule="auto"/>
         <w:jc w:val="both"/>
-      </w:pPr>
-      <w:r>
+        <w:rPr>
+          <w:rFonts w:ascii="Segoe UI Light" w:hAnsi="Segoe UI Light" w:cs="Segoe UI Light"/>
+          <w:sz w:val="20"/>
+          <w:szCs w:val="20"/>
+        </w:rPr>
+      </w:pPr>
+      <w:r>
+        <w:rPr>
+          <w:rFonts w:ascii="Segoe UI Light" w:hAnsi="Segoe UI Light" w:cs="Segoe UI Light"/>
+          <w:sz w:val="20"/>
+          <w:szCs w:val="20"/>
+        </w:rPr>
         <w:t xml:space="preserve">El directorio completo </w:t>
       </w:r>
       <w:r>
         <w:rPr>
+          <w:rFonts w:ascii="Segoe UI Light" w:hAnsi="Segoe UI Light" w:cs="Segoe UI Light"/>
           <w:i/>
           <w:iCs/>
+          <w:sz w:val="20"/>
+          <w:szCs w:val="20"/>
         </w:rPr>
         <w:t>“</w:t>
       </w:r>
       <w:r>
         <w:rPr>
+          <w:rFonts w:ascii="Segoe UI Light" w:hAnsi="Segoe UI Light" w:cs="Segoe UI Light"/>
           <w:b/>
           <w:bCs/>
           <w:i/>
           <w:iCs/>
+          <w:sz w:val="20"/>
+          <w:szCs w:val="20"/>
         </w:rPr>
         <w:t>control”</w:t>
       </w:r>
       <w:r>
+        <w:rPr>
+          <w:rFonts w:ascii="Segoe UI Light" w:hAnsi="Segoe UI Light" w:cs="Segoe UI Light"/>
+          <w:sz w:val="20"/>
+          <w:szCs w:val="20"/>
+        </w:rPr>
         <w:t>, con todo su contenido actual.</w:t>
       </w:r>
     </w:p>
@@ -6087,71 +7395,95 @@
         </w:numPr>
         <w:spacing w:after="160" w:line="278" w:lineRule="auto"/>
         <w:jc w:val="both"/>
-      </w:pPr>
-      <w:r>
-        <w:lastRenderedPageBreak/>
-        <w:t>E</w:t>
-      </w:r>
-      <w:r>
-        <w:t xml:space="preserve">l directorio completo </w:t>
-      </w:r>
-      <w:r>
-        <w:t>“</w:t>
-      </w:r>
-      <w:r>
-        <w:rPr>
+        <w:rPr>
+          <w:rFonts w:ascii="Segoe UI Light" w:hAnsi="Segoe UI Light" w:cs="Segoe UI Light"/>
+          <w:sz w:val="20"/>
+          <w:szCs w:val="20"/>
+        </w:rPr>
+      </w:pPr>
+      <w:r>
+        <w:rPr>
+          <w:rFonts w:ascii="Segoe UI Light" w:hAnsi="Segoe UI Light" w:cs="Segoe UI Light"/>
+          <w:sz w:val="20"/>
+          <w:szCs w:val="20"/>
+        </w:rPr>
+        <w:t>El directorio completo “</w:t>
+      </w:r>
+      <w:r>
+        <w:rPr>
+          <w:rFonts w:ascii="Segoe UI Light" w:hAnsi="Segoe UI Light" w:cs="Segoe UI Light"/>
           <w:b/>
           <w:bCs/>
           <w:i/>
           <w:iCs/>
+          <w:sz w:val="20"/>
+          <w:szCs w:val="20"/>
         </w:rPr>
         <w:t>resultados”</w:t>
       </w:r>
       <w:r>
+        <w:rPr>
+          <w:rFonts w:ascii="Segoe UI Light" w:hAnsi="Segoe UI Light" w:cs="Segoe UI Light"/>
+          <w:sz w:val="20"/>
+          <w:szCs w:val="20"/>
+        </w:rPr>
         <w:t>, con todos los archivos generados en la ejecución.</w:t>
       </w:r>
     </w:p>
     <w:p>
       <w:pPr>
         <w:jc w:val="both"/>
-      </w:pPr>
-      <w:r>
-        <w:t>Ambos directorios se comprimen en un archivo .zip, cuyo nombre corresponde a la fecha y hora de procesamiento, siguiendo el formato:</w:t>
-      </w:r>
-      <w:r>
-        <w:t xml:space="preserve"> “</w:t>
-      </w:r>
-      <w:r>
-        <w:t>yyyymmdd_hhmmss.zip</w:t>
-      </w:r>
-      <w:r>
-        <w:t>”</w:t>
-      </w:r>
-      <w:r>
-        <w:t>.</w:t>
-      </w:r>
-      <w:r>
+        <w:rPr>
+          <w:rFonts w:ascii="Segoe UI Light" w:hAnsi="Segoe UI Light" w:cs="Segoe UI Light"/>
+          <w:sz w:val="20"/>
+          <w:szCs w:val="20"/>
+        </w:rPr>
+      </w:pPr>
+      <w:r>
+        <w:rPr>
+          <w:rFonts w:ascii="Segoe UI Light" w:hAnsi="Segoe UI Light" w:cs="Segoe UI Light"/>
+          <w:sz w:val="20"/>
+          <w:szCs w:val="20"/>
+        </w:rPr>
+        <w:lastRenderedPageBreak/>
+        <w:t>Ambos directorios se comprimen en un archivo .zip, cuyo nombre corresponde a la fecha y hora de procesamiento, siguiendo el formato: “yyyymmdd_hhmmss.zip”.</w:t>
+      </w:r>
+      <w:r>
+        <w:rPr>
+          <w:rFonts w:ascii="Segoe UI Light" w:hAnsi="Segoe UI Light" w:cs="Segoe UI Light"/>
+          <w:sz w:val="20"/>
+          <w:szCs w:val="20"/>
+        </w:rPr>
         <w:br/>
         <w:t xml:space="preserve">La estructura generada se muestra en la </w:t>
       </w:r>
       <w:r>
         <w:rPr>
+          <w:rFonts w:ascii="Segoe UI Light" w:hAnsi="Segoe UI Light" w:cs="Segoe UI Light"/>
           <w:i/>
           <w:iCs/>
+          <w:sz w:val="20"/>
+          <w:szCs w:val="20"/>
         </w:rPr>
         <w:t>“Figura 1</w:t>
       </w:r>
       <w:r>
         <w:rPr>
+          <w:rFonts w:ascii="Segoe UI Light" w:hAnsi="Segoe UI Light" w:cs="Segoe UI Light"/>
           <w:i/>
           <w:iCs/>
+          <w:sz w:val="20"/>
+          <w:szCs w:val="20"/>
         </w:rPr>
         <w:t>3</w:t>
       </w:r>
       <w:r>
         <w:rPr>
+          <w:rFonts w:ascii="Segoe UI Light" w:hAnsi="Segoe UI Light" w:cs="Segoe UI Light"/>
           <w:i/>
           <w:iCs/>
+          <w:sz w:val="20"/>
+          <w:szCs w:val="20"/>
         </w:rPr>
         <w:t>: Directorio de configuración – historia.”</w:t>
       </w:r>
@@ -6161,18 +7493,40 @@
         <w:rPr>
           <w:i/>
           <w:iCs/>
-        </w:rPr>
-      </w:pPr>
-    </w:p>
-    <w:p/>
-    <w:p/>
+          <w:sz w:val="20"/>
+          <w:szCs w:val="20"/>
+        </w:rPr>
+      </w:pPr>
+    </w:p>
+    <w:p>
+      <w:pPr>
+        <w:rPr>
+          <w:sz w:val="20"/>
+          <w:szCs w:val="20"/>
+        </w:rPr>
+      </w:pPr>
+    </w:p>
+    <w:p>
+      <w:pPr>
+        <w:rPr>
+          <w:sz w:val="20"/>
+          <w:szCs w:val="20"/>
+        </w:rPr>
+      </w:pPr>
+    </w:p>
     <w:p>
       <w:pPr>
         <w:jc w:val="center"/>
+        <w:rPr>
+          <w:sz w:val="20"/>
+          <w:szCs w:val="20"/>
+        </w:rPr>
       </w:pPr>
       <w:r>
         <w:rPr>
           <w:noProof/>
+          <w:sz w:val="20"/>
+          <w:szCs w:val="20"/>
         </w:rPr>
         <w:drawing>
           <wp:inline distT="0" distB="0" distL="0" distR="0" wp14:anchorId="3B1ECA67" wp14:editId="4F77146C">
@@ -6226,61 +7580,81 @@
       <w:pPr>
         <w:jc w:val="center"/>
         <w:rPr>
-          <w:sz w:val="20"/>
-          <w:szCs w:val="20"/>
-        </w:rPr>
-      </w:pPr>
-      <w:r>
-        <w:rPr>
-          <w:sz w:val="20"/>
-          <w:szCs w:val="20"/>
+          <w:rFonts w:ascii="Segoe UI Light" w:hAnsi="Segoe UI Light" w:cs="Segoe UI Light"/>
+          <w:sz w:val="24"/>
+          <w:szCs w:val="24"/>
+          <w:vertAlign w:val="superscript"/>
+        </w:rPr>
+      </w:pPr>
+      <w:r>
+        <w:rPr>
+          <w:rFonts w:ascii="Segoe UI Light" w:hAnsi="Segoe UI Light" w:cs="Segoe UI Light"/>
+          <w:sz w:val="24"/>
+          <w:szCs w:val="24"/>
+          <w:vertAlign w:val="superscript"/>
         </w:rPr>
         <w:t xml:space="preserve">Figura </w:t>
       </w:r>
       <w:r>
         <w:rPr>
-          <w:sz w:val="20"/>
-          <w:szCs w:val="20"/>
+          <w:rFonts w:ascii="Segoe UI Light" w:hAnsi="Segoe UI Light" w:cs="Segoe UI Light"/>
+          <w:sz w:val="24"/>
+          <w:szCs w:val="24"/>
+          <w:vertAlign w:val="superscript"/>
         </w:rPr>
         <w:t>1</w:t>
       </w:r>
       <w:r>
         <w:rPr>
-          <w:sz w:val="20"/>
-          <w:szCs w:val="20"/>
+          <w:rFonts w:ascii="Segoe UI Light" w:hAnsi="Segoe UI Light" w:cs="Segoe UI Light"/>
+          <w:sz w:val="24"/>
+          <w:szCs w:val="24"/>
+          <w:vertAlign w:val="superscript"/>
         </w:rPr>
         <w:t>1</w:t>
       </w:r>
       <w:r>
         <w:rPr>
-          <w:sz w:val="20"/>
-          <w:szCs w:val="20"/>
+          <w:rFonts w:ascii="Segoe UI Light" w:hAnsi="Segoe UI Light" w:cs="Segoe UI Light"/>
+          <w:sz w:val="24"/>
+          <w:szCs w:val="24"/>
+          <w:vertAlign w:val="superscript"/>
         </w:rPr>
         <w:t xml:space="preserve">: Directorio de configuración </w:t>
       </w:r>
       <w:r>
         <w:rPr>
-          <w:sz w:val="20"/>
-          <w:szCs w:val="20"/>
+          <w:rFonts w:ascii="Segoe UI Light" w:hAnsi="Segoe UI Light" w:cs="Segoe UI Light"/>
+          <w:sz w:val="24"/>
+          <w:szCs w:val="24"/>
+          <w:vertAlign w:val="superscript"/>
         </w:rPr>
         <w:t>validador_consistencias</w:t>
       </w:r>
       <w:r>
         <w:rPr>
-          <w:sz w:val="20"/>
-          <w:szCs w:val="20"/>
+          <w:rFonts w:ascii="Segoe UI Light" w:hAnsi="Segoe UI Light" w:cs="Segoe UI Light"/>
+          <w:sz w:val="24"/>
+          <w:szCs w:val="24"/>
+          <w:vertAlign w:val="superscript"/>
         </w:rPr>
         <w:t>.log</w:t>
       </w:r>
     </w:p>
     <w:p>
+      <w:pPr>
+        <w:rPr>
+          <w:sz w:val="20"/>
+          <w:szCs w:val="20"/>
+        </w:rPr>
+      </w:pPr>
       <w:r>
         <w:rPr>
           <w:i/>
           <w:iCs/>
           <w:noProof/>
-          <w:sz w:val="28"/>
-          <w:szCs w:val="28"/>
+          <w:sz w:val="20"/>
+          <w:szCs w:val="20"/>
           <w:vertAlign w:val="superscript"/>
         </w:rPr>
         <w:lastRenderedPageBreak/>
@@ -6336,44 +7710,20 @@
       <w:pPr>
         <w:jc w:val="center"/>
         <w:rPr>
-          <w:sz w:val="20"/>
-          <w:szCs w:val="20"/>
-        </w:rPr>
-      </w:pPr>
-      <w:r>
-        <w:rPr>
-          <w:sz w:val="20"/>
-          <w:szCs w:val="20"/>
-        </w:rPr>
-        <w:t xml:space="preserve">Figura </w:t>
-      </w:r>
-      <w:r>
-        <w:rPr>
-          <w:sz w:val="20"/>
-          <w:szCs w:val="20"/>
-        </w:rPr>
-        <w:t>12</w:t>
-      </w:r>
-      <w:r>
-        <w:rPr>
-          <w:sz w:val="20"/>
-          <w:szCs w:val="20"/>
-        </w:rPr>
-        <w:t xml:space="preserve">: Archivo de configuración </w:t>
-      </w:r>
-      <w:r>
-        <w:rPr>
-          <w:sz w:val="20"/>
-          <w:szCs w:val="20"/>
-        </w:rPr>
-        <w:t>validador_consistencias</w:t>
-      </w:r>
-      <w:r>
-        <w:rPr>
-          <w:sz w:val="20"/>
-          <w:szCs w:val="20"/>
-        </w:rPr>
-        <w:t>.log</w:t>
+          <w:rFonts w:ascii="Segoe UI Light" w:hAnsi="Segoe UI Light" w:cs="Segoe UI Light"/>
+          <w:sz w:val="24"/>
+          <w:szCs w:val="24"/>
+          <w:vertAlign w:val="superscript"/>
+        </w:rPr>
+      </w:pPr>
+      <w:r>
+        <w:rPr>
+          <w:rFonts w:ascii="Segoe UI Light" w:hAnsi="Segoe UI Light" w:cs="Segoe UI Light"/>
+          <w:sz w:val="24"/>
+          <w:szCs w:val="24"/>
+          <w:vertAlign w:val="superscript"/>
+        </w:rPr>
+        <w:t>Figura 12: Archivo de configuración validador_consistencias.log</w:t>
       </w:r>
     </w:p>
     <w:p>
@@ -6385,11 +7735,20 @@
         </w:rPr>
       </w:pPr>
     </w:p>
-    <w:p/>
+    <w:p>
+      <w:pPr>
+        <w:rPr>
+          <w:sz w:val="20"/>
+          <w:szCs w:val="20"/>
+        </w:rPr>
+      </w:pPr>
+    </w:p>
     <w:p>
       <w:pPr>
         <w:jc w:val="center"/>
         <w:rPr>
+          <w:sz w:val="20"/>
+          <w:szCs w:val="20"/>
           <w14:textOutline w14:w="6350" w14:cap="rnd" w14:cmpd="sng" w14:algn="ctr">
             <w14:solidFill>
               <w14:schemeClr w14:val="tx1"/>
@@ -6402,6 +7761,8 @@
       <w:r>
         <w:rPr>
           <w:noProof/>
+          <w:sz w:val="20"/>
+          <w:szCs w:val="20"/>
         </w:rPr>
         <w:lastRenderedPageBreak/>
         <w:drawing>
@@ -6456,41 +7817,98 @@
       <w:pPr>
         <w:jc w:val="center"/>
         <w:rPr>
-          <w:sz w:val="20"/>
-          <w:szCs w:val="20"/>
-        </w:rPr>
-      </w:pPr>
-      <w:r>
-        <w:rPr>
-          <w:sz w:val="20"/>
-          <w:szCs w:val="20"/>
+          <w:rFonts w:ascii="Segoe UI Light" w:hAnsi="Segoe UI Light" w:cs="Segoe UI Light"/>
+          <w:sz w:val="24"/>
+          <w:szCs w:val="24"/>
+          <w:vertAlign w:val="superscript"/>
+        </w:rPr>
+      </w:pPr>
+      <w:r>
+        <w:rPr>
+          <w:rFonts w:ascii="Segoe UI Light" w:hAnsi="Segoe UI Light" w:cs="Segoe UI Light"/>
+          <w:sz w:val="24"/>
+          <w:szCs w:val="24"/>
+          <w:vertAlign w:val="superscript"/>
         </w:rPr>
         <w:t>Figura 1</w:t>
       </w:r>
       <w:r>
         <w:rPr>
-          <w:sz w:val="20"/>
-          <w:szCs w:val="20"/>
+          <w:rFonts w:ascii="Segoe UI Light" w:hAnsi="Segoe UI Light" w:cs="Segoe UI Light"/>
+          <w:sz w:val="24"/>
+          <w:szCs w:val="24"/>
+          <w:vertAlign w:val="superscript"/>
         </w:rPr>
         <w:t>3</w:t>
       </w:r>
       <w:r>
         <w:rPr>
-          <w:sz w:val="20"/>
-          <w:szCs w:val="20"/>
+          <w:rFonts w:ascii="Segoe UI Light" w:hAnsi="Segoe UI Light" w:cs="Segoe UI Light"/>
+          <w:sz w:val="24"/>
+          <w:szCs w:val="24"/>
+          <w:vertAlign w:val="superscript"/>
         </w:rPr>
         <w:t>: Directorio de configuración - historia.</w:t>
       </w:r>
     </w:p>
-    <w:p/>
-    <w:p/>
-    <w:p/>
-    <w:p/>
-    <w:p/>
-    <w:p/>
-    <w:bookmarkEnd w:id="1"/>
+    <w:p>
+      <w:pPr>
+        <w:rPr>
+          <w:sz w:val="20"/>
+          <w:szCs w:val="20"/>
+        </w:rPr>
+      </w:pPr>
+    </w:p>
+    <w:p>
+      <w:pPr>
+        <w:rPr>
+          <w:sz w:val="20"/>
+          <w:szCs w:val="20"/>
+        </w:rPr>
+      </w:pPr>
+    </w:p>
+    <w:p>
+      <w:pPr>
+        <w:rPr>
+          <w:sz w:val="20"/>
+          <w:szCs w:val="20"/>
+        </w:rPr>
+      </w:pPr>
+    </w:p>
+    <w:p>
+      <w:pPr>
+        <w:rPr>
+          <w:sz w:val="20"/>
+          <w:szCs w:val="20"/>
+        </w:rPr>
+      </w:pPr>
+    </w:p>
+    <w:p>
+      <w:pPr>
+        <w:rPr>
+          <w:sz w:val="20"/>
+          <w:szCs w:val="20"/>
+        </w:rPr>
+      </w:pPr>
+    </w:p>
+    <w:p>
+      <w:pPr>
+        <w:rPr>
+          <w:sz w:val="20"/>
+          <w:szCs w:val="20"/>
+        </w:rPr>
+      </w:pPr>
+    </w:p>
     <w:bookmarkEnd w:id="2"/>
-    <w:p/>
+    <w:bookmarkEnd w:id="3"/>
+    <w:p>
+      <w:pPr>
+        <w:rPr>
+          <w:sz w:val="20"/>
+          <w:szCs w:val="20"/>
+        </w:rPr>
+      </w:pPr>
+    </w:p>
     <w:sectPr>
       <w:headerReference w:type="default" r:id="rId23"/>
       <w:footerReference w:type="default" r:id="rId24"/>
@@ -10399,6 +11817,7 @@
     <w:rsid w:val="0000013B"/>
     <w:rsid w:val="00012635"/>
     <w:rsid w:val="000268F4"/>
+    <w:rsid w:val="000B0250"/>
     <w:rsid w:val="000D13B1"/>
     <w:rsid w:val="000D441A"/>
     <w:rsid w:val="000D7888"/>
@@ -10491,6 +11910,7 @@
     <w:rsid w:val="00E5296F"/>
     <w:rsid w:val="00EB6612"/>
     <w:rsid w:val="00EE1FC4"/>
+    <w:rsid w:val="00F57281"/>
     <w:rsid w:val="00FA28CC"/>
     <w:rsid w:val="00FC3CC2"/>
     <w:rsid w:val="00FD12BB"/>

--- a/manual-aplicativo-validador-consistencias-rem-ver-3.0.docx
+++ b/manual-aplicativo-validador-consistencias-rem-ver-3.0.docx
@@ -1479,7 +1479,7 @@
               <w:sz w:val="22"/>
               <w:szCs w:val="22"/>
             </w:rPr>
-            <w:id w:val="-60957420"/>
+            <w:id w:val="-970433622"/>
             <w:docPartObj>
               <w:docPartGallery w:val="Table of Contents"/>
               <w:docPartUnique/>
@@ -1525,13 +1525,11 @@
               <w:r>
                 <w:fldChar w:fldCharType="separate"/>
               </w:r>
-              <w:hyperlink w:anchor="_Toc234333574" w:history="1">
+              <w:hyperlink w:anchor="_Toc234404038" w:history="1">
                 <w:r>
                   <w:rPr>
                     <w:rStyle w:val="Hipervnculo"/>
-                    <w:rFonts w:ascii="Segoe UI Light" w:hAnsi="Segoe UI Light" w:cs="Segoe UI Light"/>
-                    <w:b/>
-                    <w:bCs/>
+                    <w:rFonts w:cs="Segoe UI Light"/>
                     <w:noProof/>
                   </w:rPr>
                   <w:t>INTRODUCCIÓN</w:t>
@@ -1555,7 +1553,7 @@
                     <w:noProof/>
                     <w:webHidden/>
                   </w:rPr>
-                  <w:instrText xml:space="preserve"> PAGEREF _Toc234333574 \h </w:instrText>
+                  <w:instrText xml:space="preserve"> PAGEREF _Toc234404038 \h </w:instrText>
                 </w:r>
                 <w:r>
                   <w:rPr>
@@ -1602,13 +1600,11 @@
                   <w14:ligatures w14:val="standardContextual"/>
                 </w:rPr>
               </w:pPr>
-              <w:hyperlink w:anchor="_Toc234333575" w:history="1">
+              <w:hyperlink w:anchor="_Toc234404039" w:history="1">
                 <w:r>
                   <w:rPr>
                     <w:rStyle w:val="Hipervnculo"/>
-                    <w:rFonts w:ascii="Segoe UI Light" w:hAnsi="Segoe UI Light" w:cs="Segoe UI Light"/>
-                    <w:b/>
-                    <w:bCs/>
+                    <w:rFonts w:cs="Segoe UI Light"/>
                     <w:noProof/>
                   </w:rPr>
                   <w:t>ALCANCE</w:t>
@@ -1632,7 +1628,7 @@
                     <w:noProof/>
                     <w:webHidden/>
                   </w:rPr>
-                  <w:instrText xml:space="preserve"> PAGEREF _Toc234333575 \h </w:instrText>
+                  <w:instrText xml:space="preserve"> PAGEREF _Toc234404039 \h </w:instrText>
                 </w:r>
                 <w:r>
                   <w:rPr>
@@ -1679,13 +1675,10 @@
                   <w14:ligatures w14:val="standardContextual"/>
                 </w:rPr>
               </w:pPr>
-              <w:hyperlink w:anchor="_Toc234333576" w:history="1">
+              <w:hyperlink w:anchor="_Toc234404040" w:history="1">
                 <w:r>
                   <w:rPr>
                     <w:rStyle w:val="Hipervnculo"/>
-                    <w:rFonts w:ascii="Segoe UI Light" w:hAnsi="Segoe UI Light" w:cs="Segoe UI Light"/>
-                    <w:b/>
-                    <w:bCs/>
                     <w:noProof/>
                   </w:rPr>
                   <w:t>DESCRIPCIÓN DEL APLICATIVO DE VALIDACIÓN REM</w:t>
@@ -1709,7 +1702,7 @@
                     <w:noProof/>
                     <w:webHidden/>
                   </w:rPr>
-                  <w:instrText xml:space="preserve"> PAGEREF _Toc234333576 \h </w:instrText>
+                  <w:instrText xml:space="preserve"> PAGEREF _Toc234404040 \h </w:instrText>
                 </w:r>
                 <w:r>
                   <w:rPr>
@@ -1756,16 +1749,13 @@
                   <w14:ligatures w14:val="standardContextual"/>
                 </w:rPr>
               </w:pPr>
-              <w:hyperlink w:anchor="_Toc234333577" w:history="1">
+              <w:hyperlink w:anchor="_Toc234404041" w:history="1">
                 <w:r>
                   <w:rPr>
                     <w:rStyle w:val="Hipervnculo"/>
-                    <w:rFonts w:ascii="Segoe UI Light" w:hAnsi="Segoe UI Light" w:cs="Segoe UI Light"/>
-                    <w:b/>
-                    <w:bCs/>
                     <w:noProof/>
                   </w:rPr>
-                  <w:t>EJECUCIÓN DEL APLICATIVO DE VALIDACIÓN REM: Inicio del Proceso</w:t>
+                  <w:t>1.OBJETIVOS:</w:t>
                 </w:r>
                 <w:r>
                   <w:rPr>
@@ -1786,7 +1776,7 @@
                     <w:noProof/>
                     <w:webHidden/>
                   </w:rPr>
-                  <w:instrText xml:space="preserve"> PAGEREF _Toc234333577 \h </w:instrText>
+                  <w:instrText xml:space="preserve"> PAGEREF _Toc234404041 \h </w:instrText>
                 </w:r>
                 <w:r>
                   <w:rPr>
@@ -1806,7 +1796,7 @@
                     <w:noProof/>
                     <w:webHidden/>
                   </w:rPr>
-                  <w:t>5</w:t>
+                  <w:t>2</w:t>
                 </w:r>
                 <w:r>
                   <w:rPr>
@@ -1833,13 +1823,233 @@
                   <w14:ligatures w14:val="standardContextual"/>
                 </w:rPr>
               </w:pPr>
-              <w:hyperlink w:anchor="_Toc234333578" w:history="1">
+              <w:hyperlink w:anchor="_Toc234404042" w:history="1">
                 <w:r>
                   <w:rPr>
                     <w:rStyle w:val="Hipervnculo"/>
-                    <w:rFonts w:ascii="Segoe UI Light" w:hAnsi="Segoe UI Light" w:cs="Segoe UI Light"/>
-                    <w:b/>
-                    <w:bCs/>
+                    <w:noProof/>
+                  </w:rPr>
+                  <w:t>2.FUNCIONALIDADES:</w:t>
+                </w:r>
+                <w:r>
+                  <w:rPr>
+                    <w:noProof/>
+                    <w:webHidden/>
+                  </w:rPr>
+                  <w:tab/>
+                </w:r>
+                <w:r>
+                  <w:rPr>
+                    <w:noProof/>
+                    <w:webHidden/>
+                  </w:rPr>
+                  <w:fldChar w:fldCharType="begin"/>
+                </w:r>
+                <w:r>
+                  <w:rPr>
+                    <w:noProof/>
+                    <w:webHidden/>
+                  </w:rPr>
+                  <w:instrText xml:space="preserve"> PAGEREF _Toc234404042 \h </w:instrText>
+                </w:r>
+                <w:r>
+                  <w:rPr>
+                    <w:noProof/>
+                    <w:webHidden/>
+                  </w:rPr>
+                </w:r>
+                <w:r>
+                  <w:rPr>
+                    <w:noProof/>
+                    <w:webHidden/>
+                  </w:rPr>
+                  <w:fldChar w:fldCharType="separate"/>
+                </w:r>
+                <w:r>
+                  <w:rPr>
+                    <w:noProof/>
+                    <w:webHidden/>
+                  </w:rPr>
+                  <w:t>2</w:t>
+                </w:r>
+                <w:r>
+                  <w:rPr>
+                    <w:noProof/>
+                    <w:webHidden/>
+                  </w:rPr>
+                  <w:fldChar w:fldCharType="end"/>
+                </w:r>
+              </w:hyperlink>
+            </w:p>
+            <w:p>
+              <w:pPr>
+                <w:pStyle w:val="TDC1"/>
+                <w:tabs>
+                  <w:tab w:val="right" w:leader="dot" w:pos="8828"/>
+                </w:tabs>
+                <w:rPr>
+                  <w:rFonts w:asciiTheme="minorHAnsi" w:eastAsiaTheme="minorEastAsia" w:hAnsiTheme="minorHAnsi" w:cstheme="minorBidi"/>
+                  <w:noProof/>
+                  <w:kern w:val="2"/>
+                  <w:sz w:val="24"/>
+                  <w:szCs w:val="24"/>
+                  <w:lang w:val="es-CL" w:eastAsia="es-CL" w:bidi="ar-SA"/>
+                  <w14:ligatures w14:val="standardContextual"/>
+                </w:rPr>
+              </w:pPr>
+              <w:hyperlink w:anchor="_Toc234404043" w:history="1">
+                <w:r>
+                  <w:rPr>
+                    <w:rStyle w:val="Hipervnculo"/>
+                    <w:noProof/>
+                  </w:rPr>
+                  <w:t>3.REQUISITOS:</w:t>
+                </w:r>
+                <w:r>
+                  <w:rPr>
+                    <w:noProof/>
+                    <w:webHidden/>
+                  </w:rPr>
+                  <w:tab/>
+                </w:r>
+                <w:r>
+                  <w:rPr>
+                    <w:noProof/>
+                    <w:webHidden/>
+                  </w:rPr>
+                  <w:fldChar w:fldCharType="begin"/>
+                </w:r>
+                <w:r>
+                  <w:rPr>
+                    <w:noProof/>
+                    <w:webHidden/>
+                  </w:rPr>
+                  <w:instrText xml:space="preserve"> PAGEREF _Toc234404043 \h </w:instrText>
+                </w:r>
+                <w:r>
+                  <w:rPr>
+                    <w:noProof/>
+                    <w:webHidden/>
+                  </w:rPr>
+                </w:r>
+                <w:r>
+                  <w:rPr>
+                    <w:noProof/>
+                    <w:webHidden/>
+                  </w:rPr>
+                  <w:fldChar w:fldCharType="separate"/>
+                </w:r>
+                <w:r>
+                  <w:rPr>
+                    <w:noProof/>
+                    <w:webHidden/>
+                  </w:rPr>
+                  <w:t>3</w:t>
+                </w:r>
+                <w:r>
+                  <w:rPr>
+                    <w:noProof/>
+                    <w:webHidden/>
+                  </w:rPr>
+                  <w:fldChar w:fldCharType="end"/>
+                </w:r>
+              </w:hyperlink>
+            </w:p>
+            <w:p>
+              <w:pPr>
+                <w:pStyle w:val="TDC1"/>
+                <w:tabs>
+                  <w:tab w:val="right" w:leader="dot" w:pos="8828"/>
+                </w:tabs>
+                <w:rPr>
+                  <w:rFonts w:asciiTheme="minorHAnsi" w:eastAsiaTheme="minorEastAsia" w:hAnsiTheme="minorHAnsi" w:cstheme="minorBidi"/>
+                  <w:noProof/>
+                  <w:kern w:val="2"/>
+                  <w:sz w:val="24"/>
+                  <w:szCs w:val="24"/>
+                  <w:lang w:val="es-CL" w:eastAsia="es-CL" w:bidi="ar-SA"/>
+                  <w14:ligatures w14:val="standardContextual"/>
+                </w:rPr>
+              </w:pPr>
+              <w:hyperlink w:anchor="_Toc234404044" w:history="1">
+                <w:r>
+                  <w:rPr>
+                    <w:rStyle w:val="Hipervnculo"/>
+                    <w:noProof/>
+                  </w:rPr>
+                  <w:t>EJECUCIÓN DEL APLICATIVO DE VALIDACIÓN REM: Inicio del Proceso</w:t>
+                </w:r>
+                <w:r>
+                  <w:rPr>
+                    <w:noProof/>
+                    <w:webHidden/>
+                  </w:rPr>
+                  <w:tab/>
+                </w:r>
+                <w:r>
+                  <w:rPr>
+                    <w:noProof/>
+                    <w:webHidden/>
+                  </w:rPr>
+                  <w:fldChar w:fldCharType="begin"/>
+                </w:r>
+                <w:r>
+                  <w:rPr>
+                    <w:noProof/>
+                    <w:webHidden/>
+                  </w:rPr>
+                  <w:instrText xml:space="preserve"> PAGEREF _Toc234404044 \h </w:instrText>
+                </w:r>
+                <w:r>
+                  <w:rPr>
+                    <w:noProof/>
+                    <w:webHidden/>
+                  </w:rPr>
+                </w:r>
+                <w:r>
+                  <w:rPr>
+                    <w:noProof/>
+                    <w:webHidden/>
+                  </w:rPr>
+                  <w:fldChar w:fldCharType="separate"/>
+                </w:r>
+                <w:r>
+                  <w:rPr>
+                    <w:noProof/>
+                    <w:webHidden/>
+                  </w:rPr>
+                  <w:t>4</w:t>
+                </w:r>
+                <w:r>
+                  <w:rPr>
+                    <w:noProof/>
+                    <w:webHidden/>
+                  </w:rPr>
+                  <w:fldChar w:fldCharType="end"/>
+                </w:r>
+              </w:hyperlink>
+            </w:p>
+            <w:p>
+              <w:pPr>
+                <w:pStyle w:val="TDC1"/>
+                <w:tabs>
+                  <w:tab w:val="right" w:leader="dot" w:pos="8828"/>
+                </w:tabs>
+                <w:rPr>
+                  <w:rFonts w:asciiTheme="minorHAnsi" w:eastAsiaTheme="minorEastAsia" w:hAnsiTheme="minorHAnsi" w:cstheme="minorBidi"/>
+                  <w:noProof/>
+                  <w:kern w:val="2"/>
+                  <w:sz w:val="24"/>
+                  <w:szCs w:val="24"/>
+                  <w:lang w:val="es-CL" w:eastAsia="es-CL" w:bidi="ar-SA"/>
+                  <w14:ligatures w14:val="standardContextual"/>
+                </w:rPr>
+              </w:pPr>
+              <w:hyperlink w:anchor="_Toc234404045" w:history="1">
+                <w:r>
+                  <w:rPr>
+                    <w:rStyle w:val="Hipervnculo"/>
+                    <w:rFonts w:cs="Segoe UI Light"/>
                     <w:noProof/>
                   </w:rPr>
                   <w:t>EJECUCIÓN DEL APLICATIVO DE VALIDADOR CONSISTENCIAS REM: Archivos de Salida</w:t>
@@ -1863,7 +2073,7 @@
                     <w:noProof/>
                     <w:webHidden/>
                   </w:rPr>
-                  <w:instrText xml:space="preserve"> PAGEREF _Toc234333578 \h </w:instrText>
+                  <w:instrText xml:space="preserve"> PAGEREF _Toc234404045 \h </w:instrText>
                 </w:r>
                 <w:r>
                   <w:rPr>
@@ -1895,6 +2105,168 @@
               </w:hyperlink>
             </w:p>
             <w:p>
+              <w:pPr>
+                <w:pStyle w:val="TDC1"/>
+                <w:tabs>
+                  <w:tab w:val="right" w:leader="dot" w:pos="8828"/>
+                </w:tabs>
+                <w:rPr>
+                  <w:rFonts w:asciiTheme="minorHAnsi" w:eastAsiaTheme="minorEastAsia" w:hAnsiTheme="minorHAnsi" w:cstheme="minorBidi"/>
+                  <w:noProof/>
+                  <w:kern w:val="2"/>
+                  <w:sz w:val="24"/>
+                  <w:szCs w:val="24"/>
+                  <w:lang w:val="es-CL" w:eastAsia="es-CL" w:bidi="ar-SA"/>
+                  <w14:ligatures w14:val="standardContextual"/>
+                </w:rPr>
+              </w:pPr>
+              <w:hyperlink w:anchor="_Toc234404047" w:history="1">
+                <w:r>
+                  <w:rPr>
+                    <w:rStyle w:val="Hipervnculo"/>
+                    <w:noProof/>
+                  </w:rPr>
+                  <w:t>ESTRUCTURA REPORTE ERRORES-C</w:t>
+                </w:r>
+                <w:r>
+                  <w:rPr>
+                    <w:rStyle w:val="Hipervnculo"/>
+                    <w:noProof/>
+                  </w:rPr>
+                  <w:t>O</w:t>
+                </w:r>
+                <w:r>
+                  <w:rPr>
+                    <w:rStyle w:val="Hipervnculo"/>
+                    <w:noProof/>
+                  </w:rPr>
+                  <w:t>NSISTENCIAS-REM.XLSX:</w:t>
+                </w:r>
+                <w:r>
+                  <w:rPr>
+                    <w:noProof/>
+                    <w:webHidden/>
+                  </w:rPr>
+                  <w:tab/>
+                </w:r>
+                <w:r>
+                  <w:rPr>
+                    <w:noProof/>
+                    <w:webHidden/>
+                  </w:rPr>
+                  <w:fldChar w:fldCharType="begin"/>
+                </w:r>
+                <w:r>
+                  <w:rPr>
+                    <w:noProof/>
+                    <w:webHidden/>
+                  </w:rPr>
+                  <w:instrText xml:space="preserve"> PAGEREF _Toc234404047 \h </w:instrText>
+                </w:r>
+                <w:r>
+                  <w:rPr>
+                    <w:noProof/>
+                    <w:webHidden/>
+                  </w:rPr>
+                </w:r>
+                <w:r>
+                  <w:rPr>
+                    <w:noProof/>
+                    <w:webHidden/>
+                  </w:rPr>
+                  <w:fldChar w:fldCharType="separate"/>
+                </w:r>
+                <w:r>
+                  <w:rPr>
+                    <w:noProof/>
+                    <w:webHidden/>
+                  </w:rPr>
+                  <w:t>12</w:t>
+                </w:r>
+                <w:r>
+                  <w:rPr>
+                    <w:noProof/>
+                    <w:webHidden/>
+                  </w:rPr>
+                  <w:fldChar w:fldCharType="end"/>
+                </w:r>
+              </w:hyperlink>
+            </w:p>
+            <w:p>
+              <w:pPr>
+                <w:pStyle w:val="TDC1"/>
+                <w:tabs>
+                  <w:tab w:val="right" w:leader="dot" w:pos="8828"/>
+                </w:tabs>
+                <w:rPr>
+                  <w:rFonts w:asciiTheme="minorHAnsi" w:eastAsiaTheme="minorEastAsia" w:hAnsiTheme="minorHAnsi" w:cstheme="minorBidi"/>
+                  <w:noProof/>
+                  <w:kern w:val="2"/>
+                  <w:sz w:val="24"/>
+                  <w:szCs w:val="24"/>
+                  <w:lang w:val="es-CL" w:eastAsia="es-CL" w:bidi="ar-SA"/>
+                  <w14:ligatures w14:val="standardContextual"/>
+                </w:rPr>
+              </w:pPr>
+              <w:hyperlink w:anchor="_Toc234404048" w:history="1">
+                <w:r>
+                  <w:rPr>
+                    <w:rStyle w:val="Hipervnculo"/>
+                    <w:noProof/>
+                  </w:rPr>
+                  <w:t>EJECUCIÓN DEL APLICATIVO DE VALIDADOR CONSISTENCIAS REM: Directorios y archivos de salida de configuración.</w:t>
+                </w:r>
+                <w:r>
+                  <w:rPr>
+                    <w:noProof/>
+                    <w:webHidden/>
+                  </w:rPr>
+                  <w:tab/>
+                </w:r>
+                <w:r>
+                  <w:rPr>
+                    <w:noProof/>
+                    <w:webHidden/>
+                  </w:rPr>
+                  <w:fldChar w:fldCharType="begin"/>
+                </w:r>
+                <w:r>
+                  <w:rPr>
+                    <w:noProof/>
+                    <w:webHidden/>
+                  </w:rPr>
+                  <w:instrText xml:space="preserve"> PAGEREF _Toc234404048 \h </w:instrText>
+                </w:r>
+                <w:r>
+                  <w:rPr>
+                    <w:noProof/>
+                    <w:webHidden/>
+                  </w:rPr>
+                </w:r>
+                <w:r>
+                  <w:rPr>
+                    <w:noProof/>
+                    <w:webHidden/>
+                  </w:rPr>
+                  <w:fldChar w:fldCharType="separate"/>
+                </w:r>
+                <w:r>
+                  <w:rPr>
+                    <w:noProof/>
+                    <w:webHidden/>
+                  </w:rPr>
+                  <w:t>13</w:t>
+                </w:r>
+                <w:r>
+                  <w:rPr>
+                    <w:noProof/>
+                    <w:webHidden/>
+                  </w:rPr>
+                  <w:fldChar w:fldCharType="end"/>
+                </w:r>
+              </w:hyperlink>
+            </w:p>
+            <w:p>
               <w:r>
                 <w:rPr>
                   <w:b/>
@@ -1914,8 +2286,6 @@
         <w:p/>
         <w:p/>
         <w:p/>
-        <w:p/>
-        <w:p/>
       </w:sdtContent>
     </w:sdt>
     <w:p>
@@ -2031,71 +2401,158 @@
     </w:p>
     <w:p>
       <w:pPr>
+        <w:pStyle w:val="Titulo"/>
+        <w:rPr>
+          <w:del w:id="0" w:author="Karina Stapfer Jara" w:date="2025-11-11T14:48:00Z" w16du:dateUtc="2025-11-11T17:48:00Z"/>
+        </w:rPr>
+      </w:pPr>
+    </w:p>
+    <w:p>
+      <w:pPr>
+        <w:pStyle w:val="Titulo"/>
+        <w:rPr>
+          <w:rFonts w:cs="Segoe UI Light"/>
+          <w:sz w:val="20"/>
+          <w:szCs w:val="20"/>
+        </w:rPr>
+      </w:pPr>
+      <w:bookmarkStart w:id="1" w:name="_Toc234403681"/>
+      <w:bookmarkStart w:id="2" w:name="_Toc201653894"/>
+      <w:bookmarkStart w:id="3" w:name="_Toc213764890"/>
+      <w:bookmarkStart w:id="4" w:name="_Toc234404038"/>
+      <w:r>
+        <w:rPr>
+          <w:rFonts w:cs="Segoe UI Light"/>
+          <w:sz w:val="20"/>
+          <w:szCs w:val="20"/>
+        </w:rPr>
+        <w:t>INTRODUCCIÓN</w:t>
+      </w:r>
+      <w:bookmarkEnd w:id="1"/>
+      <w:bookmarkEnd w:id="4"/>
+    </w:p>
+    <w:p>
+      <w:pPr>
         <w:spacing w:line="276" w:lineRule="auto"/>
         <w:jc w:val="both"/>
-        <w:outlineLvl w:val="0"/>
-        <w:rPr>
-          <w:b/>
-          <w:bCs/>
-          <w:color w:val="2E74B5" w:themeColor="accent1" w:themeShade="BF"/>
-          <w:sz w:val="28"/>
-          <w:szCs w:val="28"/>
-        </w:rPr>
-      </w:pPr>
+        <w:rPr>
+          <w:rFonts w:ascii="Segoe UI Light" w:hAnsi="Segoe UI Light" w:cs="Segoe UI Light"/>
+          <w:sz w:val="20"/>
+          <w:szCs w:val="20"/>
+        </w:rPr>
+      </w:pPr>
+      <w:r>
+        <w:rPr>
+          <w:rFonts w:ascii="Segoe UI Light" w:hAnsi="Segoe UI Light" w:cs="Segoe UI Light"/>
+          <w:sz w:val="20"/>
+          <w:szCs w:val="20"/>
+        </w:rPr>
+        <w:lastRenderedPageBreak/>
+        <w:t xml:space="preserve">El aplicativo de validación de registro estadístico mensual </w:t>
+      </w:r>
+      <w:r>
+        <w:rPr>
+          <w:rFonts w:ascii="Segoe UI Light" w:hAnsi="Segoe UI Light" w:cs="Segoe UI Light"/>
+          <w:sz w:val="20"/>
+          <w:szCs w:val="20"/>
+        </w:rPr>
+        <w:t xml:space="preserve">(REM) </w:t>
+      </w:r>
+      <w:r>
+        <w:rPr>
+          <w:rFonts w:ascii="Segoe UI Light" w:hAnsi="Segoe UI Light" w:cs="Segoe UI Light"/>
+          <w:sz w:val="20"/>
+          <w:szCs w:val="20"/>
+        </w:rPr>
+        <w:t>en salud ha sido desarrollado con el objetivo de optimizar la revisión, consistencia y calidad de los datos reportados por los establecimientos de salud. Esta herramienta permite detectar errores, inconsistencias y omisiones en los registros, facilitando la validación oportuna de la información antes de su envío oficial. De esta manera, se fortalece la confiabilidad de las estadísticas sanitarias y se contribuye a una mejor toma de decisiones en el ámbito de la gestión en salud.</w:t>
+      </w:r>
+    </w:p>
+    <w:p>
+      <w:pPr>
+        <w:spacing w:line="276" w:lineRule="auto"/>
+        <w:jc w:val="center"/>
+        <w:rPr>
+          <w:rFonts w:ascii="Segoe UI Light" w:hAnsi="Segoe UI Light" w:cs="Segoe UI Light"/>
+          <w:sz w:val="20"/>
+          <w:szCs w:val="20"/>
+        </w:rPr>
+      </w:pPr>
+    </w:p>
+    <w:p>
+      <w:pPr>
+        <w:pStyle w:val="Titulo"/>
+        <w:rPr>
+          <w:rFonts w:cs="Segoe UI Light"/>
+          <w:sz w:val="20"/>
+          <w:szCs w:val="20"/>
+        </w:rPr>
+      </w:pPr>
+      <w:bookmarkStart w:id="5" w:name="_Toc234403682"/>
+      <w:bookmarkStart w:id="6" w:name="_Toc234404039"/>
+      <w:r>
+        <w:rPr>
+          <w:rFonts w:cs="Segoe UI Light"/>
+          <w:sz w:val="20"/>
+          <w:szCs w:val="20"/>
+        </w:rPr>
+        <w:t>ALCANCE</w:t>
+      </w:r>
+      <w:bookmarkEnd w:id="5"/>
+      <w:bookmarkEnd w:id="6"/>
     </w:p>
     <w:p>
       <w:pPr>
         <w:spacing w:line="276" w:lineRule="auto"/>
         <w:jc w:val="both"/>
-        <w:outlineLvl w:val="0"/>
-        <w:rPr>
-          <w:b/>
-          <w:bCs/>
-          <w:color w:val="2E74B5" w:themeColor="accent1" w:themeShade="BF"/>
-          <w:sz w:val="28"/>
-          <w:szCs w:val="28"/>
-        </w:rPr>
-      </w:pPr>
-    </w:p>
-    <w:p>
-      <w:pPr>
-        <w:rPr>
-          <w:del w:id="0" w:author="Karina Stapfer Jara" w:date="2025-11-11T14:48:00Z" w16du:dateUtc="2025-11-11T17:48:00Z"/>
-          <w:b/>
-          <w:bCs/>
-          <w:color w:val="2E74B5" w:themeColor="accent1" w:themeShade="BF"/>
-          <w:sz w:val="28"/>
-          <w:szCs w:val="28"/>
-        </w:rPr>
-      </w:pPr>
+        <w:rPr>
+          <w:rFonts w:ascii="Segoe UI Light" w:hAnsi="Segoe UI Light" w:cs="Segoe UI Light"/>
+          <w:sz w:val="20"/>
+          <w:szCs w:val="20"/>
+        </w:rPr>
+      </w:pPr>
+      <w:r>
+        <w:rPr>
+          <w:rFonts w:ascii="Segoe UI Light" w:hAnsi="Segoe UI Light" w:cs="Segoe UI Light"/>
+          <w:sz w:val="20"/>
+          <w:szCs w:val="20"/>
+        </w:rPr>
+        <w:t>El aplicativo está diseñado para ser utilizado en todos los establecimientos de la red asistencial, tanto de atención primaria como secundaria, facilitando la validación y consolidación de la información estadística mensual</w:t>
+      </w:r>
+      <w:r>
+        <w:rPr>
+          <w:rFonts w:ascii="Segoe UI Light" w:hAnsi="Segoe UI Light" w:cs="Segoe UI Light"/>
+          <w:sz w:val="20"/>
+          <w:szCs w:val="20"/>
+        </w:rPr>
+        <w:t xml:space="preserve"> previo al envío oficial al Subdepartamento de Estadística y Registros del Servicio de Salud Metropolitano Central. </w:t>
+      </w:r>
     </w:p>
     <w:p>
       <w:pPr>
         <w:spacing w:line="276" w:lineRule="auto"/>
         <w:jc w:val="both"/>
-        <w:outlineLvl w:val="0"/>
-        <w:rPr>
-          <w:rFonts w:ascii="Segoe UI Light" w:hAnsi="Segoe UI Light" w:cs="Segoe UI Light"/>
-          <w:b/>
-          <w:bCs/>
-          <w:sz w:val="20"/>
-          <w:szCs w:val="20"/>
-        </w:rPr>
-      </w:pPr>
-      <w:bookmarkStart w:id="1" w:name="_Toc234333574"/>
-      <w:bookmarkStart w:id="2" w:name="_Toc201653894"/>
-      <w:bookmarkStart w:id="3" w:name="_Toc213764890"/>
-      <w:r>
-        <w:rPr>
-          <w:rFonts w:ascii="Segoe UI Light" w:hAnsi="Segoe UI Light" w:cs="Segoe UI Light"/>
-          <w:b/>
-          <w:bCs/>
-          <w:sz w:val="20"/>
-          <w:szCs w:val="20"/>
-        </w:rPr>
-        <w:t>INTRODUCCIÓN</w:t>
-      </w:r>
-      <w:bookmarkEnd w:id="1"/>
+        <w:rPr>
+          <w:rFonts w:ascii="Segoe UI Light" w:hAnsi="Segoe UI Light" w:cs="Segoe UI Light"/>
+          <w:sz w:val="20"/>
+          <w:szCs w:val="20"/>
+        </w:rPr>
+      </w:pPr>
+      <w:r>
+        <w:rPr>
+          <w:rFonts w:ascii="Segoe UI Light" w:hAnsi="Segoe UI Light" w:cs="Segoe UI Light"/>
+          <w:sz w:val="20"/>
+          <w:szCs w:val="20"/>
+        </w:rPr>
+        <w:t xml:space="preserve">Así mismo es una herramienta que será utilizada para analizar y monitorear los datos desde el Subdepartamento de Estadística y Registros del Servicio de Salud Metropolitano Central una vez recibidos </w:t>
+      </w:r>
+      <w:r>
+        <w:rPr>
+          <w:rFonts w:ascii="Segoe UI Light" w:hAnsi="Segoe UI Light" w:cs="Segoe UI Light"/>
+          <w:sz w:val="20"/>
+          <w:szCs w:val="20"/>
+        </w:rPr>
+        <w:t>los archivos tanto en el periodo estadístico en curso como en correcciones REM.</w:t>
+      </w:r>
     </w:p>
     <w:p>
       <w:pPr>
@@ -2107,195 +2564,47 @@
           <w:szCs w:val="20"/>
         </w:rPr>
       </w:pPr>
-      <w:r>
-        <w:rPr>
-          <w:rFonts w:ascii="Segoe UI Light" w:hAnsi="Segoe UI Light" w:cs="Segoe UI Light"/>
-          <w:sz w:val="20"/>
-          <w:szCs w:val="20"/>
-        </w:rPr>
-        <w:t xml:space="preserve">El aplicativo de validación de registro estadístico mensual </w:t>
-      </w:r>
-      <w:r>
-        <w:rPr>
-          <w:rFonts w:ascii="Segoe UI Light" w:hAnsi="Segoe UI Light" w:cs="Segoe UI Light"/>
-          <w:sz w:val="20"/>
-          <w:szCs w:val="20"/>
-        </w:rPr>
-        <w:t xml:space="preserve">(REM) </w:t>
-      </w:r>
-      <w:r>
-        <w:rPr>
-          <w:rFonts w:ascii="Segoe UI Light" w:hAnsi="Segoe UI Light" w:cs="Segoe UI Light"/>
-          <w:sz w:val="20"/>
-          <w:szCs w:val="20"/>
-        </w:rPr>
-        <w:t>en salud ha sido desarrollado con el objetivo de optimizar la revisión, consistencia y calidad de los datos reportados por los establecimientos de salud. Esta herramienta permite detectar errores, inconsistencias y omisiones en los registros, facilitando la validación oportuna de la información antes de su envío oficial. De esta manera, se fortalece la confiabilidad de las estadísticas sanitarias y se contribuye a una mejor toma de decisiones en el ámbito de la gestión en salud.</w:t>
-      </w:r>
-    </w:p>
-    <w:p>
-      <w:pPr>
-        <w:spacing w:line="276" w:lineRule="auto"/>
-        <w:jc w:val="center"/>
-        <w:rPr>
-          <w:rFonts w:ascii="Segoe UI Light" w:hAnsi="Segoe UI Light" w:cs="Segoe UI Light"/>
-          <w:sz w:val="20"/>
-          <w:szCs w:val="20"/>
-        </w:rPr>
-      </w:pPr>
-    </w:p>
-    <w:p>
-      <w:pPr>
-        <w:spacing w:line="276" w:lineRule="auto"/>
-        <w:jc w:val="both"/>
-        <w:outlineLvl w:val="0"/>
-        <w:rPr>
-          <w:rFonts w:ascii="Segoe UI Light" w:hAnsi="Segoe UI Light" w:cs="Segoe UI Light"/>
-          <w:b/>
-          <w:bCs/>
-          <w:sz w:val="20"/>
-          <w:szCs w:val="20"/>
-        </w:rPr>
-      </w:pPr>
-      <w:bookmarkStart w:id="4" w:name="_Toc234333575"/>
-      <w:r>
-        <w:rPr>
-          <w:rFonts w:ascii="Segoe UI Light" w:hAnsi="Segoe UI Light" w:cs="Segoe UI Light"/>
-          <w:b/>
-          <w:bCs/>
-          <w:sz w:val="20"/>
-          <w:szCs w:val="20"/>
-        </w:rPr>
-        <w:t>ALCANCE</w:t>
-      </w:r>
-      <w:bookmarkEnd w:id="4"/>
-    </w:p>
-    <w:p>
-      <w:pPr>
-        <w:spacing w:line="276" w:lineRule="auto"/>
-        <w:jc w:val="both"/>
-        <w:rPr>
-          <w:rFonts w:ascii="Segoe UI Light" w:hAnsi="Segoe UI Light" w:cs="Segoe UI Light"/>
-          <w:sz w:val="20"/>
-          <w:szCs w:val="20"/>
-        </w:rPr>
-      </w:pPr>
-      <w:r>
-        <w:rPr>
-          <w:rFonts w:ascii="Segoe UI Light" w:hAnsi="Segoe UI Light" w:cs="Segoe UI Light"/>
-          <w:sz w:val="20"/>
-          <w:szCs w:val="20"/>
-        </w:rPr>
-        <w:t>El aplicativo está diseñado para ser utilizado en todos los establecimientos de la red asistencial, tanto de atención primaria como secundaria, facilitando la validación y consolidación de la información estadística mensual</w:t>
-      </w:r>
-      <w:r>
-        <w:rPr>
-          <w:rFonts w:ascii="Segoe UI Light" w:hAnsi="Segoe UI Light" w:cs="Segoe UI Light"/>
-          <w:sz w:val="20"/>
-          <w:szCs w:val="20"/>
-        </w:rPr>
-        <w:t xml:space="preserve"> previo al envío oficial al Subdepartamento de Estadística y Registros del Servicio de Salud Metropolitano Central. </w:t>
-      </w:r>
-    </w:p>
-    <w:p>
-      <w:pPr>
-        <w:spacing w:line="276" w:lineRule="auto"/>
-        <w:jc w:val="both"/>
-        <w:rPr>
-          <w:rFonts w:ascii="Segoe UI Light" w:hAnsi="Segoe UI Light" w:cs="Segoe UI Light"/>
-          <w:sz w:val="20"/>
-          <w:szCs w:val="20"/>
-        </w:rPr>
-      </w:pPr>
-      <w:r>
-        <w:rPr>
-          <w:rFonts w:ascii="Segoe UI Light" w:hAnsi="Segoe UI Light" w:cs="Segoe UI Light"/>
-          <w:sz w:val="20"/>
-          <w:szCs w:val="20"/>
-        </w:rPr>
-        <w:t xml:space="preserve">Así mismo es una herramienta que será utilizada para analizar y monitorear los datos desde el Subdepartamento de Estadística y Registros del Servicio de Salud Metropolitano Central una vez recibidos </w:t>
-      </w:r>
-      <w:r>
-        <w:rPr>
-          <w:rFonts w:ascii="Segoe UI Light" w:hAnsi="Segoe UI Light" w:cs="Segoe UI Light"/>
-          <w:sz w:val="20"/>
-          <w:szCs w:val="20"/>
-        </w:rPr>
-        <w:t>los archivos tanto en el periodo estadístico en curso como en correcciones REM.</w:t>
-      </w:r>
-    </w:p>
-    <w:p>
-      <w:pPr>
-        <w:spacing w:line="276" w:lineRule="auto"/>
-        <w:jc w:val="both"/>
-        <w:rPr>
-          <w:rFonts w:ascii="Segoe UI Light" w:hAnsi="Segoe UI Light" w:cs="Segoe UI Light"/>
-          <w:sz w:val="20"/>
-          <w:szCs w:val="20"/>
-        </w:rPr>
-      </w:pPr>
-    </w:p>
-    <w:p>
-      <w:pPr>
-        <w:spacing w:line="276" w:lineRule="auto"/>
-        <w:jc w:val="both"/>
-        <w:outlineLvl w:val="0"/>
-        <w:rPr>
-          <w:rFonts w:ascii="Segoe UI Light" w:hAnsi="Segoe UI Light" w:cs="Segoe UI Light"/>
-          <w:b/>
-          <w:bCs/>
-          <w:sz w:val="20"/>
-          <w:szCs w:val="20"/>
-        </w:rPr>
-      </w:pPr>
-      <w:bookmarkStart w:id="5" w:name="_Toc213764892"/>
-      <w:bookmarkStart w:id="6" w:name="_Toc234333576"/>
-      <w:r>
-        <w:rPr>
-          <w:rFonts w:ascii="Segoe UI Light" w:hAnsi="Segoe UI Light" w:cs="Segoe UI Light"/>
-          <w:b/>
-          <w:bCs/>
-          <w:sz w:val="20"/>
-          <w:szCs w:val="20"/>
-        </w:rPr>
+    </w:p>
+    <w:p>
+      <w:pPr>
+        <w:pStyle w:val="Titulo"/>
+      </w:pPr>
+      <w:bookmarkStart w:id="7" w:name="_Toc213764892"/>
+      <w:bookmarkStart w:id="8" w:name="_Toc234403683"/>
+      <w:bookmarkStart w:id="9" w:name="_Toc234404040"/>
+      <w:r>
         <w:t>DESCRIPCIÓN DEL APLICATIVO DE VALIDACIÓN REM</w:t>
       </w:r>
-      <w:bookmarkEnd w:id="5"/>
-      <w:bookmarkEnd w:id="6"/>
-    </w:p>
-    <w:p>
-      <w:pPr>
-        <w:pStyle w:val="Prrafodelista"/>
-        <w:numPr>
-          <w:ilvl w:val="0"/>
-          <w:numId w:val="12"/>
-        </w:numPr>
-        <w:rPr>
-          <w:rFonts w:ascii="Segoe UI Light" w:hAnsi="Segoe UI Light" w:cs="Segoe UI Light"/>
+      <w:bookmarkEnd w:id="7"/>
+      <w:bookmarkEnd w:id="8"/>
+      <w:bookmarkEnd w:id="9"/>
+    </w:p>
+    <w:p>
+      <w:pPr>
+        <w:pStyle w:val="Titulo"/>
+        <w:rPr>
+          <w:rFonts w:cs="Segoe UI Light"/>
           <w:sz w:val="20"/>
           <w:szCs w:val="20"/>
           <w:u w:val="single"/>
         </w:rPr>
       </w:pPr>
-      <w:r>
-        <w:rPr>
-          <w:rFonts w:ascii="Segoe UI Light" w:hAnsi="Segoe UI Light" w:cs="Segoe UI Light"/>
-          <w:sz w:val="20"/>
-          <w:szCs w:val="20"/>
-          <w:u w:val="single"/>
+      <w:bookmarkStart w:id="10" w:name="_Toc234404041"/>
+      <w:r>
+        <w:rPr>
+          <w:b w:val="0"/>
+          <w:bCs w:val="0"/>
+        </w:rPr>
+        <w:t>1.</w:t>
+      </w:r>
+      <w:r>
+        <w:rPr>
+          <w:b w:val="0"/>
+          <w:bCs w:val="0"/>
         </w:rPr>
         <w:t>OBJETIVOS:</w:t>
       </w:r>
-    </w:p>
-    <w:p>
-      <w:pPr>
-        <w:pStyle w:val="Prrafodelista"/>
-        <w:rPr>
-          <w:rFonts w:ascii="Segoe UI Light" w:hAnsi="Segoe UI Light" w:cs="Segoe UI Light"/>
-          <w:sz w:val="20"/>
-          <w:szCs w:val="20"/>
-          <w:u w:val="single"/>
-        </w:rPr>
-      </w:pPr>
+      <w:bookmarkEnd w:id="10"/>
     </w:p>
     <w:p>
       <w:pPr>
@@ -2429,9 +2738,8 @@
           <w:sz w:val="20"/>
           <w:szCs w:val="20"/>
         </w:rPr>
-        <w:t>validador-consistencias-rem-</w:t>
-      </w:r>
-      <w:proofErr w:type="gramStart"/>
+        <w:t>validador-consistencias-rem-ver.&lt;número_de_versión&gt;</w:t>
+      </w:r>
       <w:r>
         <w:rPr>
           <w:rFonts w:ascii="Segoe UI Light" w:hAnsi="Segoe UI Light" w:cs="Segoe UI Light"/>
@@ -2442,93 +2750,46 @@
           <w:sz w:val="20"/>
           <w:szCs w:val="20"/>
         </w:rPr>
-        <w:t>ver.&lt;</w:t>
-      </w:r>
-      <w:proofErr w:type="spellStart"/>
-      <w:proofErr w:type="gramEnd"/>
-      <w:r>
+        <w:t>.exe”.</w:t>
+      </w:r>
+    </w:p>
+    <w:p>
+      <w:pPr>
         <w:rPr>
           <w:rFonts w:ascii="Segoe UI Light" w:hAnsi="Segoe UI Light" w:cs="Segoe UI Light"/>
           <w:b/>
           <w:bCs/>
-          <w:i/>
-          <w:iCs/>
-          <w:sz w:val="20"/>
-          <w:szCs w:val="20"/>
-        </w:rPr>
-        <w:t>número_de_versión</w:t>
-      </w:r>
-      <w:proofErr w:type="spellEnd"/>
-      <w:r>
-        <w:rPr>
-          <w:rFonts w:ascii="Segoe UI Light" w:hAnsi="Segoe UI Light" w:cs="Segoe UI Light"/>
-          <w:b/>
-          <w:bCs/>
-          <w:i/>
-          <w:iCs/>
-          <w:sz w:val="20"/>
-          <w:szCs w:val="20"/>
-        </w:rPr>
-        <w:t>&gt;</w:t>
-      </w:r>
-      <w:r>
-        <w:rPr>
-          <w:rFonts w:ascii="Segoe UI Light" w:hAnsi="Segoe UI Light" w:cs="Segoe UI Light"/>
-          <w:b/>
-          <w:bCs/>
-          <w:i/>
-          <w:iCs/>
-          <w:sz w:val="20"/>
-          <w:szCs w:val="20"/>
-        </w:rPr>
-        <w:t>.exe”.</w:t>
-      </w:r>
-    </w:p>
-    <w:p>
-      <w:pPr>
-        <w:rPr>
-          <w:rFonts w:ascii="Segoe UI Light" w:hAnsi="Segoe UI Light" w:cs="Segoe UI Light"/>
-          <w:b/>
-          <w:bCs/>
-          <w:sz w:val="20"/>
-          <w:szCs w:val="20"/>
-        </w:rPr>
-      </w:pPr>
-    </w:p>
-    <w:p>
-      <w:pPr>
-        <w:pStyle w:val="Prrafodelista"/>
-        <w:numPr>
-          <w:ilvl w:val="0"/>
-          <w:numId w:val="12"/>
-        </w:numPr>
-        <w:rPr>
-          <w:rFonts w:ascii="Segoe UI Light" w:hAnsi="Segoe UI Light" w:cs="Segoe UI Light"/>
+          <w:sz w:val="20"/>
+          <w:szCs w:val="20"/>
+        </w:rPr>
+      </w:pPr>
+    </w:p>
+    <w:p>
+      <w:pPr>
+        <w:pStyle w:val="Titulo"/>
+        <w:rPr>
+          <w:rFonts w:cs="Segoe UI Light"/>
           <w:sz w:val="20"/>
           <w:szCs w:val="20"/>
           <w:u w:val="single"/>
         </w:rPr>
       </w:pPr>
-      <w:r>
-        <w:rPr>
-          <w:rFonts w:ascii="Segoe UI Light" w:hAnsi="Segoe UI Light" w:cs="Segoe UI Light"/>
-          <w:sz w:val="20"/>
-          <w:szCs w:val="20"/>
-          <w:u w:val="single"/>
+      <w:bookmarkStart w:id="11" w:name="_Toc234404042"/>
+      <w:r>
+        <w:rPr>
+          <w:b w:val="0"/>
+          <w:bCs w:val="0"/>
+        </w:rPr>
+        <w:t>2.</w:t>
+      </w:r>
+      <w:r>
+        <w:rPr>
+          <w:b w:val="0"/>
+          <w:bCs w:val="0"/>
         </w:rPr>
         <w:t>FUNCIONALIDADES:</w:t>
       </w:r>
-    </w:p>
-    <w:p>
-      <w:pPr>
-        <w:pStyle w:val="Prrafodelista"/>
-        <w:rPr>
-          <w:rFonts w:ascii="Segoe UI Light" w:hAnsi="Segoe UI Light" w:cs="Segoe UI Light"/>
-          <w:sz w:val="20"/>
-          <w:szCs w:val="20"/>
-          <w:u w:val="single"/>
-        </w:rPr>
-      </w:pPr>
+      <w:bookmarkEnd w:id="11"/>
     </w:p>
     <w:p>
       <w:pPr>
@@ -2642,7 +2903,6 @@
           <w:sz w:val="20"/>
           <w:szCs w:val="20"/>
         </w:rPr>
-        <w:lastRenderedPageBreak/>
         <w:t>El archivo de establecimientos oficiales de la red de salud según documento oficial en DEIS.</w:t>
       </w:r>
     </w:p>
@@ -2666,6 +2926,7 @@
           <w:sz w:val="20"/>
           <w:szCs w:val="20"/>
         </w:rPr>
+        <w:lastRenderedPageBreak/>
         <w:t>Un consolidado de nombres “no oficiales” usados por cada establecimiento y la hoja “</w:t>
       </w:r>
       <w:r>
@@ -2745,28 +3006,28 @@
     </w:p>
     <w:p>
       <w:pPr>
-        <w:pStyle w:val="Prrafodelista"/>
-        <w:numPr>
-          <w:ilvl w:val="0"/>
-          <w:numId w:val="12"/>
-        </w:numPr>
-        <w:spacing w:after="160" w:line="278" w:lineRule="auto"/>
-        <w:rPr>
-          <w:rFonts w:ascii="Segoe UI Light" w:hAnsi="Segoe UI Light" w:cs="Segoe UI Light"/>
-          <w:sz w:val="20"/>
-          <w:szCs w:val="20"/>
-          <w:u w:val="single"/>
-        </w:rPr>
-      </w:pPr>
-      <w:r>
-        <w:rPr>
-          <w:rFonts w:ascii="Segoe UI Light" w:hAnsi="Segoe UI Light" w:cs="Segoe UI Light"/>
-          <w:sz w:val="20"/>
-          <w:szCs w:val="20"/>
-          <w:u w:val="single"/>
+        <w:pStyle w:val="Titulo"/>
+        <w:rPr>
+          <w:b w:val="0"/>
+          <w:bCs w:val="0"/>
+        </w:rPr>
+      </w:pPr>
+      <w:bookmarkStart w:id="12" w:name="_Toc234404043"/>
+      <w:r>
+        <w:rPr>
+          <w:b w:val="0"/>
+          <w:bCs w:val="0"/>
+        </w:rPr>
+        <w:t>3.</w:t>
+      </w:r>
+      <w:r>
+        <w:rPr>
+          <w:b w:val="0"/>
+          <w:bCs w:val="0"/>
         </w:rPr>
         <w:t>REQUISITOS:</w:t>
       </w:r>
+      <w:bookmarkEnd w:id="12"/>
     </w:p>
     <w:p>
       <w:pPr>
@@ -2993,8 +3254,6 @@
           <w:szCs w:val="20"/>
         </w:rPr>
       </w:pPr>
-      <w:proofErr w:type="spellStart"/>
-      <w:proofErr w:type="gramStart"/>
       <w:r>
         <w:rPr>
           <w:rFonts w:ascii="Segoe UI Light" w:hAnsi="Segoe UI Light" w:cs="Segoe UI Light"/>
@@ -3003,19 +3262,7 @@
           <w:sz w:val="20"/>
           <w:szCs w:val="20"/>
         </w:rPr>
-        <w:t>control.json</w:t>
-      </w:r>
-      <w:proofErr w:type="spellEnd"/>
-      <w:proofErr w:type="gramEnd"/>
-      <w:r>
-        <w:rPr>
-          <w:rFonts w:ascii="Segoe UI Light" w:hAnsi="Segoe UI Light" w:cs="Segoe UI Light"/>
-          <w:b/>
-          <w:bCs/>
-          <w:sz w:val="20"/>
-          <w:szCs w:val="20"/>
-        </w:rPr>
-        <w:t>:</w:t>
+        <w:t>control.json:</w:t>
       </w:r>
       <w:r>
         <w:rPr>
@@ -3050,31 +3297,7 @@
           <w:sz w:val="20"/>
           <w:szCs w:val="20"/>
         </w:rPr>
-        <w:t>control-</w:t>
-      </w:r>
-      <w:proofErr w:type="spellStart"/>
-      <w:proofErr w:type="gramStart"/>
-      <w:r>
-        <w:rPr>
-          <w:rFonts w:ascii="Segoe UI Light" w:hAnsi="Segoe UI Light" w:cs="Segoe UI Light"/>
-          <w:b/>
-          <w:bCs/>
-          <w:sz w:val="20"/>
-          <w:szCs w:val="20"/>
-        </w:rPr>
-        <w:t>versiones.json</w:t>
-      </w:r>
-      <w:proofErr w:type="spellEnd"/>
-      <w:proofErr w:type="gramEnd"/>
-      <w:r>
-        <w:rPr>
-          <w:rFonts w:ascii="Segoe UI Light" w:hAnsi="Segoe UI Light" w:cs="Segoe UI Light"/>
-          <w:b/>
-          <w:bCs/>
-          <w:sz w:val="20"/>
-          <w:szCs w:val="20"/>
-        </w:rPr>
-        <w:t>:</w:t>
+        <w:t>control-versiones.json:</w:t>
       </w:r>
       <w:r>
         <w:rPr>
@@ -3447,13 +3670,39 @@
           <w:szCs w:val="20"/>
         </w:rPr>
       </w:pPr>
-      <w:bookmarkStart w:id="7" w:name="_Toc213764893"/>
-    </w:p>
-    <w:p>
-      <w:pPr>
-        <w:spacing w:line="276" w:lineRule="auto"/>
+      <w:bookmarkStart w:id="13" w:name="_Toc213764893"/>
+    </w:p>
+    <w:p>
+      <w:pPr>
+        <w:pStyle w:val="Titulo"/>
+      </w:pPr>
+      <w:bookmarkStart w:id="14" w:name="_Toc234403684"/>
+      <w:bookmarkStart w:id="15" w:name="_Toc234404044"/>
+      <w:r>
+        <w:t>EJECUCIÓN DEL APLICATIVO DE VALIDACIÓN REM: Inicio del Proceso</w:t>
+      </w:r>
+      <w:bookmarkEnd w:id="13"/>
+      <w:bookmarkEnd w:id="14"/>
+      <w:bookmarkEnd w:id="15"/>
+    </w:p>
+    <w:p>
+      <w:pPr>
         <w:jc w:val="both"/>
-        <w:outlineLvl w:val="0"/>
+        <w:rPr>
+          <w:rFonts w:ascii="Segoe UI Light" w:hAnsi="Segoe UI Light" w:cs="Segoe UI Light"/>
+          <w:sz w:val="20"/>
+          <w:szCs w:val="20"/>
+        </w:rPr>
+      </w:pPr>
+      <w:r>
+        <w:rPr>
+          <w:rFonts w:ascii="Segoe UI Light" w:hAnsi="Segoe UI Light" w:cs="Segoe UI Light"/>
+          <w:sz w:val="20"/>
+          <w:szCs w:val="20"/>
+        </w:rPr>
+        <w:t xml:space="preserve">Antes de ejecutar el aplicativo, </w:t>
+      </w:r>
+      <w:r>
         <w:rPr>
           <w:rFonts w:ascii="Segoe UI Light" w:hAnsi="Segoe UI Light" w:cs="Segoe UI Light"/>
           <w:b/>
@@ -3461,8 +3710,16 @@
           <w:sz w:val="20"/>
           <w:szCs w:val="20"/>
         </w:rPr>
-      </w:pPr>
-      <w:bookmarkStart w:id="8" w:name="_Toc234333577"/>
+        <w:t>el usuario debe asegurarse de</w:t>
+      </w:r>
+      <w:r>
+        <w:rPr>
+          <w:rFonts w:ascii="Segoe UI Light" w:hAnsi="Segoe UI Light" w:cs="Segoe UI Light"/>
+          <w:sz w:val="20"/>
+          <w:szCs w:val="20"/>
+        </w:rPr>
+        <w:t xml:space="preserve"> </w:t>
+      </w:r>
       <w:r>
         <w:rPr>
           <w:rFonts w:ascii="Segoe UI Light" w:hAnsi="Segoe UI Light" w:cs="Segoe UI Light"/>
@@ -3471,10 +3728,16 @@
           <w:sz w:val="20"/>
           <w:szCs w:val="20"/>
         </w:rPr>
-        <w:t>EJECUCIÓN DEL APLICATIVO DE VALIDACIÓN REM: Inicio del Proceso</w:t>
-      </w:r>
-      <w:bookmarkEnd w:id="7"/>
-      <w:bookmarkEnd w:id="8"/>
+        <w:t>cerrar todos los archivos</w:t>
+      </w:r>
+      <w:r>
+        <w:rPr>
+          <w:rFonts w:ascii="Segoe UI Light" w:hAnsi="Segoe UI Light" w:cs="Segoe UI Light"/>
+          <w:sz w:val="20"/>
+          <w:szCs w:val="20"/>
+        </w:rPr>
+        <w:t xml:space="preserve"> que pertenezcan al directorio del aplicativo y que hayan sido utilizados en procesos anteriores.</w:t>
+      </w:r>
     </w:p>
     <w:p>
       <w:pPr>
@@ -3491,7 +3754,26 @@
           <w:sz w:val="20"/>
           <w:szCs w:val="20"/>
         </w:rPr>
-        <w:t xml:space="preserve">Antes de ejecutar el aplicativo, </w:t>
+        <w:t>En caso de requerir acceso a dichos archivos mientras el aplicativo está en uso, se recomienda copiarlos y utilizarlos desde un directorio distinto, para evitar conflictos en la ejecución y generación de reportes.</w:t>
+      </w:r>
+    </w:p>
+    <w:p>
+      <w:pPr>
+        <w:jc w:val="both"/>
+        <w:rPr>
+          <w:rFonts w:ascii="Segoe UI Light" w:hAnsi="Segoe UI Light" w:cs="Segoe UI Light"/>
+          <w:sz w:val="20"/>
+          <w:szCs w:val="20"/>
+        </w:rPr>
+      </w:pPr>
+      <w:r>
+        <w:rPr>
+          <w:rFonts w:ascii="Segoe UI Light" w:hAnsi="Segoe UI Light" w:cs="Segoe UI Light"/>
+          <w:sz w:val="20"/>
+          <w:szCs w:val="20"/>
+        </w:rPr>
+        <w:lastRenderedPageBreak/>
+        <w:t>Una vez verificada la existencia y correcta organización de la estructura descrita en el apartado</w:t>
       </w:r>
       <w:r>
         <w:rPr>
@@ -3501,7 +3783,7 @@
           <w:sz w:val="20"/>
           <w:szCs w:val="20"/>
         </w:rPr>
-        <w:t>el usuario debe asegurarse de</w:t>
+        <w:t xml:space="preserve"> "Requisitos para la ejecución del aplicativo",</w:t>
       </w:r>
       <w:r>
         <w:rPr>
@@ -3510,6 +3792,14 @@
           <w:szCs w:val="20"/>
         </w:rPr>
         <w:t xml:space="preserve"> </w:t>
+      </w:r>
+      <w:r>
+        <w:rPr>
+          <w:rFonts w:ascii="Segoe UI Light" w:hAnsi="Segoe UI Light" w:cs="Segoe UI Light"/>
+          <w:sz w:val="20"/>
+          <w:szCs w:val="20"/>
+        </w:rPr>
+        <w:t xml:space="preserve">el usuario debe cargar en el directorio </w:t>
       </w:r>
       <w:r>
         <w:rPr>
@@ -3519,87 +3809,6 @@
           <w:sz w:val="20"/>
           <w:szCs w:val="20"/>
         </w:rPr>
-        <w:t>cerrar todos los archivos</w:t>
-      </w:r>
-      <w:r>
-        <w:rPr>
-          <w:rFonts w:ascii="Segoe UI Light" w:hAnsi="Segoe UI Light" w:cs="Segoe UI Light"/>
-          <w:sz w:val="20"/>
-          <w:szCs w:val="20"/>
-        </w:rPr>
-        <w:t xml:space="preserve"> que pertenezcan al directorio del aplicativo y que hayan sido utilizados en procesos anteriores.</w:t>
-      </w:r>
-    </w:p>
-    <w:p>
-      <w:pPr>
-        <w:jc w:val="both"/>
-        <w:rPr>
-          <w:rFonts w:ascii="Segoe UI Light" w:hAnsi="Segoe UI Light" w:cs="Segoe UI Light"/>
-          <w:sz w:val="20"/>
-          <w:szCs w:val="20"/>
-        </w:rPr>
-      </w:pPr>
-      <w:r>
-        <w:rPr>
-          <w:rFonts w:ascii="Segoe UI Light" w:hAnsi="Segoe UI Light" w:cs="Segoe UI Light"/>
-          <w:sz w:val="20"/>
-          <w:szCs w:val="20"/>
-        </w:rPr>
-        <w:t>En caso de requerir acceso a dichos archivos mientras el aplicativo está en uso, se recomienda copiarlos y utilizarlos desde un directorio distinto, para evitar conflictos en la ejecución y generación de reportes.</w:t>
-      </w:r>
-    </w:p>
-    <w:p>
-      <w:pPr>
-        <w:jc w:val="both"/>
-        <w:rPr>
-          <w:rFonts w:ascii="Segoe UI Light" w:hAnsi="Segoe UI Light" w:cs="Segoe UI Light"/>
-          <w:sz w:val="20"/>
-          <w:szCs w:val="20"/>
-        </w:rPr>
-      </w:pPr>
-      <w:r>
-        <w:rPr>
-          <w:rFonts w:ascii="Segoe UI Light" w:hAnsi="Segoe UI Light" w:cs="Segoe UI Light"/>
-          <w:sz w:val="20"/>
-          <w:szCs w:val="20"/>
-        </w:rPr>
-        <w:lastRenderedPageBreak/>
-        <w:t>Una vez verificada la existencia y correcta organización de la estructura descrita en el apartado</w:t>
-      </w:r>
-      <w:r>
-        <w:rPr>
-          <w:rFonts w:ascii="Segoe UI Light" w:hAnsi="Segoe UI Light" w:cs="Segoe UI Light"/>
-          <w:b/>
-          <w:bCs/>
-          <w:sz w:val="20"/>
-          <w:szCs w:val="20"/>
-        </w:rPr>
-        <w:t xml:space="preserve"> "Requisitos para la ejecución del aplicativo",</w:t>
-      </w:r>
-      <w:r>
-        <w:rPr>
-          <w:rFonts w:ascii="Segoe UI Light" w:hAnsi="Segoe UI Light" w:cs="Segoe UI Light"/>
-          <w:sz w:val="20"/>
-          <w:szCs w:val="20"/>
-        </w:rPr>
-        <w:t xml:space="preserve"> </w:t>
-      </w:r>
-      <w:r>
-        <w:rPr>
-          <w:rFonts w:ascii="Segoe UI Light" w:hAnsi="Segoe UI Light" w:cs="Segoe UI Light"/>
-          <w:sz w:val="20"/>
-          <w:szCs w:val="20"/>
-        </w:rPr>
-        <w:t xml:space="preserve">el usuario debe cargar en el directorio </w:t>
-      </w:r>
-      <w:r>
-        <w:rPr>
-          <w:rFonts w:ascii="Segoe UI Light" w:hAnsi="Segoe UI Light" w:cs="Segoe UI Light"/>
-          <w:b/>
-          <w:bCs/>
-          <w:sz w:val="20"/>
-          <w:szCs w:val="20"/>
-        </w:rPr>
         <w:t>rem</w:t>
       </w:r>
       <w:r>
@@ -3706,25 +3915,7 @@
           <w:sz w:val="20"/>
           <w:szCs w:val="20"/>
         </w:rPr>
-        <w:t>Posteriormente, el usuario podrá ejecutar el archivo "validador-consistencias-rem-ver&lt;</w:t>
-      </w:r>
-      <w:proofErr w:type="spellStart"/>
-      <w:r>
-        <w:rPr>
-          <w:rFonts w:ascii="Segoe UI Light" w:hAnsi="Segoe UI Light" w:cs="Segoe UI Light"/>
-          <w:sz w:val="20"/>
-          <w:szCs w:val="20"/>
-        </w:rPr>
-        <w:t>número_de_versión</w:t>
-      </w:r>
-      <w:proofErr w:type="spellEnd"/>
-      <w:r>
-        <w:rPr>
-          <w:rFonts w:ascii="Segoe UI Light" w:hAnsi="Segoe UI Light" w:cs="Segoe UI Light"/>
-          <w:sz w:val="20"/>
-          <w:szCs w:val="20"/>
-        </w:rPr>
-        <w:t>&gt;.exe".</w:t>
+        <w:t>Posteriormente, el usuario podrá ejecutar el archivo "validador-consistencias-rem-ver&lt;número_de_versión&gt;.exe".</w:t>
       </w:r>
     </w:p>
     <w:p>
@@ -3993,61 +4184,40 @@
     </w:p>
     <w:p>
       <w:pPr>
-        <w:rPr>
-          <w:b/>
-          <w:bCs/>
-          <w:sz w:val="20"/>
-          <w:szCs w:val="20"/>
-        </w:rPr>
-      </w:pPr>
-    </w:p>
-    <w:p>
-      <w:pPr>
-        <w:spacing w:line="276" w:lineRule="auto"/>
-        <w:jc w:val="both"/>
-        <w:outlineLvl w:val="0"/>
-        <w:rPr>
-          <w:rFonts w:ascii="Segoe UI Light" w:hAnsi="Segoe UI Light" w:cs="Segoe UI Light"/>
-          <w:b/>
-          <w:bCs/>
-          <w:sz w:val="20"/>
-          <w:szCs w:val="20"/>
-        </w:rPr>
-      </w:pPr>
-      <w:bookmarkStart w:id="9" w:name="_Toc213764894"/>
-      <w:bookmarkStart w:id="10" w:name="_Toc234333578"/>
-      <w:r>
-        <w:rPr>
-          <w:rFonts w:ascii="Segoe UI Light" w:hAnsi="Segoe UI Light" w:cs="Segoe UI Light"/>
-          <w:b/>
-          <w:bCs/>
-          <w:sz w:val="20"/>
-          <w:szCs w:val="20"/>
+        <w:pStyle w:val="Titulo"/>
+      </w:pPr>
+    </w:p>
+    <w:p>
+      <w:pPr>
+        <w:pStyle w:val="Titulo"/>
+        <w:rPr>
+          <w:rFonts w:cs="Segoe UI Light"/>
+        </w:rPr>
+      </w:pPr>
+      <w:bookmarkStart w:id="16" w:name="_Toc213764894"/>
+      <w:bookmarkStart w:id="17" w:name="_Toc234403685"/>
+      <w:bookmarkStart w:id="18" w:name="_Toc234404045"/>
+      <w:r>
+        <w:rPr>
+          <w:rFonts w:cs="Segoe UI Light"/>
         </w:rPr>
         <w:t>EJECUCIÓN DEL APLICATIVO DE VALIDA</w:t>
       </w:r>
       <w:r>
         <w:rPr>
-          <w:rFonts w:ascii="Segoe UI Light" w:hAnsi="Segoe UI Light" w:cs="Segoe UI Light"/>
-          <w:b/>
-          <w:bCs/>
-          <w:sz w:val="20"/>
-          <w:szCs w:val="20"/>
+          <w:rFonts w:cs="Segoe UI Light"/>
         </w:rPr>
         <w:t xml:space="preserve">DOR CONSISTENCIAS </w:t>
       </w:r>
       <w:r>
         <w:rPr>
-          <w:rFonts w:ascii="Segoe UI Light" w:hAnsi="Segoe UI Light" w:cs="Segoe UI Light"/>
-          <w:b/>
-          <w:bCs/>
-          <w:sz w:val="20"/>
-          <w:szCs w:val="20"/>
+          <w:rFonts w:cs="Segoe UI Light"/>
         </w:rPr>
         <w:t>REM: Archivos de Salida</w:t>
       </w:r>
-      <w:bookmarkEnd w:id="9"/>
-      <w:bookmarkEnd w:id="10"/>
+      <w:bookmarkEnd w:id="16"/>
+      <w:bookmarkEnd w:id="17"/>
+      <w:bookmarkEnd w:id="18"/>
     </w:p>
     <w:p>
       <w:pPr>
@@ -4356,7 +4526,7 @@
         </w:rPr>
         <w:t>Figura 4: Directorio resultados.</w:t>
       </w:r>
-      <w:bookmarkStart w:id="11" w:name="_Hlk212213707"/>
+      <w:bookmarkStart w:id="19" w:name="_Hlk212213707"/>
     </w:p>
     <w:p>
       <w:pPr>
@@ -4369,27 +4539,24 @@
     </w:p>
     <w:p>
       <w:pPr>
-        <w:jc w:val="both"/>
-        <w:rPr>
-          <w:rFonts w:ascii="Segoe UI Light" w:hAnsi="Segoe UI Light" w:cs="Segoe UI Light"/>
-          <w:sz w:val="20"/>
-          <w:szCs w:val="20"/>
-          <w:u w:val="single"/>
-        </w:rPr>
-      </w:pPr>
-      <w:r>
-        <w:rPr>
-          <w:rFonts w:ascii="Segoe UI Light" w:hAnsi="Segoe UI Light" w:cs="Segoe UI Light"/>
-          <w:sz w:val="20"/>
-          <w:szCs w:val="20"/>
-          <w:u w:val="single"/>
-        </w:rPr>
-        <w:t>Estructura reporte Resultados-Validación.xlsx:</w:t>
-      </w:r>
-    </w:p>
-    <w:p>
-      <w:pPr>
-        <w:jc w:val="both"/>
+        <w:pStyle w:val="Titulo"/>
+        <w:rPr>
+          <w:b w:val="0"/>
+          <w:bCs w:val="0"/>
+        </w:rPr>
+      </w:pPr>
+      <w:bookmarkStart w:id="20" w:name="_Toc234404046"/>
+      <w:r>
+        <w:rPr>
+          <w:b w:val="0"/>
+          <w:bCs w:val="0"/>
+        </w:rPr>
+        <w:t>ESTRUCTURA REPORTE RESULTADOS-VALIDACIÓN.XLSX:</w:t>
+      </w:r>
+      <w:bookmarkEnd w:id="20"/>
+    </w:p>
+    <w:p>
+      <w:pPr>
         <w:rPr>
           <w:rFonts w:ascii="Segoe UI Light" w:hAnsi="Segoe UI Light" w:cs="Segoe UI Light"/>
           <w:sz w:val="20"/>
@@ -4472,7 +4639,7 @@
         </w:rPr>
         <w:t>sta hoja contiene los archivos que han sido clasificados como inválidos</w:t>
       </w:r>
-      <w:ins w:id="12" w:author="Karina Stapfer Jara" w:date="2025-11-11T14:41:00Z" w16du:dateUtc="2025-11-11T17:41:00Z">
+      <w:ins w:id="21" w:author="Karina Stapfer Jara" w:date="2025-11-11T14:41:00Z" w16du:dateUtc="2025-11-11T17:41:00Z">
         <w:r>
           <w:rPr>
             <w:rFonts w:ascii="Segoe UI Light" w:hAnsi="Segoe UI Light" w:cs="Segoe UI Light"/>
@@ -4490,7 +4657,7 @@
         </w:rPr>
         <w:t xml:space="preserve"> por alguna de las siguientes razones:</w:t>
       </w:r>
-      <w:bookmarkEnd w:id="11"/>
+      <w:bookmarkEnd w:id="19"/>
     </w:p>
     <w:p>
       <w:pPr>
@@ -4698,7 +4865,7 @@
           <w:szCs w:val="20"/>
         </w:rPr>
       </w:pPr>
-      <w:ins w:id="13" w:author="Karina Stapfer Jara" w:date="2025-11-11T14:40:00Z" w16du:dateUtc="2025-11-11T17:40:00Z">
+      <w:ins w:id="22" w:author="Karina Stapfer Jara" w:date="2025-11-11T14:40:00Z" w16du:dateUtc="2025-11-11T17:40:00Z">
         <w:r>
           <w:rPr>
             <w:rFonts w:ascii="Segoe UI Light" w:hAnsi="Segoe UI Light" w:cs="Segoe UI Light"/>
@@ -5182,29 +5349,7 @@
           <w:sz w:val="20"/>
           <w:szCs w:val="20"/>
         </w:rPr>
-        <w:t>“</w:t>
-      </w:r>
-      <w:proofErr w:type="spellStart"/>
-      <w:r>
-        <w:rPr>
-          <w:rFonts w:ascii="Segoe UI Light" w:hAnsi="Segoe UI Light" w:cs="Segoe UI Light"/>
-          <w:i/>
-          <w:iCs/>
-          <w:sz w:val="20"/>
-          <w:szCs w:val="20"/>
-        </w:rPr>
-        <w:t>estado_final</w:t>
-      </w:r>
-      <w:proofErr w:type="spellEnd"/>
-      <w:r>
-        <w:rPr>
-          <w:rFonts w:ascii="Segoe UI Light" w:hAnsi="Segoe UI Light" w:cs="Segoe UI Light"/>
-          <w:i/>
-          <w:iCs/>
-          <w:sz w:val="20"/>
-          <w:szCs w:val="20"/>
-        </w:rPr>
-        <w:t xml:space="preserve">” </w:t>
+        <w:t xml:space="preserve">“estado_final” </w:t>
       </w:r>
       <w:r>
         <w:rPr>
@@ -5332,9 +5477,16 @@
           <w:sz w:val="20"/>
           <w:szCs w:val="20"/>
         </w:rPr>
-        <w:t>“</w:t>
-      </w:r>
-      <w:proofErr w:type="spellStart"/>
+        <w:t xml:space="preserve">“valida_establecimiento_nombre_oficial” </w:t>
+      </w:r>
+      <w:r>
+        <w:rPr>
+          <w:rFonts w:ascii="Segoe UI Light" w:hAnsi="Segoe UI Light" w:cs="Segoe UI Light"/>
+          <w:sz w:val="20"/>
+          <w:szCs w:val="20"/>
+        </w:rPr>
+        <w:t xml:space="preserve">y </w:t>
+      </w:r>
       <w:r>
         <w:rPr>
           <w:rFonts w:ascii="Segoe UI Light" w:hAnsi="Segoe UI Light" w:cs="Segoe UI Light"/>
@@ -5343,9 +5495,16 @@
           <w:sz w:val="20"/>
           <w:szCs w:val="20"/>
         </w:rPr>
-        <w:t>valida_establecimiento_nombre_oficial</w:t>
-      </w:r>
-      <w:proofErr w:type="spellEnd"/>
+        <w:t xml:space="preserve">“valida_establecimiento_nombre_alias” </w:t>
+      </w:r>
+      <w:r>
+        <w:rPr>
+          <w:rFonts w:ascii="Segoe UI Light" w:hAnsi="Segoe UI Light" w:cs="Segoe UI Light"/>
+          <w:sz w:val="20"/>
+          <w:szCs w:val="20"/>
+        </w:rPr>
+        <w:t>se validarán de manera conjunta</w:t>
+      </w:r>
       <w:r>
         <w:rPr>
           <w:rFonts w:ascii="Segoe UI Light" w:hAnsi="Segoe UI Light" w:cs="Segoe UI Light"/>
@@ -5354,15 +5513,15 @@
           <w:sz w:val="20"/>
           <w:szCs w:val="20"/>
         </w:rPr>
-        <w:t xml:space="preserve">” </w:t>
-      </w:r>
-      <w:r>
-        <w:rPr>
-          <w:rFonts w:ascii="Segoe UI Light" w:hAnsi="Segoe UI Light" w:cs="Segoe UI Light"/>
-          <w:sz w:val="20"/>
-          <w:szCs w:val="20"/>
-        </w:rPr>
-        <w:t xml:space="preserve">y </w:t>
+        <w:t>,</w:t>
+      </w:r>
+      <w:r>
+        <w:rPr>
+          <w:rFonts w:ascii="Segoe UI Light" w:hAnsi="Segoe UI Light" w:cs="Segoe UI Light"/>
+          <w:sz w:val="20"/>
+          <w:szCs w:val="20"/>
+        </w:rPr>
+        <w:t xml:space="preserve"> el resultado será </w:t>
       </w:r>
       <w:r>
         <w:rPr>
@@ -5372,9 +5531,16 @@
           <w:sz w:val="20"/>
           <w:szCs w:val="20"/>
         </w:rPr>
-        <w:t>“</w:t>
-      </w:r>
-      <w:proofErr w:type="spellStart"/>
+        <w:t>“OK”</w:t>
+      </w:r>
+      <w:r>
+        <w:rPr>
+          <w:rFonts w:ascii="Segoe UI Light" w:hAnsi="Segoe UI Light" w:cs="Segoe UI Light"/>
+          <w:sz w:val="20"/>
+          <w:szCs w:val="20"/>
+        </w:rPr>
+        <w:t xml:space="preserve"> si al menos una de ellas posee el estado </w:t>
+      </w:r>
       <w:r>
         <w:rPr>
           <w:rFonts w:ascii="Segoe UI Light" w:hAnsi="Segoe UI Light" w:cs="Segoe UI Light"/>
@@ -5383,71 +5549,6 @@
           <w:sz w:val="20"/>
           <w:szCs w:val="20"/>
         </w:rPr>
-        <w:t>valida_establecimiento_nombre_alias</w:t>
-      </w:r>
-      <w:proofErr w:type="spellEnd"/>
-      <w:r>
-        <w:rPr>
-          <w:rFonts w:ascii="Segoe UI Light" w:hAnsi="Segoe UI Light" w:cs="Segoe UI Light"/>
-          <w:i/>
-          <w:iCs/>
-          <w:sz w:val="20"/>
-          <w:szCs w:val="20"/>
-        </w:rPr>
-        <w:t xml:space="preserve">” </w:t>
-      </w:r>
-      <w:r>
-        <w:rPr>
-          <w:rFonts w:ascii="Segoe UI Light" w:hAnsi="Segoe UI Light" w:cs="Segoe UI Light"/>
-          <w:sz w:val="20"/>
-          <w:szCs w:val="20"/>
-        </w:rPr>
-        <w:t>se validarán de manera conjunta</w:t>
-      </w:r>
-      <w:r>
-        <w:rPr>
-          <w:rFonts w:ascii="Segoe UI Light" w:hAnsi="Segoe UI Light" w:cs="Segoe UI Light"/>
-          <w:i/>
-          <w:iCs/>
-          <w:sz w:val="20"/>
-          <w:szCs w:val="20"/>
-        </w:rPr>
-        <w:t>,</w:t>
-      </w:r>
-      <w:r>
-        <w:rPr>
-          <w:rFonts w:ascii="Segoe UI Light" w:hAnsi="Segoe UI Light" w:cs="Segoe UI Light"/>
-          <w:sz w:val="20"/>
-          <w:szCs w:val="20"/>
-        </w:rPr>
-        <w:t xml:space="preserve"> el resultado será </w:t>
-      </w:r>
-      <w:r>
-        <w:rPr>
-          <w:rFonts w:ascii="Segoe UI Light" w:hAnsi="Segoe UI Light" w:cs="Segoe UI Light"/>
-          <w:i/>
-          <w:iCs/>
-          <w:sz w:val="20"/>
-          <w:szCs w:val="20"/>
-        </w:rPr>
-        <w:t>“OK”</w:t>
-      </w:r>
-      <w:r>
-        <w:rPr>
-          <w:rFonts w:ascii="Segoe UI Light" w:hAnsi="Segoe UI Light" w:cs="Segoe UI Light"/>
-          <w:sz w:val="20"/>
-          <w:szCs w:val="20"/>
-        </w:rPr>
-        <w:t xml:space="preserve"> si al menos una de ellas posee el estado </w:t>
-      </w:r>
-      <w:r>
-        <w:rPr>
-          <w:rFonts w:ascii="Segoe UI Light" w:hAnsi="Segoe UI Light" w:cs="Segoe UI Light"/>
-          <w:i/>
-          <w:iCs/>
-          <w:sz w:val="20"/>
-          <w:szCs w:val="20"/>
-        </w:rPr>
         <w:t>“OK”.</w:t>
       </w:r>
     </w:p>
@@ -5467,7 +5568,7 @@
           <w:vertAlign w:val="superscript"/>
         </w:rPr>
       </w:pPr>
-      <w:bookmarkStart w:id="14" w:name="_Hlk209431313"/>
+      <w:bookmarkStart w:id="23" w:name="_Hlk209431313"/>
       <w:r>
         <w:rPr>
           <w:noProof/>
@@ -5568,7 +5669,7 @@
         </w:rPr>
         <w:t>ortadas.</w:t>
       </w:r>
-      <w:bookmarkEnd w:id="14"/>
+      <w:bookmarkEnd w:id="23"/>
     </w:p>
     <w:p>
       <w:pPr>
@@ -6065,7 +6166,7 @@
         </w:rPr>
         <w:t xml:space="preserve"> En esta hoja de reporte se identifican todas las modificaciones detectadas en los valores entre </w:t>
       </w:r>
-      <w:del w:id="15" w:author="Karina Stapfer Jara" w:date="2025-11-11T14:44:00Z" w16du:dateUtc="2025-11-11T17:44:00Z">
+      <w:del w:id="24" w:author="Karina Stapfer Jara" w:date="2025-11-11T14:44:00Z" w16du:dateUtc="2025-11-11T17:44:00Z">
         <w:r>
           <w:rPr>
             <w:rFonts w:ascii="Segoe UI Light" w:hAnsi="Segoe UI Light" w:cs="Segoe UI Light"/>
@@ -6075,7 +6176,7 @@
           <w:delText>los archivos emparejados</w:delText>
         </w:r>
       </w:del>
-      <w:ins w:id="16" w:author="Karina Stapfer Jara" w:date="2025-11-11T14:44:00Z" w16du:dateUtc="2025-11-11T17:44:00Z">
+      <w:ins w:id="25" w:author="Karina Stapfer Jara" w:date="2025-11-11T14:44:00Z" w16du:dateUtc="2025-11-11T17:44:00Z">
         <w:r>
           <w:rPr>
             <w:rFonts w:ascii="Segoe UI Light" w:hAnsi="Segoe UI Light" w:cs="Segoe UI Light"/>
@@ -6085,7 +6186,7 @@
           <w:t>dos archivos,</w:t>
         </w:r>
       </w:ins>
-      <w:ins w:id="17" w:author="Karina Stapfer Jara" w:date="2025-11-11T14:45:00Z" w16du:dateUtc="2025-11-11T17:45:00Z">
+      <w:ins w:id="26" w:author="Karina Stapfer Jara" w:date="2025-11-11T14:45:00Z" w16du:dateUtc="2025-11-11T17:45:00Z">
         <w:r>
           <w:rPr>
             <w:rFonts w:ascii="Segoe UI Light" w:hAnsi="Segoe UI Light" w:cs="Segoe UI Light"/>
@@ -6095,7 +6196,7 @@
           <w:t xml:space="preserve"> es decir al comparar dos archivos de un </w:t>
         </w:r>
       </w:ins>
-      <w:ins w:id="18" w:author="Karina Stapfer Jara" w:date="2025-11-11T14:44:00Z" w16du:dateUtc="2025-11-11T17:44:00Z">
+      <w:ins w:id="27" w:author="Karina Stapfer Jara" w:date="2025-11-11T14:44:00Z" w16du:dateUtc="2025-11-11T17:44:00Z">
         <w:r>
           <w:rPr>
             <w:rFonts w:ascii="Segoe UI Light" w:hAnsi="Segoe UI Light" w:cs="Segoe UI Light"/>
@@ -6289,24 +6390,34 @@
     </w:p>
     <w:p>
       <w:pPr>
+        <w:pStyle w:val="Titulo"/>
+        <w:rPr>
+          <w:b w:val="0"/>
+          <w:bCs w:val="0"/>
+        </w:rPr>
+      </w:pPr>
+      <w:bookmarkStart w:id="28" w:name="_Toc234404047"/>
+      <w:r>
+        <w:rPr>
+          <w:b w:val="0"/>
+          <w:bCs w:val="0"/>
+        </w:rPr>
+        <w:lastRenderedPageBreak/>
+        <w:t>ESTRUCTURA REPORTE ERRORES-CONSISTENCIAS-REM.XLSX:</w:t>
+      </w:r>
+      <w:bookmarkEnd w:id="28"/>
+    </w:p>
+    <w:p>
+      <w:pPr>
         <w:jc w:val="both"/>
         <w:rPr>
-          <w:rFonts w:ascii="Segoe UI Light" w:hAnsi="Segoe UI Light" w:cs="Segoe UI Light"/>
-          <w:sz w:val="20"/>
-          <w:szCs w:val="20"/>
-          <w:u w:val="single"/>
-        </w:rPr>
-      </w:pPr>
-      <w:r>
-        <w:rPr>
-          <w:rFonts w:ascii="Segoe UI Light" w:hAnsi="Segoe UI Light" w:cs="Segoe UI Light"/>
-          <w:sz w:val="20"/>
-          <w:szCs w:val="20"/>
-          <w:u w:val="single"/>
-        </w:rPr>
-        <w:lastRenderedPageBreak/>
-        <w:t>Estructura reporte Errores-Consistencias-REM.xlsx:</w:t>
-      </w:r>
+          <w:rFonts w:ascii="Segoe UI Light" w:hAnsi="Segoe UI Light"/>
+          <w:caps/>
+          <w:spacing w:val="20"/>
+          <w:sz w:val="20"/>
+          <w:szCs w:val="18"/>
+        </w:rPr>
+      </w:pPr>
     </w:p>
     <w:p>
       <w:pPr>
@@ -7034,7 +7145,7 @@
       <w:pPr>
         <w:spacing w:line="21" w:lineRule="atLeast"/>
         <w:rPr>
-          <w:ins w:id="19" w:author="Karina Stapfer Jara" w:date="2025-11-11T14:46:00Z" w16du:dateUtc="2025-11-11T17:46:00Z"/>
+          <w:ins w:id="29" w:author="Karina Stapfer Jara" w:date="2025-11-11T14:46:00Z" w16du:dateUtc="2025-11-11T17:46:00Z"/>
           <w:b/>
           <w:bCs/>
           <w:sz w:val="20"/>
@@ -7044,60 +7155,28 @@
     </w:p>
     <w:p>
       <w:pPr>
-        <w:spacing w:after="160" w:line="278" w:lineRule="auto"/>
-        <w:jc w:val="both"/>
-        <w:rPr>
-          <w:rFonts w:ascii="Segoe UI Light" w:hAnsi="Segoe UI Light" w:cs="Segoe UI Light"/>
-          <w:b/>
-          <w:bCs/>
-          <w:sz w:val="20"/>
-          <w:szCs w:val="20"/>
-        </w:rPr>
-      </w:pPr>
-      <w:bookmarkStart w:id="20" w:name="_Toc213764895"/>
-      <w:ins w:id="21" w:author="Karina Stapfer Jara" w:date="2025-11-11T14:46:00Z" w16du:dateUtc="2025-11-11T17:46:00Z">
+        <w:pStyle w:val="Titulo"/>
+      </w:pPr>
+      <w:bookmarkStart w:id="30" w:name="_Toc213764895"/>
+      <w:bookmarkStart w:id="31" w:name="_Toc234403686"/>
+      <w:bookmarkStart w:id="32" w:name="_Toc234404048"/>
+      <w:ins w:id="33" w:author="Karina Stapfer Jara" w:date="2025-11-11T14:46:00Z" w16du:dateUtc="2025-11-11T17:46:00Z">
         <w:r>
-          <w:rPr>
-            <w:rFonts w:ascii="Segoe UI Light" w:hAnsi="Segoe UI Light" w:cs="Segoe UI Light"/>
-            <w:b/>
-            <w:bCs/>
-            <w:sz w:val="20"/>
-            <w:szCs w:val="20"/>
-          </w:rPr>
           <w:t>EJECUCIÓN DEL APLICATIVO DE VALIDA</w:t>
         </w:r>
       </w:ins>
       <w:r>
-        <w:rPr>
-          <w:rFonts w:ascii="Segoe UI Light" w:hAnsi="Segoe UI Light" w:cs="Segoe UI Light"/>
-          <w:b/>
-          <w:bCs/>
-          <w:sz w:val="20"/>
-          <w:szCs w:val="20"/>
-        </w:rPr>
         <w:t>DOR CONSISTENCIAS</w:t>
       </w:r>
-      <w:ins w:id="22" w:author="Karina Stapfer Jara" w:date="2025-11-11T14:46:00Z" w16du:dateUtc="2025-11-11T17:46:00Z">
+      <w:ins w:id="34" w:author="Karina Stapfer Jara" w:date="2025-11-11T14:46:00Z" w16du:dateUtc="2025-11-11T17:46:00Z">
         <w:r>
-          <w:rPr>
-            <w:rFonts w:ascii="Segoe UI Light" w:hAnsi="Segoe UI Light" w:cs="Segoe UI Light"/>
-            <w:b/>
-            <w:bCs/>
-            <w:sz w:val="20"/>
-            <w:szCs w:val="20"/>
-          </w:rPr>
           <w:t xml:space="preserve"> REM: Directorios y archivos de salida de configuración.</w:t>
         </w:r>
       </w:ins>
-      <w:bookmarkEnd w:id="20"/>
-      <w:r>
-        <w:rPr>
-          <w:rFonts w:ascii="Segoe UI Light" w:hAnsi="Segoe UI Light" w:cs="Segoe UI Light"/>
-          <w:b/>
-          <w:bCs/>
-          <w:sz w:val="20"/>
-          <w:szCs w:val="20"/>
-        </w:rPr>
+      <w:bookmarkEnd w:id="30"/>
+      <w:bookmarkEnd w:id="31"/>
+      <w:bookmarkEnd w:id="32"/>
+      <w:r>
         <w:t xml:space="preserve"> </w:t>
       </w:r>
     </w:p>
@@ -7313,7 +7392,7 @@
         </w:rPr>
         <w:t>, si es que no existe previamente. En este directorio se depositan, por cada ejecución</w:t>
       </w:r>
-      <w:ins w:id="23" w:author="Karina Stapfer Jara" w:date="2025-11-11T14:47:00Z" w16du:dateUtc="2025-11-11T17:47:00Z">
+      <w:ins w:id="35" w:author="Karina Stapfer Jara" w:date="2025-11-11T14:47:00Z" w16du:dateUtc="2025-11-11T17:47:00Z">
         <w:r>
           <w:rPr>
             <w:rFonts w:ascii="Segoe UI Light" w:hAnsi="Segoe UI Light" w:cs="Segoe UI Light"/>
@@ -11700,6 +11779,85 @@
       <w:szCs w:val="24"/>
     </w:rPr>
   </w:style>
+  <w:style w:type="paragraph" w:customStyle="1" w:styleId="Subtitulo1">
+    <w:name w:val="Subtitulo 1"/>
+    <w:basedOn w:val="Subttulo"/>
+    <w:next w:val="Subttulo"/>
+    <w:link w:val="Subtitulo1Car"/>
+    <w:qFormat/>
+    <w:rsid w:val="0042794D"/>
+    <w:pPr>
+      <w:jc w:val="left"/>
+    </w:pPr>
+    <w:rPr>
+      <w:rFonts w:ascii="Segoe UI Light" w:hAnsi="Segoe UI Light"/>
+      <w:sz w:val="20"/>
+    </w:rPr>
+  </w:style>
+  <w:style w:type="character" w:customStyle="1" w:styleId="Subtitulo1Car">
+    <w:name w:val="Subtitulo 1 Car"/>
+    <w:basedOn w:val="SubttuloCar"/>
+    <w:link w:val="Subtitulo1"/>
+    <w:rsid w:val="0042794D"/>
+    <w:rPr>
+      <w:rFonts w:ascii="Segoe UI Light" w:eastAsiaTheme="majorEastAsia" w:hAnsi="Segoe UI Light" w:cstheme="majorBidi"/>
+      <w:caps/>
+      <w:spacing w:val="20"/>
+      <w:sz w:val="20"/>
+      <w:szCs w:val="18"/>
+      <w:lang w:val="es-ES"/>
+    </w:rPr>
+  </w:style>
+  <w:style w:type="paragraph" w:styleId="TDC3">
+    <w:name w:val="toc 3"/>
+    <w:basedOn w:val="Normal"/>
+    <w:next w:val="Normal"/>
+    <w:autoRedefine/>
+    <w:uiPriority w:val="39"/>
+    <w:unhideWhenUsed/>
+    <w:rsid w:val="0089445B"/>
+    <w:pPr>
+      <w:spacing w:after="100" w:line="259" w:lineRule="auto"/>
+      <w:ind w:left="440"/>
+    </w:pPr>
+    <w:rPr>
+      <w:rFonts w:asciiTheme="minorHAnsi" w:eastAsiaTheme="minorEastAsia" w:hAnsiTheme="minorHAnsi" w:cs="Times New Roman"/>
+      <w:lang w:val="es-CL" w:eastAsia="es-CL" w:bidi="ar-SA"/>
+    </w:rPr>
+  </w:style>
+  <w:style w:type="paragraph" w:customStyle="1" w:styleId="Titulo">
+    <w:name w:val="Titulo"/>
+    <w:basedOn w:val="Normal"/>
+    <w:link w:val="TituloCar"/>
+    <w:qFormat/>
+    <w:rsid w:val="0089445B"/>
+    <w:pPr>
+      <w:spacing w:line="276" w:lineRule="auto"/>
+      <w:jc w:val="both"/>
+      <w:outlineLvl w:val="0"/>
+    </w:pPr>
+    <w:rPr>
+      <w:rFonts w:ascii="Segoe UI Light" w:hAnsi="Segoe UI Light"/>
+      <w:b/>
+      <w:bCs/>
+      <w:color w:val="000000" w:themeColor="text1"/>
+      <w:szCs w:val="28"/>
+    </w:rPr>
+  </w:style>
+  <w:style w:type="character" w:customStyle="1" w:styleId="TituloCar">
+    <w:name w:val="Titulo Car"/>
+    <w:basedOn w:val="Fuentedeprrafopredeter"/>
+    <w:link w:val="Titulo"/>
+    <w:rsid w:val="0089445B"/>
+    <w:rPr>
+      <w:rFonts w:ascii="Segoe UI Light" w:hAnsi="Segoe UI Light"/>
+      <w:b/>
+      <w:bCs/>
+      <w:color w:val="000000" w:themeColor="text1"/>
+      <w:szCs w:val="28"/>
+      <w:lang w:val="es-ES"/>
+    </w:rPr>
+  </w:style>
 </w:styles>
 </file>
 
@@ -11827,6 +11985,7 @@
     <w:rsid w:val="0015372A"/>
     <w:rsid w:val="00174893"/>
     <w:rsid w:val="001B49CB"/>
+    <w:rsid w:val="001E19B4"/>
     <w:rsid w:val="002049F8"/>
     <w:rsid w:val="0021350A"/>
     <w:rsid w:val="002510A8"/>
@@ -11834,6 +11993,7 @@
     <w:rsid w:val="0026684D"/>
     <w:rsid w:val="002720A7"/>
     <w:rsid w:val="002A0584"/>
+    <w:rsid w:val="002D526F"/>
     <w:rsid w:val="002F7048"/>
     <w:rsid w:val="00316245"/>
     <w:rsid w:val="00344A1A"/>
@@ -11908,12 +12068,14 @@
     <w:rsid w:val="00D91BAF"/>
     <w:rsid w:val="00E279A7"/>
     <w:rsid w:val="00E5296F"/>
+    <w:rsid w:val="00E9629E"/>
     <w:rsid w:val="00EB6612"/>
     <w:rsid w:val="00EE1FC4"/>
     <w:rsid w:val="00F57281"/>
     <w:rsid w:val="00FA28CC"/>
     <w:rsid w:val="00FC3CC2"/>
     <w:rsid w:val="00FD12BB"/>
+    <w:rsid w:val="00FF053C"/>
   </w:rsids>
   <m:mathPr>
     <m:mathFont m:val="Cambria Math"/>

--- a/manual-aplicativo-validador-consistencias-rem-ver-3.0.docx
+++ b/manual-aplicativo-validador-consistencias-rem-ver-3.0.docx
@@ -1525,7 +1525,7 @@
               <w:r>
                 <w:fldChar w:fldCharType="separate"/>
               </w:r>
-              <w:hyperlink w:anchor="_Toc234404038" w:history="1">
+              <w:hyperlink w:anchor="_Toc234422418" w:history="1">
                 <w:r>
                   <w:rPr>
                     <w:rStyle w:val="Hipervnculo"/>
@@ -1553,7 +1553,7 @@
                     <w:noProof/>
                     <w:webHidden/>
                   </w:rPr>
-                  <w:instrText xml:space="preserve"> PAGEREF _Toc234404038 \h </w:instrText>
+                  <w:instrText xml:space="preserve"> PAGEREF _Toc234422418 \h </w:instrText>
                 </w:r>
                 <w:r>
                   <w:rPr>
@@ -1600,7 +1600,7 @@
                   <w14:ligatures w14:val="standardContextual"/>
                 </w:rPr>
               </w:pPr>
-              <w:hyperlink w:anchor="_Toc234404039" w:history="1">
+              <w:hyperlink w:anchor="_Toc234422419" w:history="1">
                 <w:r>
                   <w:rPr>
                     <w:rStyle w:val="Hipervnculo"/>
@@ -1628,7 +1628,7 @@
                     <w:noProof/>
                     <w:webHidden/>
                   </w:rPr>
-                  <w:instrText xml:space="preserve"> PAGEREF _Toc234404039 \h </w:instrText>
+                  <w:instrText xml:space="preserve"> PAGEREF _Toc234422419 \h </w:instrText>
                 </w:r>
                 <w:r>
                   <w:rPr>
@@ -1675,7 +1675,7 @@
                   <w14:ligatures w14:val="standardContextual"/>
                 </w:rPr>
               </w:pPr>
-              <w:hyperlink w:anchor="_Toc234404040" w:history="1">
+              <w:hyperlink w:anchor="_Toc234422420" w:history="1">
                 <w:r>
                   <w:rPr>
                     <w:rStyle w:val="Hipervnculo"/>
@@ -1702,7 +1702,7 @@
                     <w:noProof/>
                     <w:webHidden/>
                   </w:rPr>
-                  <w:instrText xml:space="preserve"> PAGEREF _Toc234404040 \h </w:instrText>
+                  <w:instrText xml:space="preserve"> PAGEREF _Toc234422420 \h </w:instrText>
                 </w:r>
                 <w:r>
                   <w:rPr>
@@ -1749,7 +1749,7 @@
                   <w14:ligatures w14:val="standardContextual"/>
                 </w:rPr>
               </w:pPr>
-              <w:hyperlink w:anchor="_Toc234404041" w:history="1">
+              <w:hyperlink w:anchor="_Toc234422421" w:history="1">
                 <w:r>
                   <w:rPr>
                     <w:rStyle w:val="Hipervnculo"/>
@@ -1776,7 +1776,7 @@
                     <w:noProof/>
                     <w:webHidden/>
                   </w:rPr>
-                  <w:instrText xml:space="preserve"> PAGEREF _Toc234404041 \h </w:instrText>
+                  <w:instrText xml:space="preserve"> PAGEREF _Toc234422421 \h </w:instrText>
                 </w:r>
                 <w:r>
                   <w:rPr>
@@ -1823,7 +1823,7 @@
                   <w14:ligatures w14:val="standardContextual"/>
                 </w:rPr>
               </w:pPr>
-              <w:hyperlink w:anchor="_Toc234404042" w:history="1">
+              <w:hyperlink w:anchor="_Toc234422422" w:history="1">
                 <w:r>
                   <w:rPr>
                     <w:rStyle w:val="Hipervnculo"/>
@@ -1850,7 +1850,7 @@
                     <w:noProof/>
                     <w:webHidden/>
                   </w:rPr>
-                  <w:instrText xml:space="preserve"> PAGEREF _Toc234404042 \h </w:instrText>
+                  <w:instrText xml:space="preserve"> PAGEREF _Toc234422422 \h </w:instrText>
                 </w:r>
                 <w:r>
                   <w:rPr>
@@ -1897,13 +1897,13 @@
                   <w14:ligatures w14:val="standardContextual"/>
                 </w:rPr>
               </w:pPr>
-              <w:hyperlink w:anchor="_Toc234404043" w:history="1">
+              <w:hyperlink w:anchor="_Toc234422423" w:history="1">
                 <w:r>
                   <w:rPr>
                     <w:rStyle w:val="Hipervnculo"/>
                     <w:noProof/>
                   </w:rPr>
-                  <w:t>3.REQUISITOS:</w:t>
+                  <w:t>PREPARACIÓN DEL APLICATIVO</w:t>
                 </w:r>
                 <w:r>
                   <w:rPr>
@@ -1924,7 +1924,7 @@
                     <w:noProof/>
                     <w:webHidden/>
                   </w:rPr>
-                  <w:instrText xml:space="preserve"> PAGEREF _Toc234404043 \h </w:instrText>
+                  <w:instrText xml:space="preserve"> PAGEREF _Toc234422423 \h </w:instrText>
                 </w:r>
                 <w:r>
                   <w:rPr>
@@ -1971,13 +1971,13 @@
                   <w14:ligatures w14:val="standardContextual"/>
                 </w:rPr>
               </w:pPr>
-              <w:hyperlink w:anchor="_Toc234404044" w:history="1">
+              <w:hyperlink w:anchor="_Toc234422428" w:history="1">
                 <w:r>
                   <w:rPr>
                     <w:rStyle w:val="Hipervnculo"/>
                     <w:noProof/>
                   </w:rPr>
-                  <w:t>EJECUCIÓN DEL APLICATIVO DE VALIDACIÓN REM: Inicio del Proceso</w:t>
+                  <w:t>REQUISITOS</w:t>
                 </w:r>
                 <w:r>
                   <w:rPr>
@@ -1998,7 +1998,7 @@
                     <w:noProof/>
                     <w:webHidden/>
                   </w:rPr>
-                  <w:instrText xml:space="preserve"> PAGEREF _Toc234404044 \h </w:instrText>
+                  <w:instrText xml:space="preserve"> PAGEREF _Toc234422428 \h </w:instrText>
                 </w:r>
                 <w:r>
                   <w:rPr>
@@ -2045,7 +2045,81 @@
                   <w14:ligatures w14:val="standardContextual"/>
                 </w:rPr>
               </w:pPr>
-              <w:hyperlink w:anchor="_Toc234404045" w:history="1">
+              <w:hyperlink w:anchor="_Toc234422429" w:history="1">
+                <w:r>
+                  <w:rPr>
+                    <w:rStyle w:val="Hipervnculo"/>
+                    <w:noProof/>
+                  </w:rPr>
+                  <w:t>EJECUCIÓN DEL APLICATIVO DE VALIDACIÓN REM: Inicio del Proceso</w:t>
+                </w:r>
+                <w:r>
+                  <w:rPr>
+                    <w:noProof/>
+                    <w:webHidden/>
+                  </w:rPr>
+                  <w:tab/>
+                </w:r>
+                <w:r>
+                  <w:rPr>
+                    <w:noProof/>
+                    <w:webHidden/>
+                  </w:rPr>
+                  <w:fldChar w:fldCharType="begin"/>
+                </w:r>
+                <w:r>
+                  <w:rPr>
+                    <w:noProof/>
+                    <w:webHidden/>
+                  </w:rPr>
+                  <w:instrText xml:space="preserve"> PAGEREF _Toc234422429 \h </w:instrText>
+                </w:r>
+                <w:r>
+                  <w:rPr>
+                    <w:noProof/>
+                    <w:webHidden/>
+                  </w:rPr>
+                </w:r>
+                <w:r>
+                  <w:rPr>
+                    <w:noProof/>
+                    <w:webHidden/>
+                  </w:rPr>
+                  <w:fldChar w:fldCharType="separate"/>
+                </w:r>
+                <w:r>
+                  <w:rPr>
+                    <w:noProof/>
+                    <w:webHidden/>
+                  </w:rPr>
+                  <w:t>5</w:t>
+                </w:r>
+                <w:r>
+                  <w:rPr>
+                    <w:noProof/>
+                    <w:webHidden/>
+                  </w:rPr>
+                  <w:fldChar w:fldCharType="end"/>
+                </w:r>
+              </w:hyperlink>
+            </w:p>
+            <w:p>
+              <w:pPr>
+                <w:pStyle w:val="TDC1"/>
+                <w:tabs>
+                  <w:tab w:val="right" w:leader="dot" w:pos="8828"/>
+                </w:tabs>
+                <w:rPr>
+                  <w:rFonts w:asciiTheme="minorHAnsi" w:eastAsiaTheme="minorEastAsia" w:hAnsiTheme="minorHAnsi" w:cstheme="minorBidi"/>
+                  <w:noProof/>
+                  <w:kern w:val="2"/>
+                  <w:sz w:val="24"/>
+                  <w:szCs w:val="24"/>
+                  <w:lang w:val="es-CL" w:eastAsia="es-CL" w:bidi="ar-SA"/>
+                  <w14:ligatures w14:val="standardContextual"/>
+                </w:rPr>
+              </w:pPr>
+              <w:hyperlink w:anchor="_Toc234422430" w:history="1">
                 <w:r>
                   <w:rPr>
                     <w:rStyle w:val="Hipervnculo"/>
@@ -2073,7 +2147,7 @@
                     <w:noProof/>
                     <w:webHidden/>
                   </w:rPr>
-                  <w:instrText xml:space="preserve"> PAGEREF _Toc234404045 \h </w:instrText>
+                  <w:instrText xml:space="preserve"> PAGEREF _Toc234422430 \h </w:instrText>
                 </w:r>
                 <w:r>
                   <w:rPr>
@@ -2093,7 +2167,7 @@
                     <w:noProof/>
                     <w:webHidden/>
                   </w:rPr>
-                  <w:t>6</w:t>
+                  <w:t>7</w:t>
                 </w:r>
                 <w:r>
                   <w:rPr>
@@ -2120,27 +2194,13 @@
                   <w14:ligatures w14:val="standardContextual"/>
                 </w:rPr>
               </w:pPr>
-              <w:hyperlink w:anchor="_Toc234404047" w:history="1">
+              <w:hyperlink w:anchor="_Toc234422431" w:history="1">
                 <w:r>
                   <w:rPr>
                     <w:rStyle w:val="Hipervnculo"/>
                     <w:noProof/>
                   </w:rPr>
-                  <w:t>ESTRUCTURA REPORTE ERRORES-C</w:t>
-                </w:r>
-                <w:r>
-                  <w:rPr>
-                    <w:rStyle w:val="Hipervnculo"/>
-                    <w:noProof/>
-                  </w:rPr>
-                  <w:t>O</w:t>
-                </w:r>
-                <w:r>
-                  <w:rPr>
-                    <w:rStyle w:val="Hipervnculo"/>
-                    <w:noProof/>
-                  </w:rPr>
-                  <w:t>NSISTENCIAS-REM.XLSX:</w:t>
+                  <w:t>ESTRUCTURA REPORTE RESULTADOS-VALIDACIÓN.XLSX:</w:t>
                 </w:r>
                 <w:r>
                   <w:rPr>
@@ -2161,7 +2221,7 @@
                     <w:noProof/>
                     <w:webHidden/>
                   </w:rPr>
-                  <w:instrText xml:space="preserve"> PAGEREF _Toc234404047 \h </w:instrText>
+                  <w:instrText xml:space="preserve"> PAGEREF _Toc234422431 \h </w:instrText>
                 </w:r>
                 <w:r>
                   <w:rPr>
@@ -2181,7 +2241,7 @@
                     <w:noProof/>
                     <w:webHidden/>
                   </w:rPr>
-                  <w:t>12</w:t>
+                  <w:t>8</w:t>
                 </w:r>
                 <w:r>
                   <w:rPr>
@@ -2208,7 +2268,81 @@
                   <w14:ligatures w14:val="standardContextual"/>
                 </w:rPr>
               </w:pPr>
-              <w:hyperlink w:anchor="_Toc234404048" w:history="1">
+              <w:hyperlink w:anchor="_Toc234422432" w:history="1">
+                <w:r>
+                  <w:rPr>
+                    <w:rStyle w:val="Hipervnculo"/>
+                    <w:noProof/>
+                  </w:rPr>
+                  <w:t>ESTRUCTURA REPORTE ERRORES-CONSISTENCIAS-REM.XLSX:</w:t>
+                </w:r>
+                <w:r>
+                  <w:rPr>
+                    <w:noProof/>
+                    <w:webHidden/>
+                  </w:rPr>
+                  <w:tab/>
+                </w:r>
+                <w:r>
+                  <w:rPr>
+                    <w:noProof/>
+                    <w:webHidden/>
+                  </w:rPr>
+                  <w:fldChar w:fldCharType="begin"/>
+                </w:r>
+                <w:r>
+                  <w:rPr>
+                    <w:noProof/>
+                    <w:webHidden/>
+                  </w:rPr>
+                  <w:instrText xml:space="preserve"> PAGEREF _Toc234422432 \h </w:instrText>
+                </w:r>
+                <w:r>
+                  <w:rPr>
+                    <w:noProof/>
+                    <w:webHidden/>
+                  </w:rPr>
+                </w:r>
+                <w:r>
+                  <w:rPr>
+                    <w:noProof/>
+                    <w:webHidden/>
+                  </w:rPr>
+                  <w:fldChar w:fldCharType="separate"/>
+                </w:r>
+                <w:r>
+                  <w:rPr>
+                    <w:noProof/>
+                    <w:webHidden/>
+                  </w:rPr>
+                  <w:t>13</w:t>
+                </w:r>
+                <w:r>
+                  <w:rPr>
+                    <w:noProof/>
+                    <w:webHidden/>
+                  </w:rPr>
+                  <w:fldChar w:fldCharType="end"/>
+                </w:r>
+              </w:hyperlink>
+            </w:p>
+            <w:p>
+              <w:pPr>
+                <w:pStyle w:val="TDC1"/>
+                <w:tabs>
+                  <w:tab w:val="right" w:leader="dot" w:pos="8828"/>
+                </w:tabs>
+                <w:rPr>
+                  <w:rFonts w:asciiTheme="minorHAnsi" w:eastAsiaTheme="minorEastAsia" w:hAnsiTheme="minorHAnsi" w:cstheme="minorBidi"/>
+                  <w:noProof/>
+                  <w:kern w:val="2"/>
+                  <w:sz w:val="24"/>
+                  <w:szCs w:val="24"/>
+                  <w:lang w:val="es-CL" w:eastAsia="es-CL" w:bidi="ar-SA"/>
+                  <w14:ligatures w14:val="standardContextual"/>
+                </w:rPr>
+              </w:pPr>
+              <w:hyperlink w:anchor="_Toc234422433" w:history="1">
                 <w:r>
                   <w:rPr>
                     <w:rStyle w:val="Hipervnculo"/>
@@ -2235,7 +2369,7 @@
                     <w:noProof/>
                     <w:webHidden/>
                   </w:rPr>
-                  <w:instrText xml:space="preserve"> PAGEREF _Toc234404048 \h </w:instrText>
+                  <w:instrText xml:space="preserve"> PAGEREF _Toc234422433 \h </w:instrText>
                 </w:r>
                 <w:r>
                   <w:rPr>
@@ -2255,7 +2389,7 @@
                     <w:noProof/>
                     <w:webHidden/>
                   </w:rPr>
-                  <w:t>13</w:t>
+                  <w:t>14</w:t>
                 </w:r>
                 <w:r>
                   <w:rPr>
@@ -2390,17 +2524,6 @@
     </w:p>
     <w:p>
       <w:pPr>
-        <w:rPr>
-          <w:rFonts w:ascii="Segoe UI Light" w:hAnsi="Segoe UI Light" w:cs="Segoe UI Light"/>
-          <w:caps/>
-          <w:color w:val="000000" w:themeColor="text1"/>
-          <w:sz w:val="18"/>
-          <w:szCs w:val="18"/>
-        </w:rPr>
-      </w:pPr>
-    </w:p>
-    <w:p>
-      <w:pPr>
         <w:pStyle w:val="Titulo"/>
         <w:rPr>
           <w:del w:id="0" w:author="Karina Stapfer Jara" w:date="2025-11-11T14:48:00Z" w16du:dateUtc="2025-11-11T17:48:00Z"/>
@@ -2419,7 +2542,7 @@
       <w:bookmarkStart w:id="1" w:name="_Toc234403681"/>
       <w:bookmarkStart w:id="2" w:name="_Toc201653894"/>
       <w:bookmarkStart w:id="3" w:name="_Toc213764890"/>
-      <w:bookmarkStart w:id="4" w:name="_Toc234404038"/>
+      <w:bookmarkStart w:id="4" w:name="_Toc234422418"/>
       <w:r>
         <w:rPr>
           <w:rFonts w:cs="Segoe UI Light"/>
@@ -2447,7 +2570,6 @@
           <w:sz w:val="20"/>
           <w:szCs w:val="20"/>
         </w:rPr>
-        <w:lastRenderedPageBreak/>
         <w:t xml:space="preserve">El aplicativo de validación de registro estadístico mensual </w:t>
       </w:r>
       <w:r>
@@ -2488,7 +2610,7 @@
         </w:rPr>
       </w:pPr>
       <w:bookmarkStart w:id="5" w:name="_Toc234403682"/>
-      <w:bookmarkStart w:id="6" w:name="_Toc234404039"/>
+      <w:bookmarkStart w:id="6" w:name="_Toc234422419"/>
       <w:r>
         <w:rPr>
           <w:rFonts w:cs="Segoe UI Light"/>
@@ -2571,7 +2693,7 @@
       </w:pPr>
       <w:bookmarkStart w:id="7" w:name="_Toc213764892"/>
       <w:bookmarkStart w:id="8" w:name="_Toc234403683"/>
-      <w:bookmarkStart w:id="9" w:name="_Toc234404040"/>
+      <w:bookmarkStart w:id="9" w:name="_Toc234422420"/>
       <w:r>
         <w:t>DESCRIPCIÓN DEL APLICATIVO DE VALIDACIÓN REM</w:t>
       </w:r>
@@ -2589,7 +2711,7 @@
           <w:u w:val="single"/>
         </w:rPr>
       </w:pPr>
-      <w:bookmarkStart w:id="10" w:name="_Toc234404041"/>
+      <w:bookmarkStart w:id="10" w:name="_Toc234422421"/>
       <w:r>
         <w:rPr>
           <w:b w:val="0"/>
@@ -2774,7 +2896,7 @@
           <w:u w:val="single"/>
         </w:rPr>
       </w:pPr>
-      <w:bookmarkStart w:id="11" w:name="_Toc234404042"/>
+      <w:bookmarkStart w:id="11" w:name="_Toc234422422"/>
       <w:r>
         <w:rPr>
           <w:b w:val="0"/>
@@ -2903,6 +3025,7 @@
           <w:sz w:val="20"/>
           <w:szCs w:val="20"/>
         </w:rPr>
+        <w:lastRenderedPageBreak/>
         <w:t>El archivo de establecimientos oficiales de la red de salud según documento oficial en DEIS.</w:t>
       </w:r>
     </w:p>
@@ -2926,7 +3049,6 @@
           <w:sz w:val="20"/>
           <w:szCs w:val="20"/>
         </w:rPr>
-        <w:lastRenderedPageBreak/>
         <w:t>Un consolidado de nombres “no oficiales” usados por cada establecimiento y la hoja “</w:t>
       </w:r>
       <w:r>
@@ -2996,13 +3118,18 @@
     </w:p>
     <w:p>
       <w:pPr>
-        <w:spacing w:after="160" w:line="278" w:lineRule="auto"/>
-        <w:rPr>
-          <w:rFonts w:ascii="Segoe UI Light" w:hAnsi="Segoe UI Light" w:cs="Segoe UI Light"/>
-          <w:sz w:val="20"/>
-          <w:szCs w:val="20"/>
-        </w:rPr>
-      </w:pPr>
+        <w:pStyle w:val="Titulo"/>
+      </w:pPr>
+    </w:p>
+    <w:p>
+      <w:pPr>
+        <w:pStyle w:val="Titulo"/>
+      </w:pPr>
+      <w:bookmarkStart w:id="12" w:name="_Toc234422423"/>
+      <w:r>
+        <w:t>PREPARACIÓN DEL APLICATIVO</w:t>
+      </w:r>
+      <w:bookmarkEnd w:id="12"/>
     </w:p>
     <w:p>
       <w:pPr>
@@ -3010,62 +3137,50 @@
         <w:rPr>
           <w:b w:val="0"/>
           <w:bCs w:val="0"/>
-        </w:rPr>
-      </w:pPr>
-      <w:bookmarkStart w:id="12" w:name="_Toc234404043"/>
+          <w:sz w:val="20"/>
+          <w:szCs w:val="20"/>
+        </w:rPr>
+      </w:pPr>
+      <w:bookmarkStart w:id="13" w:name="_Toc234422424"/>
       <w:r>
         <w:rPr>
           <w:b w:val="0"/>
           <w:bCs w:val="0"/>
-        </w:rPr>
-        <w:t>3.</w:t>
-      </w:r>
-      <w:r>
+          <w:sz w:val="20"/>
+          <w:szCs w:val="20"/>
+        </w:rPr>
+        <w:t>Antes de ejecutar el aplicativo por primera vez, es necesario preparar el directorio de trabajo.</w:t>
+      </w:r>
+      <w:bookmarkEnd w:id="13"/>
+    </w:p>
+    <w:p>
+      <w:pPr>
+        <w:pStyle w:val="Titulo"/>
+        <w:numPr>
+          <w:ilvl w:val="0"/>
+          <w:numId w:val="20"/>
+        </w:numPr>
         <w:rPr>
           <w:b w:val="0"/>
           <w:bCs w:val="0"/>
-        </w:rPr>
-        <w:t>REQUISITOS:</w:t>
-      </w:r>
-      <w:bookmarkEnd w:id="12"/>
-    </w:p>
-    <w:p>
-      <w:pPr>
-        <w:rPr>
-          <w:rFonts w:ascii="Segoe UI Light" w:hAnsi="Segoe UI Light" w:cs="Segoe UI Light"/>
-          <w:sz w:val="20"/>
-          <w:szCs w:val="20"/>
-        </w:rPr>
-      </w:pPr>
-      <w:r>
-        <w:rPr>
-          <w:rFonts w:ascii="Segoe UI Light" w:hAnsi="Segoe UI Light" w:cs="Segoe UI Light"/>
-          <w:sz w:val="20"/>
-          <w:szCs w:val="20"/>
-        </w:rPr>
-        <w:t>Para ejecutar el aplicativo, es necesario contar con un directorio principal</w:t>
-      </w:r>
-      <w:r>
-        <w:rPr>
-          <w:rFonts w:ascii="Segoe UI Light" w:hAnsi="Segoe UI Light" w:cs="Segoe UI Light"/>
-          <w:b/>
-          <w:bCs/>
-          <w:sz w:val="20"/>
-          <w:szCs w:val="20"/>
-        </w:rPr>
-        <w:t xml:space="preserve"> </w:t>
-      </w:r>
-      <w:r>
-        <w:rPr>
-          <w:rFonts w:ascii="Segoe UI Light" w:hAnsi="Segoe UI Light" w:cs="Segoe UI Light"/>
-          <w:sz w:val="20"/>
-          <w:szCs w:val="20"/>
-        </w:rPr>
-        <w:t xml:space="preserve">el cual puede ser nombrado libremente por el usuario, por ejemplo: </w:t>
-      </w:r>
-      <w:r>
-        <w:rPr>
-          <w:rFonts w:ascii="Segoe UI Light" w:hAnsi="Segoe UI Light" w:cs="Segoe UI Light"/>
+          <w:sz w:val="20"/>
+          <w:szCs w:val="20"/>
+        </w:rPr>
+      </w:pPr>
+      <w:bookmarkStart w:id="14" w:name="_Toc234422425"/>
+      <w:r>
+        <w:rPr>
+          <w:b w:val="0"/>
+          <w:bCs w:val="0"/>
+          <w:sz w:val="20"/>
+          <w:szCs w:val="20"/>
+        </w:rPr>
+        <w:t xml:space="preserve">Obtener el archivo comprimido </w:t>
+      </w:r>
+      <w:r>
+        <w:rPr>
+          <w:b w:val="0"/>
+          <w:bCs w:val="0"/>
           <w:i/>
           <w:iCs/>
           <w:sz w:val="20"/>
@@ -3075,424 +3190,204 @@
       </w:r>
       <w:r>
         <w:rPr>
-          <w:rFonts w:ascii="Segoe UI Light" w:hAnsi="Segoe UI Light" w:cs="Segoe UI Light"/>
+          <w:b w:val="0"/>
+          <w:bCs w:val="0"/>
           <w:i/>
           <w:iCs/>
           <w:sz w:val="20"/>
           <w:szCs w:val="20"/>
         </w:rPr>
-        <w:t>validador-consistencias-rem</w:t>
-      </w:r>
-      <w:r>
-        <w:rPr>
-          <w:rFonts w:ascii="Segoe UI Light" w:hAnsi="Segoe UI Light" w:cs="Segoe UI Light"/>
+        <w:t>validador-consistencias-rem.rar</w:t>
+      </w:r>
+      <w:r>
+        <w:rPr>
+          <w:b w:val="0"/>
+          <w:bCs w:val="0"/>
           <w:i/>
           <w:iCs/>
           <w:sz w:val="20"/>
           <w:szCs w:val="20"/>
         </w:rPr>
-        <w:t>”.</w:t>
-      </w:r>
-      <w:r>
-        <w:rPr>
-          <w:rFonts w:ascii="Segoe UI Light" w:hAnsi="Segoe UI Light" w:cs="Segoe UI Light"/>
-          <w:sz w:val="20"/>
-          <w:szCs w:val="20"/>
-        </w:rPr>
-        <w:t xml:space="preserve"> “</w:t>
-      </w:r>
-      <w:r>
-        <w:rPr>
-          <w:rFonts w:ascii="Segoe UI Light" w:hAnsi="Segoe UI Light" w:cs="Segoe UI Light"/>
+        <w:t>”</w:t>
+      </w:r>
+      <w:r>
+        <w:rPr>
+          <w:b w:val="0"/>
+          <w:bCs w:val="0"/>
+          <w:sz w:val="20"/>
+          <w:szCs w:val="20"/>
+        </w:rPr>
+        <w:t xml:space="preserve"> correspondiente a la versión vigente.</w:t>
+      </w:r>
+      <w:bookmarkEnd w:id="14"/>
+    </w:p>
+    <w:p>
+      <w:pPr>
+        <w:pStyle w:val="Titulo"/>
+        <w:numPr>
+          <w:ilvl w:val="0"/>
+          <w:numId w:val="20"/>
+        </w:numPr>
+        <w:rPr>
+          <w:b w:val="0"/>
+          <w:bCs w:val="0"/>
+          <w:sz w:val="20"/>
+          <w:szCs w:val="20"/>
+        </w:rPr>
+      </w:pPr>
+      <w:bookmarkStart w:id="15" w:name="_Toc234422426"/>
+      <w:r>
+        <w:rPr>
+          <w:b w:val="0"/>
+          <w:bCs w:val="0"/>
+          <w:sz w:val="20"/>
+          <w:szCs w:val="20"/>
+        </w:rPr>
+        <w:t>Descomprimir el archivo en la ubicación de su preferencia utilizando una herramienta de descompresión (por ejemplo, WinRAR o 7-Zip).</w:t>
+      </w:r>
+      <w:bookmarkEnd w:id="15"/>
+    </w:p>
+    <w:p>
+      <w:pPr>
+        <w:pStyle w:val="Titulo"/>
+        <w:numPr>
+          <w:ilvl w:val="0"/>
+          <w:numId w:val="20"/>
+        </w:numPr>
+        <w:rPr>
+          <w:b w:val="0"/>
+          <w:bCs w:val="0"/>
+          <w:sz w:val="20"/>
+          <w:szCs w:val="20"/>
+        </w:rPr>
+      </w:pPr>
+      <w:bookmarkStart w:id="16" w:name="_Toc234422427"/>
+      <w:r>
+        <w:rPr>
+          <w:b w:val="0"/>
+          <w:bCs w:val="0"/>
+          <w:sz w:val="20"/>
+          <w:szCs w:val="20"/>
+        </w:rPr>
+        <w:t xml:space="preserve">Una vez descomprimido el archivo, se obtendrá una carpeta denominada </w:t>
+      </w:r>
+      <w:r>
+        <w:rPr>
+          <w:b w:val="0"/>
+          <w:bCs w:val="0"/>
           <w:i/>
           <w:iCs/>
           <w:sz w:val="20"/>
           <w:szCs w:val="20"/>
         </w:rPr>
-        <w:t>Figura 1: Directorio del aplicativo</w:t>
-      </w:r>
-      <w:r>
-        <w:rPr>
-          <w:rFonts w:ascii="Segoe UI Light" w:hAnsi="Segoe UI Light" w:cs="Segoe UI Light"/>
-          <w:sz w:val="20"/>
-          <w:szCs w:val="20"/>
-        </w:rPr>
-        <w:t>.”</w:t>
-      </w:r>
-    </w:p>
-    <w:p>
-      <w:pPr>
-        <w:rPr>
-          <w:rFonts w:ascii="Segoe UI Light" w:hAnsi="Segoe UI Light" w:cs="Segoe UI Light"/>
-          <w:sz w:val="20"/>
-          <w:szCs w:val="20"/>
-        </w:rPr>
-      </w:pPr>
-      <w:r>
-        <w:rPr>
-          <w:rFonts w:ascii="Segoe UI Light" w:hAnsi="Segoe UI Light" w:cs="Segoe UI Light"/>
-          <w:sz w:val="20"/>
-          <w:szCs w:val="20"/>
-        </w:rPr>
-        <w:t>Dentro de este directorio principal deben existir los siguientes elementos:</w:t>
-      </w:r>
-    </w:p>
-    <w:p>
-      <w:pPr>
-        <w:pStyle w:val="Prrafodelista"/>
-        <w:numPr>
-          <w:ilvl w:val="0"/>
-          <w:numId w:val="13"/>
-        </w:numPr>
-        <w:spacing w:after="160" w:line="278" w:lineRule="auto"/>
-        <w:rPr>
-          <w:rFonts w:ascii="Segoe UI Light" w:hAnsi="Segoe UI Light" w:cs="Segoe UI Light"/>
-          <w:sz w:val="20"/>
-          <w:szCs w:val="20"/>
-        </w:rPr>
-      </w:pPr>
-      <w:r>
-        <w:rPr>
-          <w:rFonts w:ascii="Segoe UI Light" w:hAnsi="Segoe UI Light" w:cs="Segoe UI Light"/>
-          <w:b/>
-          <w:bCs/>
-          <w:sz w:val="20"/>
-          <w:szCs w:val="20"/>
-        </w:rPr>
-        <w:t>Validador:</w:t>
-      </w:r>
-      <w:r>
-        <w:rPr>
-          <w:rFonts w:ascii="Segoe UI Light" w:hAnsi="Segoe UI Light" w:cs="Segoe UI Light"/>
-          <w:sz w:val="20"/>
-          <w:szCs w:val="20"/>
-        </w:rPr>
-        <w:t xml:space="preserve"> Directorio principal donde se ejecutará el aplicativo y se alojará toda la estructura necesaria para su funcionamiento.</w:t>
-      </w:r>
-    </w:p>
-    <w:p>
-      <w:pPr>
-        <w:pStyle w:val="Prrafodelista"/>
-        <w:numPr>
-          <w:ilvl w:val="0"/>
-          <w:numId w:val="13"/>
-        </w:numPr>
-        <w:spacing w:after="160" w:line="278" w:lineRule="auto"/>
-        <w:rPr>
-          <w:rFonts w:ascii="Segoe UI Light" w:hAnsi="Segoe UI Light" w:cs="Segoe UI Light"/>
-          <w:sz w:val="20"/>
-          <w:szCs w:val="20"/>
-        </w:rPr>
-      </w:pPr>
-      <w:r>
-        <w:rPr>
-          <w:rFonts w:ascii="Segoe UI Light" w:hAnsi="Segoe UI Light" w:cs="Segoe UI Light"/>
-          <w:b/>
-          <w:bCs/>
-          <w:sz w:val="20"/>
-          <w:szCs w:val="20"/>
-        </w:rPr>
-        <w:t>Control:</w:t>
-      </w:r>
-      <w:r>
-        <w:rPr>
-          <w:rFonts w:ascii="Segoe UI Light" w:hAnsi="Segoe UI Light" w:cs="Segoe UI Light"/>
-          <w:sz w:val="20"/>
-          <w:szCs w:val="20"/>
-        </w:rPr>
-        <w:t xml:space="preserve"> Subdirectorio que contiene los archivos de configuración esenciales para el funcionamiento del aplicativo. Incluye:</w:t>
-      </w:r>
-    </w:p>
-    <w:p>
-      <w:pPr>
-        <w:pStyle w:val="Prrafodelista"/>
-        <w:numPr>
-          <w:ilvl w:val="0"/>
-          <w:numId w:val="11"/>
-        </w:numPr>
-        <w:spacing w:after="160" w:line="278" w:lineRule="auto"/>
-        <w:rPr>
-          <w:rFonts w:ascii="Segoe UI Light" w:hAnsi="Segoe UI Light" w:cs="Segoe UI Light"/>
-          <w:b/>
-          <w:bCs/>
-          <w:sz w:val="20"/>
-          <w:szCs w:val="20"/>
-        </w:rPr>
-      </w:pPr>
-      <w:r>
-        <w:rPr>
-          <w:rFonts w:ascii="Segoe UI Light" w:hAnsi="Segoe UI Light" w:cs="Segoe UI Light"/>
-          <w:b/>
-          <w:bCs/>
-          <w:sz w:val="20"/>
-          <w:szCs w:val="20"/>
-        </w:rPr>
-        <w:t>alerta_fin.wav:</w:t>
-      </w:r>
-      <w:r>
-        <w:rPr>
-          <w:rFonts w:ascii="Segoe UI Light" w:hAnsi="Segoe UI Light" w:cs="Segoe UI Light"/>
-          <w:sz w:val="20"/>
-          <w:szCs w:val="20"/>
-        </w:rPr>
-        <w:t xml:space="preserve"> Archivo de sonido que indica la finalización del proceso.</w:t>
-      </w:r>
-    </w:p>
-    <w:p>
-      <w:pPr>
-        <w:pStyle w:val="Prrafodelista"/>
-        <w:numPr>
-          <w:ilvl w:val="0"/>
-          <w:numId w:val="11"/>
-        </w:numPr>
-        <w:spacing w:after="160" w:line="278" w:lineRule="auto"/>
-        <w:rPr>
-          <w:rFonts w:ascii="Segoe UI Light" w:hAnsi="Segoe UI Light" w:cs="Segoe UI Light"/>
-          <w:b/>
-          <w:bCs/>
-          <w:sz w:val="20"/>
-          <w:szCs w:val="20"/>
-        </w:rPr>
-      </w:pPr>
-      <w:r>
-        <w:rPr>
-          <w:rFonts w:ascii="Segoe UI Light" w:hAnsi="Segoe UI Light" w:cs="Segoe UI Light"/>
-          <w:b/>
-          <w:bCs/>
-          <w:sz w:val="20"/>
-          <w:szCs w:val="20"/>
-        </w:rPr>
-        <w:t>control.json:</w:t>
-      </w:r>
-      <w:r>
-        <w:rPr>
-          <w:rFonts w:ascii="Segoe UI Light" w:hAnsi="Segoe UI Light" w:cs="Segoe UI Light"/>
-          <w:sz w:val="20"/>
-          <w:szCs w:val="20"/>
-        </w:rPr>
-        <w:t xml:space="preserve"> Archivo que define las coordenadas específicas de cada REM, incluyendo secciones y series.</w:t>
-      </w:r>
-    </w:p>
-    <w:p>
-      <w:pPr>
-        <w:pStyle w:val="Prrafodelista"/>
-        <w:numPr>
-          <w:ilvl w:val="0"/>
-          <w:numId w:val="11"/>
-        </w:numPr>
-        <w:spacing w:after="160" w:line="278" w:lineRule="auto"/>
-        <w:rPr>
-          <w:rFonts w:ascii="Segoe UI Light" w:hAnsi="Segoe UI Light" w:cs="Segoe UI Light"/>
-          <w:b/>
-          <w:bCs/>
-          <w:sz w:val="20"/>
-          <w:szCs w:val="20"/>
-        </w:rPr>
-      </w:pPr>
-      <w:r>
-        <w:rPr>
-          <w:rFonts w:ascii="Segoe UI Light" w:hAnsi="Segoe UI Light" w:cs="Segoe UI Light"/>
-          <w:b/>
-          <w:bCs/>
-          <w:sz w:val="20"/>
-          <w:szCs w:val="20"/>
-        </w:rPr>
-        <w:t>control-versiones.json:</w:t>
-      </w:r>
-      <w:r>
-        <w:rPr>
-          <w:rFonts w:ascii="Segoe UI Light" w:hAnsi="Segoe UI Light" w:cs="Segoe UI Light"/>
-          <w:sz w:val="20"/>
-          <w:szCs w:val="20"/>
-        </w:rPr>
-        <w:t xml:space="preserve"> Archivo que contiene el detalle de las versiones correspondientes a cada serie del año en curso.</w:t>
-      </w:r>
-    </w:p>
-    <w:p>
-      <w:pPr>
-        <w:pStyle w:val="Prrafodelista"/>
-        <w:numPr>
-          <w:ilvl w:val="0"/>
-          <w:numId w:val="11"/>
-        </w:numPr>
-        <w:spacing w:after="160" w:line="278" w:lineRule="auto"/>
-        <w:rPr>
-          <w:rFonts w:ascii="Segoe UI Light" w:hAnsi="Segoe UI Light" w:cs="Segoe UI Light"/>
-          <w:sz w:val="20"/>
-          <w:szCs w:val="20"/>
-        </w:rPr>
-      </w:pPr>
-      <w:r>
-        <w:rPr>
-          <w:rFonts w:ascii="Segoe UI Light" w:hAnsi="Segoe UI Light" w:cs="Segoe UI Light"/>
-          <w:b/>
-          <w:bCs/>
-          <w:sz w:val="20"/>
-          <w:szCs w:val="20"/>
-        </w:rPr>
-        <w:t xml:space="preserve">establecimientos-deis-minsal.xlsx: </w:t>
-      </w:r>
-      <w:r>
-        <w:rPr>
-          <w:rFonts w:ascii="Segoe UI Light" w:hAnsi="Segoe UI Light" w:cs="Segoe UI Light"/>
-          <w:sz w:val="20"/>
-          <w:szCs w:val="20"/>
-        </w:rPr>
-        <w:t xml:space="preserve">Archivo con los datos oficiales de los establecimientos de salud del país. Estos datos son públicos y se obtienen desde el sitio oficial del DEIS del MINSAL, sección “DATOS ABIERTOS” “Establecimientos de Salud”.  </w:t>
-      </w:r>
-      <w:hyperlink r:id="rId9" w:history="1">
-        <w:r>
-          <w:rPr>
-            <w:rStyle w:val="Hipervnculo"/>
-            <w:rFonts w:ascii="Segoe UI Light" w:hAnsi="Segoe UI Light" w:cs="Segoe UI Light"/>
-            <w:sz w:val="20"/>
-            <w:szCs w:val="20"/>
-          </w:rPr>
-          <w:t>https://deis.minsal.cl/</w:t>
-        </w:r>
-      </w:hyperlink>
-      <w:r>
-        <w:rPr>
-          <w:rFonts w:ascii="Segoe UI Light" w:hAnsi="Segoe UI Light" w:cs="Segoe UI Light"/>
-          <w:sz w:val="20"/>
-          <w:szCs w:val="20"/>
-        </w:rPr>
-        <w:t>. Además, contiene el consolidado de nombres “no oficiales” usados por cada establecimiento.</w:t>
-      </w:r>
-    </w:p>
-    <w:p>
-      <w:pPr>
-        <w:pStyle w:val="Prrafodelista"/>
-        <w:numPr>
-          <w:ilvl w:val="0"/>
-          <w:numId w:val="11"/>
-        </w:numPr>
-        <w:spacing w:after="160" w:line="278" w:lineRule="auto"/>
-        <w:rPr>
-          <w:rFonts w:ascii="Segoe UI Light" w:hAnsi="Segoe UI Light" w:cs="Segoe UI Light"/>
-          <w:sz w:val="20"/>
-          <w:szCs w:val="20"/>
-        </w:rPr>
-      </w:pPr>
-      <w:r>
-        <w:rPr>
-          <w:rFonts w:ascii="Segoe UI Light" w:hAnsi="Segoe UI Light" w:cs="Segoe UI Light"/>
-          <w:b/>
-          <w:bCs/>
-          <w:sz w:val="20"/>
-          <w:szCs w:val="20"/>
-        </w:rPr>
-        <w:t xml:space="preserve">control-consistencias.csv: </w:t>
-      </w:r>
-      <w:r>
-        <w:rPr>
-          <w:rFonts w:ascii="Segoe UI Light" w:hAnsi="Segoe UI Light" w:cs="Segoe UI Light"/>
-          <w:sz w:val="20"/>
-          <w:szCs w:val="20"/>
-        </w:rPr>
-        <w:t>Archivo de configuración que almacena las reglas de validación de consistencia entre los distintos REM. Define qué datos se comparan, cómo se obtienen los valores y qué condición lógica debe cumplirse para que la validación sea satisfactoria.</w:t>
-      </w:r>
-    </w:p>
-    <w:p>
-      <w:pPr>
-        <w:pStyle w:val="Prrafodelista"/>
-        <w:numPr>
-          <w:ilvl w:val="0"/>
-          <w:numId w:val="13"/>
-        </w:numPr>
-        <w:spacing w:after="160" w:line="278" w:lineRule="auto"/>
-        <w:rPr>
-          <w:rFonts w:ascii="Segoe UI Light" w:hAnsi="Segoe UI Light" w:cs="Segoe UI Light"/>
+        <w:t>“</w:t>
+      </w:r>
+      <w:r>
+        <w:rPr>
+          <w:b w:val="0"/>
+          <w:bCs w:val="0"/>
           <w:i/>
           <w:iCs/>
           <w:sz w:val="20"/>
           <w:szCs w:val="20"/>
         </w:rPr>
-      </w:pPr>
-      <w:r>
-        <w:rPr>
-          <w:rFonts w:ascii="Segoe UI Light" w:hAnsi="Segoe UI Light" w:cs="Segoe UI Light"/>
-          <w:b/>
-          <w:bCs/>
-          <w:sz w:val="20"/>
-          <w:szCs w:val="20"/>
-        </w:rPr>
-        <w:t>rem:</w:t>
-      </w:r>
-      <w:r>
-        <w:rPr>
-          <w:rFonts w:ascii="Segoe UI Light" w:hAnsi="Segoe UI Light" w:cs="Segoe UI Light"/>
-          <w:sz w:val="20"/>
-          <w:szCs w:val="20"/>
-        </w:rPr>
-        <w:t xml:space="preserve"> Subdirectorio en el cual el usuario debe depositar los archivos REM que se desea validar y comparar. Los archivos deben seguir estrictamente el siguiente formato de nombre: “111100A01V1.xlsm”, </w:t>
-      </w:r>
-      <w:r>
-        <w:rPr>
-          <w:rFonts w:ascii="Segoe UI Light" w:hAnsi="Segoe UI Light" w:cs="Segoe UI Light"/>
-          <w:b/>
-          <w:bCs/>
-          <w:sz w:val="20"/>
-          <w:szCs w:val="20"/>
-        </w:rPr>
-        <w:t>Todo el nombre debe estar en mayúsculas</w:t>
-      </w:r>
-      <w:r>
-        <w:rPr>
-          <w:rFonts w:ascii="Segoe UI Light" w:hAnsi="Segoe UI Light" w:cs="Segoe UI Light"/>
-          <w:sz w:val="20"/>
-          <w:szCs w:val="20"/>
-        </w:rPr>
-        <w:t xml:space="preserve">, y su estructura se detalla en </w:t>
-      </w:r>
-      <w:r>
-        <w:rPr>
-          <w:rFonts w:ascii="Segoe UI Light" w:hAnsi="Segoe UI Light" w:cs="Segoe UI Light"/>
+        <w:t>validador-consistencias-rem</w:t>
+      </w:r>
+      <w:r>
+        <w:rPr>
+          <w:b w:val="0"/>
+          <w:bCs w:val="0"/>
           <w:i/>
           <w:iCs/>
           <w:sz w:val="20"/>
           <w:szCs w:val="20"/>
         </w:rPr>
-        <w:t>“Figura 2: Tabla desglose del nombre del archivo REM.”</w:t>
-      </w:r>
+        <w:t xml:space="preserve">” </w:t>
+      </w:r>
+      <w:r>
+        <w:rPr>
+          <w:b w:val="0"/>
+          <w:bCs w:val="0"/>
+          <w:sz w:val="20"/>
+          <w:szCs w:val="20"/>
+        </w:rPr>
+        <w:t>la</w:t>
+      </w:r>
+      <w:r>
+        <w:rPr>
+          <w:b w:val="0"/>
+          <w:bCs w:val="0"/>
+          <w:sz w:val="20"/>
+          <w:szCs w:val="20"/>
+        </w:rPr>
+        <w:t xml:space="preserve"> cual puede ser nombrad</w:t>
+      </w:r>
+      <w:r>
+        <w:rPr>
+          <w:b w:val="0"/>
+          <w:bCs w:val="0"/>
+          <w:sz w:val="20"/>
+          <w:szCs w:val="20"/>
+        </w:rPr>
+        <w:t>a</w:t>
+      </w:r>
+      <w:r>
+        <w:rPr>
+          <w:b w:val="0"/>
+          <w:bCs w:val="0"/>
+          <w:sz w:val="20"/>
+          <w:szCs w:val="20"/>
+        </w:rPr>
+        <w:t xml:space="preserve"> libremente por el usuario y cuya estructura debe ser como muestra la “</w:t>
+      </w:r>
+      <w:r>
+        <w:rPr>
+          <w:rFonts w:cs="Segoe UI Light"/>
+          <w:b w:val="0"/>
+          <w:bCs w:val="0"/>
+          <w:i/>
+          <w:iCs/>
+          <w:sz w:val="20"/>
+          <w:szCs w:val="20"/>
+        </w:rPr>
+        <w:t>Figura 1: Directorio del aplicativo</w:t>
+      </w:r>
+      <w:r>
+        <w:rPr>
+          <w:rFonts w:cs="Segoe UI Light"/>
+          <w:b w:val="0"/>
+          <w:bCs w:val="0"/>
+          <w:sz w:val="20"/>
+          <w:szCs w:val="20"/>
+        </w:rPr>
+        <w:t>”</w:t>
+      </w:r>
+      <w:r>
+        <w:rPr>
+          <w:b w:val="0"/>
+          <w:bCs w:val="0"/>
+          <w:sz w:val="20"/>
+          <w:szCs w:val="20"/>
+        </w:rPr>
+        <w:t>.</w:t>
+      </w:r>
+      <w:bookmarkEnd w:id="16"/>
+    </w:p>
+    <w:p>
+      <w:pPr>
+        <w:pStyle w:val="Titulo"/>
+        <w:ind w:left="360"/>
+        <w:rPr>
+          <w:b w:val="0"/>
+          <w:bCs w:val="0"/>
+          <w:sz w:val="20"/>
+          <w:szCs w:val="20"/>
+        </w:rPr>
+      </w:pPr>
     </w:p>
     <w:p>
       <w:pPr>
         <w:pStyle w:val="Prrafodelista"/>
-        <w:numPr>
-          <w:ilvl w:val="0"/>
-          <w:numId w:val="13"/>
-        </w:numPr>
-        <w:spacing w:after="160" w:line="278" w:lineRule="auto"/>
-        <w:rPr>
-          <w:rFonts w:ascii="Segoe UI Light" w:hAnsi="Segoe UI Light" w:cs="Segoe UI Light"/>
-          <w:b/>
-          <w:bCs/>
-          <w:sz w:val="20"/>
-          <w:szCs w:val="20"/>
-        </w:rPr>
-      </w:pPr>
-      <w:r>
-        <w:rPr>
-          <w:rFonts w:ascii="Segoe UI Light" w:hAnsi="Segoe UI Light" w:cs="Segoe UI Light"/>
-          <w:b/>
-          <w:bCs/>
-          <w:sz w:val="20"/>
-          <w:szCs w:val="20"/>
-        </w:rPr>
-        <w:t>validador.exe:</w:t>
-      </w:r>
-      <w:r>
-        <w:rPr>
-          <w:rFonts w:ascii="Segoe UI Light" w:hAnsi="Segoe UI Light" w:cs="Segoe UI Light"/>
-          <w:sz w:val="20"/>
-          <w:szCs w:val="20"/>
-        </w:rPr>
-        <w:t xml:space="preserve"> Archivo ejecutable principal del aplicativo.</w:t>
-      </w:r>
-    </w:p>
-    <w:p>
-      <w:pPr>
         <w:jc w:val="center"/>
         <w:rPr>
           <w:sz w:val="20"/>
@@ -3503,13 +3398,11 @@
       <w:r>
         <w:rPr>
           <w:noProof/>
-          <w:sz w:val="20"/>
-          <w:szCs w:val="20"/>
           <w:vertAlign w:val="superscript"/>
         </w:rPr>
         <w:lastRenderedPageBreak/>
         <w:drawing>
-          <wp:inline distT="0" distB="0" distL="0" distR="0" wp14:anchorId="46B7D799" wp14:editId="4E1B0FDC">
+          <wp:inline distT="0" distB="0" distL="0" distR="0" wp14:anchorId="7D4F22BE" wp14:editId="5FF4CF07">
             <wp:extent cx="2819794" cy="3296110"/>
             <wp:effectExtent l="19050" t="19050" r="19050" b="19050"/>
             <wp:docPr id="1620939176" name="Imagen 12"/>
@@ -3524,7 +3417,7 @@
                     <pic:cNvPicPr/>
                   </pic:nvPicPr>
                   <pic:blipFill>
-                    <a:blip r:embed="rId10">
+                    <a:blip r:embed="rId9">
                       <a:extLst>
                         <a:ext uri="{28A0092B-C50C-407E-A947-70E740481C1C}">
                           <a14:useLocalDpi xmlns:a14="http://schemas.microsoft.com/office/drawing/2010/main" val="0"/>
@@ -3558,6 +3451,7 @@
     </w:p>
     <w:p>
       <w:pPr>
+        <w:pStyle w:val="Prrafodelista"/>
         <w:jc w:val="center"/>
         <w:rPr>
           <w:rFonts w:ascii="Segoe UI Light" w:hAnsi="Segoe UI Light" w:cs="Segoe UI Light"/>
@@ -3574,6 +3468,498 @@
           <w:vertAlign w:val="superscript"/>
         </w:rPr>
         <w:t>Figura 1: Directorio del aplicativo.</w:t>
+      </w:r>
+    </w:p>
+    <w:p>
+      <w:pPr>
+        <w:pStyle w:val="Titulo"/>
+        <w:ind w:left="720"/>
+        <w:rPr>
+          <w:b w:val="0"/>
+          <w:bCs w:val="0"/>
+          <w:sz w:val="20"/>
+          <w:szCs w:val="20"/>
+        </w:rPr>
+      </w:pPr>
+    </w:p>
+    <w:p>
+      <w:pPr>
+        <w:pStyle w:val="Titulo"/>
+        <w:rPr>
+          <w:b w:val="0"/>
+          <w:bCs w:val="0"/>
+        </w:rPr>
+      </w:pPr>
+    </w:p>
+    <w:p>
+      <w:pPr>
+        <w:pStyle w:val="Titulo"/>
+      </w:pPr>
+      <w:bookmarkStart w:id="17" w:name="_Toc234422428"/>
+      <w:r>
+        <w:t>REQUISITOS</w:t>
+      </w:r>
+      <w:bookmarkEnd w:id="17"/>
+    </w:p>
+    <w:p>
+      <w:pPr>
+        <w:rPr>
+          <w:rFonts w:ascii="Segoe UI Light" w:hAnsi="Segoe UI Light" w:cs="Segoe UI Light"/>
+          <w:sz w:val="20"/>
+          <w:szCs w:val="20"/>
+        </w:rPr>
+      </w:pPr>
+      <w:r>
+        <w:rPr>
+          <w:rFonts w:ascii="Segoe UI Light" w:hAnsi="Segoe UI Light" w:cs="Segoe UI Light"/>
+          <w:sz w:val="20"/>
+          <w:szCs w:val="20"/>
+        </w:rPr>
+        <w:t xml:space="preserve">Para ejecutar el aplicativo, es necesario contar con </w:t>
+      </w:r>
+      <w:r>
+        <w:rPr>
+          <w:rFonts w:ascii="Segoe UI Light" w:hAnsi="Segoe UI Light" w:cs="Segoe UI Light"/>
+          <w:sz w:val="20"/>
+          <w:szCs w:val="20"/>
+        </w:rPr>
+        <w:t>el</w:t>
+      </w:r>
+      <w:r>
+        <w:rPr>
+          <w:rFonts w:ascii="Segoe UI Light" w:hAnsi="Segoe UI Light" w:cs="Segoe UI Light"/>
+          <w:sz w:val="20"/>
+          <w:szCs w:val="20"/>
+        </w:rPr>
+        <w:t xml:space="preserve"> directorio principal</w:t>
+      </w:r>
+      <w:r>
+        <w:rPr>
+          <w:rFonts w:ascii="Segoe UI Light" w:hAnsi="Segoe UI Light" w:cs="Segoe UI Light"/>
+          <w:b/>
+          <w:bCs/>
+          <w:sz w:val="20"/>
+          <w:szCs w:val="20"/>
+        </w:rPr>
+        <w:t xml:space="preserve"> </w:t>
+      </w:r>
+      <w:r>
+        <w:rPr>
+          <w:rFonts w:ascii="Segoe UI Light" w:hAnsi="Segoe UI Light" w:cs="Segoe UI Light"/>
+          <w:i/>
+          <w:iCs/>
+          <w:sz w:val="20"/>
+          <w:szCs w:val="20"/>
+        </w:rPr>
+        <w:t>“</w:t>
+      </w:r>
+      <w:r>
+        <w:rPr>
+          <w:rFonts w:ascii="Segoe UI Light" w:hAnsi="Segoe UI Light" w:cs="Segoe UI Light"/>
+          <w:i/>
+          <w:iCs/>
+          <w:sz w:val="20"/>
+          <w:szCs w:val="20"/>
+        </w:rPr>
+        <w:t>validador-consistencias-rem</w:t>
+      </w:r>
+      <w:r>
+        <w:rPr>
+          <w:rFonts w:ascii="Segoe UI Light" w:hAnsi="Segoe UI Light" w:cs="Segoe UI Light"/>
+          <w:i/>
+          <w:iCs/>
+          <w:sz w:val="20"/>
+          <w:szCs w:val="20"/>
+        </w:rPr>
+        <w:t>”.</w:t>
+      </w:r>
+      <w:r>
+        <w:rPr>
+          <w:rFonts w:ascii="Segoe UI Light" w:hAnsi="Segoe UI Light" w:cs="Segoe UI Light"/>
+          <w:sz w:val="20"/>
+          <w:szCs w:val="20"/>
+        </w:rPr>
+        <w:t xml:space="preserve"> </w:t>
+      </w:r>
+    </w:p>
+    <w:p>
+      <w:pPr>
+        <w:rPr>
+          <w:rFonts w:ascii="Segoe UI Light" w:hAnsi="Segoe UI Light" w:cs="Segoe UI Light"/>
+          <w:sz w:val="20"/>
+          <w:szCs w:val="20"/>
+        </w:rPr>
+      </w:pPr>
+      <w:r>
+        <w:rPr>
+          <w:rFonts w:ascii="Segoe UI Light" w:hAnsi="Segoe UI Light" w:cs="Segoe UI Light"/>
+          <w:sz w:val="20"/>
+          <w:szCs w:val="20"/>
+        </w:rPr>
+        <w:t>Dentro de este directorio principal deben existir los siguientes elementos:</w:t>
+      </w:r>
+    </w:p>
+    <w:p>
+      <w:pPr>
+        <w:pStyle w:val="Prrafodelista"/>
+        <w:numPr>
+          <w:ilvl w:val="0"/>
+          <w:numId w:val="13"/>
+        </w:numPr>
+        <w:spacing w:after="160" w:line="278" w:lineRule="auto"/>
+        <w:rPr>
+          <w:rFonts w:ascii="Segoe UI Light" w:hAnsi="Segoe UI Light" w:cs="Segoe UI Light"/>
+          <w:sz w:val="20"/>
+          <w:szCs w:val="20"/>
+        </w:rPr>
+      </w:pPr>
+      <w:r>
+        <w:rPr>
+          <w:rFonts w:ascii="Segoe UI Light" w:hAnsi="Segoe UI Light" w:cs="Segoe UI Light"/>
+          <w:b/>
+          <w:bCs/>
+          <w:sz w:val="20"/>
+          <w:szCs w:val="20"/>
+        </w:rPr>
+        <w:t>Validador:</w:t>
+      </w:r>
+      <w:r>
+        <w:rPr>
+          <w:rFonts w:ascii="Segoe UI Light" w:hAnsi="Segoe UI Light" w:cs="Segoe UI Light"/>
+          <w:sz w:val="20"/>
+          <w:szCs w:val="20"/>
+        </w:rPr>
+        <w:t xml:space="preserve"> Directorio principal donde se ejecutará el aplicativo y se alojará toda la estructura necesaria para su funcionamiento.</w:t>
+      </w:r>
+    </w:p>
+    <w:p>
+      <w:pPr>
+        <w:pStyle w:val="Prrafodelista"/>
+        <w:numPr>
+          <w:ilvl w:val="0"/>
+          <w:numId w:val="13"/>
+        </w:numPr>
+        <w:spacing w:after="160" w:line="278" w:lineRule="auto"/>
+        <w:rPr>
+          <w:rFonts w:ascii="Segoe UI Light" w:hAnsi="Segoe UI Light" w:cs="Segoe UI Light"/>
+          <w:sz w:val="20"/>
+          <w:szCs w:val="20"/>
+        </w:rPr>
+      </w:pPr>
+      <w:r>
+        <w:rPr>
+          <w:rFonts w:ascii="Segoe UI Light" w:hAnsi="Segoe UI Light" w:cs="Segoe UI Light"/>
+          <w:b/>
+          <w:bCs/>
+          <w:sz w:val="20"/>
+          <w:szCs w:val="20"/>
+        </w:rPr>
+        <w:t>Control:</w:t>
+      </w:r>
+      <w:r>
+        <w:rPr>
+          <w:rFonts w:ascii="Segoe UI Light" w:hAnsi="Segoe UI Light" w:cs="Segoe UI Light"/>
+          <w:sz w:val="20"/>
+          <w:szCs w:val="20"/>
+        </w:rPr>
+        <w:t xml:space="preserve"> Subdirectorio que contiene los archivos de configuración esenciales para el funcionamiento del aplicativo. Incluye:</w:t>
+      </w:r>
+    </w:p>
+    <w:p>
+      <w:pPr>
+        <w:pStyle w:val="Prrafodelista"/>
+        <w:numPr>
+          <w:ilvl w:val="0"/>
+          <w:numId w:val="11"/>
+        </w:numPr>
+        <w:spacing w:after="160" w:line="278" w:lineRule="auto"/>
+        <w:rPr>
+          <w:rFonts w:ascii="Segoe UI Light" w:hAnsi="Segoe UI Light" w:cs="Segoe UI Light"/>
+          <w:b/>
+          <w:bCs/>
+          <w:sz w:val="20"/>
+          <w:szCs w:val="20"/>
+        </w:rPr>
+      </w:pPr>
+      <w:r>
+        <w:rPr>
+          <w:rFonts w:ascii="Segoe UI Light" w:hAnsi="Segoe UI Light" w:cs="Segoe UI Light"/>
+          <w:b/>
+          <w:bCs/>
+          <w:sz w:val="20"/>
+          <w:szCs w:val="20"/>
+        </w:rPr>
+        <w:t>alerta_fin.wav:</w:t>
+      </w:r>
+      <w:r>
+        <w:rPr>
+          <w:rFonts w:ascii="Segoe UI Light" w:hAnsi="Segoe UI Light" w:cs="Segoe UI Light"/>
+          <w:sz w:val="20"/>
+          <w:szCs w:val="20"/>
+        </w:rPr>
+        <w:t xml:space="preserve"> Archivo de sonido que indica la finalización del proceso.</w:t>
+      </w:r>
+    </w:p>
+    <w:p>
+      <w:pPr>
+        <w:pStyle w:val="Prrafodelista"/>
+        <w:numPr>
+          <w:ilvl w:val="0"/>
+          <w:numId w:val="11"/>
+        </w:numPr>
+        <w:spacing w:after="160" w:line="278" w:lineRule="auto"/>
+        <w:rPr>
+          <w:rFonts w:ascii="Segoe UI Light" w:hAnsi="Segoe UI Light" w:cs="Segoe UI Light"/>
+          <w:b/>
+          <w:bCs/>
+          <w:sz w:val="20"/>
+          <w:szCs w:val="20"/>
+        </w:rPr>
+      </w:pPr>
+      <w:r>
+        <w:rPr>
+          <w:rFonts w:ascii="Segoe UI Light" w:hAnsi="Segoe UI Light" w:cs="Segoe UI Light"/>
+          <w:b/>
+          <w:bCs/>
+          <w:sz w:val="20"/>
+          <w:szCs w:val="20"/>
+        </w:rPr>
+        <w:t>control.json:</w:t>
+      </w:r>
+      <w:r>
+        <w:rPr>
+          <w:rFonts w:ascii="Segoe UI Light" w:hAnsi="Segoe UI Light" w:cs="Segoe UI Light"/>
+          <w:sz w:val="20"/>
+          <w:szCs w:val="20"/>
+        </w:rPr>
+        <w:t xml:space="preserve"> Archivo que define las coordenadas específicas de cada REM, incluyendo secciones y series.</w:t>
+      </w:r>
+    </w:p>
+    <w:p>
+      <w:pPr>
+        <w:pStyle w:val="Prrafodelista"/>
+        <w:numPr>
+          <w:ilvl w:val="0"/>
+          <w:numId w:val="11"/>
+        </w:numPr>
+        <w:spacing w:after="160" w:line="278" w:lineRule="auto"/>
+        <w:rPr>
+          <w:rFonts w:ascii="Segoe UI Light" w:hAnsi="Segoe UI Light" w:cs="Segoe UI Light"/>
+          <w:b/>
+          <w:bCs/>
+          <w:sz w:val="20"/>
+          <w:szCs w:val="20"/>
+        </w:rPr>
+      </w:pPr>
+      <w:r>
+        <w:rPr>
+          <w:rFonts w:ascii="Segoe UI Light" w:hAnsi="Segoe UI Light" w:cs="Segoe UI Light"/>
+          <w:b/>
+          <w:bCs/>
+          <w:sz w:val="20"/>
+          <w:szCs w:val="20"/>
+        </w:rPr>
+        <w:t>control-versiones.json:</w:t>
+      </w:r>
+      <w:r>
+        <w:rPr>
+          <w:rFonts w:ascii="Segoe UI Light" w:hAnsi="Segoe UI Light" w:cs="Segoe UI Light"/>
+          <w:sz w:val="20"/>
+          <w:szCs w:val="20"/>
+        </w:rPr>
+        <w:t xml:space="preserve"> Archivo que contiene el detalle de las versiones correspondientes a cada serie del año en curso.</w:t>
+      </w:r>
+    </w:p>
+    <w:p>
+      <w:pPr>
+        <w:pStyle w:val="Prrafodelista"/>
+        <w:numPr>
+          <w:ilvl w:val="0"/>
+          <w:numId w:val="11"/>
+        </w:numPr>
+        <w:spacing w:after="160" w:line="278" w:lineRule="auto"/>
+        <w:rPr>
+          <w:rFonts w:ascii="Segoe UI Light" w:hAnsi="Segoe UI Light" w:cs="Segoe UI Light"/>
+          <w:sz w:val="20"/>
+          <w:szCs w:val="20"/>
+        </w:rPr>
+      </w:pPr>
+      <w:r>
+        <w:rPr>
+          <w:rFonts w:ascii="Segoe UI Light" w:hAnsi="Segoe UI Light" w:cs="Segoe UI Light"/>
+          <w:b/>
+          <w:bCs/>
+          <w:sz w:val="20"/>
+          <w:szCs w:val="20"/>
+        </w:rPr>
+        <w:t xml:space="preserve">establecimientos-deis-minsal.xlsx: </w:t>
+      </w:r>
+      <w:r>
+        <w:rPr>
+          <w:rFonts w:ascii="Segoe UI Light" w:hAnsi="Segoe UI Light" w:cs="Segoe UI Light"/>
+          <w:sz w:val="20"/>
+          <w:szCs w:val="20"/>
+        </w:rPr>
+        <w:t xml:space="preserve">Archivo con los datos oficiales de los establecimientos de salud del país. Estos datos son públicos y se obtienen desde el sitio oficial del DEIS del MINSAL, sección “DATOS ABIERTOS” “Establecimientos de Salud”.  </w:t>
+      </w:r>
+      <w:hyperlink r:id="rId10" w:history="1">
+        <w:r>
+          <w:rPr>
+            <w:rStyle w:val="Hipervnculo"/>
+            <w:rFonts w:ascii="Segoe UI Light" w:hAnsi="Segoe UI Light" w:cs="Segoe UI Light"/>
+            <w:sz w:val="20"/>
+            <w:szCs w:val="20"/>
+          </w:rPr>
+          <w:t>https://deis.minsal.cl/</w:t>
+        </w:r>
+      </w:hyperlink>
+      <w:r>
+        <w:rPr>
+          <w:rFonts w:ascii="Segoe UI Light" w:hAnsi="Segoe UI Light" w:cs="Segoe UI Light"/>
+          <w:sz w:val="20"/>
+          <w:szCs w:val="20"/>
+        </w:rPr>
+        <w:t xml:space="preserve">. </w:t>
+      </w:r>
+      <w:r>
+        <w:rPr>
+          <w:rFonts w:ascii="Segoe UI Light" w:hAnsi="Segoe UI Light" w:cs="Segoe UI Light"/>
+          <w:sz w:val="20"/>
+          <w:szCs w:val="20"/>
+        </w:rPr>
+        <w:lastRenderedPageBreak/>
+        <w:t>Además, contiene el consolidado de nombres “no oficiales” usados por cada establecimiento.</w:t>
+      </w:r>
+    </w:p>
+    <w:p>
+      <w:pPr>
+        <w:pStyle w:val="Prrafodelista"/>
+        <w:numPr>
+          <w:ilvl w:val="0"/>
+          <w:numId w:val="11"/>
+        </w:numPr>
+        <w:spacing w:after="160" w:line="278" w:lineRule="auto"/>
+        <w:rPr>
+          <w:rFonts w:ascii="Segoe UI Light" w:hAnsi="Segoe UI Light" w:cs="Segoe UI Light"/>
+          <w:sz w:val="20"/>
+          <w:szCs w:val="20"/>
+        </w:rPr>
+      </w:pPr>
+      <w:r>
+        <w:rPr>
+          <w:rFonts w:ascii="Segoe UI Light" w:hAnsi="Segoe UI Light" w:cs="Segoe UI Light"/>
+          <w:b/>
+          <w:bCs/>
+          <w:sz w:val="20"/>
+          <w:szCs w:val="20"/>
+        </w:rPr>
+        <w:t xml:space="preserve">control-consistencias.csv: </w:t>
+      </w:r>
+      <w:r>
+        <w:rPr>
+          <w:rFonts w:ascii="Segoe UI Light" w:hAnsi="Segoe UI Light" w:cs="Segoe UI Light"/>
+          <w:sz w:val="20"/>
+          <w:szCs w:val="20"/>
+        </w:rPr>
+        <w:t>Archivo de configuración que almacena las reglas de validación de consistencia entre los distintos REM. Define qué datos se comparan, cómo se obtienen los valores y qué condición lógica debe cumplirse para que la validación sea satisfactoria.</w:t>
+      </w:r>
+    </w:p>
+    <w:p>
+      <w:pPr>
+        <w:pStyle w:val="Prrafodelista"/>
+        <w:numPr>
+          <w:ilvl w:val="0"/>
+          <w:numId w:val="13"/>
+        </w:numPr>
+        <w:spacing w:after="160" w:line="278" w:lineRule="auto"/>
+        <w:rPr>
+          <w:rFonts w:ascii="Segoe UI Light" w:hAnsi="Segoe UI Light" w:cs="Segoe UI Light"/>
+          <w:i/>
+          <w:iCs/>
+          <w:sz w:val="20"/>
+          <w:szCs w:val="20"/>
+        </w:rPr>
+      </w:pPr>
+      <w:r>
+        <w:rPr>
+          <w:rFonts w:ascii="Segoe UI Light" w:hAnsi="Segoe UI Light" w:cs="Segoe UI Light"/>
+          <w:b/>
+          <w:bCs/>
+          <w:sz w:val="20"/>
+          <w:szCs w:val="20"/>
+        </w:rPr>
+        <w:t>rem:</w:t>
+      </w:r>
+      <w:r>
+        <w:rPr>
+          <w:rFonts w:ascii="Segoe UI Light" w:hAnsi="Segoe UI Light" w:cs="Segoe UI Light"/>
+          <w:sz w:val="20"/>
+          <w:szCs w:val="20"/>
+        </w:rPr>
+        <w:t xml:space="preserve"> Subdirectorio en el cual el usuario debe depositar los archivos REM que se desea validar y comparar. Los archivos deben seguir estrictamente el siguiente formato de nombre: “111100A01V1.xlsm”, </w:t>
+      </w:r>
+      <w:r>
+        <w:rPr>
+          <w:rFonts w:ascii="Segoe UI Light" w:hAnsi="Segoe UI Light" w:cs="Segoe UI Light"/>
+          <w:b/>
+          <w:bCs/>
+          <w:sz w:val="20"/>
+          <w:szCs w:val="20"/>
+        </w:rPr>
+        <w:t>Todo el nombre debe estar en mayúsculas</w:t>
+      </w:r>
+      <w:r>
+        <w:rPr>
+          <w:rFonts w:ascii="Segoe UI Light" w:hAnsi="Segoe UI Light" w:cs="Segoe UI Light"/>
+          <w:sz w:val="20"/>
+          <w:szCs w:val="20"/>
+        </w:rPr>
+        <w:t xml:space="preserve">, y su estructura se detalla en </w:t>
+      </w:r>
+      <w:r>
+        <w:rPr>
+          <w:rFonts w:ascii="Segoe UI Light" w:hAnsi="Segoe UI Light" w:cs="Segoe UI Light"/>
+          <w:i/>
+          <w:iCs/>
+          <w:sz w:val="20"/>
+          <w:szCs w:val="20"/>
+        </w:rPr>
+        <w:t>“Figura 2: Tabla desglose del nombre del archivo REM.”</w:t>
+      </w:r>
+    </w:p>
+    <w:p>
+      <w:pPr>
+        <w:pStyle w:val="Prrafodelista"/>
+        <w:numPr>
+          <w:ilvl w:val="0"/>
+          <w:numId w:val="13"/>
+        </w:numPr>
+        <w:spacing w:after="160" w:line="278" w:lineRule="auto"/>
+        <w:rPr>
+          <w:rFonts w:ascii="Segoe UI Light" w:hAnsi="Segoe UI Light" w:cs="Segoe UI Light"/>
+          <w:b/>
+          <w:bCs/>
+          <w:sz w:val="20"/>
+          <w:szCs w:val="20"/>
+        </w:rPr>
+      </w:pPr>
+      <w:r>
+        <w:rPr>
+          <w:rFonts w:ascii="Segoe UI Light" w:hAnsi="Segoe UI Light" w:cs="Segoe UI Light"/>
+          <w:b/>
+          <w:bCs/>
+          <w:sz w:val="20"/>
+          <w:szCs w:val="20"/>
+        </w:rPr>
+        <w:t>validador.exe:</w:t>
+      </w:r>
+      <w:r>
+        <w:rPr>
+          <w:rFonts w:ascii="Segoe UI Light" w:hAnsi="Segoe UI Light" w:cs="Segoe UI Light"/>
+          <w:sz w:val="20"/>
+          <w:szCs w:val="20"/>
+        </w:rPr>
+        <w:t xml:space="preserve"> Archivo ejecutable principal del aplicativo.</w:t>
       </w:r>
     </w:p>
     <w:p>
@@ -3670,20 +4056,20 @@
           <w:szCs w:val="20"/>
         </w:rPr>
       </w:pPr>
-      <w:bookmarkStart w:id="13" w:name="_Toc213764893"/>
+      <w:bookmarkStart w:id="18" w:name="_Toc213764893"/>
     </w:p>
     <w:p>
       <w:pPr>
         <w:pStyle w:val="Titulo"/>
       </w:pPr>
-      <w:bookmarkStart w:id="14" w:name="_Toc234403684"/>
-      <w:bookmarkStart w:id="15" w:name="_Toc234404044"/>
+      <w:bookmarkStart w:id="19" w:name="_Toc234403684"/>
+      <w:bookmarkStart w:id="20" w:name="_Toc234422429"/>
       <w:r>
         <w:t>EJECUCIÓN DEL APLICATIVO DE VALIDACIÓN REM: Inicio del Proceso</w:t>
       </w:r>
-      <w:bookmarkEnd w:id="13"/>
-      <w:bookmarkEnd w:id="14"/>
-      <w:bookmarkEnd w:id="15"/>
+      <w:bookmarkEnd w:id="18"/>
+      <w:bookmarkEnd w:id="19"/>
+      <w:bookmarkEnd w:id="20"/>
     </w:p>
     <w:p>
       <w:pPr>
@@ -3772,7 +4158,6 @@
           <w:sz w:val="20"/>
           <w:szCs w:val="20"/>
         </w:rPr>
-        <w:lastRenderedPageBreak/>
         <w:t>Una vez verificada la existencia y correcta organización de la estructura descrita en el apartado</w:t>
       </w:r>
       <w:r>
@@ -3881,6 +4266,7 @@
           <w:sz w:val="20"/>
           <w:szCs w:val="20"/>
         </w:rPr>
+        <w:lastRenderedPageBreak/>
         <w:t>Por ejemplo: 111783BM06V1-2025.xlsm</w:t>
       </w:r>
     </w:p>
@@ -4194,9 +4580,9 @@
           <w:rFonts w:cs="Segoe UI Light"/>
         </w:rPr>
       </w:pPr>
-      <w:bookmarkStart w:id="16" w:name="_Toc213764894"/>
-      <w:bookmarkStart w:id="17" w:name="_Toc234403685"/>
-      <w:bookmarkStart w:id="18" w:name="_Toc234404045"/>
+      <w:bookmarkStart w:id="21" w:name="_Toc213764894"/>
+      <w:bookmarkStart w:id="22" w:name="_Toc234403685"/>
+      <w:bookmarkStart w:id="23" w:name="_Toc234422430"/>
       <w:r>
         <w:rPr>
           <w:rFonts w:cs="Segoe UI Light"/>
@@ -4215,9 +4601,9 @@
         </w:rPr>
         <w:t>REM: Archivos de Salida</w:t>
       </w:r>
-      <w:bookmarkEnd w:id="16"/>
-      <w:bookmarkEnd w:id="17"/>
-      <w:bookmarkEnd w:id="18"/>
+      <w:bookmarkEnd w:id="21"/>
+      <w:bookmarkEnd w:id="22"/>
+      <w:bookmarkEnd w:id="23"/>
     </w:p>
     <w:p>
       <w:pPr>
@@ -4526,7 +4912,7 @@
         </w:rPr>
         <w:t>Figura 4: Directorio resultados.</w:t>
       </w:r>
-      <w:bookmarkStart w:id="19" w:name="_Hlk212213707"/>
+      <w:bookmarkStart w:id="24" w:name="_Hlk212213707"/>
     </w:p>
     <w:p>
       <w:pPr>
@@ -4545,7 +4931,8 @@
           <w:bCs w:val="0"/>
         </w:rPr>
       </w:pPr>
-      <w:bookmarkStart w:id="20" w:name="_Toc234404046"/>
+      <w:bookmarkStart w:id="25" w:name="_Toc234404046"/>
+      <w:bookmarkStart w:id="26" w:name="_Toc234422431"/>
       <w:r>
         <w:rPr>
           <w:b w:val="0"/>
@@ -4553,7 +4940,8 @@
         </w:rPr>
         <w:t>ESTRUCTURA REPORTE RESULTADOS-VALIDACIÓN.XLSX:</w:t>
       </w:r>
-      <w:bookmarkEnd w:id="20"/>
+      <w:bookmarkEnd w:id="25"/>
+      <w:bookmarkEnd w:id="26"/>
     </w:p>
     <w:p>
       <w:pPr>
@@ -4639,7 +5027,7 @@
         </w:rPr>
         <w:t>sta hoja contiene los archivos que han sido clasificados como inválidos</w:t>
       </w:r>
-      <w:ins w:id="21" w:author="Karina Stapfer Jara" w:date="2025-11-11T14:41:00Z" w16du:dateUtc="2025-11-11T17:41:00Z">
+      <w:ins w:id="27" w:author="Karina Stapfer Jara" w:date="2025-11-11T14:41:00Z" w16du:dateUtc="2025-11-11T17:41:00Z">
         <w:r>
           <w:rPr>
             <w:rFonts w:ascii="Segoe UI Light" w:hAnsi="Segoe UI Light" w:cs="Segoe UI Light"/>
@@ -4657,7 +5045,7 @@
         </w:rPr>
         <w:t xml:space="preserve"> por alguna de las siguientes razones:</w:t>
       </w:r>
-      <w:bookmarkEnd w:id="19"/>
+      <w:bookmarkEnd w:id="24"/>
     </w:p>
     <w:p>
       <w:pPr>
@@ -4865,7 +5253,7 @@
           <w:szCs w:val="20"/>
         </w:rPr>
       </w:pPr>
-      <w:ins w:id="22" w:author="Karina Stapfer Jara" w:date="2025-11-11T14:40:00Z" w16du:dateUtc="2025-11-11T17:40:00Z">
+      <w:ins w:id="28" w:author="Karina Stapfer Jara" w:date="2025-11-11T14:40:00Z" w16du:dateUtc="2025-11-11T17:40:00Z">
         <w:r>
           <w:rPr>
             <w:rFonts w:ascii="Segoe UI Light" w:hAnsi="Segoe UI Light" w:cs="Segoe UI Light"/>
@@ -5568,7 +5956,7 @@
           <w:vertAlign w:val="superscript"/>
         </w:rPr>
       </w:pPr>
-      <w:bookmarkStart w:id="23" w:name="_Hlk209431313"/>
+      <w:bookmarkStart w:id="29" w:name="_Hlk209431313"/>
       <w:r>
         <w:rPr>
           <w:noProof/>
@@ -5669,7 +6057,7 @@
         </w:rPr>
         <w:t>ortadas.</w:t>
       </w:r>
-      <w:bookmarkEnd w:id="23"/>
+      <w:bookmarkEnd w:id="29"/>
     </w:p>
     <w:p>
       <w:pPr>
@@ -6166,7 +6554,7 @@
         </w:rPr>
         <w:t xml:space="preserve"> En esta hoja de reporte se identifican todas las modificaciones detectadas en los valores entre </w:t>
       </w:r>
-      <w:del w:id="24" w:author="Karina Stapfer Jara" w:date="2025-11-11T14:44:00Z" w16du:dateUtc="2025-11-11T17:44:00Z">
+      <w:del w:id="30" w:author="Karina Stapfer Jara" w:date="2025-11-11T14:44:00Z" w16du:dateUtc="2025-11-11T17:44:00Z">
         <w:r>
           <w:rPr>
             <w:rFonts w:ascii="Segoe UI Light" w:hAnsi="Segoe UI Light" w:cs="Segoe UI Light"/>
@@ -6176,7 +6564,7 @@
           <w:delText>los archivos emparejados</w:delText>
         </w:r>
       </w:del>
-      <w:ins w:id="25" w:author="Karina Stapfer Jara" w:date="2025-11-11T14:44:00Z" w16du:dateUtc="2025-11-11T17:44:00Z">
+      <w:ins w:id="31" w:author="Karina Stapfer Jara" w:date="2025-11-11T14:44:00Z" w16du:dateUtc="2025-11-11T17:44:00Z">
         <w:r>
           <w:rPr>
             <w:rFonts w:ascii="Segoe UI Light" w:hAnsi="Segoe UI Light" w:cs="Segoe UI Light"/>
@@ -6186,7 +6574,7 @@
           <w:t>dos archivos,</w:t>
         </w:r>
       </w:ins>
-      <w:ins w:id="26" w:author="Karina Stapfer Jara" w:date="2025-11-11T14:45:00Z" w16du:dateUtc="2025-11-11T17:45:00Z">
+      <w:ins w:id="32" w:author="Karina Stapfer Jara" w:date="2025-11-11T14:45:00Z" w16du:dateUtc="2025-11-11T17:45:00Z">
         <w:r>
           <w:rPr>
             <w:rFonts w:ascii="Segoe UI Light" w:hAnsi="Segoe UI Light" w:cs="Segoe UI Light"/>
@@ -6196,7 +6584,7 @@
           <w:t xml:space="preserve"> es decir al comparar dos archivos de un </w:t>
         </w:r>
       </w:ins>
-      <w:ins w:id="27" w:author="Karina Stapfer Jara" w:date="2025-11-11T14:44:00Z" w16du:dateUtc="2025-11-11T17:44:00Z">
+      <w:ins w:id="33" w:author="Karina Stapfer Jara" w:date="2025-11-11T14:44:00Z" w16du:dateUtc="2025-11-11T17:44:00Z">
         <w:r>
           <w:rPr>
             <w:rFonts w:ascii="Segoe UI Light" w:hAnsi="Segoe UI Light" w:cs="Segoe UI Light"/>
@@ -6396,7 +6784,7 @@
           <w:bCs w:val="0"/>
         </w:rPr>
       </w:pPr>
-      <w:bookmarkStart w:id="28" w:name="_Toc234404047"/>
+      <w:bookmarkStart w:id="34" w:name="_Toc234422432"/>
       <w:r>
         <w:rPr>
           <w:b w:val="0"/>
@@ -6405,7 +6793,7 @@
         <w:lastRenderedPageBreak/>
         <w:t>ESTRUCTURA REPORTE ERRORES-CONSISTENCIAS-REM.XLSX:</w:t>
       </w:r>
-      <w:bookmarkEnd w:id="28"/>
+      <w:bookmarkEnd w:id="34"/>
     </w:p>
     <w:p>
       <w:pPr>
@@ -7145,7 +7533,7 @@
       <w:pPr>
         <w:spacing w:line="21" w:lineRule="atLeast"/>
         <w:rPr>
-          <w:ins w:id="29" w:author="Karina Stapfer Jara" w:date="2025-11-11T14:46:00Z" w16du:dateUtc="2025-11-11T17:46:00Z"/>
+          <w:ins w:id="35" w:author="Karina Stapfer Jara" w:date="2025-11-11T14:46:00Z" w16du:dateUtc="2025-11-11T17:46:00Z"/>
           <w:b/>
           <w:bCs/>
           <w:sz w:val="20"/>
@@ -7157,10 +7545,10 @@
       <w:pPr>
         <w:pStyle w:val="Titulo"/>
       </w:pPr>
-      <w:bookmarkStart w:id="30" w:name="_Toc213764895"/>
-      <w:bookmarkStart w:id="31" w:name="_Toc234403686"/>
-      <w:bookmarkStart w:id="32" w:name="_Toc234404048"/>
-      <w:ins w:id="33" w:author="Karina Stapfer Jara" w:date="2025-11-11T14:46:00Z" w16du:dateUtc="2025-11-11T17:46:00Z">
+      <w:bookmarkStart w:id="36" w:name="_Toc213764895"/>
+      <w:bookmarkStart w:id="37" w:name="_Toc234403686"/>
+      <w:bookmarkStart w:id="38" w:name="_Toc234422433"/>
+      <w:ins w:id="39" w:author="Karina Stapfer Jara" w:date="2025-11-11T14:46:00Z" w16du:dateUtc="2025-11-11T17:46:00Z">
         <w:r>
           <w:t>EJECUCIÓN DEL APLICATIVO DE VALIDA</w:t>
         </w:r>
@@ -7168,14 +7556,14 @@
       <w:r>
         <w:t>DOR CONSISTENCIAS</w:t>
       </w:r>
-      <w:ins w:id="34" w:author="Karina Stapfer Jara" w:date="2025-11-11T14:46:00Z" w16du:dateUtc="2025-11-11T17:46:00Z">
+      <w:ins w:id="40" w:author="Karina Stapfer Jara" w:date="2025-11-11T14:46:00Z" w16du:dateUtc="2025-11-11T17:46:00Z">
         <w:r>
           <w:t xml:space="preserve"> REM: Directorios y archivos de salida de configuración.</w:t>
         </w:r>
       </w:ins>
-      <w:bookmarkEnd w:id="30"/>
-      <w:bookmarkEnd w:id="31"/>
-      <w:bookmarkEnd w:id="32"/>
+      <w:bookmarkEnd w:id="36"/>
+      <w:bookmarkEnd w:id="37"/>
+      <w:bookmarkEnd w:id="38"/>
       <w:r>
         <w:t xml:space="preserve"> </w:t>
       </w:r>
@@ -7392,7 +7780,7 @@
         </w:rPr>
         <w:t>, si es que no existe previamente. En este directorio se depositan, por cada ejecución</w:t>
       </w:r>
-      <w:ins w:id="35" w:author="Karina Stapfer Jara" w:date="2025-11-11T14:47:00Z" w16du:dateUtc="2025-11-11T17:47:00Z">
+      <w:ins w:id="41" w:author="Karina Stapfer Jara" w:date="2025-11-11T14:47:00Z" w16du:dateUtc="2025-11-11T17:47:00Z">
         <w:r>
           <w:rPr>
             <w:rFonts w:ascii="Segoe UI Light" w:hAnsi="Segoe UI Light" w:cs="Segoe UI Light"/>
@@ -9224,6 +9612,95 @@
     </w:lvl>
   </w:abstractNum>
   <w:abstractNum w:abstractNumId="8" w15:restartNumberingAfterBreak="0">
+    <w:nsid w:val="327F02A0"/>
+    <w:multiLevelType w:val="hybridMultilevel"/>
+    <w:tmpl w:val="4AA28C04"/>
+    <w:lvl w:ilvl="0" w:tplc="340A000F">
+      <w:start w:val="1"/>
+      <w:numFmt w:val="decimal"/>
+      <w:lvlText w:val="%1."/>
+      <w:lvlJc w:val="left"/>
+      <w:pPr>
+        <w:ind w:left="720" w:hanging="360"/>
+      </w:pPr>
+      <w:rPr>
+        <w:rFonts w:hint="default"/>
+      </w:rPr>
+    </w:lvl>
+    <w:lvl w:ilvl="1" w:tplc="340A0019" w:tentative="1">
+      <w:start w:val="1"/>
+      <w:numFmt w:val="lowerLetter"/>
+      <w:lvlText w:val="%2."/>
+      <w:lvlJc w:val="left"/>
+      <w:pPr>
+        <w:ind w:left="1440" w:hanging="360"/>
+      </w:pPr>
+    </w:lvl>
+    <w:lvl w:ilvl="2" w:tplc="340A001B" w:tentative="1">
+      <w:start w:val="1"/>
+      <w:numFmt w:val="lowerRoman"/>
+      <w:lvlText w:val="%3."/>
+      <w:lvlJc w:val="right"/>
+      <w:pPr>
+        <w:ind w:left="2160" w:hanging="180"/>
+      </w:pPr>
+    </w:lvl>
+    <w:lvl w:ilvl="3" w:tplc="340A000F" w:tentative="1">
+      <w:start w:val="1"/>
+      <w:numFmt w:val="decimal"/>
+      <w:lvlText w:val="%4."/>
+      <w:lvlJc w:val="left"/>
+      <w:pPr>
+        <w:ind w:left="2880" w:hanging="360"/>
+      </w:pPr>
+    </w:lvl>
+    <w:lvl w:ilvl="4" w:tplc="340A0019" w:tentative="1">
+      <w:start w:val="1"/>
+      <w:numFmt w:val="lowerLetter"/>
+      <w:lvlText w:val="%5."/>
+      <w:lvlJc w:val="left"/>
+      <w:pPr>
+        <w:ind w:left="3600" w:hanging="360"/>
+      </w:pPr>
+    </w:lvl>
+    <w:lvl w:ilvl="5" w:tplc="340A001B" w:tentative="1">
+      <w:start w:val="1"/>
+      <w:numFmt w:val="lowerRoman"/>
+      <w:lvlText w:val="%6."/>
+      <w:lvlJc w:val="right"/>
+      <w:pPr>
+        <w:ind w:left="4320" w:hanging="180"/>
+      </w:pPr>
+    </w:lvl>
+    <w:lvl w:ilvl="6" w:tplc="340A000F" w:tentative="1">
+      <w:start w:val="1"/>
+      <w:numFmt w:val="decimal"/>
+      <w:lvlText w:val="%7."/>
+      <w:lvlJc w:val="left"/>
+      <w:pPr>
+        <w:ind w:left="5040" w:hanging="360"/>
+      </w:pPr>
+    </w:lvl>
+    <w:lvl w:ilvl="7" w:tplc="340A0019" w:tentative="1">
+      <w:start w:val="1"/>
+      <w:numFmt w:val="lowerLetter"/>
+      <w:lvlText w:val="%8."/>
+      <w:lvlJc w:val="left"/>
+      <w:pPr>
+        <w:ind w:left="5760" w:hanging="360"/>
+      </w:pPr>
+    </w:lvl>
+    <w:lvl w:ilvl="8" w:tplc="340A001B" w:tentative="1">
+      <w:start w:val="1"/>
+      <w:numFmt w:val="lowerRoman"/>
+      <w:lvlText w:val="%9."/>
+      <w:lvlJc w:val="right"/>
+      <w:pPr>
+        <w:ind w:left="6480" w:hanging="180"/>
+      </w:pPr>
+    </w:lvl>
+  </w:abstractNum>
+  <w:abstractNum w:abstractNumId="9" w15:restartNumberingAfterBreak="0">
     <w:nsid w:val="36132515"/>
     <w:multiLevelType w:val="hybridMultilevel"/>
     <w:tmpl w:val="87B83052"/>
@@ -9309,7 +9786,7 @@
       </w:pPr>
     </w:lvl>
   </w:abstractNum>
-  <w:abstractNum w:abstractNumId="9" w15:restartNumberingAfterBreak="0">
+  <w:abstractNum w:abstractNumId="10" w15:restartNumberingAfterBreak="0">
     <w:nsid w:val="388D49CA"/>
     <w:multiLevelType w:val="hybridMultilevel"/>
     <w:tmpl w:val="5748F8EC"/>
@@ -9401,7 +9878,7 @@
       </w:pPr>
     </w:lvl>
   </w:abstractNum>
-  <w:abstractNum w:abstractNumId="10" w15:restartNumberingAfterBreak="0">
+  <w:abstractNum w:abstractNumId="11" w15:restartNumberingAfterBreak="0">
     <w:nsid w:val="39C60ED5"/>
     <w:multiLevelType w:val="hybridMultilevel"/>
     <w:tmpl w:val="46C6A066"/>
@@ -9514,7 +9991,7 @@
       </w:rPr>
     </w:lvl>
   </w:abstractNum>
-  <w:abstractNum w:abstractNumId="11" w15:restartNumberingAfterBreak="0">
+  <w:abstractNum w:abstractNumId="12" w15:restartNumberingAfterBreak="0">
     <w:nsid w:val="3C762814"/>
     <w:multiLevelType w:val="hybridMultilevel"/>
     <w:tmpl w:val="7D2A3262"/>
@@ -9600,7 +10077,7 @@
       </w:pPr>
     </w:lvl>
   </w:abstractNum>
-  <w:abstractNum w:abstractNumId="12" w15:restartNumberingAfterBreak="0">
+  <w:abstractNum w:abstractNumId="13" w15:restartNumberingAfterBreak="0">
     <w:nsid w:val="4D086102"/>
     <w:multiLevelType w:val="multilevel"/>
     <w:tmpl w:val="91F85F5C"/>
@@ -9749,7 +10226,7 @@
       </w:rPr>
     </w:lvl>
   </w:abstractNum>
-  <w:abstractNum w:abstractNumId="13" w15:restartNumberingAfterBreak="0">
+  <w:abstractNum w:abstractNumId="14" w15:restartNumberingAfterBreak="0">
     <w:nsid w:val="51950F8E"/>
     <w:multiLevelType w:val="hybridMultilevel"/>
     <w:tmpl w:val="AA8C680A"/>
@@ -9862,7 +10339,7 @@
       </w:rPr>
     </w:lvl>
   </w:abstractNum>
-  <w:abstractNum w:abstractNumId="14" w15:restartNumberingAfterBreak="0">
+  <w:abstractNum w:abstractNumId="15" w15:restartNumberingAfterBreak="0">
     <w:nsid w:val="59857E83"/>
     <w:multiLevelType w:val="hybridMultilevel"/>
     <w:tmpl w:val="D534B286"/>
@@ -9951,7 +10428,7 @@
       </w:pPr>
     </w:lvl>
   </w:abstractNum>
-  <w:abstractNum w:abstractNumId="15" w15:restartNumberingAfterBreak="0">
+  <w:abstractNum w:abstractNumId="16" w15:restartNumberingAfterBreak="0">
     <w:nsid w:val="6F567614"/>
     <w:multiLevelType w:val="hybridMultilevel"/>
     <w:tmpl w:val="12E6668C"/>
@@ -10064,7 +10541,7 @@
       </w:rPr>
     </w:lvl>
   </w:abstractNum>
-  <w:abstractNum w:abstractNumId="16" w15:restartNumberingAfterBreak="0">
+  <w:abstractNum w:abstractNumId="17" w15:restartNumberingAfterBreak="0">
     <w:nsid w:val="73D90A6A"/>
     <w:multiLevelType w:val="hybridMultilevel"/>
     <w:tmpl w:val="2E12F838"/>
@@ -10177,7 +10654,7 @@
       </w:rPr>
     </w:lvl>
   </w:abstractNum>
-  <w:abstractNum w:abstractNumId="17" w15:restartNumberingAfterBreak="0">
+  <w:abstractNum w:abstractNumId="18" w15:restartNumberingAfterBreak="0">
     <w:nsid w:val="7A4B56FA"/>
     <w:multiLevelType w:val="hybridMultilevel"/>
     <w:tmpl w:val="1AE4EFE0"/>
@@ -10266,7 +10743,7 @@
       </w:pPr>
     </w:lvl>
   </w:abstractNum>
-  <w:abstractNum w:abstractNumId="18" w15:restartNumberingAfterBreak="0">
+  <w:abstractNum w:abstractNumId="19" w15:restartNumberingAfterBreak="0">
     <w:nsid w:val="7DC829CF"/>
     <w:multiLevelType w:val="hybridMultilevel"/>
     <w:tmpl w:val="C228EF84"/>
@@ -10385,34 +10862,34 @@
     <w:abstractNumId w:val="7"/>
   </w:num>
   <w:num w:numId="3" w16cid:durableId="1904873504">
-    <w:abstractNumId w:val="13"/>
+    <w:abstractNumId w:val="14"/>
   </w:num>
   <w:num w:numId="4" w16cid:durableId="1047223193">
-    <w:abstractNumId w:val="11"/>
+    <w:abstractNumId w:val="12"/>
   </w:num>
   <w:num w:numId="5" w16cid:durableId="1181316407">
     <w:abstractNumId w:val="1"/>
   </w:num>
   <w:num w:numId="6" w16cid:durableId="1502507256">
-    <w:abstractNumId w:val="8"/>
+    <w:abstractNumId w:val="9"/>
   </w:num>
   <w:num w:numId="7" w16cid:durableId="1921670682">
-    <w:abstractNumId w:val="17"/>
+    <w:abstractNumId w:val="18"/>
   </w:num>
   <w:num w:numId="8" w16cid:durableId="549194167">
     <w:abstractNumId w:val="0"/>
   </w:num>
   <w:num w:numId="9" w16cid:durableId="587619294">
+    <w:abstractNumId w:val="17"/>
+  </w:num>
+  <w:num w:numId="10" w16cid:durableId="900293374">
     <w:abstractNumId w:val="16"/>
   </w:num>
-  <w:num w:numId="10" w16cid:durableId="900293374">
-    <w:abstractNumId w:val="15"/>
-  </w:num>
   <w:num w:numId="11" w16cid:durableId="2123070432">
-    <w:abstractNumId w:val="10"/>
+    <w:abstractNumId w:val="11"/>
   </w:num>
   <w:num w:numId="12" w16cid:durableId="1897621082">
-    <w:abstractNumId w:val="14"/>
+    <w:abstractNumId w:val="15"/>
   </w:num>
   <w:num w:numId="13" w16cid:durableId="1828202708">
     <w:abstractNumId w:val="2"/>
@@ -10421,19 +10898,22 @@
     <w:abstractNumId w:val="5"/>
   </w:num>
   <w:num w:numId="15" w16cid:durableId="1611206136">
-    <w:abstractNumId w:val="9"/>
+    <w:abstractNumId w:val="10"/>
   </w:num>
   <w:num w:numId="16" w16cid:durableId="230653257">
     <w:abstractNumId w:val="6"/>
   </w:num>
   <w:num w:numId="17" w16cid:durableId="1666934385">
-    <w:abstractNumId w:val="12"/>
+    <w:abstractNumId w:val="13"/>
   </w:num>
   <w:num w:numId="18" w16cid:durableId="2048337778">
-    <w:abstractNumId w:val="18"/>
+    <w:abstractNumId w:val="19"/>
   </w:num>
   <w:num w:numId="19" w16cid:durableId="125465586">
     <w:abstractNumId w:val="3"/>
+  </w:num>
+  <w:num w:numId="20" w16cid:durableId="691032690">
+    <w:abstractNumId w:val="8"/>
   </w:num>
   <w:numIdMacAtCleanup w:val="3"/>
 </w:numbering>
@@ -12010,8 +12490,10 @@
     <w:rsid w:val="00472E08"/>
     <w:rsid w:val="00493544"/>
     <w:rsid w:val="004B7878"/>
+    <w:rsid w:val="004C58F9"/>
     <w:rsid w:val="004C6224"/>
     <w:rsid w:val="005204C8"/>
+    <w:rsid w:val="00526BE4"/>
     <w:rsid w:val="00527932"/>
     <w:rsid w:val="00535C9E"/>
     <w:rsid w:val="005511E2"/>
